--- a/documentation/cki-micro-serive-orchestrator-flow.docx
+++ b/documentation/cki-micro-serive-orchestrator-flow.docx
@@ -70,7 +70,21 @@
           <w:rFonts w:ascii="Google Sans" w:eastAsia="Google Sans" w:hAnsi="Google Sans" w:cs="Google Sans"/>
           <w:color w:val="1F1F1F"/>
         </w:rPr>
-        <w:t xml:space="preserve"> mechanism. This setup highlights how dynamic attributes are handled and how services remain decoupled through events.</w:t>
+        <w:t xml:space="preserve"> </w:t>
+      </w:r>
+      <w:r>
+        <w:rPr>
+          <w:rFonts w:ascii="Google Sans" w:eastAsia="Google Sans" w:hAnsi="Google Sans" w:cs="Google Sans"/>
+          <w:color w:val="1F1F1F"/>
+        </w:rPr>
+        <w:t>mechanism (KAFKA OR RABITMQ for production)</w:t>
+      </w:r>
+      <w:r>
+        <w:rPr>
+          <w:rFonts w:ascii="Google Sans" w:eastAsia="Google Sans" w:hAnsi="Google Sans" w:cs="Google Sans"/>
+          <w:color w:val="1F1F1F"/>
+        </w:rPr>
+        <w:t>. This setup highlights how dynamic attributes are handled and how services remain decoupled through events.</w:t>
       </w:r>
     </w:p>
     <w:p>
@@ -1168,6 +1182,7 @@
           <w:rFonts w:ascii="Google Sans" w:eastAsia="Google Sans" w:hAnsi="Google Sans" w:cs="Google Sans"/>
           <w:color w:val="1F1F1F"/>
         </w:rPr>
+        <w:lastRenderedPageBreak/>
         <w:t>2. Microservice Implementation</w:t>
       </w:r>
     </w:p>
@@ -1185,7 +1200,6 @@
           <w:rFonts w:ascii="Google Sans" w:eastAsia="Google Sans" w:hAnsi="Google Sans" w:cs="Google Sans"/>
           <w:color w:val="1F1F1F"/>
         </w:rPr>
-        <w:lastRenderedPageBreak/>
         <w:t>A. Sales Service (Order Management)</w:t>
       </w:r>
     </w:p>
@@ -2267,6 +2281,7 @@
           <w:color w:val="444746"/>
           <w:shd w:val="clear" w:color="auto" w:fill="F0F4F9"/>
         </w:rPr>
+        <w:lastRenderedPageBreak/>
         <w:t>JavaScript</w:t>
       </w:r>
     </w:p>
@@ -3519,6 +3534,14 @@
           <w:shd w:val="clear" w:color="auto" w:fill="F0F4F9"/>
         </w:rPr>
         <w:br/>
+      </w:r>
+      <w:r>
+        <w:rPr>
+          <w:rFonts w:ascii="Google Sans" w:eastAsia="Google Sans" w:hAnsi="Google Sans" w:cs="Google Sans"/>
+          <w:color w:val="1F1F1F"/>
+          <w:shd w:val="clear" w:color="auto" w:fill="F0F4F9"/>
+        </w:rPr>
+        <w:lastRenderedPageBreak/>
         <w:t xml:space="preserve">  </w:t>
       </w:r>
       <w:r>
@@ -3557,14 +3580,6 @@
           <w:shd w:val="clear" w:color="auto" w:fill="F0F4F9"/>
         </w:rPr>
         <w:br/>
-      </w:r>
-      <w:r>
-        <w:rPr>
-          <w:rFonts w:ascii="Google Sans" w:eastAsia="Google Sans" w:hAnsi="Google Sans" w:cs="Google Sans"/>
-          <w:color w:val="1F1F1F"/>
-          <w:shd w:val="clear" w:color="auto" w:fill="F0F4F9"/>
-        </w:rPr>
-        <w:lastRenderedPageBreak/>
         <w:t>});</w:t>
       </w:r>
       <w:r>
@@ -4340,6 +4355,2397 @@
         </w:rPr>
         <w:t xml:space="preserve"> </w:t>
       </w:r>
+    </w:p>
+    <w:p>
+      <w:pPr>
+        <w:pBdr>
+          <w:top w:val="nil"/>
+          <w:left w:val="nil"/>
+          <w:bottom w:val="nil"/>
+          <w:right w:val="nil"/>
+          <w:between w:val="nil"/>
+        </w:pBdr>
+        <w:spacing w:before="240" w:after="150" w:line="275" w:lineRule="auto"/>
+        <w:rPr>
+          <w:rFonts w:ascii="Google Sans" w:eastAsia="Google Sans" w:hAnsi="Google Sans" w:cs="Google Sans"/>
+          <w:b/>
+          <w:bCs/>
+          <w:color w:val="1F1F1F"/>
+        </w:rPr>
+      </w:pPr>
+    </w:p>
+    <w:p>
+      <w:pPr>
+        <w:pBdr>
+          <w:top w:val="nil"/>
+          <w:left w:val="nil"/>
+          <w:bottom w:val="nil"/>
+          <w:right w:val="nil"/>
+          <w:between w:val="nil"/>
+        </w:pBdr>
+        <w:spacing w:before="240" w:after="150" w:line="275" w:lineRule="auto"/>
+        <w:rPr>
+          <w:rFonts w:ascii="Google Sans" w:eastAsia="Google Sans" w:hAnsi="Google Sans" w:cs="Google Sans"/>
+          <w:b/>
+          <w:bCs/>
+          <w:color w:val="1F1F1F"/>
+        </w:rPr>
+      </w:pPr>
+    </w:p>
+    <w:p>
+      <w:pPr>
+        <w:pBdr>
+          <w:top w:val="nil"/>
+          <w:left w:val="nil"/>
+          <w:bottom w:val="nil"/>
+          <w:right w:val="nil"/>
+          <w:between w:val="nil"/>
+        </w:pBdr>
+        <w:spacing w:before="240" w:after="150" w:line="275" w:lineRule="auto"/>
+        <w:rPr>
+          <w:rFonts w:ascii="Google Sans" w:eastAsia="Google Sans" w:hAnsi="Google Sans" w:cs="Google Sans"/>
+          <w:b/>
+          <w:bCs/>
+          <w:color w:val="1F1F1F"/>
+        </w:rPr>
+      </w:pPr>
+    </w:p>
+    <w:p>
+      <w:pPr>
+        <w:pBdr>
+          <w:top w:val="nil"/>
+          <w:left w:val="nil"/>
+          <w:bottom w:val="nil"/>
+          <w:right w:val="nil"/>
+          <w:between w:val="nil"/>
+        </w:pBdr>
+        <w:spacing w:before="240" w:after="150" w:line="275" w:lineRule="auto"/>
+        <w:rPr>
+          <w:rFonts w:ascii="Google Sans" w:eastAsia="Google Sans" w:hAnsi="Google Sans" w:cs="Google Sans"/>
+          <w:b/>
+          <w:bCs/>
+          <w:color w:val="1F1F1F"/>
+        </w:rPr>
+      </w:pPr>
+      <w:r>
+        <w:rPr>
+          <w:rFonts w:ascii="Google Sans" w:eastAsia="Google Sans" w:hAnsi="Google Sans" w:cs="Google Sans"/>
+          <w:b/>
+          <w:bCs/>
+          <w:color w:val="1F1F1F"/>
+        </w:rPr>
+        <w:t xml:space="preserve">The </w:t>
+      </w:r>
+      <w:r>
+        <w:rPr>
+          <w:rFonts w:ascii="Google Sans" w:eastAsia="Google Sans" w:hAnsi="Google Sans" w:cs="Google Sans"/>
+          <w:b/>
+          <w:bCs/>
+          <w:color w:val="1F1F1F"/>
+        </w:rPr>
+        <w:t xml:space="preserve">SAGA </w:t>
+      </w:r>
+      <w:r>
+        <w:rPr>
+          <w:rFonts w:ascii="Google Sans" w:eastAsia="Google Sans" w:hAnsi="Google Sans" w:cs="Google Sans"/>
+          <w:b/>
+          <w:bCs/>
+          <w:color w:val="1F1F1F"/>
+        </w:rPr>
+        <w:t xml:space="preserve">Strategy: Choreography </w:t>
+      </w:r>
+    </w:p>
+    <w:p>
+      <w:pPr>
+        <w:pBdr>
+          <w:top w:val="nil"/>
+          <w:left w:val="nil"/>
+          <w:bottom w:val="nil"/>
+          <w:right w:val="nil"/>
+          <w:between w:val="nil"/>
+        </w:pBdr>
+        <w:spacing w:before="240" w:after="150" w:line="275" w:lineRule="auto"/>
+        <w:rPr>
+          <w:rFonts w:ascii="Google Sans" w:eastAsia="Google Sans" w:hAnsi="Google Sans" w:cs="Google Sans"/>
+          <w:b/>
+          <w:bCs/>
+          <w:color w:val="1F1F1F"/>
+        </w:rPr>
+      </w:pPr>
+      <w:r>
+        <w:rPr>
+          <w:rFonts w:ascii="Google Sans" w:eastAsia="Google Sans" w:hAnsi="Google Sans" w:cs="Google Sans"/>
+          <w:color w:val="1F1F1F"/>
+        </w:rPr>
+        <w:t>In this model, each service not only listens for success events but also listens for Compensating Events (the "undo" commands) to ensure data consistency across your MongoDB instances.</w:t>
+      </w:r>
+    </w:p>
+    <w:p>
+      <w:pPr>
+        <w:pBdr>
+          <w:top w:val="nil"/>
+          <w:left w:val="nil"/>
+          <w:bottom w:val="nil"/>
+          <w:right w:val="nil"/>
+          <w:between w:val="nil"/>
+        </w:pBdr>
+        <w:spacing w:before="240" w:after="150" w:line="275" w:lineRule="auto"/>
+        <w:rPr>
+          <w:rFonts w:ascii="Google Sans" w:eastAsia="Google Sans" w:hAnsi="Google Sans" w:cs="Google Sans"/>
+          <w:color w:val="1F1F1F"/>
+        </w:rPr>
+      </w:pPr>
+      <w:r>
+        <w:rPr>
+          <w:rFonts w:ascii="Google Sans" w:eastAsia="Google Sans" w:hAnsi="Google Sans" w:cs="Google Sans"/>
+          <w:color w:val="1F1F1F"/>
+        </w:rPr>
+        <w:t xml:space="preserve">Since </w:t>
+      </w:r>
+      <w:r>
+        <w:rPr>
+          <w:rFonts w:ascii="Google Sans" w:eastAsia="Google Sans" w:hAnsi="Google Sans" w:cs="Google Sans"/>
+          <w:color w:val="1F1F1F"/>
+        </w:rPr>
+        <w:t>we</w:t>
+      </w:r>
+      <w:r>
+        <w:rPr>
+          <w:rFonts w:ascii="Google Sans" w:eastAsia="Google Sans" w:hAnsi="Google Sans" w:cs="Google Sans"/>
+          <w:color w:val="1F1F1F"/>
+        </w:rPr>
+        <w:t xml:space="preserve"> are already using a Redis-based Pub/Sub mechanism, </w:t>
+      </w:r>
+      <w:r>
+        <w:rPr>
+          <w:rFonts w:ascii="Google Sans" w:eastAsia="Google Sans" w:hAnsi="Google Sans" w:cs="Google Sans"/>
+          <w:b/>
+          <w:bCs/>
+          <w:color w:val="1F1F1F"/>
+        </w:rPr>
+        <w:t>Choreography</w:t>
+      </w:r>
+      <w:r>
+        <w:rPr>
+          <w:rFonts w:ascii="Google Sans" w:eastAsia="Google Sans" w:hAnsi="Google Sans" w:cs="Google Sans"/>
+          <w:color w:val="1F1F1F"/>
+        </w:rPr>
+        <w:t xml:space="preserve"> is the most natural fit. Instead of a central manager, each service knows how to "undo" its local transaction if a downstream service fails.</w:t>
+      </w:r>
+    </w:p>
+    <w:p>
+      <w:pPr>
+        <w:pBdr>
+          <w:top w:val="nil"/>
+          <w:left w:val="nil"/>
+          <w:bottom w:val="nil"/>
+          <w:right w:val="nil"/>
+          <w:between w:val="nil"/>
+        </w:pBdr>
+        <w:spacing w:before="240" w:after="150" w:line="275" w:lineRule="auto"/>
+        <w:rPr>
+          <w:rFonts w:ascii="Google Sans" w:eastAsia="Google Sans" w:hAnsi="Google Sans" w:cs="Google Sans"/>
+          <w:b/>
+          <w:bCs/>
+          <w:color w:val="1F1F1F"/>
+        </w:rPr>
+      </w:pPr>
+      <w:r>
+        <w:rPr>
+          <w:rFonts w:ascii="Google Sans" w:eastAsia="Google Sans" w:hAnsi="Google Sans" w:cs="Google Sans"/>
+          <w:b/>
+          <w:bCs/>
+          <w:color w:val="1F1F1F"/>
+        </w:rPr>
+        <w:t>The "Undo" (Compensating) Logic:</w:t>
+      </w:r>
+    </w:p>
+    <w:p>
+      <w:pPr>
+        <w:numPr>
+          <w:ilvl w:val="0"/>
+          <w:numId w:val="8"/>
+        </w:numPr>
+        <w:pBdr>
+          <w:top w:val="nil"/>
+          <w:left w:val="nil"/>
+          <w:bottom w:val="nil"/>
+          <w:right w:val="nil"/>
+          <w:between w:val="nil"/>
+        </w:pBdr>
+        <w:spacing w:before="240" w:after="150" w:line="275" w:lineRule="auto"/>
+        <w:rPr>
+          <w:rFonts w:ascii="Google Sans" w:eastAsia="Google Sans" w:hAnsi="Google Sans" w:cs="Google Sans"/>
+          <w:color w:val="1F1F1F"/>
+        </w:rPr>
+      </w:pPr>
+      <w:r>
+        <w:rPr>
+          <w:rFonts w:ascii="Google Sans" w:eastAsia="Google Sans" w:hAnsi="Google Sans" w:cs="Google Sans"/>
+          <w:b/>
+          <w:bCs/>
+          <w:color w:val="1F1F1F"/>
+        </w:rPr>
+        <w:t>Sales Service:</w:t>
+      </w:r>
+      <w:r>
+        <w:rPr>
+          <w:rFonts w:ascii="Google Sans" w:eastAsia="Google Sans" w:hAnsi="Google Sans" w:cs="Google Sans"/>
+          <w:color w:val="1F1F1F"/>
+        </w:rPr>
+        <w:t xml:space="preserve"> If inventory fails, mark the Order as REJECTED.</w:t>
+      </w:r>
+    </w:p>
+    <w:p>
+      <w:pPr>
+        <w:numPr>
+          <w:ilvl w:val="0"/>
+          <w:numId w:val="8"/>
+        </w:numPr>
+        <w:pBdr>
+          <w:top w:val="nil"/>
+          <w:left w:val="nil"/>
+          <w:bottom w:val="nil"/>
+          <w:right w:val="nil"/>
+          <w:between w:val="nil"/>
+        </w:pBdr>
+        <w:spacing w:before="240" w:after="150" w:line="275" w:lineRule="auto"/>
+        <w:rPr>
+          <w:rFonts w:ascii="Google Sans" w:eastAsia="Google Sans" w:hAnsi="Google Sans" w:cs="Google Sans"/>
+          <w:color w:val="1F1F1F"/>
+        </w:rPr>
+      </w:pPr>
+      <w:r>
+        <w:rPr>
+          <w:rFonts w:ascii="Google Sans" w:eastAsia="Google Sans" w:hAnsi="Google Sans" w:cs="Google Sans"/>
+          <w:b/>
+          <w:bCs/>
+          <w:color w:val="1F1F1F"/>
+        </w:rPr>
+        <w:t>Inventory Service:</w:t>
+      </w:r>
+      <w:r>
+        <w:rPr>
+          <w:rFonts w:ascii="Google Sans" w:eastAsia="Google Sans" w:hAnsi="Google Sans" w:cs="Google Sans"/>
+          <w:color w:val="1F1F1F"/>
+        </w:rPr>
+        <w:t xml:space="preserve"> If QC or Billing fails, release the "Reserved" stock back to "Free".</w:t>
+      </w:r>
+    </w:p>
+    <w:p>
+      <w:pPr>
+        <w:pBdr>
+          <w:top w:val="nil"/>
+          <w:left w:val="nil"/>
+          <w:bottom w:val="nil"/>
+          <w:right w:val="nil"/>
+          <w:between w:val="nil"/>
+        </w:pBdr>
+        <w:spacing w:before="240" w:after="150" w:line="275" w:lineRule="auto"/>
+        <w:rPr>
+          <w:rFonts w:ascii="Google Sans" w:eastAsia="Google Sans" w:hAnsi="Google Sans" w:cs="Google Sans"/>
+          <w:b/>
+          <w:bCs/>
+          <w:color w:val="1F1F1F"/>
+        </w:rPr>
+      </w:pPr>
+      <w:r>
+        <w:rPr>
+          <w:rFonts w:ascii="Google Sans" w:eastAsia="Google Sans" w:hAnsi="Google Sans" w:cs="Google Sans"/>
+          <w:b/>
+          <w:bCs/>
+          <w:color w:val="1F1F1F"/>
+        </w:rPr>
+        <w:pict w14:anchorId="40970EA0">
+          <v:rect id="_x0000_i1088" style="width:468pt;height:1pt" o:hralign="center" o:hrstd="t" o:hr="t" fillcolor="#a0a0a0" stroked="f"/>
+        </w:pict>
+      </w:r>
+    </w:p>
+    <w:p>
+      <w:pPr>
+        <w:pBdr>
+          <w:top w:val="nil"/>
+          <w:left w:val="nil"/>
+          <w:bottom w:val="nil"/>
+          <w:right w:val="nil"/>
+          <w:between w:val="nil"/>
+        </w:pBdr>
+        <w:spacing w:before="240" w:after="150" w:line="275" w:lineRule="auto"/>
+        <w:rPr>
+          <w:rFonts w:ascii="Google Sans" w:eastAsia="Google Sans" w:hAnsi="Google Sans" w:cs="Google Sans"/>
+          <w:b/>
+          <w:bCs/>
+          <w:color w:val="1F1F1F"/>
+        </w:rPr>
+      </w:pPr>
+      <w:r>
+        <w:rPr>
+          <w:rFonts w:ascii="Google Sans" w:eastAsia="Google Sans" w:hAnsi="Google Sans" w:cs="Google Sans"/>
+          <w:b/>
+          <w:bCs/>
+          <w:color w:val="1F1F1F"/>
+        </w:rPr>
+        <w:t>A. Sales Service (With Compensation)</w:t>
+      </w:r>
+    </w:p>
+    <w:p>
+      <w:pPr>
+        <w:pBdr>
+          <w:top w:val="nil"/>
+          <w:left w:val="nil"/>
+          <w:bottom w:val="nil"/>
+          <w:right w:val="nil"/>
+          <w:between w:val="nil"/>
+        </w:pBdr>
+        <w:spacing w:before="240" w:after="150" w:line="275" w:lineRule="auto"/>
+        <w:rPr>
+          <w:rFonts w:ascii="Google Sans" w:eastAsia="Google Sans" w:hAnsi="Google Sans" w:cs="Google Sans"/>
+          <w:color w:val="1F1F1F"/>
+        </w:rPr>
+      </w:pPr>
+      <w:r>
+        <w:rPr>
+          <w:rFonts w:ascii="Google Sans" w:eastAsia="Google Sans" w:hAnsi="Google Sans" w:cs="Google Sans"/>
+          <w:color w:val="1F1F1F"/>
+        </w:rPr>
+        <w:t>We add a listener for ORDER_COMPENSATION_REQUIRED. If the inventory cannot be locked, we roll back the order status.</w:t>
+      </w:r>
+    </w:p>
+    <w:p>
+      <w:pPr>
+        <w:pBdr>
+          <w:top w:val="nil"/>
+          <w:left w:val="nil"/>
+          <w:bottom w:val="nil"/>
+          <w:right w:val="nil"/>
+          <w:between w:val="nil"/>
+        </w:pBdr>
+        <w:spacing w:before="240" w:after="150" w:line="275" w:lineRule="auto"/>
+        <w:rPr>
+          <w:rFonts w:ascii="Google Sans" w:eastAsia="Google Sans" w:hAnsi="Google Sans" w:cs="Google Sans"/>
+          <w:color w:val="1F1F1F"/>
+        </w:rPr>
+      </w:pPr>
+      <w:r>
+        <w:rPr>
+          <w:rFonts w:ascii="Google Sans" w:eastAsia="Google Sans" w:hAnsi="Google Sans" w:cs="Google Sans"/>
+          <w:color w:val="1F1F1F"/>
+        </w:rPr>
+        <w:t>JavaScript</w:t>
+      </w:r>
+    </w:p>
+    <w:p>
+      <w:pPr>
+        <w:pBdr>
+          <w:top w:val="nil"/>
+          <w:left w:val="nil"/>
+          <w:bottom w:val="nil"/>
+          <w:right w:val="nil"/>
+          <w:between w:val="nil"/>
+        </w:pBdr>
+        <w:spacing w:before="240" w:after="150" w:line="275" w:lineRule="auto"/>
+        <w:rPr>
+          <w:rFonts w:ascii="Google Sans" w:eastAsia="Google Sans" w:hAnsi="Google Sans" w:cs="Google Sans"/>
+          <w:color w:val="5F6368"/>
+          <w:sz w:val="20"/>
+          <w:szCs w:val="20"/>
+          <w:shd w:val="clear" w:color="auto" w:fill="F0F4F9"/>
+        </w:rPr>
+      </w:pPr>
+      <w:r>
+        <w:rPr>
+          <w:rFonts w:ascii="Google Sans" w:eastAsia="Google Sans" w:hAnsi="Google Sans" w:cs="Google Sans"/>
+          <w:color w:val="5F6368"/>
+          <w:sz w:val="20"/>
+          <w:szCs w:val="20"/>
+          <w:shd w:val="clear" w:color="auto" w:fill="F0F4F9"/>
+        </w:rPr>
+        <w:t>// services/SalesService.js</w:t>
+      </w:r>
+      <w:r>
+        <w:rPr>
+          <w:rFonts w:ascii="Google Sans" w:eastAsia="Google Sans" w:hAnsi="Google Sans" w:cs="Google Sans"/>
+          <w:color w:val="5F6368"/>
+          <w:sz w:val="20"/>
+          <w:szCs w:val="20"/>
+          <w:shd w:val="clear" w:color="auto" w:fill="F0F4F9"/>
+        </w:rPr>
+        <w:br/>
+      </w:r>
+      <w:proofErr w:type="spellStart"/>
+      <w:r>
+        <w:rPr>
+          <w:rFonts w:ascii="Google Sans" w:eastAsia="Google Sans" w:hAnsi="Google Sans" w:cs="Google Sans"/>
+          <w:color w:val="5F6368"/>
+          <w:sz w:val="20"/>
+          <w:szCs w:val="20"/>
+          <w:shd w:val="clear" w:color="auto" w:fill="F0F4F9"/>
+        </w:rPr>
+        <w:t>const</w:t>
+      </w:r>
+      <w:proofErr w:type="spellEnd"/>
+      <w:r>
+        <w:rPr>
+          <w:rFonts w:ascii="Google Sans" w:eastAsia="Google Sans" w:hAnsi="Google Sans" w:cs="Google Sans"/>
+          <w:color w:val="5F6368"/>
+          <w:sz w:val="20"/>
+          <w:szCs w:val="20"/>
+          <w:shd w:val="clear" w:color="auto" w:fill="F0F4F9"/>
+        </w:rPr>
+        <w:t xml:space="preserve"> Order = require('./models/Order');</w:t>
+      </w:r>
+      <w:r>
+        <w:rPr>
+          <w:rFonts w:ascii="Google Sans" w:eastAsia="Google Sans" w:hAnsi="Google Sans" w:cs="Google Sans"/>
+          <w:color w:val="5F6368"/>
+          <w:sz w:val="20"/>
+          <w:szCs w:val="20"/>
+          <w:shd w:val="clear" w:color="auto" w:fill="F0F4F9"/>
+        </w:rPr>
+        <w:br/>
+      </w:r>
+      <w:proofErr w:type="spellStart"/>
+      <w:r>
+        <w:rPr>
+          <w:rFonts w:ascii="Google Sans" w:eastAsia="Google Sans" w:hAnsi="Google Sans" w:cs="Google Sans"/>
+          <w:color w:val="5F6368"/>
+          <w:sz w:val="20"/>
+          <w:szCs w:val="20"/>
+          <w:shd w:val="clear" w:color="auto" w:fill="F0F4F9"/>
+        </w:rPr>
+        <w:t>const</w:t>
+      </w:r>
+      <w:proofErr w:type="spellEnd"/>
+      <w:r>
+        <w:rPr>
+          <w:rFonts w:ascii="Google Sans" w:eastAsia="Google Sans" w:hAnsi="Google Sans" w:cs="Google Sans"/>
+          <w:color w:val="5F6368"/>
+          <w:sz w:val="20"/>
+          <w:szCs w:val="20"/>
+          <w:shd w:val="clear" w:color="auto" w:fill="F0F4F9"/>
+        </w:rPr>
+        <w:t xml:space="preserve"> broker = require('../libs/</w:t>
+      </w:r>
+      <w:proofErr w:type="spellStart"/>
+      <w:r>
+        <w:rPr>
+          <w:rFonts w:ascii="Google Sans" w:eastAsia="Google Sans" w:hAnsi="Google Sans" w:cs="Google Sans"/>
+          <w:color w:val="5F6368"/>
+          <w:sz w:val="20"/>
+          <w:szCs w:val="20"/>
+          <w:shd w:val="clear" w:color="auto" w:fill="F0F4F9"/>
+        </w:rPr>
+        <w:t>MessageBroker</w:t>
+      </w:r>
+      <w:proofErr w:type="spellEnd"/>
+      <w:r>
+        <w:rPr>
+          <w:rFonts w:ascii="Google Sans" w:eastAsia="Google Sans" w:hAnsi="Google Sans" w:cs="Google Sans"/>
+          <w:color w:val="5F6368"/>
+          <w:sz w:val="20"/>
+          <w:szCs w:val="20"/>
+          <w:shd w:val="clear" w:color="auto" w:fill="F0F4F9"/>
+        </w:rPr>
+        <w:t>');</w:t>
+      </w:r>
+      <w:r>
+        <w:rPr>
+          <w:rFonts w:ascii="Google Sans" w:eastAsia="Google Sans" w:hAnsi="Google Sans" w:cs="Google Sans"/>
+          <w:color w:val="5F6368"/>
+          <w:sz w:val="20"/>
+          <w:szCs w:val="20"/>
+          <w:shd w:val="clear" w:color="auto" w:fill="F0F4F9"/>
+        </w:rPr>
+        <w:br/>
+      </w:r>
+      <w:r>
+        <w:rPr>
+          <w:rFonts w:ascii="Google Sans" w:eastAsia="Google Sans" w:hAnsi="Google Sans" w:cs="Google Sans"/>
+          <w:color w:val="5F6368"/>
+          <w:sz w:val="20"/>
+          <w:szCs w:val="20"/>
+          <w:shd w:val="clear" w:color="auto" w:fill="F0F4F9"/>
+        </w:rPr>
+        <w:br/>
+        <w:t xml:space="preserve">// ... (existing </w:t>
+      </w:r>
+      <w:proofErr w:type="spellStart"/>
+      <w:r>
+        <w:rPr>
+          <w:rFonts w:ascii="Google Sans" w:eastAsia="Google Sans" w:hAnsi="Google Sans" w:cs="Google Sans"/>
+          <w:color w:val="5F6368"/>
+          <w:sz w:val="20"/>
+          <w:szCs w:val="20"/>
+          <w:shd w:val="clear" w:color="auto" w:fill="F0F4F9"/>
+        </w:rPr>
+        <w:t>createSalesOrder</w:t>
+      </w:r>
+      <w:proofErr w:type="spellEnd"/>
+      <w:r>
+        <w:rPr>
+          <w:rFonts w:ascii="Google Sans" w:eastAsia="Google Sans" w:hAnsi="Google Sans" w:cs="Google Sans"/>
+          <w:color w:val="5F6368"/>
+          <w:sz w:val="20"/>
+          <w:szCs w:val="20"/>
+          <w:shd w:val="clear" w:color="auto" w:fill="F0F4F9"/>
+        </w:rPr>
+        <w:t xml:space="preserve"> logic)</w:t>
+      </w:r>
+      <w:r>
+        <w:rPr>
+          <w:rFonts w:ascii="Google Sans" w:eastAsia="Google Sans" w:hAnsi="Google Sans" w:cs="Google Sans"/>
+          <w:color w:val="5F6368"/>
+          <w:sz w:val="20"/>
+          <w:szCs w:val="20"/>
+          <w:shd w:val="clear" w:color="auto" w:fill="F0F4F9"/>
+        </w:rPr>
+        <w:br/>
+      </w:r>
+      <w:r>
+        <w:rPr>
+          <w:rFonts w:ascii="Google Sans" w:eastAsia="Google Sans" w:hAnsi="Google Sans" w:cs="Google Sans"/>
+          <w:color w:val="5F6368"/>
+          <w:sz w:val="20"/>
+          <w:szCs w:val="20"/>
+          <w:shd w:val="clear" w:color="auto" w:fill="F0F4F9"/>
+        </w:rPr>
+        <w:br/>
+        <w:t>// NEW: Listen for failures in downstream services</w:t>
+      </w:r>
+      <w:r>
+        <w:rPr>
+          <w:rFonts w:ascii="Google Sans" w:eastAsia="Google Sans" w:hAnsi="Google Sans" w:cs="Google Sans"/>
+          <w:color w:val="5F6368"/>
+          <w:sz w:val="20"/>
+          <w:szCs w:val="20"/>
+          <w:shd w:val="clear" w:color="auto" w:fill="F0F4F9"/>
+        </w:rPr>
+        <w:br/>
+      </w:r>
+      <w:proofErr w:type="spellStart"/>
+      <w:r>
+        <w:rPr>
+          <w:rFonts w:ascii="Google Sans" w:eastAsia="Google Sans" w:hAnsi="Google Sans" w:cs="Google Sans"/>
+          <w:color w:val="5F6368"/>
+          <w:sz w:val="20"/>
+          <w:szCs w:val="20"/>
+          <w:shd w:val="clear" w:color="auto" w:fill="F0F4F9"/>
+        </w:rPr>
+        <w:t>broker.subscribe</w:t>
+      </w:r>
+      <w:proofErr w:type="spellEnd"/>
+      <w:r>
+        <w:rPr>
+          <w:rFonts w:ascii="Google Sans" w:eastAsia="Google Sans" w:hAnsi="Google Sans" w:cs="Google Sans"/>
+          <w:color w:val="5F6368"/>
+          <w:sz w:val="20"/>
+          <w:szCs w:val="20"/>
+          <w:shd w:val="clear" w:color="auto" w:fill="F0F4F9"/>
+        </w:rPr>
+        <w:t>('ORDER_COMPENSATION_REQUIRED', async (data) =&gt; {</w:t>
+      </w:r>
+      <w:r>
+        <w:rPr>
+          <w:rFonts w:ascii="Google Sans" w:eastAsia="Google Sans" w:hAnsi="Google Sans" w:cs="Google Sans"/>
+          <w:color w:val="5F6368"/>
+          <w:sz w:val="20"/>
+          <w:szCs w:val="20"/>
+          <w:shd w:val="clear" w:color="auto" w:fill="F0F4F9"/>
+        </w:rPr>
+        <w:br/>
+        <w:t xml:space="preserve">    console.log(`[Sales] Rolling back Order: ${</w:t>
+      </w:r>
+      <w:proofErr w:type="spellStart"/>
+      <w:r>
+        <w:rPr>
+          <w:rFonts w:ascii="Google Sans" w:eastAsia="Google Sans" w:hAnsi="Google Sans" w:cs="Google Sans"/>
+          <w:color w:val="5F6368"/>
+          <w:sz w:val="20"/>
+          <w:szCs w:val="20"/>
+          <w:shd w:val="clear" w:color="auto" w:fill="F0F4F9"/>
+        </w:rPr>
+        <w:t>data.orderId</w:t>
+      </w:r>
+      <w:proofErr w:type="spellEnd"/>
+      <w:r>
+        <w:rPr>
+          <w:rFonts w:ascii="Google Sans" w:eastAsia="Google Sans" w:hAnsi="Google Sans" w:cs="Google Sans"/>
+          <w:color w:val="5F6368"/>
+          <w:sz w:val="20"/>
+          <w:szCs w:val="20"/>
+          <w:shd w:val="clear" w:color="auto" w:fill="F0F4F9"/>
+        </w:rPr>
+        <w:t>}. Reason: ${</w:t>
+      </w:r>
+      <w:proofErr w:type="spellStart"/>
+      <w:proofErr w:type="gramStart"/>
+      <w:r>
+        <w:rPr>
+          <w:rFonts w:ascii="Google Sans" w:eastAsia="Google Sans" w:hAnsi="Google Sans" w:cs="Google Sans"/>
+          <w:color w:val="5F6368"/>
+          <w:sz w:val="20"/>
+          <w:szCs w:val="20"/>
+          <w:shd w:val="clear" w:color="auto" w:fill="F0F4F9"/>
+        </w:rPr>
+        <w:t>data.reason</w:t>
+      </w:r>
+      <w:proofErr w:type="spellEnd"/>
+      <w:proofErr w:type="gramEnd"/>
+      <w:r>
+        <w:rPr>
+          <w:rFonts w:ascii="Google Sans" w:eastAsia="Google Sans" w:hAnsi="Google Sans" w:cs="Google Sans"/>
+          <w:color w:val="5F6368"/>
+          <w:sz w:val="20"/>
+          <w:szCs w:val="20"/>
+          <w:shd w:val="clear" w:color="auto" w:fill="F0F4F9"/>
+        </w:rPr>
+        <w:t>}`);</w:t>
+      </w:r>
+      <w:r>
+        <w:rPr>
+          <w:rFonts w:ascii="Google Sans" w:eastAsia="Google Sans" w:hAnsi="Google Sans" w:cs="Google Sans"/>
+          <w:color w:val="5F6368"/>
+          <w:sz w:val="20"/>
+          <w:szCs w:val="20"/>
+          <w:shd w:val="clear" w:color="auto" w:fill="F0F4F9"/>
+        </w:rPr>
+        <w:br/>
+        <w:t xml:space="preserve">    await </w:t>
+      </w:r>
+      <w:proofErr w:type="spellStart"/>
+      <w:r>
+        <w:rPr>
+          <w:rFonts w:ascii="Google Sans" w:eastAsia="Google Sans" w:hAnsi="Google Sans" w:cs="Google Sans"/>
+          <w:color w:val="5F6368"/>
+          <w:sz w:val="20"/>
+          <w:szCs w:val="20"/>
+          <w:shd w:val="clear" w:color="auto" w:fill="F0F4F9"/>
+        </w:rPr>
+        <w:t>Order.findByIdAndUpdate</w:t>
+      </w:r>
+      <w:proofErr w:type="spellEnd"/>
+      <w:r>
+        <w:rPr>
+          <w:rFonts w:ascii="Google Sans" w:eastAsia="Google Sans" w:hAnsi="Google Sans" w:cs="Google Sans"/>
+          <w:color w:val="5F6368"/>
+          <w:sz w:val="20"/>
+          <w:szCs w:val="20"/>
+          <w:shd w:val="clear" w:color="auto" w:fill="F0F4F9"/>
+        </w:rPr>
+        <w:t>(</w:t>
+      </w:r>
+      <w:proofErr w:type="spellStart"/>
+      <w:proofErr w:type="gramStart"/>
+      <w:r>
+        <w:rPr>
+          <w:rFonts w:ascii="Google Sans" w:eastAsia="Google Sans" w:hAnsi="Google Sans" w:cs="Google Sans"/>
+          <w:color w:val="5F6368"/>
+          <w:sz w:val="20"/>
+          <w:szCs w:val="20"/>
+          <w:shd w:val="clear" w:color="auto" w:fill="F0F4F9"/>
+        </w:rPr>
+        <w:t>data.orderId</w:t>
+      </w:r>
+      <w:proofErr w:type="spellEnd"/>
+      <w:proofErr w:type="gramEnd"/>
+      <w:r>
+        <w:rPr>
+          <w:rFonts w:ascii="Google Sans" w:eastAsia="Google Sans" w:hAnsi="Google Sans" w:cs="Google Sans"/>
+          <w:color w:val="5F6368"/>
+          <w:sz w:val="20"/>
+          <w:szCs w:val="20"/>
+          <w:shd w:val="clear" w:color="auto" w:fill="F0F4F9"/>
+        </w:rPr>
+        <w:t xml:space="preserve">, { </w:t>
+      </w:r>
+      <w:r>
+        <w:rPr>
+          <w:rFonts w:ascii="Google Sans" w:eastAsia="Google Sans" w:hAnsi="Google Sans" w:cs="Google Sans"/>
+          <w:color w:val="5F6368"/>
+          <w:sz w:val="20"/>
+          <w:szCs w:val="20"/>
+          <w:shd w:val="clear" w:color="auto" w:fill="F0F4F9"/>
+        </w:rPr>
+        <w:br/>
+        <w:t xml:space="preserve">        status: 'CANCELLED_SYSTEM',</w:t>
+      </w:r>
+      <w:r>
+        <w:rPr>
+          <w:rFonts w:ascii="Google Sans" w:eastAsia="Google Sans" w:hAnsi="Google Sans" w:cs="Google Sans"/>
+          <w:color w:val="5F6368"/>
+          <w:sz w:val="20"/>
+          <w:szCs w:val="20"/>
+          <w:shd w:val="clear" w:color="auto" w:fill="F0F4F9"/>
+        </w:rPr>
+        <w:br/>
+        <w:t xml:space="preserve">        reason: </w:t>
+      </w:r>
+      <w:proofErr w:type="spellStart"/>
+      <w:proofErr w:type="gramStart"/>
+      <w:r>
+        <w:rPr>
+          <w:rFonts w:ascii="Google Sans" w:eastAsia="Google Sans" w:hAnsi="Google Sans" w:cs="Google Sans"/>
+          <w:color w:val="5F6368"/>
+          <w:sz w:val="20"/>
+          <w:szCs w:val="20"/>
+          <w:shd w:val="clear" w:color="auto" w:fill="F0F4F9"/>
+        </w:rPr>
+        <w:t>data.reason</w:t>
+      </w:r>
+      <w:proofErr w:type="spellEnd"/>
+      <w:proofErr w:type="gramEnd"/>
+      <w:r>
+        <w:rPr>
+          <w:rFonts w:ascii="Google Sans" w:eastAsia="Google Sans" w:hAnsi="Google Sans" w:cs="Google Sans"/>
+          <w:color w:val="5F6368"/>
+          <w:sz w:val="20"/>
+          <w:szCs w:val="20"/>
+          <w:shd w:val="clear" w:color="auto" w:fill="F0F4F9"/>
+        </w:rPr>
+        <w:t xml:space="preserve"> </w:t>
+      </w:r>
+      <w:r>
+        <w:rPr>
+          <w:rFonts w:ascii="Google Sans" w:eastAsia="Google Sans" w:hAnsi="Google Sans" w:cs="Google Sans"/>
+          <w:color w:val="5F6368"/>
+          <w:sz w:val="20"/>
+          <w:szCs w:val="20"/>
+          <w:shd w:val="clear" w:color="auto" w:fill="F0F4F9"/>
+        </w:rPr>
+        <w:br/>
+        <w:t xml:space="preserve">    });</w:t>
+      </w:r>
+      <w:r>
+        <w:rPr>
+          <w:rFonts w:ascii="Google Sans" w:eastAsia="Google Sans" w:hAnsi="Google Sans" w:cs="Google Sans"/>
+          <w:color w:val="5F6368"/>
+          <w:sz w:val="20"/>
+          <w:szCs w:val="20"/>
+          <w:shd w:val="clear" w:color="auto" w:fill="F0F4F9"/>
+        </w:rPr>
+        <w:br/>
+        <w:t>});</w:t>
+      </w:r>
+      <w:r>
+        <w:rPr>
+          <w:rFonts w:ascii="Google Sans" w:eastAsia="Google Sans" w:hAnsi="Google Sans" w:cs="Google Sans"/>
+          <w:color w:val="5F6368"/>
+          <w:sz w:val="20"/>
+          <w:szCs w:val="20"/>
+          <w:shd w:val="clear" w:color="auto" w:fill="F0F4F9"/>
+        </w:rPr>
+        <w:br/>
+      </w:r>
+    </w:p>
+    <w:p>
+      <w:pPr>
+        <w:pBdr>
+          <w:top w:val="nil"/>
+          <w:left w:val="nil"/>
+          <w:bottom w:val="nil"/>
+          <w:right w:val="nil"/>
+          <w:between w:val="nil"/>
+        </w:pBdr>
+        <w:spacing w:before="240" w:after="150" w:line="275" w:lineRule="auto"/>
+        <w:rPr>
+          <w:rFonts w:ascii="Google Sans" w:eastAsia="Google Sans" w:hAnsi="Google Sans" w:cs="Google Sans"/>
+          <w:b/>
+          <w:bCs/>
+          <w:color w:val="1F1F1F"/>
+        </w:rPr>
+      </w:pPr>
+      <w:r>
+        <w:rPr>
+          <w:rFonts w:ascii="Google Sans" w:eastAsia="Google Sans" w:hAnsi="Google Sans" w:cs="Google Sans"/>
+          <w:b/>
+          <w:bCs/>
+          <w:color w:val="1F1F1F"/>
+        </w:rPr>
+        <w:t>B. Inventory Service (With Validation &amp; Compensation)</w:t>
+      </w:r>
+    </w:p>
+    <w:p>
+      <w:pPr>
+        <w:pBdr>
+          <w:top w:val="nil"/>
+          <w:left w:val="nil"/>
+          <w:bottom w:val="nil"/>
+          <w:right w:val="nil"/>
+          <w:between w:val="nil"/>
+        </w:pBdr>
+        <w:spacing w:before="240" w:after="150" w:line="275" w:lineRule="auto"/>
+        <w:rPr>
+          <w:rFonts w:ascii="Google Sans" w:eastAsia="Google Sans" w:hAnsi="Google Sans" w:cs="Google Sans"/>
+          <w:color w:val="1F1F1F"/>
+        </w:rPr>
+      </w:pPr>
+      <w:r>
+        <w:rPr>
+          <w:rFonts w:ascii="Google Sans" w:eastAsia="Google Sans" w:hAnsi="Google Sans" w:cs="Google Sans"/>
+          <w:color w:val="1F1F1F"/>
+        </w:rPr>
+        <w:lastRenderedPageBreak/>
+        <w:t>This service now checks if stock is available. If it isn't, it triggers the Saga's rollback. It also listens for QC_FAILED to release fabric rolls.</w:t>
+      </w:r>
+    </w:p>
+    <w:p>
+      <w:pPr>
+        <w:pBdr>
+          <w:top w:val="nil"/>
+          <w:left w:val="nil"/>
+          <w:bottom w:val="nil"/>
+          <w:right w:val="nil"/>
+          <w:between w:val="nil"/>
+        </w:pBdr>
+        <w:spacing w:before="240" w:after="150" w:line="275" w:lineRule="auto"/>
+        <w:rPr>
+          <w:rFonts w:ascii="Google Sans" w:eastAsia="Google Sans" w:hAnsi="Google Sans" w:cs="Google Sans"/>
+          <w:color w:val="1F1F1F"/>
+        </w:rPr>
+      </w:pPr>
+    </w:p>
+    <w:p>
+      <w:pPr>
+        <w:pBdr>
+          <w:top w:val="nil"/>
+          <w:left w:val="nil"/>
+          <w:bottom w:val="nil"/>
+          <w:right w:val="nil"/>
+          <w:between w:val="nil"/>
+        </w:pBdr>
+        <w:spacing w:before="240" w:after="150" w:line="275" w:lineRule="auto"/>
+        <w:rPr>
+          <w:rFonts w:ascii="Google Sans" w:eastAsia="Google Sans" w:hAnsi="Google Sans" w:cs="Google Sans"/>
+          <w:color w:val="5F6368"/>
+          <w:sz w:val="20"/>
+          <w:szCs w:val="20"/>
+          <w:shd w:val="clear" w:color="auto" w:fill="F0F4F9"/>
+        </w:rPr>
+      </w:pPr>
+      <w:r>
+        <w:rPr>
+          <w:rFonts w:ascii="Google Sans" w:eastAsia="Google Sans" w:hAnsi="Google Sans" w:cs="Google Sans"/>
+          <w:color w:val="5F6368"/>
+          <w:sz w:val="20"/>
+          <w:szCs w:val="20"/>
+          <w:shd w:val="clear" w:color="auto" w:fill="F0F4F9"/>
+        </w:rPr>
+        <w:t>JavaScript</w:t>
+      </w:r>
+    </w:p>
+    <w:p>
+      <w:pPr>
+        <w:pBdr>
+          <w:top w:val="nil"/>
+          <w:left w:val="nil"/>
+          <w:bottom w:val="nil"/>
+          <w:right w:val="nil"/>
+          <w:between w:val="nil"/>
+        </w:pBdr>
+        <w:spacing w:before="240" w:after="150" w:line="275" w:lineRule="auto"/>
+        <w:rPr>
+          <w:rFonts w:ascii="Google Sans" w:eastAsia="Google Sans" w:hAnsi="Google Sans" w:cs="Google Sans"/>
+          <w:color w:val="5F6368"/>
+          <w:sz w:val="20"/>
+          <w:szCs w:val="20"/>
+          <w:shd w:val="clear" w:color="auto" w:fill="F0F4F9"/>
+        </w:rPr>
+      </w:pPr>
+      <w:r>
+        <w:rPr>
+          <w:rFonts w:ascii="Google Sans" w:eastAsia="Google Sans" w:hAnsi="Google Sans" w:cs="Google Sans"/>
+          <w:color w:val="5F6368"/>
+          <w:sz w:val="20"/>
+          <w:szCs w:val="20"/>
+          <w:shd w:val="clear" w:color="auto" w:fill="F0F4F9"/>
+        </w:rPr>
+        <w:t>// services/InventoryService.js</w:t>
+      </w:r>
+      <w:r>
+        <w:rPr>
+          <w:rFonts w:ascii="Google Sans" w:eastAsia="Google Sans" w:hAnsi="Google Sans" w:cs="Google Sans"/>
+          <w:color w:val="5F6368"/>
+          <w:sz w:val="20"/>
+          <w:szCs w:val="20"/>
+          <w:shd w:val="clear" w:color="auto" w:fill="F0F4F9"/>
+        </w:rPr>
+        <w:br/>
+      </w:r>
+      <w:proofErr w:type="spellStart"/>
+      <w:r>
+        <w:rPr>
+          <w:rFonts w:ascii="Google Sans" w:eastAsia="Google Sans" w:hAnsi="Google Sans" w:cs="Google Sans"/>
+          <w:color w:val="5F6368"/>
+          <w:sz w:val="20"/>
+          <w:szCs w:val="20"/>
+          <w:shd w:val="clear" w:color="auto" w:fill="F0F4F9"/>
+        </w:rPr>
+        <w:t>const</w:t>
+      </w:r>
+      <w:proofErr w:type="spellEnd"/>
+      <w:r>
+        <w:rPr>
+          <w:rFonts w:ascii="Google Sans" w:eastAsia="Google Sans" w:hAnsi="Google Sans" w:cs="Google Sans"/>
+          <w:color w:val="5F6368"/>
+          <w:sz w:val="20"/>
+          <w:szCs w:val="20"/>
+          <w:shd w:val="clear" w:color="auto" w:fill="F0F4F9"/>
+        </w:rPr>
+        <w:t xml:space="preserve"> broker = require('../libs/</w:t>
+      </w:r>
+      <w:proofErr w:type="spellStart"/>
+      <w:r>
+        <w:rPr>
+          <w:rFonts w:ascii="Google Sans" w:eastAsia="Google Sans" w:hAnsi="Google Sans" w:cs="Google Sans"/>
+          <w:color w:val="5F6368"/>
+          <w:sz w:val="20"/>
+          <w:szCs w:val="20"/>
+          <w:shd w:val="clear" w:color="auto" w:fill="F0F4F9"/>
+        </w:rPr>
+        <w:t>MessageBroker</w:t>
+      </w:r>
+      <w:proofErr w:type="spellEnd"/>
+      <w:r>
+        <w:rPr>
+          <w:rFonts w:ascii="Google Sans" w:eastAsia="Google Sans" w:hAnsi="Google Sans" w:cs="Google Sans"/>
+          <w:color w:val="5F6368"/>
+          <w:sz w:val="20"/>
+          <w:szCs w:val="20"/>
+          <w:shd w:val="clear" w:color="auto" w:fill="F0F4F9"/>
+        </w:rPr>
+        <w:t>');</w:t>
+      </w:r>
+      <w:r>
+        <w:rPr>
+          <w:rFonts w:ascii="Google Sans" w:eastAsia="Google Sans" w:hAnsi="Google Sans" w:cs="Google Sans"/>
+          <w:color w:val="5F6368"/>
+          <w:sz w:val="20"/>
+          <w:szCs w:val="20"/>
+          <w:shd w:val="clear" w:color="auto" w:fill="F0F4F9"/>
+        </w:rPr>
+        <w:br/>
+      </w:r>
+      <w:r>
+        <w:rPr>
+          <w:rFonts w:ascii="Google Sans" w:eastAsia="Google Sans" w:hAnsi="Google Sans" w:cs="Google Sans"/>
+          <w:color w:val="5F6368"/>
+          <w:sz w:val="20"/>
+          <w:szCs w:val="20"/>
+          <w:shd w:val="clear" w:color="auto" w:fill="F0F4F9"/>
+        </w:rPr>
+        <w:br/>
+      </w:r>
+      <w:proofErr w:type="spellStart"/>
+      <w:r>
+        <w:rPr>
+          <w:rFonts w:ascii="Google Sans" w:eastAsia="Google Sans" w:hAnsi="Google Sans" w:cs="Google Sans"/>
+          <w:color w:val="5F6368"/>
+          <w:sz w:val="20"/>
+          <w:szCs w:val="20"/>
+          <w:shd w:val="clear" w:color="auto" w:fill="F0F4F9"/>
+        </w:rPr>
+        <w:t>broker.subscribe</w:t>
+      </w:r>
+      <w:proofErr w:type="spellEnd"/>
+      <w:r>
+        <w:rPr>
+          <w:rFonts w:ascii="Google Sans" w:eastAsia="Google Sans" w:hAnsi="Google Sans" w:cs="Google Sans"/>
+          <w:color w:val="5F6368"/>
+          <w:sz w:val="20"/>
+          <w:szCs w:val="20"/>
+          <w:shd w:val="clear" w:color="auto" w:fill="F0F4F9"/>
+        </w:rPr>
+        <w:t>('ORDER_PLACED', async (data) =&gt; {</w:t>
+      </w:r>
+      <w:r>
+        <w:rPr>
+          <w:rFonts w:ascii="Google Sans" w:eastAsia="Google Sans" w:hAnsi="Google Sans" w:cs="Google Sans"/>
+          <w:color w:val="5F6368"/>
+          <w:sz w:val="20"/>
+          <w:szCs w:val="20"/>
+          <w:shd w:val="clear" w:color="auto" w:fill="F0F4F9"/>
+        </w:rPr>
+        <w:br/>
+        <w:t xml:space="preserve">    // Logic to check stock availability</w:t>
+      </w:r>
+      <w:r>
+        <w:rPr>
+          <w:rFonts w:ascii="Google Sans" w:eastAsia="Google Sans" w:hAnsi="Google Sans" w:cs="Google Sans"/>
+          <w:color w:val="5F6368"/>
+          <w:sz w:val="20"/>
+          <w:szCs w:val="20"/>
+          <w:shd w:val="clear" w:color="auto" w:fill="F0F4F9"/>
+        </w:rPr>
+        <w:br/>
+        <w:t xml:space="preserve">    </w:t>
+      </w:r>
+      <w:proofErr w:type="spellStart"/>
+      <w:r>
+        <w:rPr>
+          <w:rFonts w:ascii="Google Sans" w:eastAsia="Google Sans" w:hAnsi="Google Sans" w:cs="Google Sans"/>
+          <w:color w:val="5F6368"/>
+          <w:sz w:val="20"/>
+          <w:szCs w:val="20"/>
+          <w:shd w:val="clear" w:color="auto" w:fill="F0F4F9"/>
+        </w:rPr>
+        <w:t>const</w:t>
+      </w:r>
+      <w:proofErr w:type="spellEnd"/>
+      <w:r>
+        <w:rPr>
+          <w:rFonts w:ascii="Google Sans" w:eastAsia="Google Sans" w:hAnsi="Google Sans" w:cs="Google Sans"/>
+          <w:color w:val="5F6368"/>
+          <w:sz w:val="20"/>
+          <w:szCs w:val="20"/>
+          <w:shd w:val="clear" w:color="auto" w:fill="F0F4F9"/>
+        </w:rPr>
+        <w:t xml:space="preserve"> </w:t>
+      </w:r>
+      <w:proofErr w:type="spellStart"/>
+      <w:r>
+        <w:rPr>
+          <w:rFonts w:ascii="Google Sans" w:eastAsia="Google Sans" w:hAnsi="Google Sans" w:cs="Google Sans"/>
+          <w:color w:val="5F6368"/>
+          <w:sz w:val="20"/>
+          <w:szCs w:val="20"/>
+          <w:shd w:val="clear" w:color="auto" w:fill="F0F4F9"/>
+        </w:rPr>
+        <w:t>isStockAvailable</w:t>
+      </w:r>
+      <w:proofErr w:type="spellEnd"/>
+      <w:r>
+        <w:rPr>
+          <w:rFonts w:ascii="Google Sans" w:eastAsia="Google Sans" w:hAnsi="Google Sans" w:cs="Google Sans"/>
+          <w:color w:val="5F6368"/>
+          <w:sz w:val="20"/>
+          <w:szCs w:val="20"/>
+          <w:shd w:val="clear" w:color="auto" w:fill="F0F4F9"/>
+        </w:rPr>
+        <w:t xml:space="preserve"> = await </w:t>
+      </w:r>
+      <w:proofErr w:type="spellStart"/>
+      <w:r>
+        <w:rPr>
+          <w:rFonts w:ascii="Google Sans" w:eastAsia="Google Sans" w:hAnsi="Google Sans" w:cs="Google Sans"/>
+          <w:color w:val="5F6368"/>
+          <w:sz w:val="20"/>
+          <w:szCs w:val="20"/>
+          <w:shd w:val="clear" w:color="auto" w:fill="F0F4F9"/>
+        </w:rPr>
+        <w:t>checkStock</w:t>
+      </w:r>
+      <w:proofErr w:type="spellEnd"/>
+      <w:r>
+        <w:rPr>
+          <w:rFonts w:ascii="Google Sans" w:eastAsia="Google Sans" w:hAnsi="Google Sans" w:cs="Google Sans"/>
+          <w:color w:val="5F6368"/>
+          <w:sz w:val="20"/>
+          <w:szCs w:val="20"/>
+          <w:shd w:val="clear" w:color="auto" w:fill="F0F4F9"/>
+        </w:rPr>
+        <w:t>(</w:t>
+      </w:r>
+      <w:proofErr w:type="spellStart"/>
+      <w:r>
+        <w:rPr>
+          <w:rFonts w:ascii="Google Sans" w:eastAsia="Google Sans" w:hAnsi="Google Sans" w:cs="Google Sans"/>
+          <w:color w:val="5F6368"/>
+          <w:sz w:val="20"/>
+          <w:szCs w:val="20"/>
+          <w:shd w:val="clear" w:color="auto" w:fill="F0F4F9"/>
+        </w:rPr>
+        <w:t>data.articleId</w:t>
+      </w:r>
+      <w:proofErr w:type="spellEnd"/>
+      <w:r>
+        <w:rPr>
+          <w:rFonts w:ascii="Google Sans" w:eastAsia="Google Sans" w:hAnsi="Google Sans" w:cs="Google Sans"/>
+          <w:color w:val="5F6368"/>
+          <w:sz w:val="20"/>
+          <w:szCs w:val="20"/>
+          <w:shd w:val="clear" w:color="auto" w:fill="F0F4F9"/>
+        </w:rPr>
+        <w:t xml:space="preserve">, </w:t>
+      </w:r>
+      <w:proofErr w:type="spellStart"/>
+      <w:r>
+        <w:rPr>
+          <w:rFonts w:ascii="Google Sans" w:eastAsia="Google Sans" w:hAnsi="Google Sans" w:cs="Google Sans"/>
+          <w:color w:val="5F6368"/>
+          <w:sz w:val="20"/>
+          <w:szCs w:val="20"/>
+          <w:shd w:val="clear" w:color="auto" w:fill="F0F4F9"/>
+        </w:rPr>
+        <w:t>data.quantity</w:t>
+      </w:r>
+      <w:proofErr w:type="spellEnd"/>
+      <w:r>
+        <w:rPr>
+          <w:rFonts w:ascii="Google Sans" w:eastAsia="Google Sans" w:hAnsi="Google Sans" w:cs="Google Sans"/>
+          <w:color w:val="5F6368"/>
+          <w:sz w:val="20"/>
+          <w:szCs w:val="20"/>
+          <w:shd w:val="clear" w:color="auto" w:fill="F0F4F9"/>
+        </w:rPr>
+        <w:t xml:space="preserve">); </w:t>
+      </w:r>
+      <w:r>
+        <w:rPr>
+          <w:rFonts w:ascii="Google Sans" w:eastAsia="Google Sans" w:hAnsi="Google Sans" w:cs="Google Sans"/>
+          <w:color w:val="5F6368"/>
+          <w:sz w:val="20"/>
+          <w:szCs w:val="20"/>
+          <w:shd w:val="clear" w:color="auto" w:fill="F0F4F9"/>
+        </w:rPr>
+        <w:br/>
+      </w:r>
+      <w:r>
+        <w:rPr>
+          <w:rFonts w:ascii="Google Sans" w:eastAsia="Google Sans" w:hAnsi="Google Sans" w:cs="Google Sans"/>
+          <w:color w:val="5F6368"/>
+          <w:sz w:val="20"/>
+          <w:szCs w:val="20"/>
+          <w:shd w:val="clear" w:color="auto" w:fill="F0F4F9"/>
+        </w:rPr>
+        <w:br/>
+        <w:t xml:space="preserve">    if (</w:t>
+      </w:r>
+      <w:proofErr w:type="spellStart"/>
+      <w:r>
+        <w:rPr>
+          <w:rFonts w:ascii="Google Sans" w:eastAsia="Google Sans" w:hAnsi="Google Sans" w:cs="Google Sans"/>
+          <w:color w:val="5F6368"/>
+          <w:sz w:val="20"/>
+          <w:szCs w:val="20"/>
+          <w:shd w:val="clear" w:color="auto" w:fill="F0F4F9"/>
+        </w:rPr>
+        <w:t>isStockAvailable</w:t>
+      </w:r>
+      <w:proofErr w:type="spellEnd"/>
+      <w:r>
+        <w:rPr>
+          <w:rFonts w:ascii="Google Sans" w:eastAsia="Google Sans" w:hAnsi="Google Sans" w:cs="Google Sans"/>
+          <w:color w:val="5F6368"/>
+          <w:sz w:val="20"/>
+          <w:szCs w:val="20"/>
+          <w:shd w:val="clear" w:color="auto" w:fill="F0F4F9"/>
+        </w:rPr>
+        <w:t>) {</w:t>
+      </w:r>
+      <w:r>
+        <w:rPr>
+          <w:rFonts w:ascii="Google Sans" w:eastAsia="Google Sans" w:hAnsi="Google Sans" w:cs="Google Sans"/>
+          <w:color w:val="5F6368"/>
+          <w:sz w:val="20"/>
+          <w:szCs w:val="20"/>
+          <w:shd w:val="clear" w:color="auto" w:fill="F0F4F9"/>
+        </w:rPr>
+        <w:br/>
+        <w:t xml:space="preserve">        console.log(`[Inventory] Stock Reserved for: ${</w:t>
+      </w:r>
+      <w:proofErr w:type="spellStart"/>
+      <w:r>
+        <w:rPr>
+          <w:rFonts w:ascii="Google Sans" w:eastAsia="Google Sans" w:hAnsi="Google Sans" w:cs="Google Sans"/>
+          <w:color w:val="5F6368"/>
+          <w:sz w:val="20"/>
+          <w:szCs w:val="20"/>
+          <w:shd w:val="clear" w:color="auto" w:fill="F0F4F9"/>
+        </w:rPr>
+        <w:t>data.orderId</w:t>
+      </w:r>
+      <w:proofErr w:type="spellEnd"/>
+      <w:r>
+        <w:rPr>
+          <w:rFonts w:ascii="Google Sans" w:eastAsia="Google Sans" w:hAnsi="Google Sans" w:cs="Google Sans"/>
+          <w:color w:val="5F6368"/>
+          <w:sz w:val="20"/>
+          <w:szCs w:val="20"/>
+          <w:shd w:val="clear" w:color="auto" w:fill="F0F4F9"/>
+        </w:rPr>
+        <w:t>}`);</w:t>
+      </w:r>
+      <w:r>
+        <w:rPr>
+          <w:rFonts w:ascii="Google Sans" w:eastAsia="Google Sans" w:hAnsi="Google Sans" w:cs="Google Sans"/>
+          <w:color w:val="5F6368"/>
+          <w:sz w:val="20"/>
+          <w:szCs w:val="20"/>
+          <w:shd w:val="clear" w:color="auto" w:fill="F0F4F9"/>
+        </w:rPr>
+        <w:br/>
+        <w:t xml:space="preserve">        await </w:t>
+      </w:r>
+      <w:proofErr w:type="spellStart"/>
+      <w:r>
+        <w:rPr>
+          <w:rFonts w:ascii="Google Sans" w:eastAsia="Google Sans" w:hAnsi="Google Sans" w:cs="Google Sans"/>
+          <w:color w:val="5F6368"/>
+          <w:sz w:val="20"/>
+          <w:szCs w:val="20"/>
+          <w:shd w:val="clear" w:color="auto" w:fill="F0F4F9"/>
+        </w:rPr>
+        <w:t>broker.publish</w:t>
+      </w:r>
+      <w:proofErr w:type="spellEnd"/>
+      <w:r>
+        <w:rPr>
+          <w:rFonts w:ascii="Google Sans" w:eastAsia="Google Sans" w:hAnsi="Google Sans" w:cs="Google Sans"/>
+          <w:color w:val="5F6368"/>
+          <w:sz w:val="20"/>
+          <w:szCs w:val="20"/>
+          <w:shd w:val="clear" w:color="auto" w:fill="F0F4F9"/>
+        </w:rPr>
+        <w:t xml:space="preserve">('STOCK_RESERVED', { </w:t>
+      </w:r>
+      <w:proofErr w:type="spellStart"/>
+      <w:r>
+        <w:rPr>
+          <w:rFonts w:ascii="Google Sans" w:eastAsia="Google Sans" w:hAnsi="Google Sans" w:cs="Google Sans"/>
+          <w:color w:val="5F6368"/>
+          <w:sz w:val="20"/>
+          <w:szCs w:val="20"/>
+          <w:shd w:val="clear" w:color="auto" w:fill="F0F4F9"/>
+        </w:rPr>
+        <w:t>orderId</w:t>
+      </w:r>
+      <w:proofErr w:type="spellEnd"/>
+      <w:r>
+        <w:rPr>
+          <w:rFonts w:ascii="Google Sans" w:eastAsia="Google Sans" w:hAnsi="Google Sans" w:cs="Google Sans"/>
+          <w:color w:val="5F6368"/>
+          <w:sz w:val="20"/>
+          <w:szCs w:val="20"/>
+          <w:shd w:val="clear" w:color="auto" w:fill="F0F4F9"/>
+        </w:rPr>
+        <w:t xml:space="preserve">: </w:t>
+      </w:r>
+      <w:proofErr w:type="spellStart"/>
+      <w:r>
+        <w:rPr>
+          <w:rFonts w:ascii="Google Sans" w:eastAsia="Google Sans" w:hAnsi="Google Sans" w:cs="Google Sans"/>
+          <w:color w:val="5F6368"/>
+          <w:sz w:val="20"/>
+          <w:szCs w:val="20"/>
+          <w:shd w:val="clear" w:color="auto" w:fill="F0F4F9"/>
+        </w:rPr>
+        <w:t>data.orderId</w:t>
+      </w:r>
+      <w:proofErr w:type="spellEnd"/>
+      <w:r>
+        <w:rPr>
+          <w:rFonts w:ascii="Google Sans" w:eastAsia="Google Sans" w:hAnsi="Google Sans" w:cs="Google Sans"/>
+          <w:color w:val="5F6368"/>
+          <w:sz w:val="20"/>
+          <w:szCs w:val="20"/>
+          <w:shd w:val="clear" w:color="auto" w:fill="F0F4F9"/>
+        </w:rPr>
+        <w:t xml:space="preserve"> });</w:t>
+      </w:r>
+      <w:r>
+        <w:rPr>
+          <w:rFonts w:ascii="Google Sans" w:eastAsia="Google Sans" w:hAnsi="Google Sans" w:cs="Google Sans"/>
+          <w:color w:val="5F6368"/>
+          <w:sz w:val="20"/>
+          <w:szCs w:val="20"/>
+          <w:shd w:val="clear" w:color="auto" w:fill="F0F4F9"/>
+        </w:rPr>
+        <w:br/>
+        <w:t xml:space="preserve">    } else {</w:t>
+      </w:r>
+      <w:r>
+        <w:rPr>
+          <w:rFonts w:ascii="Google Sans" w:eastAsia="Google Sans" w:hAnsi="Google Sans" w:cs="Google Sans"/>
+          <w:color w:val="5F6368"/>
+          <w:sz w:val="20"/>
+          <w:szCs w:val="20"/>
+          <w:shd w:val="clear" w:color="auto" w:fill="F0F4F9"/>
+        </w:rPr>
+        <w:br/>
+        <w:t xml:space="preserve">        // Trigger Compensation</w:t>
+      </w:r>
+      <w:r>
+        <w:rPr>
+          <w:rFonts w:ascii="Google Sans" w:eastAsia="Google Sans" w:hAnsi="Google Sans" w:cs="Google Sans"/>
+          <w:color w:val="5F6368"/>
+          <w:sz w:val="20"/>
+          <w:szCs w:val="20"/>
+          <w:shd w:val="clear" w:color="auto" w:fill="F0F4F9"/>
+        </w:rPr>
+        <w:br/>
+        <w:t xml:space="preserve">        await </w:t>
+      </w:r>
+      <w:proofErr w:type="spellStart"/>
+      <w:r>
+        <w:rPr>
+          <w:rFonts w:ascii="Google Sans" w:eastAsia="Google Sans" w:hAnsi="Google Sans" w:cs="Google Sans"/>
+          <w:color w:val="5F6368"/>
+          <w:sz w:val="20"/>
+          <w:szCs w:val="20"/>
+          <w:shd w:val="clear" w:color="auto" w:fill="F0F4F9"/>
+        </w:rPr>
+        <w:t>broker.publish</w:t>
+      </w:r>
+      <w:proofErr w:type="spellEnd"/>
+      <w:r>
+        <w:rPr>
+          <w:rFonts w:ascii="Google Sans" w:eastAsia="Google Sans" w:hAnsi="Google Sans" w:cs="Google Sans"/>
+          <w:color w:val="5F6368"/>
+          <w:sz w:val="20"/>
+          <w:szCs w:val="20"/>
+          <w:shd w:val="clear" w:color="auto" w:fill="F0F4F9"/>
+        </w:rPr>
+        <w:t xml:space="preserve">('ORDER_COMPENSATION_REQUIRED', { </w:t>
+      </w:r>
+      <w:r>
+        <w:rPr>
+          <w:rFonts w:ascii="Google Sans" w:eastAsia="Google Sans" w:hAnsi="Google Sans" w:cs="Google Sans"/>
+          <w:color w:val="5F6368"/>
+          <w:sz w:val="20"/>
+          <w:szCs w:val="20"/>
+          <w:shd w:val="clear" w:color="auto" w:fill="F0F4F9"/>
+        </w:rPr>
+        <w:br/>
+        <w:t xml:space="preserve">            </w:t>
+      </w:r>
+      <w:proofErr w:type="spellStart"/>
+      <w:r>
+        <w:rPr>
+          <w:rFonts w:ascii="Google Sans" w:eastAsia="Google Sans" w:hAnsi="Google Sans" w:cs="Google Sans"/>
+          <w:color w:val="5F6368"/>
+          <w:sz w:val="20"/>
+          <w:szCs w:val="20"/>
+          <w:shd w:val="clear" w:color="auto" w:fill="F0F4F9"/>
+        </w:rPr>
+        <w:t>orderId</w:t>
+      </w:r>
+      <w:proofErr w:type="spellEnd"/>
+      <w:r>
+        <w:rPr>
+          <w:rFonts w:ascii="Google Sans" w:eastAsia="Google Sans" w:hAnsi="Google Sans" w:cs="Google Sans"/>
+          <w:color w:val="5F6368"/>
+          <w:sz w:val="20"/>
+          <w:szCs w:val="20"/>
+          <w:shd w:val="clear" w:color="auto" w:fill="F0F4F9"/>
+        </w:rPr>
+        <w:t xml:space="preserve">: </w:t>
+      </w:r>
+      <w:proofErr w:type="spellStart"/>
+      <w:r>
+        <w:rPr>
+          <w:rFonts w:ascii="Google Sans" w:eastAsia="Google Sans" w:hAnsi="Google Sans" w:cs="Google Sans"/>
+          <w:color w:val="5F6368"/>
+          <w:sz w:val="20"/>
+          <w:szCs w:val="20"/>
+          <w:shd w:val="clear" w:color="auto" w:fill="F0F4F9"/>
+        </w:rPr>
+        <w:t>data.orderId</w:t>
+      </w:r>
+      <w:proofErr w:type="spellEnd"/>
+      <w:r>
+        <w:rPr>
+          <w:rFonts w:ascii="Google Sans" w:eastAsia="Google Sans" w:hAnsi="Google Sans" w:cs="Google Sans"/>
+          <w:color w:val="5F6368"/>
+          <w:sz w:val="20"/>
+          <w:szCs w:val="20"/>
+          <w:shd w:val="clear" w:color="auto" w:fill="F0F4F9"/>
+        </w:rPr>
+        <w:t xml:space="preserve">, </w:t>
+      </w:r>
+      <w:r>
+        <w:rPr>
+          <w:rFonts w:ascii="Google Sans" w:eastAsia="Google Sans" w:hAnsi="Google Sans" w:cs="Google Sans"/>
+          <w:color w:val="5F6368"/>
+          <w:sz w:val="20"/>
+          <w:szCs w:val="20"/>
+          <w:shd w:val="clear" w:color="auto" w:fill="F0F4F9"/>
+        </w:rPr>
+        <w:br/>
+        <w:t xml:space="preserve">            reason: 'INSUFFICIENT_STOCK' </w:t>
+      </w:r>
+      <w:r>
+        <w:rPr>
+          <w:rFonts w:ascii="Google Sans" w:eastAsia="Google Sans" w:hAnsi="Google Sans" w:cs="Google Sans"/>
+          <w:color w:val="5F6368"/>
+          <w:sz w:val="20"/>
+          <w:szCs w:val="20"/>
+          <w:shd w:val="clear" w:color="auto" w:fill="F0F4F9"/>
+        </w:rPr>
+        <w:br/>
+        <w:t xml:space="preserve">        });</w:t>
+      </w:r>
+      <w:r>
+        <w:rPr>
+          <w:rFonts w:ascii="Google Sans" w:eastAsia="Google Sans" w:hAnsi="Google Sans" w:cs="Google Sans"/>
+          <w:color w:val="5F6368"/>
+          <w:sz w:val="20"/>
+          <w:szCs w:val="20"/>
+          <w:shd w:val="clear" w:color="auto" w:fill="F0F4F9"/>
+        </w:rPr>
+        <w:br/>
+        <w:t xml:space="preserve">    }</w:t>
+      </w:r>
+      <w:r>
+        <w:rPr>
+          <w:rFonts w:ascii="Google Sans" w:eastAsia="Google Sans" w:hAnsi="Google Sans" w:cs="Google Sans"/>
+          <w:color w:val="5F6368"/>
+          <w:sz w:val="20"/>
+          <w:szCs w:val="20"/>
+          <w:shd w:val="clear" w:color="auto" w:fill="F0F4F9"/>
+        </w:rPr>
+        <w:br/>
+        <w:t>});</w:t>
+      </w:r>
+      <w:r>
+        <w:rPr>
+          <w:rFonts w:ascii="Google Sans" w:eastAsia="Google Sans" w:hAnsi="Google Sans" w:cs="Google Sans"/>
+          <w:color w:val="5F6368"/>
+          <w:sz w:val="20"/>
+          <w:szCs w:val="20"/>
+          <w:shd w:val="clear" w:color="auto" w:fill="F0F4F9"/>
+        </w:rPr>
+        <w:br/>
+      </w:r>
+      <w:r>
+        <w:rPr>
+          <w:rFonts w:ascii="Google Sans" w:eastAsia="Google Sans" w:hAnsi="Google Sans" w:cs="Google Sans"/>
+          <w:color w:val="5F6368"/>
+          <w:sz w:val="20"/>
+          <w:szCs w:val="20"/>
+          <w:shd w:val="clear" w:color="auto" w:fill="F0F4F9"/>
+        </w:rPr>
+        <w:br/>
+        <w:t>// NEW: Listen for QC failures to release reserved stock</w:t>
+      </w:r>
+      <w:r>
+        <w:rPr>
+          <w:rFonts w:ascii="Google Sans" w:eastAsia="Google Sans" w:hAnsi="Google Sans" w:cs="Google Sans"/>
+          <w:color w:val="5F6368"/>
+          <w:sz w:val="20"/>
+          <w:szCs w:val="20"/>
+          <w:shd w:val="clear" w:color="auto" w:fill="F0F4F9"/>
+        </w:rPr>
+        <w:br/>
+      </w:r>
+      <w:proofErr w:type="spellStart"/>
+      <w:r>
+        <w:rPr>
+          <w:rFonts w:ascii="Google Sans" w:eastAsia="Google Sans" w:hAnsi="Google Sans" w:cs="Google Sans"/>
+          <w:color w:val="5F6368"/>
+          <w:sz w:val="20"/>
+          <w:szCs w:val="20"/>
+          <w:shd w:val="clear" w:color="auto" w:fill="F0F4F9"/>
+        </w:rPr>
+        <w:t>broker.subscribe</w:t>
+      </w:r>
+      <w:proofErr w:type="spellEnd"/>
+      <w:r>
+        <w:rPr>
+          <w:rFonts w:ascii="Google Sans" w:eastAsia="Google Sans" w:hAnsi="Google Sans" w:cs="Google Sans"/>
+          <w:color w:val="5F6368"/>
+          <w:sz w:val="20"/>
+          <w:szCs w:val="20"/>
+          <w:shd w:val="clear" w:color="auto" w:fill="F0F4F9"/>
+        </w:rPr>
+        <w:t>('QC_FAILED', async (data) =&gt; {</w:t>
+      </w:r>
+      <w:r>
+        <w:rPr>
+          <w:rFonts w:ascii="Google Sans" w:eastAsia="Google Sans" w:hAnsi="Google Sans" w:cs="Google Sans"/>
+          <w:color w:val="5F6368"/>
+          <w:sz w:val="20"/>
+          <w:szCs w:val="20"/>
+          <w:shd w:val="clear" w:color="auto" w:fill="F0F4F9"/>
+        </w:rPr>
+        <w:br/>
+        <w:t xml:space="preserve">    console.log(`[Inventory] Releasing stock for Order: ${</w:t>
+      </w:r>
+      <w:proofErr w:type="spellStart"/>
+      <w:r>
+        <w:rPr>
+          <w:rFonts w:ascii="Google Sans" w:eastAsia="Google Sans" w:hAnsi="Google Sans" w:cs="Google Sans"/>
+          <w:color w:val="5F6368"/>
+          <w:sz w:val="20"/>
+          <w:szCs w:val="20"/>
+          <w:shd w:val="clear" w:color="auto" w:fill="F0F4F9"/>
+        </w:rPr>
+        <w:t>data.orderId</w:t>
+      </w:r>
+      <w:proofErr w:type="spellEnd"/>
+      <w:r>
+        <w:rPr>
+          <w:rFonts w:ascii="Google Sans" w:eastAsia="Google Sans" w:hAnsi="Google Sans" w:cs="Google Sans"/>
+          <w:color w:val="5F6368"/>
+          <w:sz w:val="20"/>
+          <w:szCs w:val="20"/>
+          <w:shd w:val="clear" w:color="auto" w:fill="F0F4F9"/>
+        </w:rPr>
+        <w:t>}`);</w:t>
+      </w:r>
+      <w:r>
+        <w:rPr>
+          <w:rFonts w:ascii="Google Sans" w:eastAsia="Google Sans" w:hAnsi="Google Sans" w:cs="Google Sans"/>
+          <w:color w:val="5F6368"/>
+          <w:sz w:val="20"/>
+          <w:szCs w:val="20"/>
+          <w:shd w:val="clear" w:color="auto" w:fill="F0F4F9"/>
+        </w:rPr>
+        <w:br/>
+        <w:t xml:space="preserve">    // Logic to move stock from 'Reserved' back to 'Free'</w:t>
+      </w:r>
+      <w:r>
+        <w:rPr>
+          <w:rFonts w:ascii="Google Sans" w:eastAsia="Google Sans" w:hAnsi="Google Sans" w:cs="Google Sans"/>
+          <w:color w:val="5F6368"/>
+          <w:sz w:val="20"/>
+          <w:szCs w:val="20"/>
+          <w:shd w:val="clear" w:color="auto" w:fill="F0F4F9"/>
+        </w:rPr>
+        <w:br/>
+        <w:t>});</w:t>
+      </w:r>
+      <w:r>
+        <w:rPr>
+          <w:rFonts w:ascii="Google Sans" w:eastAsia="Google Sans" w:hAnsi="Google Sans" w:cs="Google Sans"/>
+          <w:color w:val="5F6368"/>
+          <w:sz w:val="20"/>
+          <w:szCs w:val="20"/>
+          <w:shd w:val="clear" w:color="auto" w:fill="F0F4F9"/>
+        </w:rPr>
+        <w:br/>
+      </w:r>
+    </w:p>
+    <w:p>
+      <w:pPr>
+        <w:pBdr>
+          <w:top w:val="nil"/>
+          <w:left w:val="nil"/>
+          <w:bottom w:val="nil"/>
+          <w:right w:val="nil"/>
+          <w:between w:val="nil"/>
+        </w:pBdr>
+        <w:spacing w:before="240" w:after="150" w:line="275" w:lineRule="auto"/>
+        <w:rPr>
+          <w:rFonts w:ascii="Google Sans" w:eastAsia="Google Sans" w:hAnsi="Google Sans" w:cs="Google Sans"/>
+          <w:b/>
+          <w:bCs/>
+          <w:color w:val="1F1F1F"/>
+        </w:rPr>
+      </w:pPr>
+      <w:r>
+        <w:rPr>
+          <w:rFonts w:ascii="Google Sans" w:eastAsia="Google Sans" w:hAnsi="Google Sans" w:cs="Google Sans"/>
+          <w:b/>
+          <w:bCs/>
+          <w:color w:val="1F1F1F"/>
+        </w:rPr>
+        <w:t>C. Billing &amp; QC Service (The "Kill" Switch)</w:t>
+      </w:r>
+    </w:p>
+    <w:p>
+      <w:pPr>
+        <w:pBdr>
+          <w:top w:val="nil"/>
+          <w:left w:val="nil"/>
+          <w:bottom w:val="nil"/>
+          <w:right w:val="nil"/>
+          <w:between w:val="nil"/>
+        </w:pBdr>
+        <w:spacing w:before="240" w:after="150" w:line="275" w:lineRule="auto"/>
+        <w:rPr>
+          <w:rFonts w:ascii="Google Sans" w:eastAsia="Google Sans" w:hAnsi="Google Sans" w:cs="Google Sans"/>
+          <w:color w:val="1F1F1F"/>
+        </w:rPr>
+      </w:pPr>
+      <w:r>
+        <w:rPr>
+          <w:rFonts w:ascii="Google Sans" w:eastAsia="Google Sans" w:hAnsi="Google Sans" w:cs="Google Sans"/>
+          <w:color w:val="1F1F1F"/>
+        </w:rPr>
+        <w:t>"Failed QC</w:t>
+      </w:r>
+      <w:proofErr w:type="gramStart"/>
+      <w:r>
+        <w:rPr>
+          <w:rFonts w:ascii="Google Sans" w:eastAsia="Google Sans" w:hAnsi="Google Sans" w:cs="Google Sans"/>
+          <w:color w:val="1F1F1F"/>
+        </w:rPr>
+        <w:t>"</w:t>
+      </w:r>
+      <w:r>
+        <w:rPr>
+          <w:rFonts w:ascii="Google Sans" w:eastAsia="Google Sans" w:hAnsi="Google Sans" w:cs="Google Sans"/>
+          <w:color w:val="1F1F1F"/>
+        </w:rPr>
+        <w:t xml:space="preserve"> </w:t>
+      </w:r>
+      <w:r>
+        <w:rPr>
+          <w:rFonts w:ascii="Google Sans" w:eastAsia="Google Sans" w:hAnsi="Google Sans" w:cs="Google Sans"/>
+          <w:color w:val="1F1F1F"/>
+        </w:rPr>
+        <w:t>.</w:t>
+      </w:r>
+      <w:proofErr w:type="gramEnd"/>
+      <w:r>
+        <w:rPr>
+          <w:rFonts w:ascii="Google Sans" w:eastAsia="Google Sans" w:hAnsi="Google Sans" w:cs="Google Sans"/>
+          <w:color w:val="1F1F1F"/>
+        </w:rPr>
+        <w:t xml:space="preserve"> The Saga must handle this by notifying Inventory to unlock the material.</w:t>
+      </w:r>
+    </w:p>
+    <w:p>
+      <w:pPr>
+        <w:pBdr>
+          <w:top w:val="nil"/>
+          <w:left w:val="nil"/>
+          <w:bottom w:val="nil"/>
+          <w:right w:val="nil"/>
+          <w:between w:val="nil"/>
+        </w:pBdr>
+        <w:spacing w:before="240" w:after="150" w:line="275" w:lineRule="auto"/>
+        <w:rPr>
+          <w:rFonts w:ascii="Google Sans" w:eastAsia="Google Sans" w:hAnsi="Google Sans" w:cs="Google Sans"/>
+          <w:color w:val="5F6368"/>
+          <w:sz w:val="20"/>
+          <w:szCs w:val="20"/>
+          <w:shd w:val="clear" w:color="auto" w:fill="F0F4F9"/>
+        </w:rPr>
+      </w:pPr>
+      <w:r>
+        <w:rPr>
+          <w:rFonts w:ascii="Google Sans" w:eastAsia="Google Sans" w:hAnsi="Google Sans" w:cs="Google Sans"/>
+          <w:color w:val="5F6368"/>
+          <w:sz w:val="20"/>
+          <w:szCs w:val="20"/>
+          <w:shd w:val="clear" w:color="auto" w:fill="F0F4F9"/>
+        </w:rPr>
+        <w:t>JavaScript</w:t>
+      </w:r>
+    </w:p>
+    <w:p>
+      <w:pPr>
+        <w:pBdr>
+          <w:top w:val="nil"/>
+          <w:left w:val="nil"/>
+          <w:bottom w:val="nil"/>
+          <w:right w:val="nil"/>
+          <w:between w:val="nil"/>
+        </w:pBdr>
+        <w:spacing w:before="240" w:after="150" w:line="275" w:lineRule="auto"/>
+        <w:rPr>
+          <w:rFonts w:ascii="Google Sans" w:eastAsia="Google Sans" w:hAnsi="Google Sans" w:cs="Google Sans"/>
+          <w:color w:val="5F6368"/>
+          <w:sz w:val="20"/>
+          <w:szCs w:val="20"/>
+          <w:shd w:val="clear" w:color="auto" w:fill="F0F4F9"/>
+        </w:rPr>
+      </w:pPr>
+      <w:r>
+        <w:rPr>
+          <w:rFonts w:ascii="Google Sans" w:eastAsia="Google Sans" w:hAnsi="Google Sans" w:cs="Google Sans"/>
+          <w:color w:val="5F6368"/>
+          <w:sz w:val="20"/>
+          <w:szCs w:val="20"/>
+          <w:shd w:val="clear" w:color="auto" w:fill="F0F4F9"/>
+        </w:rPr>
+        <w:t>// services/InventoryService.js (Extended)</w:t>
+      </w:r>
+      <w:r>
+        <w:rPr>
+          <w:rFonts w:ascii="Google Sans" w:eastAsia="Google Sans" w:hAnsi="Google Sans" w:cs="Google Sans"/>
+          <w:color w:val="5F6368"/>
+          <w:sz w:val="20"/>
+          <w:szCs w:val="20"/>
+          <w:shd w:val="clear" w:color="auto" w:fill="F0F4F9"/>
+        </w:rPr>
+        <w:br/>
+      </w:r>
+      <w:proofErr w:type="spellStart"/>
+      <w:r>
+        <w:rPr>
+          <w:rFonts w:ascii="Google Sans" w:eastAsia="Google Sans" w:hAnsi="Google Sans" w:cs="Google Sans"/>
+          <w:color w:val="5F6368"/>
+          <w:sz w:val="20"/>
+          <w:szCs w:val="20"/>
+          <w:shd w:val="clear" w:color="auto" w:fill="F0F4F9"/>
+        </w:rPr>
+        <w:t>const</w:t>
+      </w:r>
+      <w:proofErr w:type="spellEnd"/>
+      <w:r>
+        <w:rPr>
+          <w:rFonts w:ascii="Google Sans" w:eastAsia="Google Sans" w:hAnsi="Google Sans" w:cs="Google Sans"/>
+          <w:color w:val="5F6368"/>
+          <w:sz w:val="20"/>
+          <w:szCs w:val="20"/>
+          <w:shd w:val="clear" w:color="auto" w:fill="F0F4F9"/>
+        </w:rPr>
+        <w:t xml:space="preserve"> </w:t>
+      </w:r>
+      <w:proofErr w:type="spellStart"/>
+      <w:r>
+        <w:rPr>
+          <w:rFonts w:ascii="Google Sans" w:eastAsia="Google Sans" w:hAnsi="Google Sans" w:cs="Google Sans"/>
+          <w:color w:val="5F6368"/>
+          <w:sz w:val="20"/>
+          <w:szCs w:val="20"/>
+          <w:shd w:val="clear" w:color="auto" w:fill="F0F4F9"/>
+        </w:rPr>
+        <w:t>failQC</w:t>
+      </w:r>
+      <w:proofErr w:type="spellEnd"/>
+      <w:r>
+        <w:rPr>
+          <w:rFonts w:ascii="Google Sans" w:eastAsia="Google Sans" w:hAnsi="Google Sans" w:cs="Google Sans"/>
+          <w:color w:val="5F6368"/>
+          <w:sz w:val="20"/>
+          <w:szCs w:val="20"/>
+          <w:shd w:val="clear" w:color="auto" w:fill="F0F4F9"/>
+        </w:rPr>
+        <w:t xml:space="preserve"> = async (</w:t>
+      </w:r>
+      <w:proofErr w:type="spellStart"/>
+      <w:r>
+        <w:rPr>
+          <w:rFonts w:ascii="Google Sans" w:eastAsia="Google Sans" w:hAnsi="Google Sans" w:cs="Google Sans"/>
+          <w:color w:val="5F6368"/>
+          <w:sz w:val="20"/>
+          <w:szCs w:val="20"/>
+          <w:shd w:val="clear" w:color="auto" w:fill="F0F4F9"/>
+        </w:rPr>
+        <w:t>orderId</w:t>
+      </w:r>
+      <w:proofErr w:type="spellEnd"/>
+      <w:r>
+        <w:rPr>
+          <w:rFonts w:ascii="Google Sans" w:eastAsia="Google Sans" w:hAnsi="Google Sans" w:cs="Google Sans"/>
+          <w:color w:val="5F6368"/>
+          <w:sz w:val="20"/>
+          <w:szCs w:val="20"/>
+          <w:shd w:val="clear" w:color="auto" w:fill="F0F4F9"/>
+        </w:rPr>
+        <w:t>, reason) =&gt; {</w:t>
+      </w:r>
+      <w:r>
+        <w:rPr>
+          <w:rFonts w:ascii="Google Sans" w:eastAsia="Google Sans" w:hAnsi="Google Sans" w:cs="Google Sans"/>
+          <w:color w:val="5F6368"/>
+          <w:sz w:val="20"/>
+          <w:szCs w:val="20"/>
+          <w:shd w:val="clear" w:color="auto" w:fill="F0F4F9"/>
+        </w:rPr>
+        <w:br/>
+        <w:t xml:space="preserve">    console.log(`[QC] Failed for Order: ${</w:t>
+      </w:r>
+      <w:proofErr w:type="spellStart"/>
+      <w:r>
+        <w:rPr>
+          <w:rFonts w:ascii="Google Sans" w:eastAsia="Google Sans" w:hAnsi="Google Sans" w:cs="Google Sans"/>
+          <w:color w:val="5F6368"/>
+          <w:sz w:val="20"/>
+          <w:szCs w:val="20"/>
+          <w:shd w:val="clear" w:color="auto" w:fill="F0F4F9"/>
+        </w:rPr>
+        <w:t>orderId</w:t>
+      </w:r>
+      <w:proofErr w:type="spellEnd"/>
+      <w:r>
+        <w:rPr>
+          <w:rFonts w:ascii="Google Sans" w:eastAsia="Google Sans" w:hAnsi="Google Sans" w:cs="Google Sans"/>
+          <w:color w:val="5F6368"/>
+          <w:sz w:val="20"/>
+          <w:szCs w:val="20"/>
+          <w:shd w:val="clear" w:color="auto" w:fill="F0F4F9"/>
+        </w:rPr>
+        <w:t>}`);</w:t>
+      </w:r>
+      <w:r>
+        <w:rPr>
+          <w:rFonts w:ascii="Google Sans" w:eastAsia="Google Sans" w:hAnsi="Google Sans" w:cs="Google Sans"/>
+          <w:color w:val="5F6368"/>
+          <w:sz w:val="20"/>
+          <w:szCs w:val="20"/>
+          <w:shd w:val="clear" w:color="auto" w:fill="F0F4F9"/>
+        </w:rPr>
+        <w:br/>
+        <w:t xml:space="preserve">    </w:t>
+      </w:r>
+      <w:r>
+        <w:rPr>
+          <w:rFonts w:ascii="Google Sans" w:eastAsia="Google Sans" w:hAnsi="Google Sans" w:cs="Google Sans"/>
+          <w:color w:val="5F6368"/>
+          <w:sz w:val="20"/>
+          <w:szCs w:val="20"/>
+          <w:shd w:val="clear" w:color="auto" w:fill="F0F4F9"/>
+        </w:rPr>
+        <w:br/>
+        <w:t xml:space="preserve">    // Publish failure to trigger Inventory release and Sales cancellation</w:t>
+      </w:r>
+      <w:r>
+        <w:rPr>
+          <w:rFonts w:ascii="Google Sans" w:eastAsia="Google Sans" w:hAnsi="Google Sans" w:cs="Google Sans"/>
+          <w:color w:val="5F6368"/>
+          <w:sz w:val="20"/>
+          <w:szCs w:val="20"/>
+          <w:shd w:val="clear" w:color="auto" w:fill="F0F4F9"/>
+        </w:rPr>
+        <w:br/>
+        <w:t xml:space="preserve">    await </w:t>
+      </w:r>
+      <w:proofErr w:type="spellStart"/>
+      <w:r>
+        <w:rPr>
+          <w:rFonts w:ascii="Google Sans" w:eastAsia="Google Sans" w:hAnsi="Google Sans" w:cs="Google Sans"/>
+          <w:color w:val="5F6368"/>
+          <w:sz w:val="20"/>
+          <w:szCs w:val="20"/>
+          <w:shd w:val="clear" w:color="auto" w:fill="F0F4F9"/>
+        </w:rPr>
+        <w:t>broker.publish</w:t>
+      </w:r>
+      <w:proofErr w:type="spellEnd"/>
+      <w:r>
+        <w:rPr>
+          <w:rFonts w:ascii="Google Sans" w:eastAsia="Google Sans" w:hAnsi="Google Sans" w:cs="Google Sans"/>
+          <w:color w:val="5F6368"/>
+          <w:sz w:val="20"/>
+          <w:szCs w:val="20"/>
+          <w:shd w:val="clear" w:color="auto" w:fill="F0F4F9"/>
+        </w:rPr>
+        <w:t xml:space="preserve">('QC_FAILED', { </w:t>
+      </w:r>
+      <w:proofErr w:type="spellStart"/>
+      <w:r>
+        <w:rPr>
+          <w:rFonts w:ascii="Google Sans" w:eastAsia="Google Sans" w:hAnsi="Google Sans" w:cs="Google Sans"/>
+          <w:color w:val="5F6368"/>
+          <w:sz w:val="20"/>
+          <w:szCs w:val="20"/>
+          <w:shd w:val="clear" w:color="auto" w:fill="F0F4F9"/>
+        </w:rPr>
+        <w:t>orderId</w:t>
+      </w:r>
+      <w:proofErr w:type="spellEnd"/>
+      <w:r>
+        <w:rPr>
+          <w:rFonts w:ascii="Google Sans" w:eastAsia="Google Sans" w:hAnsi="Google Sans" w:cs="Google Sans"/>
+          <w:color w:val="5F6368"/>
+          <w:sz w:val="20"/>
+          <w:szCs w:val="20"/>
+          <w:shd w:val="clear" w:color="auto" w:fill="F0F4F9"/>
+        </w:rPr>
+        <w:t>, reason });</w:t>
+      </w:r>
+      <w:r>
+        <w:rPr>
+          <w:rFonts w:ascii="Google Sans" w:eastAsia="Google Sans" w:hAnsi="Google Sans" w:cs="Google Sans"/>
+          <w:color w:val="5F6368"/>
+          <w:sz w:val="20"/>
+          <w:szCs w:val="20"/>
+          <w:shd w:val="clear" w:color="auto" w:fill="F0F4F9"/>
+        </w:rPr>
+        <w:br/>
+      </w:r>
+      <w:r>
+        <w:rPr>
+          <w:rFonts w:ascii="Google Sans" w:eastAsia="Google Sans" w:hAnsi="Google Sans" w:cs="Google Sans"/>
+          <w:color w:val="5F6368"/>
+          <w:sz w:val="20"/>
+          <w:szCs w:val="20"/>
+          <w:shd w:val="clear" w:color="auto" w:fill="F0F4F9"/>
+        </w:rPr>
+        <w:lastRenderedPageBreak/>
+        <w:t xml:space="preserve">    await </w:t>
+      </w:r>
+      <w:proofErr w:type="spellStart"/>
+      <w:r>
+        <w:rPr>
+          <w:rFonts w:ascii="Google Sans" w:eastAsia="Google Sans" w:hAnsi="Google Sans" w:cs="Google Sans"/>
+          <w:color w:val="5F6368"/>
+          <w:sz w:val="20"/>
+          <w:szCs w:val="20"/>
+          <w:shd w:val="clear" w:color="auto" w:fill="F0F4F9"/>
+        </w:rPr>
+        <w:t>broker.publish</w:t>
+      </w:r>
+      <w:proofErr w:type="spellEnd"/>
+      <w:r>
+        <w:rPr>
+          <w:rFonts w:ascii="Google Sans" w:eastAsia="Google Sans" w:hAnsi="Google Sans" w:cs="Google Sans"/>
+          <w:color w:val="5F6368"/>
+          <w:sz w:val="20"/>
+          <w:szCs w:val="20"/>
+          <w:shd w:val="clear" w:color="auto" w:fill="F0F4F9"/>
+        </w:rPr>
+        <w:t xml:space="preserve">('ORDER_COMPENSATION_REQUIRED', { </w:t>
+      </w:r>
+      <w:proofErr w:type="spellStart"/>
+      <w:r>
+        <w:rPr>
+          <w:rFonts w:ascii="Google Sans" w:eastAsia="Google Sans" w:hAnsi="Google Sans" w:cs="Google Sans"/>
+          <w:color w:val="5F6368"/>
+          <w:sz w:val="20"/>
+          <w:szCs w:val="20"/>
+          <w:shd w:val="clear" w:color="auto" w:fill="F0F4F9"/>
+        </w:rPr>
+        <w:t>orderId</w:t>
+      </w:r>
+      <w:proofErr w:type="spellEnd"/>
+      <w:r>
+        <w:rPr>
+          <w:rFonts w:ascii="Google Sans" w:eastAsia="Google Sans" w:hAnsi="Google Sans" w:cs="Google Sans"/>
+          <w:color w:val="5F6368"/>
+          <w:sz w:val="20"/>
+          <w:szCs w:val="20"/>
+          <w:shd w:val="clear" w:color="auto" w:fill="F0F4F9"/>
+        </w:rPr>
+        <w:t>, reason });</w:t>
+      </w:r>
+      <w:r>
+        <w:rPr>
+          <w:rFonts w:ascii="Google Sans" w:eastAsia="Google Sans" w:hAnsi="Google Sans" w:cs="Google Sans"/>
+          <w:color w:val="5F6368"/>
+          <w:sz w:val="20"/>
+          <w:szCs w:val="20"/>
+          <w:shd w:val="clear" w:color="auto" w:fill="F0F4F9"/>
+        </w:rPr>
+        <w:br/>
+        <w:t>};</w:t>
+      </w:r>
+      <w:r>
+        <w:rPr>
+          <w:rFonts w:ascii="Google Sans" w:eastAsia="Google Sans" w:hAnsi="Google Sans" w:cs="Google Sans"/>
+          <w:color w:val="5F6368"/>
+          <w:sz w:val="20"/>
+          <w:szCs w:val="20"/>
+          <w:shd w:val="clear" w:color="auto" w:fill="F0F4F9"/>
+        </w:rPr>
+        <w:br/>
+      </w:r>
+    </w:p>
+    <w:p>
+      <w:pPr>
+        <w:pBdr>
+          <w:top w:val="nil"/>
+          <w:left w:val="nil"/>
+          <w:bottom w:val="nil"/>
+          <w:right w:val="nil"/>
+          <w:between w:val="nil"/>
+        </w:pBdr>
+        <w:spacing w:before="240" w:after="150" w:line="275" w:lineRule="auto"/>
+        <w:rPr>
+          <w:rFonts w:ascii="Google Sans" w:eastAsia="Google Sans" w:hAnsi="Google Sans" w:cs="Google Sans"/>
+          <w:b/>
+          <w:bCs/>
+          <w:color w:val="1F1F1F"/>
+        </w:rPr>
+      </w:pPr>
+      <w:r>
+        <w:rPr>
+          <w:rFonts w:ascii="Google Sans" w:eastAsia="Google Sans" w:hAnsi="Google Sans" w:cs="Google Sans"/>
+          <w:b/>
+          <w:bCs/>
+          <w:color w:val="1F1F1F"/>
+        </w:rPr>
+        <w:pict w14:anchorId="7E18FA12">
+          <v:rect id="_x0000_i1089" style="width:468pt;height:1pt" o:hralign="center" o:hrstd="t" o:hr="t" fillcolor="#a0a0a0" stroked="f"/>
+        </w:pict>
+      </w:r>
+    </w:p>
+    <w:p>
+      <w:pPr>
+        <w:pBdr>
+          <w:top w:val="nil"/>
+          <w:left w:val="nil"/>
+          <w:bottom w:val="nil"/>
+          <w:right w:val="nil"/>
+          <w:between w:val="nil"/>
+        </w:pBdr>
+        <w:spacing w:before="240" w:after="150" w:line="275" w:lineRule="auto"/>
+        <w:rPr>
+          <w:rFonts w:ascii="Google Sans" w:eastAsia="Google Sans" w:hAnsi="Google Sans" w:cs="Google Sans"/>
+          <w:b/>
+          <w:bCs/>
+          <w:color w:val="1F1F1F"/>
+        </w:rPr>
+      </w:pPr>
+      <w:r>
+        <w:rPr>
+          <w:rFonts w:ascii="Google Sans" w:eastAsia="Google Sans" w:hAnsi="Google Sans" w:cs="Google Sans"/>
+          <w:b/>
+          <w:bCs/>
+          <w:color w:val="1F1F1F"/>
+        </w:rPr>
+        <w:t>3. The New Failure Workflow</w:t>
+      </w:r>
+    </w:p>
+    <w:p>
+      <w:pPr>
+        <w:pBdr>
+          <w:top w:val="nil"/>
+          <w:left w:val="nil"/>
+          <w:bottom w:val="nil"/>
+          <w:right w:val="nil"/>
+          <w:between w:val="nil"/>
+        </w:pBdr>
+        <w:spacing w:before="240" w:after="150" w:line="275" w:lineRule="auto"/>
+        <w:rPr>
+          <w:rFonts w:ascii="Google Sans" w:eastAsia="Google Sans" w:hAnsi="Google Sans" w:cs="Google Sans"/>
+          <w:color w:val="1F1F1F"/>
+        </w:rPr>
+      </w:pPr>
+      <w:r>
+        <w:rPr>
+          <w:rFonts w:ascii="Google Sans" w:eastAsia="Google Sans" w:hAnsi="Google Sans" w:cs="Google Sans"/>
+          <w:color w:val="1F1F1F"/>
+        </w:rPr>
+        <w:t>If we apply this to your "Textile to Solar" shift, the logic remains resilient:</w:t>
+      </w:r>
+    </w:p>
+    <w:p>
+      <w:pPr>
+        <w:numPr>
+          <w:ilvl w:val="0"/>
+          <w:numId w:val="9"/>
+        </w:numPr>
+        <w:pBdr>
+          <w:top w:val="nil"/>
+          <w:left w:val="nil"/>
+          <w:bottom w:val="nil"/>
+          <w:right w:val="nil"/>
+          <w:between w:val="nil"/>
+        </w:pBdr>
+        <w:spacing w:before="240" w:after="150" w:line="275" w:lineRule="auto"/>
+        <w:rPr>
+          <w:rFonts w:ascii="Google Sans" w:eastAsia="Google Sans" w:hAnsi="Google Sans" w:cs="Google Sans"/>
+          <w:color w:val="1F1F1F"/>
+        </w:rPr>
+      </w:pPr>
+      <w:r>
+        <w:rPr>
+          <w:rFonts w:ascii="Google Sans" w:eastAsia="Google Sans" w:hAnsi="Google Sans" w:cs="Google Sans"/>
+          <w:b/>
+          <w:bCs/>
+          <w:color w:val="1F1F1F"/>
+        </w:rPr>
+        <w:t>Sales Initiates:</w:t>
+      </w:r>
+      <w:r>
+        <w:rPr>
+          <w:rFonts w:ascii="Google Sans" w:eastAsia="Google Sans" w:hAnsi="Google Sans" w:cs="Google Sans"/>
+          <w:color w:val="1F1F1F"/>
+        </w:rPr>
+        <w:t xml:space="preserve"> Order for "400W Solar Panels" is created (ORDER_PLACED).</w:t>
+      </w:r>
+    </w:p>
+    <w:p>
+      <w:pPr>
+        <w:numPr>
+          <w:ilvl w:val="0"/>
+          <w:numId w:val="9"/>
+        </w:numPr>
+        <w:pBdr>
+          <w:top w:val="nil"/>
+          <w:left w:val="nil"/>
+          <w:bottom w:val="nil"/>
+          <w:right w:val="nil"/>
+          <w:between w:val="nil"/>
+        </w:pBdr>
+        <w:spacing w:before="240" w:after="150" w:line="275" w:lineRule="auto"/>
+        <w:rPr>
+          <w:rFonts w:ascii="Google Sans" w:eastAsia="Google Sans" w:hAnsi="Google Sans" w:cs="Google Sans"/>
+          <w:color w:val="1F1F1F"/>
+        </w:rPr>
+      </w:pPr>
+      <w:r>
+        <w:rPr>
+          <w:rFonts w:ascii="Google Sans" w:eastAsia="Google Sans" w:hAnsi="Google Sans" w:cs="Google Sans"/>
+          <w:b/>
+          <w:bCs/>
+          <w:color w:val="1F1F1F"/>
+        </w:rPr>
+        <w:t>Inventory Check:</w:t>
+      </w:r>
+      <w:r>
+        <w:rPr>
+          <w:rFonts w:ascii="Google Sans" w:eastAsia="Google Sans" w:hAnsi="Google Sans" w:cs="Google Sans"/>
+          <w:color w:val="1F1F1F"/>
+        </w:rPr>
+        <w:t xml:space="preserve"> System finds 0 panels in stock.</w:t>
+      </w:r>
+    </w:p>
+    <w:p>
+      <w:pPr>
+        <w:numPr>
+          <w:ilvl w:val="0"/>
+          <w:numId w:val="9"/>
+        </w:numPr>
+        <w:pBdr>
+          <w:top w:val="nil"/>
+          <w:left w:val="nil"/>
+          <w:bottom w:val="nil"/>
+          <w:right w:val="nil"/>
+          <w:between w:val="nil"/>
+        </w:pBdr>
+        <w:spacing w:before="240" w:after="150" w:line="275" w:lineRule="auto"/>
+        <w:rPr>
+          <w:rFonts w:ascii="Google Sans" w:eastAsia="Google Sans" w:hAnsi="Google Sans" w:cs="Google Sans"/>
+          <w:color w:val="1F1F1F"/>
+        </w:rPr>
+      </w:pPr>
+      <w:r>
+        <w:rPr>
+          <w:rFonts w:ascii="Google Sans" w:eastAsia="Google Sans" w:hAnsi="Google Sans" w:cs="Google Sans"/>
+          <w:b/>
+          <w:bCs/>
+          <w:color w:val="1F1F1F"/>
+        </w:rPr>
+        <w:t>Trigger Compensation:</w:t>
+      </w:r>
+      <w:r>
+        <w:rPr>
+          <w:rFonts w:ascii="Google Sans" w:eastAsia="Google Sans" w:hAnsi="Google Sans" w:cs="Google Sans"/>
+          <w:color w:val="1F1F1F"/>
+        </w:rPr>
+        <w:t xml:space="preserve"> Inventory publishes ORDER_COMPENSATION_REQUIRED.</w:t>
+      </w:r>
+    </w:p>
+    <w:p>
+      <w:pPr>
+        <w:numPr>
+          <w:ilvl w:val="0"/>
+          <w:numId w:val="9"/>
+        </w:numPr>
+        <w:pBdr>
+          <w:top w:val="nil"/>
+          <w:left w:val="nil"/>
+          <w:bottom w:val="nil"/>
+          <w:right w:val="nil"/>
+          <w:between w:val="nil"/>
+        </w:pBdr>
+        <w:spacing w:before="240" w:after="150" w:line="275" w:lineRule="auto"/>
+        <w:rPr>
+          <w:rFonts w:ascii="Google Sans" w:eastAsia="Google Sans" w:hAnsi="Google Sans" w:cs="Google Sans"/>
+          <w:color w:val="1F1F1F"/>
+        </w:rPr>
+      </w:pPr>
+      <w:r>
+        <w:rPr>
+          <w:rFonts w:ascii="Google Sans" w:eastAsia="Google Sans" w:hAnsi="Google Sans" w:cs="Google Sans"/>
+          <w:b/>
+          <w:bCs/>
+          <w:color w:val="1F1F1F"/>
+        </w:rPr>
+        <w:t>Sales Rollback:</w:t>
+      </w:r>
+      <w:r>
+        <w:rPr>
+          <w:rFonts w:ascii="Google Sans" w:eastAsia="Google Sans" w:hAnsi="Google Sans" w:cs="Google Sans"/>
+          <w:color w:val="1F1F1F"/>
+        </w:rPr>
+        <w:t xml:space="preserve"> Sales service automatically moves the order to CANCELLED_SYSTEM.</w:t>
+      </w:r>
+    </w:p>
+    <w:p>
+      <w:pPr>
+        <w:numPr>
+          <w:ilvl w:val="0"/>
+          <w:numId w:val="9"/>
+        </w:numPr>
+        <w:pBdr>
+          <w:top w:val="nil"/>
+          <w:left w:val="nil"/>
+          <w:bottom w:val="nil"/>
+          <w:right w:val="nil"/>
+          <w:between w:val="nil"/>
+        </w:pBdr>
+        <w:spacing w:before="240" w:after="150" w:line="275" w:lineRule="auto"/>
+        <w:rPr>
+          <w:rFonts w:ascii="Google Sans" w:eastAsia="Google Sans" w:hAnsi="Google Sans" w:cs="Google Sans"/>
+          <w:color w:val="1F1F1F"/>
+        </w:rPr>
+      </w:pPr>
+      <w:r>
+        <w:rPr>
+          <w:rFonts w:ascii="Google Sans" w:eastAsia="Google Sans" w:hAnsi="Google Sans" w:cs="Google Sans"/>
+          <w:b/>
+          <w:bCs/>
+          <w:color w:val="1F1F1F"/>
+        </w:rPr>
+        <w:t>Data Integrity:</w:t>
+      </w:r>
+      <w:r>
+        <w:rPr>
+          <w:rFonts w:ascii="Google Sans" w:eastAsia="Google Sans" w:hAnsi="Google Sans" w:cs="Google Sans"/>
+          <w:color w:val="1F1F1F"/>
+        </w:rPr>
+        <w:t xml:space="preserve"> The customer isn't billed for a product that doesn't exist, and your "Reserved" stock counts stay accurate.</w:t>
+      </w:r>
+    </w:p>
+    <w:p>
+      <w:pPr>
+        <w:pBdr>
+          <w:top w:val="nil"/>
+          <w:left w:val="nil"/>
+          <w:bottom w:val="nil"/>
+          <w:right w:val="nil"/>
+          <w:between w:val="nil"/>
+        </w:pBdr>
+        <w:spacing w:before="240" w:after="150" w:line="275" w:lineRule="auto"/>
+        <w:rPr>
+          <w:rFonts w:ascii="Google Sans" w:eastAsia="Google Sans" w:hAnsi="Google Sans" w:cs="Google Sans"/>
+          <w:b/>
+          <w:bCs/>
+          <w:color w:val="1F1F1F"/>
+        </w:rPr>
+      </w:pPr>
+      <w:r>
+        <w:rPr>
+          <w:rFonts w:ascii="Google Sans" w:eastAsia="Google Sans" w:hAnsi="Google Sans" w:cs="Google Sans"/>
+          <w:b/>
+          <w:bCs/>
+          <w:color w:val="1F1F1F"/>
+        </w:rPr>
+        <w:t>Key Benefits for Architecture</w:t>
+      </w:r>
+    </w:p>
+    <w:p>
+      <w:pPr>
+        <w:numPr>
+          <w:ilvl w:val="0"/>
+          <w:numId w:val="10"/>
+        </w:numPr>
+        <w:pBdr>
+          <w:top w:val="nil"/>
+          <w:left w:val="nil"/>
+          <w:bottom w:val="nil"/>
+          <w:right w:val="nil"/>
+          <w:between w:val="nil"/>
+        </w:pBdr>
+        <w:spacing w:before="240" w:after="150" w:line="275" w:lineRule="auto"/>
+        <w:rPr>
+          <w:rFonts w:ascii="Google Sans" w:eastAsia="Google Sans" w:hAnsi="Google Sans" w:cs="Google Sans"/>
+          <w:color w:val="1F1F1F"/>
+        </w:rPr>
+      </w:pPr>
+      <w:r>
+        <w:rPr>
+          <w:rFonts w:ascii="Google Sans" w:eastAsia="Google Sans" w:hAnsi="Google Sans" w:cs="Google Sans"/>
+          <w:b/>
+          <w:bCs/>
+          <w:color w:val="1F1F1F"/>
+        </w:rPr>
+        <w:t>Decoupling:</w:t>
+      </w:r>
+      <w:r>
+        <w:rPr>
+          <w:rFonts w:ascii="Google Sans" w:eastAsia="Google Sans" w:hAnsi="Google Sans" w:cs="Google Sans"/>
+          <w:color w:val="1F1F1F"/>
+        </w:rPr>
+        <w:t xml:space="preserve"> The Sales service doesn't need to know </w:t>
+      </w:r>
+      <w:r>
+        <w:rPr>
+          <w:rFonts w:ascii="Google Sans" w:eastAsia="Google Sans" w:hAnsi="Google Sans" w:cs="Google Sans"/>
+          <w:i/>
+          <w:iCs/>
+          <w:color w:val="1F1F1F"/>
+        </w:rPr>
+        <w:t>why</w:t>
+      </w:r>
+      <w:r>
+        <w:rPr>
+          <w:rFonts w:ascii="Google Sans" w:eastAsia="Google Sans" w:hAnsi="Google Sans" w:cs="Google Sans"/>
+          <w:color w:val="1F1F1F"/>
+        </w:rPr>
+        <w:t xml:space="preserve"> the inventory failed (GSM variance in textiles or </w:t>
+      </w:r>
+      <w:proofErr w:type="spellStart"/>
+      <w:r>
+        <w:rPr>
+          <w:rFonts w:ascii="Google Sans" w:eastAsia="Google Sans" w:hAnsi="Google Sans" w:cs="Google Sans"/>
+          <w:color w:val="1F1F1F"/>
+        </w:rPr>
+        <w:t>CellType</w:t>
+      </w:r>
+      <w:proofErr w:type="spellEnd"/>
+      <w:r>
+        <w:rPr>
+          <w:rFonts w:ascii="Google Sans" w:eastAsia="Google Sans" w:hAnsi="Google Sans" w:cs="Google Sans"/>
+          <w:color w:val="1F1F1F"/>
+        </w:rPr>
+        <w:t xml:space="preserve"> mismatch in solar); it only needs to know it must roll back.</w:t>
+      </w:r>
+    </w:p>
+    <w:p>
+      <w:pPr>
+        <w:numPr>
+          <w:ilvl w:val="0"/>
+          <w:numId w:val="10"/>
+        </w:numPr>
+        <w:pBdr>
+          <w:top w:val="nil"/>
+          <w:left w:val="nil"/>
+          <w:bottom w:val="nil"/>
+          <w:right w:val="nil"/>
+          <w:between w:val="nil"/>
+        </w:pBdr>
+        <w:spacing w:before="240" w:after="150" w:line="275" w:lineRule="auto"/>
+        <w:rPr>
+          <w:rFonts w:ascii="Google Sans" w:eastAsia="Google Sans" w:hAnsi="Google Sans" w:cs="Google Sans"/>
+          <w:color w:val="1F1F1F"/>
+        </w:rPr>
+      </w:pPr>
+      <w:r>
+        <w:rPr>
+          <w:rFonts w:ascii="Google Sans" w:eastAsia="Google Sans" w:hAnsi="Google Sans" w:cs="Google Sans"/>
+          <w:b/>
+          <w:bCs/>
+          <w:color w:val="1F1F1F"/>
+        </w:rPr>
+        <w:t>Audit Trail:</w:t>
+      </w:r>
+      <w:r>
+        <w:rPr>
+          <w:rFonts w:ascii="Google Sans" w:eastAsia="Google Sans" w:hAnsi="Google Sans" w:cs="Google Sans"/>
+          <w:color w:val="1F1F1F"/>
+        </w:rPr>
+        <w:t xml:space="preserve"> By logging these "Compensation" events, you get a perfect record of why orders were rejected—essential for the </w:t>
+      </w:r>
+      <w:r>
+        <w:rPr>
+          <w:rFonts w:ascii="Google Sans" w:eastAsia="Google Sans" w:hAnsi="Google Sans" w:cs="Google Sans"/>
+          <w:b/>
+          <w:bCs/>
+          <w:color w:val="1F1F1F"/>
+        </w:rPr>
+        <w:t>Reporting Modules</w:t>
+      </w:r>
+      <w:r>
+        <w:rPr>
+          <w:rFonts w:ascii="Google Sans" w:eastAsia="Google Sans" w:hAnsi="Google Sans" w:cs="Google Sans"/>
+          <w:color w:val="1F1F1F"/>
+        </w:rPr>
+        <w:t xml:space="preserve"> </w:t>
+      </w:r>
+    </w:p>
+    <w:p>
+      <w:pPr>
+        <w:pBdr>
+          <w:top w:val="nil"/>
+          <w:left w:val="nil"/>
+          <w:bottom w:val="nil"/>
+          <w:right w:val="nil"/>
+          <w:between w:val="nil"/>
+        </w:pBdr>
+        <w:spacing w:before="240" w:after="150" w:line="275" w:lineRule="auto"/>
+        <w:rPr>
+          <w:rFonts w:ascii="Google Sans" w:eastAsia="Google Sans" w:hAnsi="Google Sans" w:cs="Google Sans"/>
+          <w:color w:val="1F1F1F"/>
+        </w:rPr>
+      </w:pPr>
     </w:p>
     <w:sectPr>
       <w:pgSz w:w="12240" w:h="15840"/>
@@ -4796,6 +7202,236 @@
     </w:lvl>
   </w:abstractNum>
   <w:abstractNum w:abstractNumId="2" w15:restartNumberingAfterBreak="0">
+    <w:nsid w:val="23EA7D81"/>
+    <w:multiLevelType w:val="multilevel"/>
+    <w:tmpl w:val="FD148982"/>
+    <w:lvl w:ilvl="0">
+      <w:start w:val="1"/>
+      <w:numFmt w:val="decimal"/>
+      <w:lvlText w:val="%1."/>
+      <w:lvlJc w:val="left"/>
+      <w:pPr>
+        <w:ind w:left="570" w:hanging="360"/>
+      </w:pPr>
+      <w:rPr>
+        <w:rFonts w:ascii="Arial" w:eastAsia="Arial" w:hAnsi="Arial" w:cs="Arial"/>
+        <w:b w:val="0"/>
+        <w:bCs w:val="0"/>
+        <w:i w:val="0"/>
+        <w:iCs w:val="0"/>
+        <w:smallCaps w:val="0"/>
+        <w:strike w:val="0"/>
+        <w:dstrike w:val="0"/>
+        <w:color w:val="000000"/>
+        <w:sz w:val="22"/>
+        <w:szCs w:val="22"/>
+        <w:u w:val="none"/>
+        <w:effect w:val="none"/>
+        <w:vertAlign w:val="baseline"/>
+      </w:rPr>
+    </w:lvl>
+    <w:lvl w:ilvl="1">
+      <w:start w:val="1"/>
+      <w:numFmt w:val="bullet"/>
+      <w:lvlText w:val="○"/>
+      <w:lvlJc w:val="left"/>
+      <w:pPr>
+        <w:ind w:left="1440" w:hanging="360"/>
+      </w:pPr>
+      <w:rPr>
+        <w:rFonts w:ascii="Arial" w:eastAsia="Arial" w:hAnsi="Arial" w:cs="Arial"/>
+        <w:b w:val="0"/>
+        <w:bCs w:val="0"/>
+        <w:i w:val="0"/>
+        <w:iCs w:val="0"/>
+        <w:smallCaps w:val="0"/>
+        <w:strike w:val="0"/>
+        <w:dstrike w:val="0"/>
+        <w:color w:val="000000"/>
+        <w:sz w:val="22"/>
+        <w:szCs w:val="22"/>
+        <w:u w:val="none"/>
+        <w:effect w:val="none"/>
+        <w:vertAlign w:val="baseline"/>
+      </w:rPr>
+    </w:lvl>
+    <w:lvl w:ilvl="2">
+      <w:start w:val="1"/>
+      <w:numFmt w:val="bullet"/>
+      <w:lvlText w:val="■"/>
+      <w:lvlJc w:val="left"/>
+      <w:pPr>
+        <w:ind w:left="2160" w:hanging="360"/>
+      </w:pPr>
+      <w:rPr>
+        <w:rFonts w:ascii="Arial" w:eastAsia="Arial" w:hAnsi="Arial" w:cs="Arial"/>
+        <w:b w:val="0"/>
+        <w:bCs w:val="0"/>
+        <w:i w:val="0"/>
+        <w:iCs w:val="0"/>
+        <w:smallCaps w:val="0"/>
+        <w:strike w:val="0"/>
+        <w:dstrike w:val="0"/>
+        <w:color w:val="000000"/>
+        <w:sz w:val="22"/>
+        <w:szCs w:val="22"/>
+        <w:u w:val="none"/>
+        <w:effect w:val="none"/>
+        <w:vertAlign w:val="baseline"/>
+      </w:rPr>
+    </w:lvl>
+    <w:lvl w:ilvl="3">
+      <w:start w:val="1"/>
+      <w:numFmt w:val="bullet"/>
+      <w:lvlText w:val="■"/>
+      <w:lvlJc w:val="left"/>
+      <w:pPr>
+        <w:ind w:left="2880" w:hanging="360"/>
+      </w:pPr>
+      <w:rPr>
+        <w:rFonts w:ascii="Arial" w:eastAsia="Arial" w:hAnsi="Arial" w:cs="Arial"/>
+        <w:b w:val="0"/>
+        <w:bCs w:val="0"/>
+        <w:i w:val="0"/>
+        <w:iCs w:val="0"/>
+        <w:smallCaps w:val="0"/>
+        <w:strike w:val="0"/>
+        <w:dstrike w:val="0"/>
+        <w:color w:val="000000"/>
+        <w:sz w:val="22"/>
+        <w:szCs w:val="22"/>
+        <w:u w:val="none"/>
+        <w:effect w:val="none"/>
+        <w:vertAlign w:val="baseline"/>
+      </w:rPr>
+    </w:lvl>
+    <w:lvl w:ilvl="4">
+      <w:start w:val="1"/>
+      <w:numFmt w:val="bullet"/>
+      <w:lvlText w:val="■"/>
+      <w:lvlJc w:val="left"/>
+      <w:pPr>
+        <w:ind w:left="3600" w:hanging="360"/>
+      </w:pPr>
+      <w:rPr>
+        <w:rFonts w:ascii="Arial" w:eastAsia="Arial" w:hAnsi="Arial" w:cs="Arial"/>
+        <w:b w:val="0"/>
+        <w:bCs w:val="0"/>
+        <w:i w:val="0"/>
+        <w:iCs w:val="0"/>
+        <w:smallCaps w:val="0"/>
+        <w:strike w:val="0"/>
+        <w:dstrike w:val="0"/>
+        <w:color w:val="000000"/>
+        <w:sz w:val="22"/>
+        <w:szCs w:val="22"/>
+        <w:u w:val="none"/>
+        <w:effect w:val="none"/>
+        <w:vertAlign w:val="baseline"/>
+      </w:rPr>
+    </w:lvl>
+    <w:lvl w:ilvl="5">
+      <w:start w:val="1"/>
+      <w:numFmt w:val="bullet"/>
+      <w:lvlText w:val="■"/>
+      <w:lvlJc w:val="left"/>
+      <w:pPr>
+        <w:ind w:left="4320" w:hanging="360"/>
+      </w:pPr>
+      <w:rPr>
+        <w:rFonts w:ascii="Arial" w:eastAsia="Arial" w:hAnsi="Arial" w:cs="Arial"/>
+        <w:b w:val="0"/>
+        <w:bCs w:val="0"/>
+        <w:i w:val="0"/>
+        <w:iCs w:val="0"/>
+        <w:smallCaps w:val="0"/>
+        <w:strike w:val="0"/>
+        <w:dstrike w:val="0"/>
+        <w:color w:val="000000"/>
+        <w:sz w:val="22"/>
+        <w:szCs w:val="22"/>
+        <w:u w:val="none"/>
+        <w:effect w:val="none"/>
+        <w:vertAlign w:val="baseline"/>
+      </w:rPr>
+    </w:lvl>
+    <w:lvl w:ilvl="6">
+      <w:start w:val="1"/>
+      <w:numFmt w:val="bullet"/>
+      <w:lvlText w:val="■"/>
+      <w:lvlJc w:val="left"/>
+      <w:pPr>
+        <w:ind w:left="5040" w:hanging="360"/>
+      </w:pPr>
+      <w:rPr>
+        <w:rFonts w:ascii="Arial" w:eastAsia="Arial" w:hAnsi="Arial" w:cs="Arial"/>
+        <w:b w:val="0"/>
+        <w:bCs w:val="0"/>
+        <w:i w:val="0"/>
+        <w:iCs w:val="0"/>
+        <w:smallCaps w:val="0"/>
+        <w:strike w:val="0"/>
+        <w:dstrike w:val="0"/>
+        <w:color w:val="000000"/>
+        <w:sz w:val="22"/>
+        <w:szCs w:val="22"/>
+        <w:u w:val="none"/>
+        <w:effect w:val="none"/>
+        <w:vertAlign w:val="baseline"/>
+      </w:rPr>
+    </w:lvl>
+    <w:lvl w:ilvl="7">
+      <w:start w:val="1"/>
+      <w:numFmt w:val="bullet"/>
+      <w:lvlText w:val="■"/>
+      <w:lvlJc w:val="left"/>
+      <w:pPr>
+        <w:ind w:left="5760" w:hanging="360"/>
+      </w:pPr>
+      <w:rPr>
+        <w:rFonts w:ascii="Arial" w:eastAsia="Arial" w:hAnsi="Arial" w:cs="Arial"/>
+        <w:b w:val="0"/>
+        <w:bCs w:val="0"/>
+        <w:i w:val="0"/>
+        <w:iCs w:val="0"/>
+        <w:smallCaps w:val="0"/>
+        <w:strike w:val="0"/>
+        <w:dstrike w:val="0"/>
+        <w:color w:val="000000"/>
+        <w:sz w:val="22"/>
+        <w:szCs w:val="22"/>
+        <w:u w:val="none"/>
+        <w:effect w:val="none"/>
+        <w:vertAlign w:val="baseline"/>
+      </w:rPr>
+    </w:lvl>
+    <w:lvl w:ilvl="8">
+      <w:start w:val="1"/>
+      <w:numFmt w:val="bullet"/>
+      <w:lvlText w:val="■"/>
+      <w:lvlJc w:val="left"/>
+      <w:pPr>
+        <w:ind w:left="6480" w:hanging="360"/>
+      </w:pPr>
+      <w:rPr>
+        <w:rFonts w:ascii="Arial" w:eastAsia="Arial" w:hAnsi="Arial" w:cs="Arial"/>
+        <w:b w:val="0"/>
+        <w:bCs w:val="0"/>
+        <w:i w:val="0"/>
+        <w:iCs w:val="0"/>
+        <w:smallCaps w:val="0"/>
+        <w:strike w:val="0"/>
+        <w:dstrike w:val="0"/>
+        <w:color w:val="000000"/>
+        <w:sz w:val="22"/>
+        <w:szCs w:val="22"/>
+        <w:u w:val="none"/>
+        <w:effect w:val="none"/>
+        <w:vertAlign w:val="baseline"/>
+      </w:rPr>
+    </w:lvl>
+  </w:abstractNum>
+  <w:abstractNum w:abstractNumId="3" w15:restartNumberingAfterBreak="0">
     <w:nsid w:val="339E7523"/>
     <w:multiLevelType w:val="multilevel"/>
     <w:tmpl w:val="F59CEF24"/>
@@ -5016,7 +7652,7 @@
       </w:rPr>
     </w:lvl>
   </w:abstractNum>
-  <w:abstractNum w:abstractNumId="3" w15:restartNumberingAfterBreak="0">
+  <w:abstractNum w:abstractNumId="4" w15:restartNumberingAfterBreak="0">
     <w:nsid w:val="401A62AF"/>
     <w:multiLevelType w:val="multilevel"/>
     <w:tmpl w:val="41361712"/>
@@ -5237,7 +7873,237 @@
       </w:rPr>
     </w:lvl>
   </w:abstractNum>
-  <w:abstractNum w:abstractNumId="4" w15:restartNumberingAfterBreak="0">
+  <w:abstractNum w:abstractNumId="5" w15:restartNumberingAfterBreak="0">
+    <w:nsid w:val="41B90DAD"/>
+    <w:multiLevelType w:val="multilevel"/>
+    <w:tmpl w:val="CC9E5AB2"/>
+    <w:lvl w:ilvl="0">
+      <w:start w:val="1"/>
+      <w:numFmt w:val="bullet"/>
+      <w:lvlText w:val="●"/>
+      <w:lvlJc w:val="left"/>
+      <w:pPr>
+        <w:ind w:left="570" w:hanging="360"/>
+      </w:pPr>
+      <w:rPr>
+        <w:rFonts w:ascii="Arial" w:eastAsia="Arial" w:hAnsi="Arial" w:cs="Arial"/>
+        <w:b w:val="0"/>
+        <w:bCs w:val="0"/>
+        <w:i w:val="0"/>
+        <w:iCs w:val="0"/>
+        <w:smallCaps w:val="0"/>
+        <w:strike w:val="0"/>
+        <w:dstrike w:val="0"/>
+        <w:color w:val="000000"/>
+        <w:sz w:val="22"/>
+        <w:szCs w:val="22"/>
+        <w:u w:val="none"/>
+        <w:effect w:val="none"/>
+        <w:vertAlign w:val="baseline"/>
+      </w:rPr>
+    </w:lvl>
+    <w:lvl w:ilvl="1">
+      <w:start w:val="1"/>
+      <w:numFmt w:val="bullet"/>
+      <w:lvlText w:val="○"/>
+      <w:lvlJc w:val="left"/>
+      <w:pPr>
+        <w:ind w:left="1440" w:hanging="360"/>
+      </w:pPr>
+      <w:rPr>
+        <w:rFonts w:ascii="Arial" w:eastAsia="Arial" w:hAnsi="Arial" w:cs="Arial"/>
+        <w:b w:val="0"/>
+        <w:bCs w:val="0"/>
+        <w:i w:val="0"/>
+        <w:iCs w:val="0"/>
+        <w:smallCaps w:val="0"/>
+        <w:strike w:val="0"/>
+        <w:dstrike w:val="0"/>
+        <w:color w:val="000000"/>
+        <w:sz w:val="22"/>
+        <w:szCs w:val="22"/>
+        <w:u w:val="none"/>
+        <w:effect w:val="none"/>
+        <w:vertAlign w:val="baseline"/>
+      </w:rPr>
+    </w:lvl>
+    <w:lvl w:ilvl="2">
+      <w:start w:val="1"/>
+      <w:numFmt w:val="bullet"/>
+      <w:lvlText w:val="■"/>
+      <w:lvlJc w:val="left"/>
+      <w:pPr>
+        <w:ind w:left="2160" w:hanging="360"/>
+      </w:pPr>
+      <w:rPr>
+        <w:rFonts w:ascii="Arial" w:eastAsia="Arial" w:hAnsi="Arial" w:cs="Arial"/>
+        <w:b w:val="0"/>
+        <w:bCs w:val="0"/>
+        <w:i w:val="0"/>
+        <w:iCs w:val="0"/>
+        <w:smallCaps w:val="0"/>
+        <w:strike w:val="0"/>
+        <w:dstrike w:val="0"/>
+        <w:color w:val="000000"/>
+        <w:sz w:val="22"/>
+        <w:szCs w:val="22"/>
+        <w:u w:val="none"/>
+        <w:effect w:val="none"/>
+        <w:vertAlign w:val="baseline"/>
+      </w:rPr>
+    </w:lvl>
+    <w:lvl w:ilvl="3">
+      <w:start w:val="1"/>
+      <w:numFmt w:val="bullet"/>
+      <w:lvlText w:val="■"/>
+      <w:lvlJc w:val="left"/>
+      <w:pPr>
+        <w:ind w:left="2880" w:hanging="360"/>
+      </w:pPr>
+      <w:rPr>
+        <w:rFonts w:ascii="Arial" w:eastAsia="Arial" w:hAnsi="Arial" w:cs="Arial"/>
+        <w:b w:val="0"/>
+        <w:bCs w:val="0"/>
+        <w:i w:val="0"/>
+        <w:iCs w:val="0"/>
+        <w:smallCaps w:val="0"/>
+        <w:strike w:val="0"/>
+        <w:dstrike w:val="0"/>
+        <w:color w:val="000000"/>
+        <w:sz w:val="22"/>
+        <w:szCs w:val="22"/>
+        <w:u w:val="none"/>
+        <w:effect w:val="none"/>
+        <w:vertAlign w:val="baseline"/>
+      </w:rPr>
+    </w:lvl>
+    <w:lvl w:ilvl="4">
+      <w:start w:val="1"/>
+      <w:numFmt w:val="bullet"/>
+      <w:lvlText w:val="■"/>
+      <w:lvlJc w:val="left"/>
+      <w:pPr>
+        <w:ind w:left="3600" w:hanging="360"/>
+      </w:pPr>
+      <w:rPr>
+        <w:rFonts w:ascii="Arial" w:eastAsia="Arial" w:hAnsi="Arial" w:cs="Arial"/>
+        <w:b w:val="0"/>
+        <w:bCs w:val="0"/>
+        <w:i w:val="0"/>
+        <w:iCs w:val="0"/>
+        <w:smallCaps w:val="0"/>
+        <w:strike w:val="0"/>
+        <w:dstrike w:val="0"/>
+        <w:color w:val="000000"/>
+        <w:sz w:val="22"/>
+        <w:szCs w:val="22"/>
+        <w:u w:val="none"/>
+        <w:effect w:val="none"/>
+        <w:vertAlign w:val="baseline"/>
+      </w:rPr>
+    </w:lvl>
+    <w:lvl w:ilvl="5">
+      <w:start w:val="1"/>
+      <w:numFmt w:val="bullet"/>
+      <w:lvlText w:val="■"/>
+      <w:lvlJc w:val="left"/>
+      <w:pPr>
+        <w:ind w:left="4320" w:hanging="360"/>
+      </w:pPr>
+      <w:rPr>
+        <w:rFonts w:ascii="Arial" w:eastAsia="Arial" w:hAnsi="Arial" w:cs="Arial"/>
+        <w:b w:val="0"/>
+        <w:bCs w:val="0"/>
+        <w:i w:val="0"/>
+        <w:iCs w:val="0"/>
+        <w:smallCaps w:val="0"/>
+        <w:strike w:val="0"/>
+        <w:dstrike w:val="0"/>
+        <w:color w:val="000000"/>
+        <w:sz w:val="22"/>
+        <w:szCs w:val="22"/>
+        <w:u w:val="none"/>
+        <w:effect w:val="none"/>
+        <w:vertAlign w:val="baseline"/>
+      </w:rPr>
+    </w:lvl>
+    <w:lvl w:ilvl="6">
+      <w:start w:val="1"/>
+      <w:numFmt w:val="bullet"/>
+      <w:lvlText w:val="■"/>
+      <w:lvlJc w:val="left"/>
+      <w:pPr>
+        <w:ind w:left="5040" w:hanging="360"/>
+      </w:pPr>
+      <w:rPr>
+        <w:rFonts w:ascii="Arial" w:eastAsia="Arial" w:hAnsi="Arial" w:cs="Arial"/>
+        <w:b w:val="0"/>
+        <w:bCs w:val="0"/>
+        <w:i w:val="0"/>
+        <w:iCs w:val="0"/>
+        <w:smallCaps w:val="0"/>
+        <w:strike w:val="0"/>
+        <w:dstrike w:val="0"/>
+        <w:color w:val="000000"/>
+        <w:sz w:val="22"/>
+        <w:szCs w:val="22"/>
+        <w:u w:val="none"/>
+        <w:effect w:val="none"/>
+        <w:vertAlign w:val="baseline"/>
+      </w:rPr>
+    </w:lvl>
+    <w:lvl w:ilvl="7">
+      <w:start w:val="1"/>
+      <w:numFmt w:val="bullet"/>
+      <w:lvlText w:val="■"/>
+      <w:lvlJc w:val="left"/>
+      <w:pPr>
+        <w:ind w:left="5760" w:hanging="360"/>
+      </w:pPr>
+      <w:rPr>
+        <w:rFonts w:ascii="Arial" w:eastAsia="Arial" w:hAnsi="Arial" w:cs="Arial"/>
+        <w:b w:val="0"/>
+        <w:bCs w:val="0"/>
+        <w:i w:val="0"/>
+        <w:iCs w:val="0"/>
+        <w:smallCaps w:val="0"/>
+        <w:strike w:val="0"/>
+        <w:dstrike w:val="0"/>
+        <w:color w:val="000000"/>
+        <w:sz w:val="22"/>
+        <w:szCs w:val="22"/>
+        <w:u w:val="none"/>
+        <w:effect w:val="none"/>
+        <w:vertAlign w:val="baseline"/>
+      </w:rPr>
+    </w:lvl>
+    <w:lvl w:ilvl="8">
+      <w:start w:val="1"/>
+      <w:numFmt w:val="bullet"/>
+      <w:lvlText w:val="■"/>
+      <w:lvlJc w:val="left"/>
+      <w:pPr>
+        <w:ind w:left="6480" w:hanging="360"/>
+      </w:pPr>
+      <w:rPr>
+        <w:rFonts w:ascii="Arial" w:eastAsia="Arial" w:hAnsi="Arial" w:cs="Arial"/>
+        <w:b w:val="0"/>
+        <w:bCs w:val="0"/>
+        <w:i w:val="0"/>
+        <w:iCs w:val="0"/>
+        <w:smallCaps w:val="0"/>
+        <w:strike w:val="0"/>
+        <w:dstrike w:val="0"/>
+        <w:color w:val="000000"/>
+        <w:sz w:val="22"/>
+        <w:szCs w:val="22"/>
+        <w:u w:val="none"/>
+        <w:effect w:val="none"/>
+        <w:vertAlign w:val="baseline"/>
+      </w:rPr>
+    </w:lvl>
+  </w:abstractNum>
+  <w:abstractNum w:abstractNumId="6" w15:restartNumberingAfterBreak="0">
     <w:nsid w:val="529B5547"/>
     <w:multiLevelType w:val="multilevel"/>
     <w:tmpl w:val="8DFEAA90"/>
@@ -5458,7 +8324,7 @@
       </w:rPr>
     </w:lvl>
   </w:abstractNum>
-  <w:abstractNum w:abstractNumId="5" w15:restartNumberingAfterBreak="0">
+  <w:abstractNum w:abstractNumId="7" w15:restartNumberingAfterBreak="0">
     <w:nsid w:val="52ED1610"/>
     <w:multiLevelType w:val="multilevel"/>
     <w:tmpl w:val="1CFA1F2C"/>
@@ -5679,7 +8545,7 @@
       </w:rPr>
     </w:lvl>
   </w:abstractNum>
-  <w:abstractNum w:abstractNumId="6" w15:restartNumberingAfterBreak="0">
+  <w:abstractNum w:abstractNumId="8" w15:restartNumberingAfterBreak="0">
     <w:nsid w:val="576177BC"/>
     <w:multiLevelType w:val="multilevel"/>
     <w:tmpl w:val="7F80B516"/>
@@ -5900,17 +8766,247 @@
       </w:rPr>
     </w:lvl>
   </w:abstractNum>
+  <w:abstractNum w:abstractNumId="9" w15:restartNumberingAfterBreak="0">
+    <w:nsid w:val="62535621"/>
+    <w:multiLevelType w:val="multilevel"/>
+    <w:tmpl w:val="9D22A5CC"/>
+    <w:lvl w:ilvl="0">
+      <w:start w:val="1"/>
+      <w:numFmt w:val="bullet"/>
+      <w:lvlText w:val="●"/>
+      <w:lvlJc w:val="left"/>
+      <w:pPr>
+        <w:ind w:left="570" w:hanging="360"/>
+      </w:pPr>
+      <w:rPr>
+        <w:rFonts w:ascii="Arial" w:eastAsia="Arial" w:hAnsi="Arial" w:cs="Arial"/>
+        <w:b w:val="0"/>
+        <w:bCs w:val="0"/>
+        <w:i w:val="0"/>
+        <w:iCs w:val="0"/>
+        <w:smallCaps w:val="0"/>
+        <w:strike w:val="0"/>
+        <w:dstrike w:val="0"/>
+        <w:color w:val="000000"/>
+        <w:sz w:val="22"/>
+        <w:szCs w:val="22"/>
+        <w:u w:val="none"/>
+        <w:effect w:val="none"/>
+        <w:vertAlign w:val="baseline"/>
+      </w:rPr>
+    </w:lvl>
+    <w:lvl w:ilvl="1">
+      <w:start w:val="1"/>
+      <w:numFmt w:val="bullet"/>
+      <w:lvlText w:val="○"/>
+      <w:lvlJc w:val="left"/>
+      <w:pPr>
+        <w:ind w:left="1440" w:hanging="360"/>
+      </w:pPr>
+      <w:rPr>
+        <w:rFonts w:ascii="Arial" w:eastAsia="Arial" w:hAnsi="Arial" w:cs="Arial"/>
+        <w:b w:val="0"/>
+        <w:bCs w:val="0"/>
+        <w:i w:val="0"/>
+        <w:iCs w:val="0"/>
+        <w:smallCaps w:val="0"/>
+        <w:strike w:val="0"/>
+        <w:dstrike w:val="0"/>
+        <w:color w:val="000000"/>
+        <w:sz w:val="22"/>
+        <w:szCs w:val="22"/>
+        <w:u w:val="none"/>
+        <w:effect w:val="none"/>
+        <w:vertAlign w:val="baseline"/>
+      </w:rPr>
+    </w:lvl>
+    <w:lvl w:ilvl="2">
+      <w:start w:val="1"/>
+      <w:numFmt w:val="bullet"/>
+      <w:lvlText w:val="■"/>
+      <w:lvlJc w:val="left"/>
+      <w:pPr>
+        <w:ind w:left="2160" w:hanging="360"/>
+      </w:pPr>
+      <w:rPr>
+        <w:rFonts w:ascii="Arial" w:eastAsia="Arial" w:hAnsi="Arial" w:cs="Arial"/>
+        <w:b w:val="0"/>
+        <w:bCs w:val="0"/>
+        <w:i w:val="0"/>
+        <w:iCs w:val="0"/>
+        <w:smallCaps w:val="0"/>
+        <w:strike w:val="0"/>
+        <w:dstrike w:val="0"/>
+        <w:color w:val="000000"/>
+        <w:sz w:val="22"/>
+        <w:szCs w:val="22"/>
+        <w:u w:val="none"/>
+        <w:effect w:val="none"/>
+        <w:vertAlign w:val="baseline"/>
+      </w:rPr>
+    </w:lvl>
+    <w:lvl w:ilvl="3">
+      <w:start w:val="1"/>
+      <w:numFmt w:val="bullet"/>
+      <w:lvlText w:val="■"/>
+      <w:lvlJc w:val="left"/>
+      <w:pPr>
+        <w:ind w:left="2880" w:hanging="360"/>
+      </w:pPr>
+      <w:rPr>
+        <w:rFonts w:ascii="Arial" w:eastAsia="Arial" w:hAnsi="Arial" w:cs="Arial"/>
+        <w:b w:val="0"/>
+        <w:bCs w:val="0"/>
+        <w:i w:val="0"/>
+        <w:iCs w:val="0"/>
+        <w:smallCaps w:val="0"/>
+        <w:strike w:val="0"/>
+        <w:dstrike w:val="0"/>
+        <w:color w:val="000000"/>
+        <w:sz w:val="22"/>
+        <w:szCs w:val="22"/>
+        <w:u w:val="none"/>
+        <w:effect w:val="none"/>
+        <w:vertAlign w:val="baseline"/>
+      </w:rPr>
+    </w:lvl>
+    <w:lvl w:ilvl="4">
+      <w:start w:val="1"/>
+      <w:numFmt w:val="bullet"/>
+      <w:lvlText w:val="■"/>
+      <w:lvlJc w:val="left"/>
+      <w:pPr>
+        <w:ind w:left="3600" w:hanging="360"/>
+      </w:pPr>
+      <w:rPr>
+        <w:rFonts w:ascii="Arial" w:eastAsia="Arial" w:hAnsi="Arial" w:cs="Arial"/>
+        <w:b w:val="0"/>
+        <w:bCs w:val="0"/>
+        <w:i w:val="0"/>
+        <w:iCs w:val="0"/>
+        <w:smallCaps w:val="0"/>
+        <w:strike w:val="0"/>
+        <w:dstrike w:val="0"/>
+        <w:color w:val="000000"/>
+        <w:sz w:val="22"/>
+        <w:szCs w:val="22"/>
+        <w:u w:val="none"/>
+        <w:effect w:val="none"/>
+        <w:vertAlign w:val="baseline"/>
+      </w:rPr>
+    </w:lvl>
+    <w:lvl w:ilvl="5">
+      <w:start w:val="1"/>
+      <w:numFmt w:val="bullet"/>
+      <w:lvlText w:val="■"/>
+      <w:lvlJc w:val="left"/>
+      <w:pPr>
+        <w:ind w:left="4320" w:hanging="360"/>
+      </w:pPr>
+      <w:rPr>
+        <w:rFonts w:ascii="Arial" w:eastAsia="Arial" w:hAnsi="Arial" w:cs="Arial"/>
+        <w:b w:val="0"/>
+        <w:bCs w:val="0"/>
+        <w:i w:val="0"/>
+        <w:iCs w:val="0"/>
+        <w:smallCaps w:val="0"/>
+        <w:strike w:val="0"/>
+        <w:dstrike w:val="0"/>
+        <w:color w:val="000000"/>
+        <w:sz w:val="22"/>
+        <w:szCs w:val="22"/>
+        <w:u w:val="none"/>
+        <w:effect w:val="none"/>
+        <w:vertAlign w:val="baseline"/>
+      </w:rPr>
+    </w:lvl>
+    <w:lvl w:ilvl="6">
+      <w:start w:val="1"/>
+      <w:numFmt w:val="bullet"/>
+      <w:lvlText w:val="■"/>
+      <w:lvlJc w:val="left"/>
+      <w:pPr>
+        <w:ind w:left="5040" w:hanging="360"/>
+      </w:pPr>
+      <w:rPr>
+        <w:rFonts w:ascii="Arial" w:eastAsia="Arial" w:hAnsi="Arial" w:cs="Arial"/>
+        <w:b w:val="0"/>
+        <w:bCs w:val="0"/>
+        <w:i w:val="0"/>
+        <w:iCs w:val="0"/>
+        <w:smallCaps w:val="0"/>
+        <w:strike w:val="0"/>
+        <w:dstrike w:val="0"/>
+        <w:color w:val="000000"/>
+        <w:sz w:val="22"/>
+        <w:szCs w:val="22"/>
+        <w:u w:val="none"/>
+        <w:effect w:val="none"/>
+        <w:vertAlign w:val="baseline"/>
+      </w:rPr>
+    </w:lvl>
+    <w:lvl w:ilvl="7">
+      <w:start w:val="1"/>
+      <w:numFmt w:val="bullet"/>
+      <w:lvlText w:val="■"/>
+      <w:lvlJc w:val="left"/>
+      <w:pPr>
+        <w:ind w:left="5760" w:hanging="360"/>
+      </w:pPr>
+      <w:rPr>
+        <w:rFonts w:ascii="Arial" w:eastAsia="Arial" w:hAnsi="Arial" w:cs="Arial"/>
+        <w:b w:val="0"/>
+        <w:bCs w:val="0"/>
+        <w:i w:val="0"/>
+        <w:iCs w:val="0"/>
+        <w:smallCaps w:val="0"/>
+        <w:strike w:val="0"/>
+        <w:dstrike w:val="0"/>
+        <w:color w:val="000000"/>
+        <w:sz w:val="22"/>
+        <w:szCs w:val="22"/>
+        <w:u w:val="none"/>
+        <w:effect w:val="none"/>
+        <w:vertAlign w:val="baseline"/>
+      </w:rPr>
+    </w:lvl>
+    <w:lvl w:ilvl="8">
+      <w:start w:val="1"/>
+      <w:numFmt w:val="bullet"/>
+      <w:lvlText w:val="■"/>
+      <w:lvlJc w:val="left"/>
+      <w:pPr>
+        <w:ind w:left="6480" w:hanging="360"/>
+      </w:pPr>
+      <w:rPr>
+        <w:rFonts w:ascii="Arial" w:eastAsia="Arial" w:hAnsi="Arial" w:cs="Arial"/>
+        <w:b w:val="0"/>
+        <w:bCs w:val="0"/>
+        <w:i w:val="0"/>
+        <w:iCs w:val="0"/>
+        <w:smallCaps w:val="0"/>
+        <w:strike w:val="0"/>
+        <w:dstrike w:val="0"/>
+        <w:color w:val="000000"/>
+        <w:sz w:val="22"/>
+        <w:szCs w:val="22"/>
+        <w:u w:val="none"/>
+        <w:effect w:val="none"/>
+        <w:vertAlign w:val="baseline"/>
+      </w:rPr>
+    </w:lvl>
+  </w:abstractNum>
   <w:num w:numId="1" w16cid:durableId="1170560690">
-    <w:abstractNumId w:val="2"/>
+    <w:abstractNumId w:val="3"/>
   </w:num>
   <w:num w:numId="2" w16cid:durableId="544098389">
-    <w:abstractNumId w:val="3"/>
+    <w:abstractNumId w:val="4"/>
   </w:num>
   <w:num w:numId="3" w16cid:durableId="1298757060">
-    <w:abstractNumId w:val="6"/>
+    <w:abstractNumId w:val="8"/>
   </w:num>
   <w:num w:numId="4" w16cid:durableId="7608839">
-    <w:abstractNumId w:val="5"/>
+    <w:abstractNumId w:val="7"/>
   </w:num>
   <w:num w:numId="5" w16cid:durableId="602762073">
     <w:abstractNumId w:val="0"/>
@@ -5919,7 +9015,45 @@
     <w:abstractNumId w:val="1"/>
   </w:num>
   <w:num w:numId="7" w16cid:durableId="646741895">
-    <w:abstractNumId w:val="4"/>
+    <w:abstractNumId w:val="6"/>
+  </w:num>
+  <w:num w:numId="8" w16cid:durableId="1772237155">
+    <w:abstractNumId w:val="9"/>
+    <w:lvlOverride w:ilvl="0"/>
+    <w:lvlOverride w:ilvl="1"/>
+    <w:lvlOverride w:ilvl="2"/>
+    <w:lvlOverride w:ilvl="3"/>
+    <w:lvlOverride w:ilvl="4"/>
+    <w:lvlOverride w:ilvl="5"/>
+    <w:lvlOverride w:ilvl="6"/>
+    <w:lvlOverride w:ilvl="7"/>
+    <w:lvlOverride w:ilvl="8"/>
+  </w:num>
+  <w:num w:numId="9" w16cid:durableId="391657227">
+    <w:abstractNumId w:val="2"/>
+    <w:lvlOverride w:ilvl="0">
+      <w:startOverride w:val="1"/>
+    </w:lvlOverride>
+    <w:lvlOverride w:ilvl="1"/>
+    <w:lvlOverride w:ilvl="2"/>
+    <w:lvlOverride w:ilvl="3"/>
+    <w:lvlOverride w:ilvl="4"/>
+    <w:lvlOverride w:ilvl="5"/>
+    <w:lvlOverride w:ilvl="6"/>
+    <w:lvlOverride w:ilvl="7"/>
+    <w:lvlOverride w:ilvl="8"/>
+  </w:num>
+  <w:num w:numId="10" w16cid:durableId="1696811221">
+    <w:abstractNumId w:val="5"/>
+    <w:lvlOverride w:ilvl="0"/>
+    <w:lvlOverride w:ilvl="1"/>
+    <w:lvlOverride w:ilvl="2"/>
+    <w:lvlOverride w:ilvl="3"/>
+    <w:lvlOverride w:ilvl="4"/>
+    <w:lvlOverride w:ilvl="5"/>
+    <w:lvlOverride w:ilvl="6"/>
+    <w:lvlOverride w:ilvl="7"/>
+    <w:lvlOverride w:ilvl="8"/>
   </w:num>
 </w:numbering>
 </file>
@@ -6477,7 +9611,6 @@
   <w:style w:type="character" w:default="1" w:styleId="DefaultParagraphFont">
     <w:name w:val="Default Paragraph Font"/>
     <w:uiPriority w:val="1"/>
-    <w:semiHidden/>
     <w:unhideWhenUsed/>
   </w:style>
   <w:style w:type="table" w:default="1" w:styleId="TableNormal">

--- a/documentation/cki-micro-serive-orchestrator-flow.docx
+++ b/documentation/cki-micro-serive-orchestrator-flow.docx
@@ -22,7 +22,7 @@
           <w:rFonts w:ascii="Google Sans" w:eastAsia="Google Sans" w:hAnsi="Google Sans" w:cs="Google Sans"/>
           <w:color w:val="1F1F1F"/>
         </w:rPr>
-        <w:t xml:space="preserve">To demonstrate this architecture, I have designed a core sample using </w:t>
+        <w:t xml:space="preserve">To demonstrate this architecture, designed a core sample using </w:t>
       </w:r>
       <w:r>
         <w:rPr>
@@ -124,23 +124,7 @@
           <w:rFonts w:ascii="Google Sans" w:eastAsia="Google Sans" w:hAnsi="Google Sans" w:cs="Google Sans"/>
           <w:color w:val="1F1F1F"/>
         </w:rPr>
-        <w:t xml:space="preserve">In a production environment, this would be RabbitMQ or Kafka. For this demonstration, we use a </w:t>
-      </w:r>
-      <w:proofErr w:type="spellStart"/>
-      <w:r>
-        <w:rPr>
-          <w:rFonts w:ascii="Google Sans" w:eastAsia="Google Sans" w:hAnsi="Google Sans" w:cs="Google Sans"/>
-          <w:color w:val="1F1F1F"/>
-        </w:rPr>
-        <w:t>MessageBroker</w:t>
-      </w:r>
-      <w:proofErr w:type="spellEnd"/>
-      <w:r>
-        <w:rPr>
-          <w:rFonts w:ascii="Google Sans" w:eastAsia="Google Sans" w:hAnsi="Google Sans" w:cs="Google Sans"/>
-          <w:color w:val="1F1F1F"/>
-        </w:rPr>
-        <w:t xml:space="preserve"> utility that abstracts the Pub/Sub logic.</w:t>
+        <w:t>In a production environment, this would be RabbitMQ or Kafka. For this demonstration, we use a MessageBroker utility that abstracts the Pub/Sub logic.</w:t>
       </w:r>
     </w:p>
     <w:p>
@@ -254,7 +238,6 @@
         </w:rPr>
         <w:br/>
       </w:r>
-      <w:proofErr w:type="spellStart"/>
       <w:r>
         <w:rPr>
           <w:rFonts w:ascii="Google Sans" w:eastAsia="Google Sans" w:hAnsi="Google Sans" w:cs="Google Sans"/>
@@ -265,7 +248,76 @@
         </w:rPr>
         <w:t>const</w:t>
       </w:r>
-      <w:proofErr w:type="spellEnd"/>
+      <w:r>
+        <w:rPr>
+          <w:rFonts w:ascii="Google Sans" w:eastAsia="Google Sans" w:hAnsi="Google Sans" w:cs="Google Sans"/>
+          <w:color w:val="1F1F1F"/>
+          <w:shd w:val="clear" w:color="auto" w:fill="F0F4F9"/>
+        </w:rPr>
+        <w:t xml:space="preserve"> redis = </w:t>
+      </w:r>
+      <w:r>
+        <w:rPr>
+          <w:rFonts w:ascii="Google Sans" w:eastAsia="Google Sans" w:hAnsi="Google Sans" w:cs="Google Sans"/>
+          <w:color w:val="1967D2"/>
+          <w:sz w:val="20"/>
+          <w:szCs w:val="20"/>
+          <w:shd w:val="clear" w:color="auto" w:fill="F0F4F9"/>
+        </w:rPr>
+        <w:t>require</w:t>
+      </w:r>
+      <w:r>
+        <w:rPr>
+          <w:rFonts w:ascii="Google Sans" w:eastAsia="Google Sans" w:hAnsi="Google Sans" w:cs="Google Sans"/>
+          <w:color w:val="1F1F1F"/>
+          <w:shd w:val="clear" w:color="auto" w:fill="F0F4F9"/>
+        </w:rPr>
+        <w:t>(</w:t>
+      </w:r>
+      <w:r>
+        <w:rPr>
+          <w:rFonts w:ascii="Google Sans" w:eastAsia="Google Sans" w:hAnsi="Google Sans" w:cs="Google Sans"/>
+          <w:color w:val="188038"/>
+          <w:sz w:val="20"/>
+          <w:szCs w:val="20"/>
+          <w:shd w:val="clear" w:color="auto" w:fill="F0F4F9"/>
+        </w:rPr>
+        <w:t>'redis'</w:t>
+      </w:r>
+      <w:r>
+        <w:rPr>
+          <w:rFonts w:ascii="Google Sans" w:eastAsia="Google Sans" w:hAnsi="Google Sans" w:cs="Google Sans"/>
+          <w:color w:val="1F1F1F"/>
+          <w:shd w:val="clear" w:color="auto" w:fill="F0F4F9"/>
+        </w:rPr>
+        <w:t>);</w:t>
+      </w:r>
+      <w:r>
+        <w:rPr>
+          <w:rFonts w:ascii="Google Sans" w:eastAsia="Google Sans" w:hAnsi="Google Sans" w:cs="Google Sans"/>
+          <w:color w:val="1F1F1F"/>
+          <w:shd w:val="clear" w:color="auto" w:fill="F0F4F9"/>
+        </w:rPr>
+        <w:br/>
+      </w:r>
+      <w:r>
+        <w:rPr>
+          <w:rFonts w:ascii="Google Sans" w:eastAsia="Google Sans" w:hAnsi="Google Sans" w:cs="Google Sans"/>
+          <w:color w:val="1F1F1F"/>
+          <w:shd w:val="clear" w:color="auto" w:fill="F0F4F9"/>
+        </w:rPr>
+        <w:br/>
+      </w:r>
+      <w:r>
+        <w:rPr>
+          <w:rFonts w:ascii="Google Sans" w:eastAsia="Google Sans" w:hAnsi="Google Sans" w:cs="Google Sans"/>
+          <w:color w:val="8430CE"/>
+          <w:sz w:val="20"/>
+          <w:szCs w:val="20"/>
+          <w:shd w:val="clear" w:color="auto" w:fill="F0F4F9"/>
+        </w:rPr>
+        <w:t>class</w:t>
+      </w:r>
       <w:r>
         <w:rPr>
           <w:rFonts w:ascii="Google Sans" w:eastAsia="Google Sans" w:hAnsi="Google Sans" w:cs="Google Sans"/>
@@ -274,23 +326,69 @@
         </w:rPr>
         <w:t xml:space="preserve"> </w:t>
       </w:r>
-      <w:proofErr w:type="spellStart"/>
-      <w:r>
-        <w:rPr>
-          <w:rFonts w:ascii="Google Sans" w:eastAsia="Google Sans" w:hAnsi="Google Sans" w:cs="Google Sans"/>
-          <w:color w:val="1F1F1F"/>
-          <w:shd w:val="clear" w:color="auto" w:fill="F0F4F9"/>
-        </w:rPr>
-        <w:t>redis</w:t>
-      </w:r>
-      <w:proofErr w:type="spellEnd"/>
-      <w:r>
-        <w:rPr>
-          <w:rFonts w:ascii="Google Sans" w:eastAsia="Google Sans" w:hAnsi="Google Sans" w:cs="Google Sans"/>
-          <w:color w:val="1F1F1F"/>
-          <w:shd w:val="clear" w:color="auto" w:fill="F0F4F9"/>
-        </w:rPr>
-        <w:t xml:space="preserve"> = </w:t>
+      <w:r>
+        <w:rPr>
+          <w:rFonts w:ascii="Google Sans" w:eastAsia="Google Sans" w:hAnsi="Google Sans" w:cs="Google Sans"/>
+          <w:color w:val="996900"/>
+          <w:sz w:val="20"/>
+          <w:szCs w:val="20"/>
+          <w:shd w:val="clear" w:color="auto" w:fill="F0F4F9"/>
+        </w:rPr>
+        <w:t>MessageBroker</w:t>
+      </w:r>
+      <w:r>
+        <w:rPr>
+          <w:rFonts w:ascii="Google Sans" w:eastAsia="Google Sans" w:hAnsi="Google Sans" w:cs="Google Sans"/>
+          <w:color w:val="1F1F1F"/>
+          <w:shd w:val="clear" w:color="auto" w:fill="F0F4F9"/>
+        </w:rPr>
+        <w:t xml:space="preserve"> {</w:t>
+      </w:r>
+      <w:r>
+        <w:rPr>
+          <w:rFonts w:ascii="Google Sans" w:eastAsia="Google Sans" w:hAnsi="Google Sans" w:cs="Google Sans"/>
+          <w:color w:val="1F1F1F"/>
+          <w:shd w:val="clear" w:color="auto" w:fill="F0F4F9"/>
+        </w:rPr>
+        <w:br/>
+        <w:t xml:space="preserve">  </w:t>
+      </w:r>
+      <w:r>
+        <w:rPr>
+          <w:rFonts w:ascii="Google Sans" w:eastAsia="Google Sans" w:hAnsi="Google Sans" w:cs="Google Sans"/>
+          <w:color w:val="996900"/>
+          <w:sz w:val="20"/>
+          <w:szCs w:val="20"/>
+          <w:shd w:val="clear" w:color="auto" w:fill="F0F4F9"/>
+        </w:rPr>
+        <w:t>constructor</w:t>
+      </w:r>
+      <w:r>
+        <w:rPr>
+          <w:rFonts w:ascii="Google Sans" w:eastAsia="Google Sans" w:hAnsi="Google Sans" w:cs="Google Sans"/>
+          <w:color w:val="444746"/>
+          <w:sz w:val="20"/>
+          <w:szCs w:val="20"/>
+          <w:shd w:val="clear" w:color="auto" w:fill="F0F4F9"/>
+        </w:rPr>
+        <w:t>()</w:t>
+      </w:r>
+      <w:r>
+        <w:rPr>
+          <w:rFonts w:ascii="Google Sans" w:eastAsia="Google Sans" w:hAnsi="Google Sans" w:cs="Google Sans"/>
+          <w:color w:val="1F1F1F"/>
+          <w:shd w:val="clear" w:color="auto" w:fill="F0F4F9"/>
+        </w:rPr>
+        <w:t xml:space="preserve"> {</w:t>
+      </w:r>
+      <w:r>
+        <w:rPr>
+          <w:rFonts w:ascii="Google Sans" w:eastAsia="Google Sans" w:hAnsi="Google Sans" w:cs="Google Sans"/>
+          <w:color w:val="1F1F1F"/>
+          <w:shd w:val="clear" w:color="auto" w:fill="F0F4F9"/>
+        </w:rPr>
+        <w:br/>
+        <w:t xml:space="preserve">    </w:t>
       </w:r>
       <w:r>
         <w:rPr>
@@ -300,15 +398,231 @@
           <w:szCs w:val="20"/>
           <w:shd w:val="clear" w:color="auto" w:fill="F0F4F9"/>
         </w:rPr>
-        <w:t>require</w:t>
-      </w:r>
-      <w:r>
-        <w:rPr>
-          <w:rFonts w:ascii="Google Sans" w:eastAsia="Google Sans" w:hAnsi="Google Sans" w:cs="Google Sans"/>
-          <w:color w:val="1F1F1F"/>
-          <w:shd w:val="clear" w:color="auto" w:fill="F0F4F9"/>
-        </w:rPr>
-        <w:t>(</w:t>
+        <w:t>this</w:t>
+      </w:r>
+      <w:r>
+        <w:rPr>
+          <w:rFonts w:ascii="Google Sans" w:eastAsia="Google Sans" w:hAnsi="Google Sans" w:cs="Google Sans"/>
+          <w:color w:val="1F1F1F"/>
+          <w:shd w:val="clear" w:color="auto" w:fill="F0F4F9"/>
+        </w:rPr>
+        <w:t>.publisher = redis.createClient();</w:t>
+      </w:r>
+      <w:r>
+        <w:rPr>
+          <w:rFonts w:ascii="Google Sans" w:eastAsia="Google Sans" w:hAnsi="Google Sans" w:cs="Google Sans"/>
+          <w:color w:val="1F1F1F"/>
+          <w:shd w:val="clear" w:color="auto" w:fill="F0F4F9"/>
+        </w:rPr>
+        <w:br/>
+        <w:t xml:space="preserve">    </w:t>
+      </w:r>
+      <w:r>
+        <w:rPr>
+          <w:rFonts w:ascii="Google Sans" w:eastAsia="Google Sans" w:hAnsi="Google Sans" w:cs="Google Sans"/>
+          <w:color w:val="1967D2"/>
+          <w:sz w:val="20"/>
+          <w:szCs w:val="20"/>
+          <w:shd w:val="clear" w:color="auto" w:fill="F0F4F9"/>
+        </w:rPr>
+        <w:t>this</w:t>
+      </w:r>
+      <w:r>
+        <w:rPr>
+          <w:rFonts w:ascii="Google Sans" w:eastAsia="Google Sans" w:hAnsi="Google Sans" w:cs="Google Sans"/>
+          <w:color w:val="1F1F1F"/>
+          <w:shd w:val="clear" w:color="auto" w:fill="F0F4F9"/>
+        </w:rPr>
+        <w:t>.subscriber = redis.createClient();</w:t>
+      </w:r>
+      <w:r>
+        <w:rPr>
+          <w:rFonts w:ascii="Google Sans" w:eastAsia="Google Sans" w:hAnsi="Google Sans" w:cs="Google Sans"/>
+          <w:color w:val="1F1F1F"/>
+          <w:shd w:val="clear" w:color="auto" w:fill="F0F4F9"/>
+        </w:rPr>
+        <w:br/>
+        <w:t xml:space="preserve">  }</w:t>
+      </w:r>
+      <w:r>
+        <w:rPr>
+          <w:rFonts w:ascii="Google Sans" w:eastAsia="Google Sans" w:hAnsi="Google Sans" w:cs="Google Sans"/>
+          <w:color w:val="1F1F1F"/>
+          <w:shd w:val="clear" w:color="auto" w:fill="F0F4F9"/>
+        </w:rPr>
+        <w:br/>
+      </w:r>
+      <w:r>
+        <w:rPr>
+          <w:rFonts w:ascii="Google Sans" w:eastAsia="Google Sans" w:hAnsi="Google Sans" w:cs="Google Sans"/>
+          <w:color w:val="1F1F1F"/>
+          <w:shd w:val="clear" w:color="auto" w:fill="F0F4F9"/>
+        </w:rPr>
+        <w:br/>
+        <w:t xml:space="preserve">  </w:t>
+      </w:r>
+      <w:r>
+        <w:rPr>
+          <w:rFonts w:ascii="Google Sans" w:eastAsia="Google Sans" w:hAnsi="Google Sans" w:cs="Google Sans"/>
+          <w:color w:val="8430CE"/>
+          <w:sz w:val="20"/>
+          <w:szCs w:val="20"/>
+          <w:shd w:val="clear" w:color="auto" w:fill="F0F4F9"/>
+        </w:rPr>
+        <w:t>async</w:t>
+      </w:r>
+      <w:r>
+        <w:rPr>
+          <w:rFonts w:ascii="Google Sans" w:eastAsia="Google Sans" w:hAnsi="Google Sans" w:cs="Google Sans"/>
+          <w:color w:val="1F1F1F"/>
+          <w:shd w:val="clear" w:color="auto" w:fill="F0F4F9"/>
+        </w:rPr>
+        <w:t xml:space="preserve"> </w:t>
+      </w:r>
+      <w:r>
+        <w:rPr>
+          <w:rFonts w:ascii="Google Sans" w:eastAsia="Google Sans" w:hAnsi="Google Sans" w:cs="Google Sans"/>
+          <w:color w:val="996900"/>
+          <w:sz w:val="20"/>
+          <w:szCs w:val="20"/>
+          <w:shd w:val="clear" w:color="auto" w:fill="F0F4F9"/>
+        </w:rPr>
+        <w:t>publish</w:t>
+      </w:r>
+      <w:r>
+        <w:rPr>
+          <w:rFonts w:ascii="Google Sans" w:eastAsia="Google Sans" w:hAnsi="Google Sans" w:cs="Google Sans"/>
+          <w:color w:val="444746"/>
+          <w:sz w:val="20"/>
+          <w:szCs w:val="20"/>
+          <w:shd w:val="clear" w:color="auto" w:fill="F0F4F9"/>
+        </w:rPr>
+        <w:t>(channel, message)</w:t>
+      </w:r>
+      <w:r>
+        <w:rPr>
+          <w:rFonts w:ascii="Google Sans" w:eastAsia="Google Sans" w:hAnsi="Google Sans" w:cs="Google Sans"/>
+          <w:color w:val="1F1F1F"/>
+          <w:shd w:val="clear" w:color="auto" w:fill="F0F4F9"/>
+        </w:rPr>
+        <w:t xml:space="preserve"> {</w:t>
+      </w:r>
+      <w:r>
+        <w:rPr>
+          <w:rFonts w:ascii="Google Sans" w:eastAsia="Google Sans" w:hAnsi="Google Sans" w:cs="Google Sans"/>
+          <w:color w:val="1F1F1F"/>
+          <w:shd w:val="clear" w:color="auto" w:fill="F0F4F9"/>
+        </w:rPr>
+        <w:br/>
+        <w:t xml:space="preserve">    </w:t>
+      </w:r>
+      <w:r>
+        <w:rPr>
+          <w:rFonts w:ascii="Google Sans" w:eastAsia="Google Sans" w:hAnsi="Google Sans" w:cs="Google Sans"/>
+          <w:color w:val="8430CE"/>
+          <w:sz w:val="20"/>
+          <w:szCs w:val="20"/>
+          <w:shd w:val="clear" w:color="auto" w:fill="F0F4F9"/>
+        </w:rPr>
+        <w:t>const</w:t>
+      </w:r>
+      <w:r>
+        <w:rPr>
+          <w:rFonts w:ascii="Google Sans" w:eastAsia="Google Sans" w:hAnsi="Google Sans" w:cs="Google Sans"/>
+          <w:color w:val="1F1F1F"/>
+          <w:shd w:val="clear" w:color="auto" w:fill="F0F4F9"/>
+        </w:rPr>
+        <w:t xml:space="preserve"> payload = </w:t>
+      </w:r>
+      <w:r>
+        <w:rPr>
+          <w:rFonts w:ascii="Google Sans" w:eastAsia="Google Sans" w:hAnsi="Google Sans" w:cs="Google Sans"/>
+          <w:color w:val="1967D2"/>
+          <w:sz w:val="20"/>
+          <w:szCs w:val="20"/>
+          <w:shd w:val="clear" w:color="auto" w:fill="F0F4F9"/>
+        </w:rPr>
+        <w:t>JSON</w:t>
+      </w:r>
+      <w:r>
+        <w:rPr>
+          <w:rFonts w:ascii="Google Sans" w:eastAsia="Google Sans" w:hAnsi="Google Sans" w:cs="Google Sans"/>
+          <w:color w:val="1F1F1F"/>
+          <w:shd w:val="clear" w:color="auto" w:fill="F0F4F9"/>
+        </w:rPr>
+        <w:t>.stringify(message);</w:t>
+      </w:r>
+      <w:r>
+        <w:rPr>
+          <w:rFonts w:ascii="Google Sans" w:eastAsia="Google Sans" w:hAnsi="Google Sans" w:cs="Google Sans"/>
+          <w:color w:val="1F1F1F"/>
+          <w:shd w:val="clear" w:color="auto" w:fill="F0F4F9"/>
+        </w:rPr>
+        <w:br/>
+        <w:t xml:space="preserve">    </w:t>
+      </w:r>
+      <w:r>
+        <w:rPr>
+          <w:rFonts w:ascii="Google Sans" w:eastAsia="Google Sans" w:hAnsi="Google Sans" w:cs="Google Sans"/>
+          <w:color w:val="8430CE"/>
+          <w:sz w:val="20"/>
+          <w:szCs w:val="20"/>
+          <w:shd w:val="clear" w:color="auto" w:fill="F0F4F9"/>
+        </w:rPr>
+        <w:t>await</w:t>
+      </w:r>
+      <w:r>
+        <w:rPr>
+          <w:rFonts w:ascii="Google Sans" w:eastAsia="Google Sans" w:hAnsi="Google Sans" w:cs="Google Sans"/>
+          <w:color w:val="1F1F1F"/>
+          <w:shd w:val="clear" w:color="auto" w:fill="F0F4F9"/>
+        </w:rPr>
+        <w:t xml:space="preserve"> </w:t>
+      </w:r>
+      <w:r>
+        <w:rPr>
+          <w:rFonts w:ascii="Google Sans" w:eastAsia="Google Sans" w:hAnsi="Google Sans" w:cs="Google Sans"/>
+          <w:color w:val="1967D2"/>
+          <w:sz w:val="20"/>
+          <w:szCs w:val="20"/>
+          <w:shd w:val="clear" w:color="auto" w:fill="F0F4F9"/>
+        </w:rPr>
+        <w:t>this</w:t>
+      </w:r>
+      <w:r>
+        <w:rPr>
+          <w:rFonts w:ascii="Google Sans" w:eastAsia="Google Sans" w:hAnsi="Google Sans" w:cs="Google Sans"/>
+          <w:color w:val="1F1F1F"/>
+          <w:shd w:val="clear" w:color="auto" w:fill="F0F4F9"/>
+        </w:rPr>
+        <w:t>.publisher.publish(channel, payload);</w:t>
+      </w:r>
+      <w:r>
+        <w:rPr>
+          <w:rFonts w:ascii="Google Sans" w:eastAsia="Google Sans" w:hAnsi="Google Sans" w:cs="Google Sans"/>
+          <w:color w:val="1F1F1F"/>
+          <w:shd w:val="clear" w:color="auto" w:fill="F0F4F9"/>
+        </w:rPr>
+        <w:br/>
+        <w:t xml:space="preserve">    </w:t>
+      </w:r>
+      <w:r>
+        <w:rPr>
+          <w:rFonts w:ascii="Google Sans" w:eastAsia="Google Sans" w:hAnsi="Google Sans" w:cs="Google Sans"/>
+          <w:color w:val="1967D2"/>
+          <w:sz w:val="20"/>
+          <w:szCs w:val="20"/>
+          <w:shd w:val="clear" w:color="auto" w:fill="F0F4F9"/>
+        </w:rPr>
+        <w:t>console</w:t>
+      </w:r>
+      <w:r>
+        <w:rPr>
+          <w:rFonts w:ascii="Google Sans" w:eastAsia="Google Sans" w:hAnsi="Google Sans" w:cs="Google Sans"/>
+          <w:color w:val="1F1F1F"/>
+          <w:shd w:val="clear" w:color="auto" w:fill="F0F4F9"/>
+        </w:rPr>
+        <w:t>.log(</w:t>
       </w:r>
       <w:r>
         <w:rPr>
@@ -318,9 +632,18 @@
           <w:szCs w:val="20"/>
           <w:shd w:val="clear" w:color="auto" w:fill="F0F4F9"/>
         </w:rPr>
-        <w:t>'</w:t>
-      </w:r>
-      <w:proofErr w:type="spellStart"/>
+        <w:t xml:space="preserve">`[Event Published] Channel: </w:t>
+      </w:r>
+      <w:r>
+        <w:rPr>
+          <w:rFonts w:ascii="Google Sans" w:eastAsia="Google Sans" w:hAnsi="Google Sans" w:cs="Google Sans"/>
+          <w:color w:val="1F1F1F"/>
+          <w:sz w:val="20"/>
+          <w:szCs w:val="20"/>
+          <w:shd w:val="clear" w:color="auto" w:fill="F0F4F9"/>
+        </w:rPr>
+        <w:t>${channel}</w:t>
+      </w:r>
       <w:r>
         <w:rPr>
           <w:rFonts w:ascii="Google Sans" w:eastAsia="Google Sans" w:hAnsi="Google Sans" w:cs="Google Sans"/>
@@ -329,9 +652,214 @@
           <w:szCs w:val="20"/>
           <w:shd w:val="clear" w:color="auto" w:fill="F0F4F9"/>
         </w:rPr>
-        <w:t>redis</w:t>
-      </w:r>
-      <w:proofErr w:type="spellEnd"/>
+        <w:t>`</w:t>
+      </w:r>
+      <w:r>
+        <w:rPr>
+          <w:rFonts w:ascii="Google Sans" w:eastAsia="Google Sans" w:hAnsi="Google Sans" w:cs="Google Sans"/>
+          <w:color w:val="1F1F1F"/>
+          <w:shd w:val="clear" w:color="auto" w:fill="F0F4F9"/>
+        </w:rPr>
+        <w:t>);</w:t>
+      </w:r>
+      <w:r>
+        <w:rPr>
+          <w:rFonts w:ascii="Google Sans" w:eastAsia="Google Sans" w:hAnsi="Google Sans" w:cs="Google Sans"/>
+          <w:color w:val="1F1F1F"/>
+          <w:shd w:val="clear" w:color="auto" w:fill="F0F4F9"/>
+        </w:rPr>
+        <w:br/>
+        <w:t xml:space="preserve">  }</w:t>
+      </w:r>
+      <w:r>
+        <w:rPr>
+          <w:rFonts w:ascii="Google Sans" w:eastAsia="Google Sans" w:hAnsi="Google Sans" w:cs="Google Sans"/>
+          <w:color w:val="1F1F1F"/>
+          <w:shd w:val="clear" w:color="auto" w:fill="F0F4F9"/>
+        </w:rPr>
+        <w:br/>
+      </w:r>
+      <w:r>
+        <w:rPr>
+          <w:rFonts w:ascii="Google Sans" w:eastAsia="Google Sans" w:hAnsi="Google Sans" w:cs="Google Sans"/>
+          <w:color w:val="1F1F1F"/>
+          <w:shd w:val="clear" w:color="auto" w:fill="F0F4F9"/>
+        </w:rPr>
+        <w:br/>
+        <w:t xml:space="preserve">  </w:t>
+      </w:r>
+      <w:r>
+        <w:rPr>
+          <w:rFonts w:ascii="Google Sans" w:eastAsia="Google Sans" w:hAnsi="Google Sans" w:cs="Google Sans"/>
+          <w:color w:val="8430CE"/>
+          <w:sz w:val="20"/>
+          <w:szCs w:val="20"/>
+          <w:shd w:val="clear" w:color="auto" w:fill="F0F4F9"/>
+        </w:rPr>
+        <w:t>async</w:t>
+      </w:r>
+      <w:r>
+        <w:rPr>
+          <w:rFonts w:ascii="Google Sans" w:eastAsia="Google Sans" w:hAnsi="Google Sans" w:cs="Google Sans"/>
+          <w:color w:val="1F1F1F"/>
+          <w:shd w:val="clear" w:color="auto" w:fill="F0F4F9"/>
+        </w:rPr>
+        <w:t xml:space="preserve"> </w:t>
+      </w:r>
+      <w:r>
+        <w:rPr>
+          <w:rFonts w:ascii="Google Sans" w:eastAsia="Google Sans" w:hAnsi="Google Sans" w:cs="Google Sans"/>
+          <w:color w:val="996900"/>
+          <w:sz w:val="20"/>
+          <w:szCs w:val="20"/>
+          <w:shd w:val="clear" w:color="auto" w:fill="F0F4F9"/>
+        </w:rPr>
+        <w:t>subscribe</w:t>
+      </w:r>
+      <w:r>
+        <w:rPr>
+          <w:rFonts w:ascii="Google Sans" w:eastAsia="Google Sans" w:hAnsi="Google Sans" w:cs="Google Sans"/>
+          <w:color w:val="444746"/>
+          <w:sz w:val="20"/>
+          <w:szCs w:val="20"/>
+          <w:shd w:val="clear" w:color="auto" w:fill="F0F4F9"/>
+        </w:rPr>
+        <w:t>(channel, callback)</w:t>
+      </w:r>
+      <w:r>
+        <w:rPr>
+          <w:rFonts w:ascii="Google Sans" w:eastAsia="Google Sans" w:hAnsi="Google Sans" w:cs="Google Sans"/>
+          <w:color w:val="1F1F1F"/>
+          <w:shd w:val="clear" w:color="auto" w:fill="F0F4F9"/>
+        </w:rPr>
+        <w:t xml:space="preserve"> {</w:t>
+      </w:r>
+      <w:r>
+        <w:rPr>
+          <w:rFonts w:ascii="Google Sans" w:eastAsia="Google Sans" w:hAnsi="Google Sans" w:cs="Google Sans"/>
+          <w:color w:val="1F1F1F"/>
+          <w:shd w:val="clear" w:color="auto" w:fill="F0F4F9"/>
+        </w:rPr>
+        <w:br/>
+        <w:t xml:space="preserve">    </w:t>
+      </w:r>
+      <w:r>
+        <w:rPr>
+          <w:rFonts w:ascii="Google Sans" w:eastAsia="Google Sans" w:hAnsi="Google Sans" w:cs="Google Sans"/>
+          <w:color w:val="8430CE"/>
+          <w:sz w:val="20"/>
+          <w:szCs w:val="20"/>
+          <w:shd w:val="clear" w:color="auto" w:fill="F0F4F9"/>
+        </w:rPr>
+        <w:t>await</w:t>
+      </w:r>
+      <w:r>
+        <w:rPr>
+          <w:rFonts w:ascii="Google Sans" w:eastAsia="Google Sans" w:hAnsi="Google Sans" w:cs="Google Sans"/>
+          <w:color w:val="1F1F1F"/>
+          <w:shd w:val="clear" w:color="auto" w:fill="F0F4F9"/>
+        </w:rPr>
+        <w:t xml:space="preserve"> </w:t>
+      </w:r>
+      <w:r>
+        <w:rPr>
+          <w:rFonts w:ascii="Google Sans" w:eastAsia="Google Sans" w:hAnsi="Google Sans" w:cs="Google Sans"/>
+          <w:color w:val="1967D2"/>
+          <w:sz w:val="20"/>
+          <w:szCs w:val="20"/>
+          <w:shd w:val="clear" w:color="auto" w:fill="F0F4F9"/>
+        </w:rPr>
+        <w:t>this</w:t>
+      </w:r>
+      <w:r>
+        <w:rPr>
+          <w:rFonts w:ascii="Google Sans" w:eastAsia="Google Sans" w:hAnsi="Google Sans" w:cs="Google Sans"/>
+          <w:color w:val="1F1F1F"/>
+          <w:shd w:val="clear" w:color="auto" w:fill="F0F4F9"/>
+        </w:rPr>
+        <w:t xml:space="preserve">.subscriber.subscribe(channel, </w:t>
+      </w:r>
+      <w:r>
+        <w:rPr>
+          <w:rFonts w:ascii="Google Sans" w:eastAsia="Google Sans" w:hAnsi="Google Sans" w:cs="Google Sans"/>
+          <w:color w:val="444746"/>
+          <w:sz w:val="20"/>
+          <w:szCs w:val="20"/>
+          <w:shd w:val="clear" w:color="auto" w:fill="F0F4F9"/>
+        </w:rPr>
+        <w:t>(message) =&gt;</w:t>
+      </w:r>
+      <w:r>
+        <w:rPr>
+          <w:rFonts w:ascii="Google Sans" w:eastAsia="Google Sans" w:hAnsi="Google Sans" w:cs="Google Sans"/>
+          <w:color w:val="1F1F1F"/>
+          <w:shd w:val="clear" w:color="auto" w:fill="F0F4F9"/>
+        </w:rPr>
+        <w:t xml:space="preserve"> {</w:t>
+      </w:r>
+      <w:r>
+        <w:rPr>
+          <w:rFonts w:ascii="Google Sans" w:eastAsia="Google Sans" w:hAnsi="Google Sans" w:cs="Google Sans"/>
+          <w:color w:val="1F1F1F"/>
+          <w:shd w:val="clear" w:color="auto" w:fill="F0F4F9"/>
+        </w:rPr>
+        <w:br/>
+        <w:t xml:space="preserve">      callback(</w:t>
+      </w:r>
+      <w:r>
+        <w:rPr>
+          <w:rFonts w:ascii="Google Sans" w:eastAsia="Google Sans" w:hAnsi="Google Sans" w:cs="Google Sans"/>
+          <w:color w:val="1967D2"/>
+          <w:sz w:val="20"/>
+          <w:szCs w:val="20"/>
+          <w:shd w:val="clear" w:color="auto" w:fill="F0F4F9"/>
+        </w:rPr>
+        <w:t>JSON</w:t>
+      </w:r>
+      <w:r>
+        <w:rPr>
+          <w:rFonts w:ascii="Google Sans" w:eastAsia="Google Sans" w:hAnsi="Google Sans" w:cs="Google Sans"/>
+          <w:color w:val="1F1F1F"/>
+          <w:shd w:val="clear" w:color="auto" w:fill="F0F4F9"/>
+        </w:rPr>
+        <w:t>.parse(message));</w:t>
+      </w:r>
+      <w:r>
+        <w:rPr>
+          <w:rFonts w:ascii="Google Sans" w:eastAsia="Google Sans" w:hAnsi="Google Sans" w:cs="Google Sans"/>
+          <w:color w:val="1F1F1F"/>
+          <w:shd w:val="clear" w:color="auto" w:fill="F0F4F9"/>
+        </w:rPr>
+        <w:br/>
+        <w:t xml:space="preserve">    });</w:t>
+      </w:r>
+      <w:r>
+        <w:rPr>
+          <w:rFonts w:ascii="Google Sans" w:eastAsia="Google Sans" w:hAnsi="Google Sans" w:cs="Google Sans"/>
+          <w:color w:val="1F1F1F"/>
+          <w:shd w:val="clear" w:color="auto" w:fill="F0F4F9"/>
+        </w:rPr>
+        <w:br/>
+        <w:t xml:space="preserve">    </w:t>
+      </w:r>
+      <w:r>
+        <w:rPr>
+          <w:rFonts w:ascii="Google Sans" w:eastAsia="Google Sans" w:hAnsi="Google Sans" w:cs="Google Sans"/>
+          <w:color w:val="1967D2"/>
+          <w:sz w:val="20"/>
+          <w:szCs w:val="20"/>
+          <w:shd w:val="clear" w:color="auto" w:fill="F0F4F9"/>
+        </w:rPr>
+        <w:t>console</w:t>
+      </w:r>
+      <w:r>
+        <w:rPr>
+          <w:rFonts w:ascii="Google Sans" w:eastAsia="Google Sans" w:hAnsi="Google Sans" w:cs="Google Sans"/>
+          <w:color w:val="1F1F1F"/>
+          <w:shd w:val="clear" w:color="auto" w:fill="F0F4F9"/>
+        </w:rPr>
+        <w:t>.log(</w:t>
+      </w:r>
       <w:r>
         <w:rPr>
           <w:rFonts w:ascii="Google Sans" w:eastAsia="Google Sans" w:hAnsi="Google Sans" w:cs="Google Sans"/>
@@ -340,7 +868,27 @@
           <w:szCs w:val="20"/>
           <w:shd w:val="clear" w:color="auto" w:fill="F0F4F9"/>
         </w:rPr>
-        <w:t>'</w:t>
+        <w:t xml:space="preserve">`[Subscribed] to Channel: </w:t>
+      </w:r>
+      <w:r>
+        <w:rPr>
+          <w:rFonts w:ascii="Google Sans" w:eastAsia="Google Sans" w:hAnsi="Google Sans" w:cs="Google Sans"/>
+          <w:color w:val="1F1F1F"/>
+          <w:sz w:val="20"/>
+          <w:szCs w:val="20"/>
+          <w:shd w:val="clear" w:color="auto" w:fill="F0F4F9"/>
+        </w:rPr>
+        <w:t>${channel}</w:t>
+      </w:r>
+      <w:r>
+        <w:rPr>
+          <w:rFonts w:ascii="Google Sans" w:eastAsia="Google Sans" w:hAnsi="Google Sans" w:cs="Google Sans"/>
+          <w:color w:val="188038"/>
+          <w:sz w:val="20"/>
+          <w:szCs w:val="20"/>
+          <w:shd w:val="clear" w:color="auto" w:fill="F0F4F9"/>
+        </w:rPr>
+        <w:t>`</w:t>
       </w:r>
       <w:r>
         <w:rPr>
@@ -357,14 +905,50 @@
           <w:shd w:val="clear" w:color="auto" w:fill="F0F4F9"/>
         </w:rPr>
         <w:br/>
-      </w:r>
-      <w:r>
-        <w:rPr>
-          <w:rFonts w:ascii="Google Sans" w:eastAsia="Google Sans" w:hAnsi="Google Sans" w:cs="Google Sans"/>
-          <w:color w:val="1F1F1F"/>
-          <w:shd w:val="clear" w:color="auto" w:fill="F0F4F9"/>
-        </w:rPr>
-        <w:br/>
+        <w:t xml:space="preserve">  }</w:t>
+      </w:r>
+      <w:r>
+        <w:rPr>
+          <w:rFonts w:ascii="Google Sans" w:eastAsia="Google Sans" w:hAnsi="Google Sans" w:cs="Google Sans"/>
+          <w:color w:val="1F1F1F"/>
+          <w:shd w:val="clear" w:color="auto" w:fill="F0F4F9"/>
+        </w:rPr>
+        <w:br/>
+        <w:t>}</w:t>
+      </w:r>
+      <w:r>
+        <w:rPr>
+          <w:rFonts w:ascii="Google Sans" w:eastAsia="Google Sans" w:hAnsi="Google Sans" w:cs="Google Sans"/>
+          <w:color w:val="1F1F1F"/>
+          <w:shd w:val="clear" w:color="auto" w:fill="F0F4F9"/>
+        </w:rPr>
+        <w:br/>
+      </w:r>
+      <w:r>
+        <w:rPr>
+          <w:rFonts w:ascii="Google Sans" w:eastAsia="Google Sans" w:hAnsi="Google Sans" w:cs="Google Sans"/>
+          <w:color w:val="1F1F1F"/>
+          <w:shd w:val="clear" w:color="auto" w:fill="F0F4F9"/>
+        </w:rPr>
+        <w:br/>
+      </w:r>
+      <w:r>
+        <w:rPr>
+          <w:rFonts w:ascii="Google Sans" w:eastAsia="Google Sans" w:hAnsi="Google Sans" w:cs="Google Sans"/>
+          <w:color w:val="1967D2"/>
+          <w:sz w:val="20"/>
+          <w:szCs w:val="20"/>
+          <w:shd w:val="clear" w:color="auto" w:fill="F0F4F9"/>
+        </w:rPr>
+        <w:t>module</w:t>
+      </w:r>
+      <w:r>
+        <w:rPr>
+          <w:rFonts w:ascii="Google Sans" w:eastAsia="Google Sans" w:hAnsi="Google Sans" w:cs="Google Sans"/>
+          <w:color w:val="1F1F1F"/>
+          <w:shd w:val="clear" w:color="auto" w:fill="F0F4F9"/>
+        </w:rPr>
+        <w:t xml:space="preserve">.exports = </w:t>
       </w:r>
       <w:r>
         <w:rPr>
@@ -374,758 +958,6 @@
           <w:szCs w:val="20"/>
           <w:shd w:val="clear" w:color="auto" w:fill="F0F4F9"/>
         </w:rPr>
-        <w:t>class</w:t>
-      </w:r>
-      <w:r>
-        <w:rPr>
-          <w:rFonts w:ascii="Google Sans" w:eastAsia="Google Sans" w:hAnsi="Google Sans" w:cs="Google Sans"/>
-          <w:color w:val="1F1F1F"/>
-          <w:shd w:val="clear" w:color="auto" w:fill="F0F4F9"/>
-        </w:rPr>
-        <w:t xml:space="preserve"> </w:t>
-      </w:r>
-      <w:proofErr w:type="spellStart"/>
-      <w:r>
-        <w:rPr>
-          <w:rFonts w:ascii="Google Sans" w:eastAsia="Google Sans" w:hAnsi="Google Sans" w:cs="Google Sans"/>
-          <w:color w:val="996900"/>
-          <w:sz w:val="20"/>
-          <w:szCs w:val="20"/>
-          <w:shd w:val="clear" w:color="auto" w:fill="F0F4F9"/>
-        </w:rPr>
-        <w:t>MessageBroker</w:t>
-      </w:r>
-      <w:proofErr w:type="spellEnd"/>
-      <w:r>
-        <w:rPr>
-          <w:rFonts w:ascii="Google Sans" w:eastAsia="Google Sans" w:hAnsi="Google Sans" w:cs="Google Sans"/>
-          <w:color w:val="1F1F1F"/>
-          <w:shd w:val="clear" w:color="auto" w:fill="F0F4F9"/>
-        </w:rPr>
-        <w:t xml:space="preserve"> {</w:t>
-      </w:r>
-      <w:r>
-        <w:rPr>
-          <w:rFonts w:ascii="Google Sans" w:eastAsia="Google Sans" w:hAnsi="Google Sans" w:cs="Google Sans"/>
-          <w:color w:val="1F1F1F"/>
-          <w:shd w:val="clear" w:color="auto" w:fill="F0F4F9"/>
-        </w:rPr>
-        <w:br/>
-        <w:t xml:space="preserve">  </w:t>
-      </w:r>
-      <w:r>
-        <w:rPr>
-          <w:rFonts w:ascii="Google Sans" w:eastAsia="Google Sans" w:hAnsi="Google Sans" w:cs="Google Sans"/>
-          <w:color w:val="996900"/>
-          <w:sz w:val="20"/>
-          <w:szCs w:val="20"/>
-          <w:shd w:val="clear" w:color="auto" w:fill="F0F4F9"/>
-        </w:rPr>
-        <w:t>constructor</w:t>
-      </w:r>
-      <w:r>
-        <w:rPr>
-          <w:rFonts w:ascii="Google Sans" w:eastAsia="Google Sans" w:hAnsi="Google Sans" w:cs="Google Sans"/>
-          <w:color w:val="444746"/>
-          <w:sz w:val="20"/>
-          <w:szCs w:val="20"/>
-          <w:shd w:val="clear" w:color="auto" w:fill="F0F4F9"/>
-        </w:rPr>
-        <w:t>()</w:t>
-      </w:r>
-      <w:r>
-        <w:rPr>
-          <w:rFonts w:ascii="Google Sans" w:eastAsia="Google Sans" w:hAnsi="Google Sans" w:cs="Google Sans"/>
-          <w:color w:val="1F1F1F"/>
-          <w:shd w:val="clear" w:color="auto" w:fill="F0F4F9"/>
-        </w:rPr>
-        <w:t xml:space="preserve"> {</w:t>
-      </w:r>
-      <w:r>
-        <w:rPr>
-          <w:rFonts w:ascii="Google Sans" w:eastAsia="Google Sans" w:hAnsi="Google Sans" w:cs="Google Sans"/>
-          <w:color w:val="1F1F1F"/>
-          <w:shd w:val="clear" w:color="auto" w:fill="F0F4F9"/>
-        </w:rPr>
-        <w:br/>
-        <w:t xml:space="preserve">    </w:t>
-      </w:r>
-      <w:proofErr w:type="spellStart"/>
-      <w:r>
-        <w:rPr>
-          <w:rFonts w:ascii="Google Sans" w:eastAsia="Google Sans" w:hAnsi="Google Sans" w:cs="Google Sans"/>
-          <w:color w:val="1967D2"/>
-          <w:sz w:val="20"/>
-          <w:szCs w:val="20"/>
-          <w:shd w:val="clear" w:color="auto" w:fill="F0F4F9"/>
-        </w:rPr>
-        <w:t>this</w:t>
-      </w:r>
-      <w:r>
-        <w:rPr>
-          <w:rFonts w:ascii="Google Sans" w:eastAsia="Google Sans" w:hAnsi="Google Sans" w:cs="Google Sans"/>
-          <w:color w:val="1F1F1F"/>
-          <w:shd w:val="clear" w:color="auto" w:fill="F0F4F9"/>
-        </w:rPr>
-        <w:t>.publisher</w:t>
-      </w:r>
-      <w:proofErr w:type="spellEnd"/>
-      <w:r>
-        <w:rPr>
-          <w:rFonts w:ascii="Google Sans" w:eastAsia="Google Sans" w:hAnsi="Google Sans" w:cs="Google Sans"/>
-          <w:color w:val="1F1F1F"/>
-          <w:shd w:val="clear" w:color="auto" w:fill="F0F4F9"/>
-        </w:rPr>
-        <w:t xml:space="preserve"> = </w:t>
-      </w:r>
-      <w:proofErr w:type="spellStart"/>
-      <w:r>
-        <w:rPr>
-          <w:rFonts w:ascii="Google Sans" w:eastAsia="Google Sans" w:hAnsi="Google Sans" w:cs="Google Sans"/>
-          <w:color w:val="1F1F1F"/>
-          <w:shd w:val="clear" w:color="auto" w:fill="F0F4F9"/>
-        </w:rPr>
-        <w:t>redis.createClient</w:t>
-      </w:r>
-      <w:proofErr w:type="spellEnd"/>
-      <w:r>
-        <w:rPr>
-          <w:rFonts w:ascii="Google Sans" w:eastAsia="Google Sans" w:hAnsi="Google Sans" w:cs="Google Sans"/>
-          <w:color w:val="1F1F1F"/>
-          <w:shd w:val="clear" w:color="auto" w:fill="F0F4F9"/>
-        </w:rPr>
-        <w:t>();</w:t>
-      </w:r>
-      <w:r>
-        <w:rPr>
-          <w:rFonts w:ascii="Google Sans" w:eastAsia="Google Sans" w:hAnsi="Google Sans" w:cs="Google Sans"/>
-          <w:color w:val="1F1F1F"/>
-          <w:shd w:val="clear" w:color="auto" w:fill="F0F4F9"/>
-        </w:rPr>
-        <w:br/>
-        <w:t xml:space="preserve">    </w:t>
-      </w:r>
-      <w:proofErr w:type="spellStart"/>
-      <w:r>
-        <w:rPr>
-          <w:rFonts w:ascii="Google Sans" w:eastAsia="Google Sans" w:hAnsi="Google Sans" w:cs="Google Sans"/>
-          <w:color w:val="1967D2"/>
-          <w:sz w:val="20"/>
-          <w:szCs w:val="20"/>
-          <w:shd w:val="clear" w:color="auto" w:fill="F0F4F9"/>
-        </w:rPr>
-        <w:t>this</w:t>
-      </w:r>
-      <w:r>
-        <w:rPr>
-          <w:rFonts w:ascii="Google Sans" w:eastAsia="Google Sans" w:hAnsi="Google Sans" w:cs="Google Sans"/>
-          <w:color w:val="1F1F1F"/>
-          <w:shd w:val="clear" w:color="auto" w:fill="F0F4F9"/>
-        </w:rPr>
-        <w:t>.subscriber</w:t>
-      </w:r>
-      <w:proofErr w:type="spellEnd"/>
-      <w:r>
-        <w:rPr>
-          <w:rFonts w:ascii="Google Sans" w:eastAsia="Google Sans" w:hAnsi="Google Sans" w:cs="Google Sans"/>
-          <w:color w:val="1F1F1F"/>
-          <w:shd w:val="clear" w:color="auto" w:fill="F0F4F9"/>
-        </w:rPr>
-        <w:t xml:space="preserve"> = </w:t>
-      </w:r>
-      <w:proofErr w:type="spellStart"/>
-      <w:r>
-        <w:rPr>
-          <w:rFonts w:ascii="Google Sans" w:eastAsia="Google Sans" w:hAnsi="Google Sans" w:cs="Google Sans"/>
-          <w:color w:val="1F1F1F"/>
-          <w:shd w:val="clear" w:color="auto" w:fill="F0F4F9"/>
-        </w:rPr>
-        <w:t>redis.createClient</w:t>
-      </w:r>
-      <w:proofErr w:type="spellEnd"/>
-      <w:r>
-        <w:rPr>
-          <w:rFonts w:ascii="Google Sans" w:eastAsia="Google Sans" w:hAnsi="Google Sans" w:cs="Google Sans"/>
-          <w:color w:val="1F1F1F"/>
-          <w:shd w:val="clear" w:color="auto" w:fill="F0F4F9"/>
-        </w:rPr>
-        <w:t>();</w:t>
-      </w:r>
-      <w:r>
-        <w:rPr>
-          <w:rFonts w:ascii="Google Sans" w:eastAsia="Google Sans" w:hAnsi="Google Sans" w:cs="Google Sans"/>
-          <w:color w:val="1F1F1F"/>
-          <w:shd w:val="clear" w:color="auto" w:fill="F0F4F9"/>
-        </w:rPr>
-        <w:br/>
-        <w:t xml:space="preserve">  }</w:t>
-      </w:r>
-      <w:r>
-        <w:rPr>
-          <w:rFonts w:ascii="Google Sans" w:eastAsia="Google Sans" w:hAnsi="Google Sans" w:cs="Google Sans"/>
-          <w:color w:val="1F1F1F"/>
-          <w:shd w:val="clear" w:color="auto" w:fill="F0F4F9"/>
-        </w:rPr>
-        <w:br/>
-      </w:r>
-      <w:r>
-        <w:rPr>
-          <w:rFonts w:ascii="Google Sans" w:eastAsia="Google Sans" w:hAnsi="Google Sans" w:cs="Google Sans"/>
-          <w:color w:val="1F1F1F"/>
-          <w:shd w:val="clear" w:color="auto" w:fill="F0F4F9"/>
-        </w:rPr>
-        <w:br/>
-        <w:t xml:space="preserve">  </w:t>
-      </w:r>
-      <w:r>
-        <w:rPr>
-          <w:rFonts w:ascii="Google Sans" w:eastAsia="Google Sans" w:hAnsi="Google Sans" w:cs="Google Sans"/>
-          <w:color w:val="8430CE"/>
-          <w:sz w:val="20"/>
-          <w:szCs w:val="20"/>
-          <w:shd w:val="clear" w:color="auto" w:fill="F0F4F9"/>
-        </w:rPr>
-        <w:t>async</w:t>
-      </w:r>
-      <w:r>
-        <w:rPr>
-          <w:rFonts w:ascii="Google Sans" w:eastAsia="Google Sans" w:hAnsi="Google Sans" w:cs="Google Sans"/>
-          <w:color w:val="1F1F1F"/>
-          <w:shd w:val="clear" w:color="auto" w:fill="F0F4F9"/>
-        </w:rPr>
-        <w:t xml:space="preserve"> </w:t>
-      </w:r>
-      <w:r>
-        <w:rPr>
-          <w:rFonts w:ascii="Google Sans" w:eastAsia="Google Sans" w:hAnsi="Google Sans" w:cs="Google Sans"/>
-          <w:color w:val="996900"/>
-          <w:sz w:val="20"/>
-          <w:szCs w:val="20"/>
-          <w:shd w:val="clear" w:color="auto" w:fill="F0F4F9"/>
-        </w:rPr>
-        <w:t>publish</w:t>
-      </w:r>
-      <w:r>
-        <w:rPr>
-          <w:rFonts w:ascii="Google Sans" w:eastAsia="Google Sans" w:hAnsi="Google Sans" w:cs="Google Sans"/>
-          <w:color w:val="444746"/>
-          <w:sz w:val="20"/>
-          <w:szCs w:val="20"/>
-          <w:shd w:val="clear" w:color="auto" w:fill="F0F4F9"/>
-        </w:rPr>
-        <w:t>(channel, message)</w:t>
-      </w:r>
-      <w:r>
-        <w:rPr>
-          <w:rFonts w:ascii="Google Sans" w:eastAsia="Google Sans" w:hAnsi="Google Sans" w:cs="Google Sans"/>
-          <w:color w:val="1F1F1F"/>
-          <w:shd w:val="clear" w:color="auto" w:fill="F0F4F9"/>
-        </w:rPr>
-        <w:t xml:space="preserve"> {</w:t>
-      </w:r>
-      <w:r>
-        <w:rPr>
-          <w:rFonts w:ascii="Google Sans" w:eastAsia="Google Sans" w:hAnsi="Google Sans" w:cs="Google Sans"/>
-          <w:color w:val="1F1F1F"/>
-          <w:shd w:val="clear" w:color="auto" w:fill="F0F4F9"/>
-        </w:rPr>
-        <w:br/>
-        <w:t xml:space="preserve">    </w:t>
-      </w:r>
-      <w:proofErr w:type="spellStart"/>
-      <w:r>
-        <w:rPr>
-          <w:rFonts w:ascii="Google Sans" w:eastAsia="Google Sans" w:hAnsi="Google Sans" w:cs="Google Sans"/>
-          <w:color w:val="8430CE"/>
-          <w:sz w:val="20"/>
-          <w:szCs w:val="20"/>
-          <w:shd w:val="clear" w:color="auto" w:fill="F0F4F9"/>
-        </w:rPr>
-        <w:t>const</w:t>
-      </w:r>
-      <w:proofErr w:type="spellEnd"/>
-      <w:r>
-        <w:rPr>
-          <w:rFonts w:ascii="Google Sans" w:eastAsia="Google Sans" w:hAnsi="Google Sans" w:cs="Google Sans"/>
-          <w:color w:val="1F1F1F"/>
-          <w:shd w:val="clear" w:color="auto" w:fill="F0F4F9"/>
-        </w:rPr>
-        <w:t xml:space="preserve"> payload = </w:t>
-      </w:r>
-      <w:proofErr w:type="spellStart"/>
-      <w:r>
-        <w:rPr>
-          <w:rFonts w:ascii="Google Sans" w:eastAsia="Google Sans" w:hAnsi="Google Sans" w:cs="Google Sans"/>
-          <w:color w:val="1967D2"/>
-          <w:sz w:val="20"/>
-          <w:szCs w:val="20"/>
-          <w:shd w:val="clear" w:color="auto" w:fill="F0F4F9"/>
-        </w:rPr>
-        <w:t>JSON</w:t>
-      </w:r>
-      <w:r>
-        <w:rPr>
-          <w:rFonts w:ascii="Google Sans" w:eastAsia="Google Sans" w:hAnsi="Google Sans" w:cs="Google Sans"/>
-          <w:color w:val="1F1F1F"/>
-          <w:shd w:val="clear" w:color="auto" w:fill="F0F4F9"/>
-        </w:rPr>
-        <w:t>.stringify</w:t>
-      </w:r>
-      <w:proofErr w:type="spellEnd"/>
-      <w:r>
-        <w:rPr>
-          <w:rFonts w:ascii="Google Sans" w:eastAsia="Google Sans" w:hAnsi="Google Sans" w:cs="Google Sans"/>
-          <w:color w:val="1F1F1F"/>
-          <w:shd w:val="clear" w:color="auto" w:fill="F0F4F9"/>
-        </w:rPr>
-        <w:t>(message);</w:t>
-      </w:r>
-      <w:r>
-        <w:rPr>
-          <w:rFonts w:ascii="Google Sans" w:eastAsia="Google Sans" w:hAnsi="Google Sans" w:cs="Google Sans"/>
-          <w:color w:val="1F1F1F"/>
-          <w:shd w:val="clear" w:color="auto" w:fill="F0F4F9"/>
-        </w:rPr>
-        <w:br/>
-        <w:t xml:space="preserve">    </w:t>
-      </w:r>
-      <w:r>
-        <w:rPr>
-          <w:rFonts w:ascii="Google Sans" w:eastAsia="Google Sans" w:hAnsi="Google Sans" w:cs="Google Sans"/>
-          <w:color w:val="8430CE"/>
-          <w:sz w:val="20"/>
-          <w:szCs w:val="20"/>
-          <w:shd w:val="clear" w:color="auto" w:fill="F0F4F9"/>
-        </w:rPr>
-        <w:t>await</w:t>
-      </w:r>
-      <w:r>
-        <w:rPr>
-          <w:rFonts w:ascii="Google Sans" w:eastAsia="Google Sans" w:hAnsi="Google Sans" w:cs="Google Sans"/>
-          <w:color w:val="1F1F1F"/>
-          <w:shd w:val="clear" w:color="auto" w:fill="F0F4F9"/>
-        </w:rPr>
-        <w:t xml:space="preserve"> </w:t>
-      </w:r>
-      <w:proofErr w:type="spellStart"/>
-      <w:r>
-        <w:rPr>
-          <w:rFonts w:ascii="Google Sans" w:eastAsia="Google Sans" w:hAnsi="Google Sans" w:cs="Google Sans"/>
-          <w:color w:val="1967D2"/>
-          <w:sz w:val="20"/>
-          <w:szCs w:val="20"/>
-          <w:shd w:val="clear" w:color="auto" w:fill="F0F4F9"/>
-        </w:rPr>
-        <w:t>this</w:t>
-      </w:r>
-      <w:r>
-        <w:rPr>
-          <w:rFonts w:ascii="Google Sans" w:eastAsia="Google Sans" w:hAnsi="Google Sans" w:cs="Google Sans"/>
-          <w:color w:val="1F1F1F"/>
-          <w:shd w:val="clear" w:color="auto" w:fill="F0F4F9"/>
-        </w:rPr>
-        <w:t>.publisher.publish</w:t>
-      </w:r>
-      <w:proofErr w:type="spellEnd"/>
-      <w:r>
-        <w:rPr>
-          <w:rFonts w:ascii="Google Sans" w:eastAsia="Google Sans" w:hAnsi="Google Sans" w:cs="Google Sans"/>
-          <w:color w:val="1F1F1F"/>
-          <w:shd w:val="clear" w:color="auto" w:fill="F0F4F9"/>
-        </w:rPr>
-        <w:t>(channel, payload);</w:t>
-      </w:r>
-      <w:r>
-        <w:rPr>
-          <w:rFonts w:ascii="Google Sans" w:eastAsia="Google Sans" w:hAnsi="Google Sans" w:cs="Google Sans"/>
-          <w:color w:val="1F1F1F"/>
-          <w:shd w:val="clear" w:color="auto" w:fill="F0F4F9"/>
-        </w:rPr>
-        <w:br/>
-        <w:t xml:space="preserve">    </w:t>
-      </w:r>
-      <w:r>
-        <w:rPr>
-          <w:rFonts w:ascii="Google Sans" w:eastAsia="Google Sans" w:hAnsi="Google Sans" w:cs="Google Sans"/>
-          <w:color w:val="1967D2"/>
-          <w:sz w:val="20"/>
-          <w:szCs w:val="20"/>
-          <w:shd w:val="clear" w:color="auto" w:fill="F0F4F9"/>
-        </w:rPr>
-        <w:t>console</w:t>
-      </w:r>
-      <w:r>
-        <w:rPr>
-          <w:rFonts w:ascii="Google Sans" w:eastAsia="Google Sans" w:hAnsi="Google Sans" w:cs="Google Sans"/>
-          <w:color w:val="1F1F1F"/>
-          <w:shd w:val="clear" w:color="auto" w:fill="F0F4F9"/>
-        </w:rPr>
-        <w:t>.log(</w:t>
-      </w:r>
-      <w:r>
-        <w:rPr>
-          <w:rFonts w:ascii="Google Sans" w:eastAsia="Google Sans" w:hAnsi="Google Sans" w:cs="Google Sans"/>
-          <w:color w:val="188038"/>
-          <w:sz w:val="20"/>
-          <w:szCs w:val="20"/>
-          <w:shd w:val="clear" w:color="auto" w:fill="F0F4F9"/>
-        </w:rPr>
-        <w:t xml:space="preserve">`[Event Published] Channel: </w:t>
-      </w:r>
-      <w:r>
-        <w:rPr>
-          <w:rFonts w:ascii="Google Sans" w:eastAsia="Google Sans" w:hAnsi="Google Sans" w:cs="Google Sans"/>
-          <w:color w:val="1F1F1F"/>
-          <w:sz w:val="20"/>
-          <w:szCs w:val="20"/>
-          <w:shd w:val="clear" w:color="auto" w:fill="F0F4F9"/>
-        </w:rPr>
-        <w:t>${channel}</w:t>
-      </w:r>
-      <w:r>
-        <w:rPr>
-          <w:rFonts w:ascii="Google Sans" w:eastAsia="Google Sans" w:hAnsi="Google Sans" w:cs="Google Sans"/>
-          <w:color w:val="188038"/>
-          <w:sz w:val="20"/>
-          <w:szCs w:val="20"/>
-          <w:shd w:val="clear" w:color="auto" w:fill="F0F4F9"/>
-        </w:rPr>
-        <w:t>`</w:t>
-      </w:r>
-      <w:r>
-        <w:rPr>
-          <w:rFonts w:ascii="Google Sans" w:eastAsia="Google Sans" w:hAnsi="Google Sans" w:cs="Google Sans"/>
-          <w:color w:val="1F1F1F"/>
-          <w:shd w:val="clear" w:color="auto" w:fill="F0F4F9"/>
-        </w:rPr>
-        <w:t>);</w:t>
-      </w:r>
-      <w:r>
-        <w:rPr>
-          <w:rFonts w:ascii="Google Sans" w:eastAsia="Google Sans" w:hAnsi="Google Sans" w:cs="Google Sans"/>
-          <w:color w:val="1F1F1F"/>
-          <w:shd w:val="clear" w:color="auto" w:fill="F0F4F9"/>
-        </w:rPr>
-        <w:br/>
-        <w:t xml:space="preserve">  }</w:t>
-      </w:r>
-      <w:r>
-        <w:rPr>
-          <w:rFonts w:ascii="Google Sans" w:eastAsia="Google Sans" w:hAnsi="Google Sans" w:cs="Google Sans"/>
-          <w:color w:val="1F1F1F"/>
-          <w:shd w:val="clear" w:color="auto" w:fill="F0F4F9"/>
-        </w:rPr>
-        <w:br/>
-      </w:r>
-      <w:r>
-        <w:rPr>
-          <w:rFonts w:ascii="Google Sans" w:eastAsia="Google Sans" w:hAnsi="Google Sans" w:cs="Google Sans"/>
-          <w:color w:val="1F1F1F"/>
-          <w:shd w:val="clear" w:color="auto" w:fill="F0F4F9"/>
-        </w:rPr>
-        <w:br/>
-        <w:t xml:space="preserve">  </w:t>
-      </w:r>
-      <w:r>
-        <w:rPr>
-          <w:rFonts w:ascii="Google Sans" w:eastAsia="Google Sans" w:hAnsi="Google Sans" w:cs="Google Sans"/>
-          <w:color w:val="8430CE"/>
-          <w:sz w:val="20"/>
-          <w:szCs w:val="20"/>
-          <w:shd w:val="clear" w:color="auto" w:fill="F0F4F9"/>
-        </w:rPr>
-        <w:t>async</w:t>
-      </w:r>
-      <w:r>
-        <w:rPr>
-          <w:rFonts w:ascii="Google Sans" w:eastAsia="Google Sans" w:hAnsi="Google Sans" w:cs="Google Sans"/>
-          <w:color w:val="1F1F1F"/>
-          <w:shd w:val="clear" w:color="auto" w:fill="F0F4F9"/>
-        </w:rPr>
-        <w:t xml:space="preserve"> </w:t>
-      </w:r>
-      <w:r>
-        <w:rPr>
-          <w:rFonts w:ascii="Google Sans" w:eastAsia="Google Sans" w:hAnsi="Google Sans" w:cs="Google Sans"/>
-          <w:color w:val="996900"/>
-          <w:sz w:val="20"/>
-          <w:szCs w:val="20"/>
-          <w:shd w:val="clear" w:color="auto" w:fill="F0F4F9"/>
-        </w:rPr>
-        <w:t>subscribe</w:t>
-      </w:r>
-      <w:r>
-        <w:rPr>
-          <w:rFonts w:ascii="Google Sans" w:eastAsia="Google Sans" w:hAnsi="Google Sans" w:cs="Google Sans"/>
-          <w:color w:val="444746"/>
-          <w:sz w:val="20"/>
-          <w:szCs w:val="20"/>
-          <w:shd w:val="clear" w:color="auto" w:fill="F0F4F9"/>
-        </w:rPr>
-        <w:t>(channel, callback)</w:t>
-      </w:r>
-      <w:r>
-        <w:rPr>
-          <w:rFonts w:ascii="Google Sans" w:eastAsia="Google Sans" w:hAnsi="Google Sans" w:cs="Google Sans"/>
-          <w:color w:val="1F1F1F"/>
-          <w:shd w:val="clear" w:color="auto" w:fill="F0F4F9"/>
-        </w:rPr>
-        <w:t xml:space="preserve"> {</w:t>
-      </w:r>
-      <w:r>
-        <w:rPr>
-          <w:rFonts w:ascii="Google Sans" w:eastAsia="Google Sans" w:hAnsi="Google Sans" w:cs="Google Sans"/>
-          <w:color w:val="1F1F1F"/>
-          <w:shd w:val="clear" w:color="auto" w:fill="F0F4F9"/>
-        </w:rPr>
-        <w:br/>
-        <w:t xml:space="preserve">    </w:t>
-      </w:r>
-      <w:r>
-        <w:rPr>
-          <w:rFonts w:ascii="Google Sans" w:eastAsia="Google Sans" w:hAnsi="Google Sans" w:cs="Google Sans"/>
-          <w:color w:val="8430CE"/>
-          <w:sz w:val="20"/>
-          <w:szCs w:val="20"/>
-          <w:shd w:val="clear" w:color="auto" w:fill="F0F4F9"/>
-        </w:rPr>
-        <w:t>await</w:t>
-      </w:r>
-      <w:r>
-        <w:rPr>
-          <w:rFonts w:ascii="Google Sans" w:eastAsia="Google Sans" w:hAnsi="Google Sans" w:cs="Google Sans"/>
-          <w:color w:val="1F1F1F"/>
-          <w:shd w:val="clear" w:color="auto" w:fill="F0F4F9"/>
-        </w:rPr>
-        <w:t xml:space="preserve"> </w:t>
-      </w:r>
-      <w:proofErr w:type="spellStart"/>
-      <w:r>
-        <w:rPr>
-          <w:rFonts w:ascii="Google Sans" w:eastAsia="Google Sans" w:hAnsi="Google Sans" w:cs="Google Sans"/>
-          <w:color w:val="1967D2"/>
-          <w:sz w:val="20"/>
-          <w:szCs w:val="20"/>
-          <w:shd w:val="clear" w:color="auto" w:fill="F0F4F9"/>
-        </w:rPr>
-        <w:t>this</w:t>
-      </w:r>
-      <w:r>
-        <w:rPr>
-          <w:rFonts w:ascii="Google Sans" w:eastAsia="Google Sans" w:hAnsi="Google Sans" w:cs="Google Sans"/>
-          <w:color w:val="1F1F1F"/>
-          <w:shd w:val="clear" w:color="auto" w:fill="F0F4F9"/>
-        </w:rPr>
-        <w:t>.subscriber.subscribe</w:t>
-      </w:r>
-      <w:proofErr w:type="spellEnd"/>
-      <w:r>
-        <w:rPr>
-          <w:rFonts w:ascii="Google Sans" w:eastAsia="Google Sans" w:hAnsi="Google Sans" w:cs="Google Sans"/>
-          <w:color w:val="1F1F1F"/>
-          <w:shd w:val="clear" w:color="auto" w:fill="F0F4F9"/>
-        </w:rPr>
-        <w:t xml:space="preserve">(channel, </w:t>
-      </w:r>
-      <w:r>
-        <w:rPr>
-          <w:rFonts w:ascii="Google Sans" w:eastAsia="Google Sans" w:hAnsi="Google Sans" w:cs="Google Sans"/>
-          <w:color w:val="444746"/>
-          <w:sz w:val="20"/>
-          <w:szCs w:val="20"/>
-          <w:shd w:val="clear" w:color="auto" w:fill="F0F4F9"/>
-        </w:rPr>
-        <w:t>(message) =&gt;</w:t>
-      </w:r>
-      <w:r>
-        <w:rPr>
-          <w:rFonts w:ascii="Google Sans" w:eastAsia="Google Sans" w:hAnsi="Google Sans" w:cs="Google Sans"/>
-          <w:color w:val="1F1F1F"/>
-          <w:shd w:val="clear" w:color="auto" w:fill="F0F4F9"/>
-        </w:rPr>
-        <w:t xml:space="preserve"> {</w:t>
-      </w:r>
-      <w:r>
-        <w:rPr>
-          <w:rFonts w:ascii="Google Sans" w:eastAsia="Google Sans" w:hAnsi="Google Sans" w:cs="Google Sans"/>
-          <w:color w:val="1F1F1F"/>
-          <w:shd w:val="clear" w:color="auto" w:fill="F0F4F9"/>
-        </w:rPr>
-        <w:br/>
-        <w:t xml:space="preserve">      callback(</w:t>
-      </w:r>
-      <w:proofErr w:type="spellStart"/>
-      <w:r>
-        <w:rPr>
-          <w:rFonts w:ascii="Google Sans" w:eastAsia="Google Sans" w:hAnsi="Google Sans" w:cs="Google Sans"/>
-          <w:color w:val="1967D2"/>
-          <w:sz w:val="20"/>
-          <w:szCs w:val="20"/>
-          <w:shd w:val="clear" w:color="auto" w:fill="F0F4F9"/>
-        </w:rPr>
-        <w:t>JSON</w:t>
-      </w:r>
-      <w:r>
-        <w:rPr>
-          <w:rFonts w:ascii="Google Sans" w:eastAsia="Google Sans" w:hAnsi="Google Sans" w:cs="Google Sans"/>
-          <w:color w:val="1F1F1F"/>
-          <w:shd w:val="clear" w:color="auto" w:fill="F0F4F9"/>
-        </w:rPr>
-        <w:t>.parse</w:t>
-      </w:r>
-      <w:proofErr w:type="spellEnd"/>
-      <w:r>
-        <w:rPr>
-          <w:rFonts w:ascii="Google Sans" w:eastAsia="Google Sans" w:hAnsi="Google Sans" w:cs="Google Sans"/>
-          <w:color w:val="1F1F1F"/>
-          <w:shd w:val="clear" w:color="auto" w:fill="F0F4F9"/>
-        </w:rPr>
-        <w:t>(message));</w:t>
-      </w:r>
-      <w:r>
-        <w:rPr>
-          <w:rFonts w:ascii="Google Sans" w:eastAsia="Google Sans" w:hAnsi="Google Sans" w:cs="Google Sans"/>
-          <w:color w:val="1F1F1F"/>
-          <w:shd w:val="clear" w:color="auto" w:fill="F0F4F9"/>
-        </w:rPr>
-        <w:br/>
-        <w:t xml:space="preserve">    });</w:t>
-      </w:r>
-      <w:r>
-        <w:rPr>
-          <w:rFonts w:ascii="Google Sans" w:eastAsia="Google Sans" w:hAnsi="Google Sans" w:cs="Google Sans"/>
-          <w:color w:val="1F1F1F"/>
-          <w:shd w:val="clear" w:color="auto" w:fill="F0F4F9"/>
-        </w:rPr>
-        <w:br/>
-        <w:t xml:space="preserve">    </w:t>
-      </w:r>
-      <w:r>
-        <w:rPr>
-          <w:rFonts w:ascii="Google Sans" w:eastAsia="Google Sans" w:hAnsi="Google Sans" w:cs="Google Sans"/>
-          <w:color w:val="1967D2"/>
-          <w:sz w:val="20"/>
-          <w:szCs w:val="20"/>
-          <w:shd w:val="clear" w:color="auto" w:fill="F0F4F9"/>
-        </w:rPr>
-        <w:t>console</w:t>
-      </w:r>
-      <w:r>
-        <w:rPr>
-          <w:rFonts w:ascii="Google Sans" w:eastAsia="Google Sans" w:hAnsi="Google Sans" w:cs="Google Sans"/>
-          <w:color w:val="1F1F1F"/>
-          <w:shd w:val="clear" w:color="auto" w:fill="F0F4F9"/>
-        </w:rPr>
-        <w:t>.log(</w:t>
-      </w:r>
-      <w:r>
-        <w:rPr>
-          <w:rFonts w:ascii="Google Sans" w:eastAsia="Google Sans" w:hAnsi="Google Sans" w:cs="Google Sans"/>
-          <w:color w:val="188038"/>
-          <w:sz w:val="20"/>
-          <w:szCs w:val="20"/>
-          <w:shd w:val="clear" w:color="auto" w:fill="F0F4F9"/>
-        </w:rPr>
-        <w:t xml:space="preserve">`[Subscribed] to Channel: </w:t>
-      </w:r>
-      <w:r>
-        <w:rPr>
-          <w:rFonts w:ascii="Google Sans" w:eastAsia="Google Sans" w:hAnsi="Google Sans" w:cs="Google Sans"/>
-          <w:color w:val="1F1F1F"/>
-          <w:sz w:val="20"/>
-          <w:szCs w:val="20"/>
-          <w:shd w:val="clear" w:color="auto" w:fill="F0F4F9"/>
-        </w:rPr>
-        <w:t>${channel}</w:t>
-      </w:r>
-      <w:r>
-        <w:rPr>
-          <w:rFonts w:ascii="Google Sans" w:eastAsia="Google Sans" w:hAnsi="Google Sans" w:cs="Google Sans"/>
-          <w:color w:val="188038"/>
-          <w:sz w:val="20"/>
-          <w:szCs w:val="20"/>
-          <w:shd w:val="clear" w:color="auto" w:fill="F0F4F9"/>
-        </w:rPr>
-        <w:t>`</w:t>
-      </w:r>
-      <w:r>
-        <w:rPr>
-          <w:rFonts w:ascii="Google Sans" w:eastAsia="Google Sans" w:hAnsi="Google Sans" w:cs="Google Sans"/>
-          <w:color w:val="1F1F1F"/>
-          <w:shd w:val="clear" w:color="auto" w:fill="F0F4F9"/>
-        </w:rPr>
-        <w:t>);</w:t>
-      </w:r>
-      <w:r>
-        <w:rPr>
-          <w:rFonts w:ascii="Google Sans" w:eastAsia="Google Sans" w:hAnsi="Google Sans" w:cs="Google Sans"/>
-          <w:color w:val="1F1F1F"/>
-          <w:shd w:val="clear" w:color="auto" w:fill="F0F4F9"/>
-        </w:rPr>
-        <w:br/>
-        <w:t xml:space="preserve">  }</w:t>
-      </w:r>
-      <w:r>
-        <w:rPr>
-          <w:rFonts w:ascii="Google Sans" w:eastAsia="Google Sans" w:hAnsi="Google Sans" w:cs="Google Sans"/>
-          <w:color w:val="1F1F1F"/>
-          <w:shd w:val="clear" w:color="auto" w:fill="F0F4F9"/>
-        </w:rPr>
-        <w:br/>
-        <w:t>}</w:t>
-      </w:r>
-      <w:r>
-        <w:rPr>
-          <w:rFonts w:ascii="Google Sans" w:eastAsia="Google Sans" w:hAnsi="Google Sans" w:cs="Google Sans"/>
-          <w:color w:val="1F1F1F"/>
-          <w:shd w:val="clear" w:color="auto" w:fill="F0F4F9"/>
-        </w:rPr>
-        <w:br/>
-      </w:r>
-      <w:r>
-        <w:rPr>
-          <w:rFonts w:ascii="Google Sans" w:eastAsia="Google Sans" w:hAnsi="Google Sans" w:cs="Google Sans"/>
-          <w:color w:val="1F1F1F"/>
-          <w:shd w:val="clear" w:color="auto" w:fill="F0F4F9"/>
-        </w:rPr>
-        <w:br/>
-      </w:r>
-      <w:proofErr w:type="spellStart"/>
-      <w:r>
-        <w:rPr>
-          <w:rFonts w:ascii="Google Sans" w:eastAsia="Google Sans" w:hAnsi="Google Sans" w:cs="Google Sans"/>
-          <w:color w:val="1967D2"/>
-          <w:sz w:val="20"/>
-          <w:szCs w:val="20"/>
-          <w:shd w:val="clear" w:color="auto" w:fill="F0F4F9"/>
-        </w:rPr>
-        <w:t>module</w:t>
-      </w:r>
-      <w:r>
-        <w:rPr>
-          <w:rFonts w:ascii="Google Sans" w:eastAsia="Google Sans" w:hAnsi="Google Sans" w:cs="Google Sans"/>
-          <w:color w:val="1F1F1F"/>
-          <w:shd w:val="clear" w:color="auto" w:fill="F0F4F9"/>
-        </w:rPr>
-        <w:t>.exports</w:t>
-      </w:r>
-      <w:proofErr w:type="spellEnd"/>
-      <w:r>
-        <w:rPr>
-          <w:rFonts w:ascii="Google Sans" w:eastAsia="Google Sans" w:hAnsi="Google Sans" w:cs="Google Sans"/>
-          <w:color w:val="1F1F1F"/>
-          <w:shd w:val="clear" w:color="auto" w:fill="F0F4F9"/>
-        </w:rPr>
-        <w:t xml:space="preserve"> = </w:t>
-      </w:r>
-      <w:r>
-        <w:rPr>
-          <w:rFonts w:ascii="Google Sans" w:eastAsia="Google Sans" w:hAnsi="Google Sans" w:cs="Google Sans"/>
-          <w:color w:val="8430CE"/>
-          <w:sz w:val="20"/>
-          <w:szCs w:val="20"/>
-          <w:shd w:val="clear" w:color="auto" w:fill="F0F4F9"/>
-        </w:rPr>
         <w:t>new</w:t>
       </w:r>
       <w:r>
@@ -1134,25 +966,7 @@
           <w:color w:val="1F1F1F"/>
           <w:shd w:val="clear" w:color="auto" w:fill="F0F4F9"/>
         </w:rPr>
-        <w:t xml:space="preserve"> </w:t>
-      </w:r>
-      <w:proofErr w:type="spellStart"/>
-      <w:r>
-        <w:rPr>
-          <w:rFonts w:ascii="Google Sans" w:eastAsia="Google Sans" w:hAnsi="Google Sans" w:cs="Google Sans"/>
-          <w:color w:val="1F1F1F"/>
-          <w:shd w:val="clear" w:color="auto" w:fill="F0F4F9"/>
-        </w:rPr>
-        <w:t>MessageBroker</w:t>
-      </w:r>
-      <w:proofErr w:type="spellEnd"/>
-      <w:r>
-        <w:rPr>
-          <w:rFonts w:ascii="Google Sans" w:eastAsia="Google Sans" w:hAnsi="Google Sans" w:cs="Google Sans"/>
-          <w:color w:val="1F1F1F"/>
-          <w:shd w:val="clear" w:color="auto" w:fill="F0F4F9"/>
-        </w:rPr>
-        <w:t>();</w:t>
+        <w:t xml:space="preserve"> MessageBroker();</w:t>
       </w:r>
       <w:r>
         <w:rPr>
@@ -1182,7 +996,6 @@
           <w:rFonts w:ascii="Google Sans" w:eastAsia="Google Sans" w:hAnsi="Google Sans" w:cs="Google Sans"/>
           <w:color w:val="1F1F1F"/>
         </w:rPr>
-        <w:lastRenderedPageBreak/>
         <w:t>2. Microservice Implementation</w:t>
       </w:r>
     </w:p>
@@ -1200,6 +1013,7 @@
           <w:rFonts w:ascii="Google Sans" w:eastAsia="Google Sans" w:hAnsi="Google Sans" w:cs="Google Sans"/>
           <w:color w:val="1F1F1F"/>
         </w:rPr>
+        <w:lastRenderedPageBreak/>
         <w:t>A. Sales Service (Order Management)</w:t>
       </w:r>
     </w:p>
@@ -1352,7 +1166,6 @@
         </w:rPr>
         <w:br/>
       </w:r>
-      <w:proofErr w:type="spellStart"/>
       <w:r>
         <w:rPr>
           <w:rFonts w:ascii="Google Sans" w:eastAsia="Google Sans" w:hAnsi="Google Sans" w:cs="Google Sans"/>
@@ -1363,7 +1176,6 @@
         </w:rPr>
         <w:t>const</w:t>
       </w:r>
-      <w:proofErr w:type="spellEnd"/>
       <w:r>
         <w:rPr>
           <w:rFonts w:ascii="Google Sans" w:eastAsia="Google Sans" w:hAnsi="Google Sans" w:cs="Google Sans"/>
@@ -1416,7 +1228,6 @@
         </w:rPr>
         <w:br/>
       </w:r>
-      <w:proofErr w:type="spellStart"/>
       <w:r>
         <w:rPr>
           <w:rFonts w:ascii="Google Sans" w:eastAsia="Google Sans" w:hAnsi="Google Sans" w:cs="Google Sans"/>
@@ -1427,7 +1238,6 @@
         </w:rPr>
         <w:t>const</w:t>
       </w:r>
-      <w:proofErr w:type="spellEnd"/>
       <w:r>
         <w:rPr>
           <w:rFonts w:ascii="Google Sans" w:eastAsia="Google Sans" w:hAnsi="Google Sans" w:cs="Google Sans"/>
@@ -1462,9 +1272,168 @@
           <w:szCs w:val="20"/>
           <w:shd w:val="clear" w:color="auto" w:fill="F0F4F9"/>
         </w:rPr>
-        <w:t>'../libs/</w:t>
-      </w:r>
-      <w:proofErr w:type="spellStart"/>
+        <w:t>'../libs/MessageBroker'</w:t>
+      </w:r>
+      <w:r>
+        <w:rPr>
+          <w:rFonts w:ascii="Google Sans" w:eastAsia="Google Sans" w:hAnsi="Google Sans" w:cs="Google Sans"/>
+          <w:color w:val="1F1F1F"/>
+          <w:shd w:val="clear" w:color="auto" w:fill="F0F4F9"/>
+        </w:rPr>
+        <w:t>);</w:t>
+      </w:r>
+      <w:r>
+        <w:rPr>
+          <w:rFonts w:ascii="Google Sans" w:eastAsia="Google Sans" w:hAnsi="Google Sans" w:cs="Google Sans"/>
+          <w:color w:val="1F1F1F"/>
+          <w:shd w:val="clear" w:color="auto" w:fill="F0F4F9"/>
+        </w:rPr>
+        <w:br/>
+      </w:r>
+      <w:r>
+        <w:rPr>
+          <w:rFonts w:ascii="Google Sans" w:eastAsia="Google Sans" w:hAnsi="Google Sans" w:cs="Google Sans"/>
+          <w:color w:val="1F1F1F"/>
+          <w:shd w:val="clear" w:color="auto" w:fill="F0F4F9"/>
+        </w:rPr>
+        <w:br/>
+      </w:r>
+      <w:r>
+        <w:rPr>
+          <w:rFonts w:ascii="Google Sans" w:eastAsia="Google Sans" w:hAnsi="Google Sans" w:cs="Google Sans"/>
+          <w:color w:val="8430CE"/>
+          <w:sz w:val="20"/>
+          <w:szCs w:val="20"/>
+          <w:shd w:val="clear" w:color="auto" w:fill="F0F4F9"/>
+        </w:rPr>
+        <w:t>const</w:t>
+      </w:r>
+      <w:r>
+        <w:rPr>
+          <w:rFonts w:ascii="Google Sans" w:eastAsia="Google Sans" w:hAnsi="Google Sans" w:cs="Google Sans"/>
+          <w:color w:val="1F1F1F"/>
+          <w:shd w:val="clear" w:color="auto" w:fill="F0F4F9"/>
+        </w:rPr>
+        <w:t xml:space="preserve"> createSalesOrder = </w:t>
+      </w:r>
+      <w:r>
+        <w:rPr>
+          <w:rFonts w:ascii="Google Sans" w:eastAsia="Google Sans" w:hAnsi="Google Sans" w:cs="Google Sans"/>
+          <w:color w:val="8430CE"/>
+          <w:sz w:val="20"/>
+          <w:szCs w:val="20"/>
+          <w:shd w:val="clear" w:color="auto" w:fill="F0F4F9"/>
+        </w:rPr>
+        <w:t>async</w:t>
+      </w:r>
+      <w:r>
+        <w:rPr>
+          <w:rFonts w:ascii="Google Sans" w:eastAsia="Google Sans" w:hAnsi="Google Sans" w:cs="Google Sans"/>
+          <w:color w:val="1F1F1F"/>
+          <w:shd w:val="clear" w:color="auto" w:fill="F0F4F9"/>
+        </w:rPr>
+        <w:t xml:space="preserve"> (orderData) =&gt; {</w:t>
+      </w:r>
+      <w:r>
+        <w:rPr>
+          <w:rFonts w:ascii="Google Sans" w:eastAsia="Google Sans" w:hAnsi="Google Sans" w:cs="Google Sans"/>
+          <w:color w:val="1F1F1F"/>
+          <w:shd w:val="clear" w:color="auto" w:fill="F0F4F9"/>
+        </w:rPr>
+        <w:br/>
+        <w:t xml:space="preserve">  </w:t>
+      </w:r>
+      <w:r>
+        <w:rPr>
+          <w:rFonts w:ascii="Google Sans" w:eastAsia="Google Sans" w:hAnsi="Google Sans" w:cs="Google Sans"/>
+          <w:color w:val="5F6368"/>
+          <w:sz w:val="20"/>
+          <w:szCs w:val="20"/>
+          <w:shd w:val="clear" w:color="auto" w:fill="F0F4F9"/>
+        </w:rPr>
+        <w:t>// Mapping logic: Ensure Customer Product Name is linked to Master Article</w:t>
+      </w:r>
+      <w:r>
+        <w:rPr>
+          <w:rFonts w:ascii="Google Sans" w:eastAsia="Google Sans" w:hAnsi="Google Sans" w:cs="Google Sans"/>
+          <w:color w:val="1F1F1F"/>
+          <w:shd w:val="clear" w:color="auto" w:fill="F0F4F9"/>
+        </w:rPr>
+        <w:br/>
+        <w:t xml:space="preserve">  </w:t>
+      </w:r>
+      <w:r>
+        <w:rPr>
+          <w:rFonts w:ascii="Google Sans" w:eastAsia="Google Sans" w:hAnsi="Google Sans" w:cs="Google Sans"/>
+          <w:color w:val="8430CE"/>
+          <w:sz w:val="20"/>
+          <w:szCs w:val="20"/>
+          <w:shd w:val="clear" w:color="auto" w:fill="F0F4F9"/>
+        </w:rPr>
+        <w:t>const</w:t>
+      </w:r>
+      <w:r>
+        <w:rPr>
+          <w:rFonts w:ascii="Google Sans" w:eastAsia="Google Sans" w:hAnsi="Google Sans" w:cs="Google Sans"/>
+          <w:color w:val="1F1F1F"/>
+          <w:shd w:val="clear" w:color="auto" w:fill="F0F4F9"/>
+        </w:rPr>
+        <w:t xml:space="preserve"> newOrder = </w:t>
+      </w:r>
+      <w:r>
+        <w:rPr>
+          <w:rFonts w:ascii="Google Sans" w:eastAsia="Google Sans" w:hAnsi="Google Sans" w:cs="Google Sans"/>
+          <w:color w:val="8430CE"/>
+          <w:sz w:val="20"/>
+          <w:szCs w:val="20"/>
+          <w:shd w:val="clear" w:color="auto" w:fill="F0F4F9"/>
+        </w:rPr>
+        <w:t>await</w:t>
+      </w:r>
+      <w:r>
+        <w:rPr>
+          <w:rFonts w:ascii="Google Sans" w:eastAsia="Google Sans" w:hAnsi="Google Sans" w:cs="Google Sans"/>
+          <w:color w:val="1F1F1F"/>
+          <w:shd w:val="clear" w:color="auto" w:fill="F0F4F9"/>
+        </w:rPr>
+        <w:t xml:space="preserve"> Order.create({</w:t>
+      </w:r>
+      <w:r>
+        <w:rPr>
+          <w:rFonts w:ascii="Google Sans" w:eastAsia="Google Sans" w:hAnsi="Google Sans" w:cs="Google Sans"/>
+          <w:color w:val="1F1F1F"/>
+          <w:shd w:val="clear" w:color="auto" w:fill="F0F4F9"/>
+        </w:rPr>
+        <w:br/>
+        <w:t xml:space="preserve">    ...orderData,</w:t>
+      </w:r>
+      <w:r>
+        <w:rPr>
+          <w:rFonts w:ascii="Google Sans" w:eastAsia="Google Sans" w:hAnsi="Google Sans" w:cs="Google Sans"/>
+          <w:color w:val="1F1F1F"/>
+          <w:shd w:val="clear" w:color="auto" w:fill="F0F4F9"/>
+        </w:rPr>
+        <w:br/>
+        <w:t xml:space="preserve">    </w:t>
+      </w:r>
+      <w:r>
+        <w:rPr>
+          <w:rFonts w:ascii="Google Sans" w:eastAsia="Google Sans" w:hAnsi="Google Sans" w:cs="Google Sans"/>
+          <w:color w:val="B55908"/>
+          <w:sz w:val="20"/>
+          <w:szCs w:val="20"/>
+          <w:shd w:val="clear" w:color="auto" w:fill="F0F4F9"/>
+        </w:rPr>
+        <w:t>status</w:t>
+      </w:r>
+      <w:r>
+        <w:rPr>
+          <w:rFonts w:ascii="Google Sans" w:eastAsia="Google Sans" w:hAnsi="Google Sans" w:cs="Google Sans"/>
+          <w:color w:val="1F1F1F"/>
+          <w:shd w:val="clear" w:color="auto" w:fill="F0F4F9"/>
+        </w:rPr>
+        <w:t xml:space="preserve">: </w:t>
+      </w:r>
       <w:r>
         <w:rPr>
           <w:rFonts w:ascii="Google Sans" w:eastAsia="Google Sans" w:hAnsi="Google Sans" w:cs="Google Sans"/>
@@ -1473,9 +1442,116 @@
           <w:szCs w:val="20"/>
           <w:shd w:val="clear" w:color="auto" w:fill="F0F4F9"/>
         </w:rPr>
-        <w:t>MessageBroker</w:t>
-      </w:r>
-      <w:proofErr w:type="spellEnd"/>
+        <w:t>'PENDING_RESERVATION'</w:t>
+      </w:r>
+      <w:r>
+        <w:rPr>
+          <w:rFonts w:ascii="Google Sans" w:eastAsia="Google Sans" w:hAnsi="Google Sans" w:cs="Google Sans"/>
+          <w:color w:val="1F1F1F"/>
+          <w:shd w:val="clear" w:color="auto" w:fill="F0F4F9"/>
+        </w:rPr>
+        <w:t>,</w:t>
+      </w:r>
+      <w:r>
+        <w:rPr>
+          <w:rFonts w:ascii="Google Sans" w:eastAsia="Google Sans" w:hAnsi="Google Sans" w:cs="Google Sans"/>
+          <w:color w:val="1F1F1F"/>
+          <w:shd w:val="clear" w:color="auto" w:fill="F0F4F9"/>
+        </w:rPr>
+        <w:br/>
+        <w:t xml:space="preserve">    </w:t>
+      </w:r>
+      <w:r>
+        <w:rPr>
+          <w:rFonts w:ascii="Google Sans" w:eastAsia="Google Sans" w:hAnsi="Google Sans" w:cs="Google Sans"/>
+          <w:color w:val="B55908"/>
+          <w:sz w:val="20"/>
+          <w:szCs w:val="20"/>
+          <w:shd w:val="clear" w:color="auto" w:fill="F0F4F9"/>
+        </w:rPr>
+        <w:t>metadata</w:t>
+      </w:r>
+      <w:r>
+        <w:rPr>
+          <w:rFonts w:ascii="Google Sans" w:eastAsia="Google Sans" w:hAnsi="Google Sans" w:cs="Google Sans"/>
+          <w:color w:val="1F1F1F"/>
+          <w:shd w:val="clear" w:color="auto" w:fill="F0F4F9"/>
+        </w:rPr>
+        <w:t xml:space="preserve">: orderData.dynamicAttributes </w:t>
+      </w:r>
+      <w:r>
+        <w:rPr>
+          <w:rFonts w:ascii="Google Sans" w:eastAsia="Google Sans" w:hAnsi="Google Sans" w:cs="Google Sans"/>
+          <w:color w:val="5F6368"/>
+          <w:sz w:val="20"/>
+          <w:szCs w:val="20"/>
+          <w:shd w:val="clear" w:color="auto" w:fill="F0F4F9"/>
+        </w:rPr>
+        <w:t>// e.g., Shade Preference</w:t>
+      </w:r>
+      <w:r>
+        <w:rPr>
+          <w:rFonts w:ascii="Google Sans" w:eastAsia="Google Sans" w:hAnsi="Google Sans" w:cs="Google Sans"/>
+          <w:color w:val="1F1F1F"/>
+          <w:shd w:val="clear" w:color="auto" w:fill="F0F4F9"/>
+        </w:rPr>
+        <w:br/>
+        <w:t xml:space="preserve">  });</w:t>
+      </w:r>
+      <w:r>
+        <w:rPr>
+          <w:rFonts w:ascii="Google Sans" w:eastAsia="Google Sans" w:hAnsi="Google Sans" w:cs="Google Sans"/>
+          <w:color w:val="1F1F1F"/>
+          <w:shd w:val="clear" w:color="auto" w:fill="F0F4F9"/>
+        </w:rPr>
+        <w:br/>
+      </w:r>
+      <w:r>
+        <w:rPr>
+          <w:rFonts w:ascii="Google Sans" w:eastAsia="Google Sans" w:hAnsi="Google Sans" w:cs="Google Sans"/>
+          <w:color w:val="1F1F1F"/>
+          <w:shd w:val="clear" w:color="auto" w:fill="F0F4F9"/>
+        </w:rPr>
+        <w:br/>
+        <w:t xml:space="preserve">  </w:t>
+      </w:r>
+      <w:r>
+        <w:rPr>
+          <w:rFonts w:ascii="Google Sans" w:eastAsia="Google Sans" w:hAnsi="Google Sans" w:cs="Google Sans"/>
+          <w:color w:val="5F6368"/>
+          <w:sz w:val="20"/>
+          <w:szCs w:val="20"/>
+          <w:shd w:val="clear" w:color="auto" w:fill="F0F4F9"/>
+        </w:rPr>
+        <w:t>// Emit event to trigger Stock Reservation</w:t>
+      </w:r>
+      <w:r>
+        <w:rPr>
+          <w:rFonts w:ascii="Google Sans" w:eastAsia="Google Sans" w:hAnsi="Google Sans" w:cs="Google Sans"/>
+          <w:color w:val="1F1F1F"/>
+          <w:shd w:val="clear" w:color="auto" w:fill="F0F4F9"/>
+        </w:rPr>
+        <w:br/>
+        <w:t xml:space="preserve">  </w:t>
+      </w:r>
+      <w:r>
+        <w:rPr>
+          <w:rFonts w:ascii="Google Sans" w:eastAsia="Google Sans" w:hAnsi="Google Sans" w:cs="Google Sans"/>
+          <w:color w:val="8430CE"/>
+          <w:sz w:val="20"/>
+          <w:szCs w:val="20"/>
+          <w:shd w:val="clear" w:color="auto" w:fill="F0F4F9"/>
+        </w:rPr>
+        <w:t>await</w:t>
+      </w:r>
+      <w:r>
+        <w:rPr>
+          <w:rFonts w:ascii="Google Sans" w:eastAsia="Google Sans" w:hAnsi="Google Sans" w:cs="Google Sans"/>
+          <w:color w:val="1F1F1F"/>
+          <w:shd w:val="clear" w:color="auto" w:fill="F0F4F9"/>
+        </w:rPr>
+        <w:t xml:space="preserve"> broker.publish(</w:t>
+      </w:r>
       <w:r>
         <w:rPr>
           <w:rFonts w:ascii="Google Sans" w:eastAsia="Google Sans" w:hAnsi="Google Sans" w:cs="Google Sans"/>
@@ -1484,33 +1560,150 @@
           <w:szCs w:val="20"/>
           <w:shd w:val="clear" w:color="auto" w:fill="F0F4F9"/>
         </w:rPr>
-        <w:t>'</w:t>
-      </w:r>
-      <w:r>
-        <w:rPr>
-          <w:rFonts w:ascii="Google Sans" w:eastAsia="Google Sans" w:hAnsi="Google Sans" w:cs="Google Sans"/>
-          <w:color w:val="1F1F1F"/>
-          <w:shd w:val="clear" w:color="auto" w:fill="F0F4F9"/>
-        </w:rPr>
-        <w:t>);</w:t>
-      </w:r>
-      <w:r>
-        <w:rPr>
-          <w:rFonts w:ascii="Google Sans" w:eastAsia="Google Sans" w:hAnsi="Google Sans" w:cs="Google Sans"/>
-          <w:color w:val="1F1F1F"/>
-          <w:shd w:val="clear" w:color="auto" w:fill="F0F4F9"/>
-        </w:rPr>
-        <w:br/>
-      </w:r>
-      <w:r>
-        <w:rPr>
-          <w:rFonts w:ascii="Google Sans" w:eastAsia="Google Sans" w:hAnsi="Google Sans" w:cs="Google Sans"/>
-          <w:color w:val="1F1F1F"/>
-          <w:shd w:val="clear" w:color="auto" w:fill="F0F4F9"/>
-        </w:rPr>
-        <w:br/>
-      </w:r>
-      <w:proofErr w:type="spellStart"/>
+        <w:t>'ORDER_PLACED'</w:t>
+      </w:r>
+      <w:r>
+        <w:rPr>
+          <w:rFonts w:ascii="Google Sans" w:eastAsia="Google Sans" w:hAnsi="Google Sans" w:cs="Google Sans"/>
+          <w:color w:val="1F1F1F"/>
+          <w:shd w:val="clear" w:color="auto" w:fill="F0F4F9"/>
+        </w:rPr>
+        <w:t>, {</w:t>
+      </w:r>
+      <w:r>
+        <w:rPr>
+          <w:rFonts w:ascii="Google Sans" w:eastAsia="Google Sans" w:hAnsi="Google Sans" w:cs="Google Sans"/>
+          <w:color w:val="1F1F1F"/>
+          <w:shd w:val="clear" w:color="auto" w:fill="F0F4F9"/>
+        </w:rPr>
+        <w:br/>
+        <w:t xml:space="preserve">    </w:t>
+      </w:r>
+      <w:r>
+        <w:rPr>
+          <w:rFonts w:ascii="Google Sans" w:eastAsia="Google Sans" w:hAnsi="Google Sans" w:cs="Google Sans"/>
+          <w:color w:val="B55908"/>
+          <w:sz w:val="20"/>
+          <w:szCs w:val="20"/>
+          <w:shd w:val="clear" w:color="auto" w:fill="F0F4F9"/>
+        </w:rPr>
+        <w:t>orderId</w:t>
+      </w:r>
+      <w:r>
+        <w:rPr>
+          <w:rFonts w:ascii="Google Sans" w:eastAsia="Google Sans" w:hAnsi="Google Sans" w:cs="Google Sans"/>
+          <w:color w:val="1F1F1F"/>
+          <w:shd w:val="clear" w:color="auto" w:fill="F0F4F9"/>
+        </w:rPr>
+        <w:t>: newOrder._id,</w:t>
+      </w:r>
+      <w:r>
+        <w:rPr>
+          <w:rFonts w:ascii="Google Sans" w:eastAsia="Google Sans" w:hAnsi="Google Sans" w:cs="Google Sans"/>
+          <w:color w:val="1F1F1F"/>
+          <w:shd w:val="clear" w:color="auto" w:fill="F0F4F9"/>
+        </w:rPr>
+        <w:br/>
+        <w:t xml:space="preserve">    </w:t>
+      </w:r>
+      <w:r>
+        <w:rPr>
+          <w:rFonts w:ascii="Google Sans" w:eastAsia="Google Sans" w:hAnsi="Google Sans" w:cs="Google Sans"/>
+          <w:color w:val="B55908"/>
+          <w:sz w:val="20"/>
+          <w:szCs w:val="20"/>
+          <w:shd w:val="clear" w:color="auto" w:fill="F0F4F9"/>
+        </w:rPr>
+        <w:t>articleId</w:t>
+      </w:r>
+      <w:r>
+        <w:rPr>
+          <w:rFonts w:ascii="Google Sans" w:eastAsia="Google Sans" w:hAnsi="Google Sans" w:cs="Google Sans"/>
+          <w:color w:val="1F1F1F"/>
+          <w:shd w:val="clear" w:color="auto" w:fill="F0F4F9"/>
+        </w:rPr>
+        <w:t>: newOrder.articleId,</w:t>
+      </w:r>
+      <w:r>
+        <w:rPr>
+          <w:rFonts w:ascii="Google Sans" w:eastAsia="Google Sans" w:hAnsi="Google Sans" w:cs="Google Sans"/>
+          <w:color w:val="1F1F1F"/>
+          <w:shd w:val="clear" w:color="auto" w:fill="F0F4F9"/>
+        </w:rPr>
+        <w:br/>
+        <w:t xml:space="preserve">    </w:t>
+      </w:r>
+      <w:r>
+        <w:rPr>
+          <w:rFonts w:ascii="Google Sans" w:eastAsia="Google Sans" w:hAnsi="Google Sans" w:cs="Google Sans"/>
+          <w:color w:val="B55908"/>
+          <w:sz w:val="20"/>
+          <w:szCs w:val="20"/>
+          <w:shd w:val="clear" w:color="auto" w:fill="F0F4F9"/>
+        </w:rPr>
+        <w:t>quantity</w:t>
+      </w:r>
+      <w:r>
+        <w:rPr>
+          <w:rFonts w:ascii="Google Sans" w:eastAsia="Google Sans" w:hAnsi="Google Sans" w:cs="Google Sans"/>
+          <w:color w:val="1F1F1F"/>
+          <w:shd w:val="clear" w:color="auto" w:fill="F0F4F9"/>
+        </w:rPr>
+        <w:t>: newOrder.quantity,</w:t>
+      </w:r>
+      <w:r>
+        <w:rPr>
+          <w:rFonts w:ascii="Google Sans" w:eastAsia="Google Sans" w:hAnsi="Google Sans" w:cs="Google Sans"/>
+          <w:color w:val="1F1F1F"/>
+          <w:shd w:val="clear" w:color="auto" w:fill="F0F4F9"/>
+        </w:rPr>
+        <w:br/>
+        <w:t xml:space="preserve">    </w:t>
+      </w:r>
+      <w:r>
+        <w:rPr>
+          <w:rFonts w:ascii="Google Sans" w:eastAsia="Google Sans" w:hAnsi="Google Sans" w:cs="Google Sans"/>
+          <w:color w:val="B55908"/>
+          <w:sz w:val="20"/>
+          <w:szCs w:val="20"/>
+          <w:shd w:val="clear" w:color="auto" w:fill="F0F4F9"/>
+        </w:rPr>
+        <w:t>tenantId</w:t>
+      </w:r>
+      <w:r>
+        <w:rPr>
+          <w:rFonts w:ascii="Google Sans" w:eastAsia="Google Sans" w:hAnsi="Google Sans" w:cs="Google Sans"/>
+          <w:color w:val="1F1F1F"/>
+          <w:shd w:val="clear" w:color="auto" w:fill="F0F4F9"/>
+        </w:rPr>
+        <w:t>: newOrder.tenantId</w:t>
+      </w:r>
+      <w:r>
+        <w:rPr>
+          <w:rFonts w:ascii="Google Sans" w:eastAsia="Google Sans" w:hAnsi="Google Sans" w:cs="Google Sans"/>
+          <w:color w:val="1F1F1F"/>
+          <w:shd w:val="clear" w:color="auto" w:fill="F0F4F9"/>
+        </w:rPr>
+        <w:br/>
+        <w:t xml:space="preserve">  });</w:t>
+      </w:r>
+      <w:r>
+        <w:rPr>
+          <w:rFonts w:ascii="Google Sans" w:eastAsia="Google Sans" w:hAnsi="Google Sans" w:cs="Google Sans"/>
+          <w:color w:val="1F1F1F"/>
+          <w:shd w:val="clear" w:color="auto" w:fill="F0F4F9"/>
+        </w:rPr>
+        <w:br/>
+      </w:r>
+      <w:r>
+        <w:rPr>
+          <w:rFonts w:ascii="Google Sans" w:eastAsia="Google Sans" w:hAnsi="Google Sans" w:cs="Google Sans"/>
+          <w:color w:val="1F1F1F"/>
+          <w:shd w:val="clear" w:color="auto" w:fill="F0F4F9"/>
+        </w:rPr>
+        <w:br/>
+        <w:t xml:space="preserve">  </w:t>
+      </w:r>
       <w:r>
         <w:rPr>
           <w:rFonts w:ascii="Google Sans" w:eastAsia="Google Sans" w:hAnsi="Google Sans" w:cs="Google Sans"/>
@@ -1519,611 +1712,6 @@
           <w:szCs w:val="20"/>
           <w:shd w:val="clear" w:color="auto" w:fill="F0F4F9"/>
         </w:rPr>
-        <w:t>const</w:t>
-      </w:r>
-      <w:proofErr w:type="spellEnd"/>
-      <w:r>
-        <w:rPr>
-          <w:rFonts w:ascii="Google Sans" w:eastAsia="Google Sans" w:hAnsi="Google Sans" w:cs="Google Sans"/>
-          <w:color w:val="1F1F1F"/>
-          <w:shd w:val="clear" w:color="auto" w:fill="F0F4F9"/>
-        </w:rPr>
-        <w:t xml:space="preserve"> </w:t>
-      </w:r>
-      <w:proofErr w:type="spellStart"/>
-      <w:r>
-        <w:rPr>
-          <w:rFonts w:ascii="Google Sans" w:eastAsia="Google Sans" w:hAnsi="Google Sans" w:cs="Google Sans"/>
-          <w:color w:val="1F1F1F"/>
-          <w:shd w:val="clear" w:color="auto" w:fill="F0F4F9"/>
-        </w:rPr>
-        <w:t>createSalesOrder</w:t>
-      </w:r>
-      <w:proofErr w:type="spellEnd"/>
-      <w:r>
-        <w:rPr>
-          <w:rFonts w:ascii="Google Sans" w:eastAsia="Google Sans" w:hAnsi="Google Sans" w:cs="Google Sans"/>
-          <w:color w:val="1F1F1F"/>
-          <w:shd w:val="clear" w:color="auto" w:fill="F0F4F9"/>
-        </w:rPr>
-        <w:t xml:space="preserve"> = </w:t>
-      </w:r>
-      <w:r>
-        <w:rPr>
-          <w:rFonts w:ascii="Google Sans" w:eastAsia="Google Sans" w:hAnsi="Google Sans" w:cs="Google Sans"/>
-          <w:color w:val="8430CE"/>
-          <w:sz w:val="20"/>
-          <w:szCs w:val="20"/>
-          <w:shd w:val="clear" w:color="auto" w:fill="F0F4F9"/>
-        </w:rPr>
-        <w:t>async</w:t>
-      </w:r>
-      <w:r>
-        <w:rPr>
-          <w:rFonts w:ascii="Google Sans" w:eastAsia="Google Sans" w:hAnsi="Google Sans" w:cs="Google Sans"/>
-          <w:color w:val="1F1F1F"/>
-          <w:shd w:val="clear" w:color="auto" w:fill="F0F4F9"/>
-        </w:rPr>
-        <w:t xml:space="preserve"> (</w:t>
-      </w:r>
-      <w:proofErr w:type="spellStart"/>
-      <w:r>
-        <w:rPr>
-          <w:rFonts w:ascii="Google Sans" w:eastAsia="Google Sans" w:hAnsi="Google Sans" w:cs="Google Sans"/>
-          <w:color w:val="1F1F1F"/>
-          <w:shd w:val="clear" w:color="auto" w:fill="F0F4F9"/>
-        </w:rPr>
-        <w:t>orderData</w:t>
-      </w:r>
-      <w:proofErr w:type="spellEnd"/>
-      <w:r>
-        <w:rPr>
-          <w:rFonts w:ascii="Google Sans" w:eastAsia="Google Sans" w:hAnsi="Google Sans" w:cs="Google Sans"/>
-          <w:color w:val="1F1F1F"/>
-          <w:shd w:val="clear" w:color="auto" w:fill="F0F4F9"/>
-        </w:rPr>
-        <w:t>) =&gt; {</w:t>
-      </w:r>
-      <w:r>
-        <w:rPr>
-          <w:rFonts w:ascii="Google Sans" w:eastAsia="Google Sans" w:hAnsi="Google Sans" w:cs="Google Sans"/>
-          <w:color w:val="1F1F1F"/>
-          <w:shd w:val="clear" w:color="auto" w:fill="F0F4F9"/>
-        </w:rPr>
-        <w:br/>
-        <w:t xml:space="preserve">  </w:t>
-      </w:r>
-      <w:r>
-        <w:rPr>
-          <w:rFonts w:ascii="Google Sans" w:eastAsia="Google Sans" w:hAnsi="Google Sans" w:cs="Google Sans"/>
-          <w:color w:val="5F6368"/>
-          <w:sz w:val="20"/>
-          <w:szCs w:val="20"/>
-          <w:shd w:val="clear" w:color="auto" w:fill="F0F4F9"/>
-        </w:rPr>
-        <w:t>// Mapping logic: Ensure Customer Product Name is linked to Master Article</w:t>
-      </w:r>
-      <w:r>
-        <w:rPr>
-          <w:rFonts w:ascii="Google Sans" w:eastAsia="Google Sans" w:hAnsi="Google Sans" w:cs="Google Sans"/>
-          <w:color w:val="1F1F1F"/>
-          <w:shd w:val="clear" w:color="auto" w:fill="F0F4F9"/>
-        </w:rPr>
-        <w:br/>
-        <w:t xml:space="preserve">  </w:t>
-      </w:r>
-      <w:proofErr w:type="spellStart"/>
-      <w:r>
-        <w:rPr>
-          <w:rFonts w:ascii="Google Sans" w:eastAsia="Google Sans" w:hAnsi="Google Sans" w:cs="Google Sans"/>
-          <w:color w:val="8430CE"/>
-          <w:sz w:val="20"/>
-          <w:szCs w:val="20"/>
-          <w:shd w:val="clear" w:color="auto" w:fill="F0F4F9"/>
-        </w:rPr>
-        <w:t>const</w:t>
-      </w:r>
-      <w:proofErr w:type="spellEnd"/>
-      <w:r>
-        <w:rPr>
-          <w:rFonts w:ascii="Google Sans" w:eastAsia="Google Sans" w:hAnsi="Google Sans" w:cs="Google Sans"/>
-          <w:color w:val="1F1F1F"/>
-          <w:shd w:val="clear" w:color="auto" w:fill="F0F4F9"/>
-        </w:rPr>
-        <w:t xml:space="preserve"> </w:t>
-      </w:r>
-      <w:proofErr w:type="spellStart"/>
-      <w:r>
-        <w:rPr>
-          <w:rFonts w:ascii="Google Sans" w:eastAsia="Google Sans" w:hAnsi="Google Sans" w:cs="Google Sans"/>
-          <w:color w:val="1F1F1F"/>
-          <w:shd w:val="clear" w:color="auto" w:fill="F0F4F9"/>
-        </w:rPr>
-        <w:t>newOrder</w:t>
-      </w:r>
-      <w:proofErr w:type="spellEnd"/>
-      <w:r>
-        <w:rPr>
-          <w:rFonts w:ascii="Google Sans" w:eastAsia="Google Sans" w:hAnsi="Google Sans" w:cs="Google Sans"/>
-          <w:color w:val="1F1F1F"/>
-          <w:shd w:val="clear" w:color="auto" w:fill="F0F4F9"/>
-        </w:rPr>
-        <w:t xml:space="preserve"> = </w:t>
-      </w:r>
-      <w:r>
-        <w:rPr>
-          <w:rFonts w:ascii="Google Sans" w:eastAsia="Google Sans" w:hAnsi="Google Sans" w:cs="Google Sans"/>
-          <w:color w:val="8430CE"/>
-          <w:sz w:val="20"/>
-          <w:szCs w:val="20"/>
-          <w:shd w:val="clear" w:color="auto" w:fill="F0F4F9"/>
-        </w:rPr>
-        <w:t>await</w:t>
-      </w:r>
-      <w:r>
-        <w:rPr>
-          <w:rFonts w:ascii="Google Sans" w:eastAsia="Google Sans" w:hAnsi="Google Sans" w:cs="Google Sans"/>
-          <w:color w:val="1F1F1F"/>
-          <w:shd w:val="clear" w:color="auto" w:fill="F0F4F9"/>
-        </w:rPr>
-        <w:t xml:space="preserve"> </w:t>
-      </w:r>
-      <w:proofErr w:type="spellStart"/>
-      <w:r>
-        <w:rPr>
-          <w:rFonts w:ascii="Google Sans" w:eastAsia="Google Sans" w:hAnsi="Google Sans" w:cs="Google Sans"/>
-          <w:color w:val="1F1F1F"/>
-          <w:shd w:val="clear" w:color="auto" w:fill="F0F4F9"/>
-        </w:rPr>
-        <w:t>Order.create</w:t>
-      </w:r>
-      <w:proofErr w:type="spellEnd"/>
-      <w:r>
-        <w:rPr>
-          <w:rFonts w:ascii="Google Sans" w:eastAsia="Google Sans" w:hAnsi="Google Sans" w:cs="Google Sans"/>
-          <w:color w:val="1F1F1F"/>
-          <w:shd w:val="clear" w:color="auto" w:fill="F0F4F9"/>
-        </w:rPr>
-        <w:t>({</w:t>
-      </w:r>
-      <w:r>
-        <w:rPr>
-          <w:rFonts w:ascii="Google Sans" w:eastAsia="Google Sans" w:hAnsi="Google Sans" w:cs="Google Sans"/>
-          <w:color w:val="1F1F1F"/>
-          <w:shd w:val="clear" w:color="auto" w:fill="F0F4F9"/>
-        </w:rPr>
-        <w:br/>
-        <w:t xml:space="preserve">    ...</w:t>
-      </w:r>
-      <w:proofErr w:type="spellStart"/>
-      <w:r>
-        <w:rPr>
-          <w:rFonts w:ascii="Google Sans" w:eastAsia="Google Sans" w:hAnsi="Google Sans" w:cs="Google Sans"/>
-          <w:color w:val="1F1F1F"/>
-          <w:shd w:val="clear" w:color="auto" w:fill="F0F4F9"/>
-        </w:rPr>
-        <w:t>orderData</w:t>
-      </w:r>
-      <w:proofErr w:type="spellEnd"/>
-      <w:r>
-        <w:rPr>
-          <w:rFonts w:ascii="Google Sans" w:eastAsia="Google Sans" w:hAnsi="Google Sans" w:cs="Google Sans"/>
-          <w:color w:val="1F1F1F"/>
-          <w:shd w:val="clear" w:color="auto" w:fill="F0F4F9"/>
-        </w:rPr>
-        <w:t>,</w:t>
-      </w:r>
-      <w:r>
-        <w:rPr>
-          <w:rFonts w:ascii="Google Sans" w:eastAsia="Google Sans" w:hAnsi="Google Sans" w:cs="Google Sans"/>
-          <w:color w:val="1F1F1F"/>
-          <w:shd w:val="clear" w:color="auto" w:fill="F0F4F9"/>
-        </w:rPr>
-        <w:br/>
-        <w:t xml:space="preserve">    </w:t>
-      </w:r>
-      <w:r>
-        <w:rPr>
-          <w:rFonts w:ascii="Google Sans" w:eastAsia="Google Sans" w:hAnsi="Google Sans" w:cs="Google Sans"/>
-          <w:color w:val="B55908"/>
-          <w:sz w:val="20"/>
-          <w:szCs w:val="20"/>
-          <w:shd w:val="clear" w:color="auto" w:fill="F0F4F9"/>
-        </w:rPr>
-        <w:t>status</w:t>
-      </w:r>
-      <w:r>
-        <w:rPr>
-          <w:rFonts w:ascii="Google Sans" w:eastAsia="Google Sans" w:hAnsi="Google Sans" w:cs="Google Sans"/>
-          <w:color w:val="1F1F1F"/>
-          <w:shd w:val="clear" w:color="auto" w:fill="F0F4F9"/>
-        </w:rPr>
-        <w:t xml:space="preserve">: </w:t>
-      </w:r>
-      <w:r>
-        <w:rPr>
-          <w:rFonts w:ascii="Google Sans" w:eastAsia="Google Sans" w:hAnsi="Google Sans" w:cs="Google Sans"/>
-          <w:color w:val="188038"/>
-          <w:sz w:val="20"/>
-          <w:szCs w:val="20"/>
-          <w:shd w:val="clear" w:color="auto" w:fill="F0F4F9"/>
-        </w:rPr>
-        <w:t>'PENDING_RESERVATION'</w:t>
-      </w:r>
-      <w:r>
-        <w:rPr>
-          <w:rFonts w:ascii="Google Sans" w:eastAsia="Google Sans" w:hAnsi="Google Sans" w:cs="Google Sans"/>
-          <w:color w:val="1F1F1F"/>
-          <w:shd w:val="clear" w:color="auto" w:fill="F0F4F9"/>
-        </w:rPr>
-        <w:t>,</w:t>
-      </w:r>
-      <w:r>
-        <w:rPr>
-          <w:rFonts w:ascii="Google Sans" w:eastAsia="Google Sans" w:hAnsi="Google Sans" w:cs="Google Sans"/>
-          <w:color w:val="1F1F1F"/>
-          <w:shd w:val="clear" w:color="auto" w:fill="F0F4F9"/>
-        </w:rPr>
-        <w:br/>
-        <w:t xml:space="preserve">    </w:t>
-      </w:r>
-      <w:r>
-        <w:rPr>
-          <w:rFonts w:ascii="Google Sans" w:eastAsia="Google Sans" w:hAnsi="Google Sans" w:cs="Google Sans"/>
-          <w:color w:val="B55908"/>
-          <w:sz w:val="20"/>
-          <w:szCs w:val="20"/>
-          <w:shd w:val="clear" w:color="auto" w:fill="F0F4F9"/>
-        </w:rPr>
-        <w:t>metadata</w:t>
-      </w:r>
-      <w:r>
-        <w:rPr>
-          <w:rFonts w:ascii="Google Sans" w:eastAsia="Google Sans" w:hAnsi="Google Sans" w:cs="Google Sans"/>
-          <w:color w:val="1F1F1F"/>
-          <w:shd w:val="clear" w:color="auto" w:fill="F0F4F9"/>
-        </w:rPr>
-        <w:t xml:space="preserve">: </w:t>
-      </w:r>
-      <w:proofErr w:type="spellStart"/>
-      <w:r>
-        <w:rPr>
-          <w:rFonts w:ascii="Google Sans" w:eastAsia="Google Sans" w:hAnsi="Google Sans" w:cs="Google Sans"/>
-          <w:color w:val="1F1F1F"/>
-          <w:shd w:val="clear" w:color="auto" w:fill="F0F4F9"/>
-        </w:rPr>
-        <w:t>orderData.dynamicAttributes</w:t>
-      </w:r>
-      <w:proofErr w:type="spellEnd"/>
-      <w:r>
-        <w:rPr>
-          <w:rFonts w:ascii="Google Sans" w:eastAsia="Google Sans" w:hAnsi="Google Sans" w:cs="Google Sans"/>
-          <w:color w:val="1F1F1F"/>
-          <w:shd w:val="clear" w:color="auto" w:fill="F0F4F9"/>
-        </w:rPr>
-        <w:t xml:space="preserve"> </w:t>
-      </w:r>
-      <w:r>
-        <w:rPr>
-          <w:rFonts w:ascii="Google Sans" w:eastAsia="Google Sans" w:hAnsi="Google Sans" w:cs="Google Sans"/>
-          <w:color w:val="5F6368"/>
-          <w:sz w:val="20"/>
-          <w:szCs w:val="20"/>
-          <w:shd w:val="clear" w:color="auto" w:fill="F0F4F9"/>
-        </w:rPr>
-        <w:t>// e.g., Shade Preference</w:t>
-      </w:r>
-      <w:r>
-        <w:rPr>
-          <w:rFonts w:ascii="Google Sans" w:eastAsia="Google Sans" w:hAnsi="Google Sans" w:cs="Google Sans"/>
-          <w:color w:val="1F1F1F"/>
-          <w:shd w:val="clear" w:color="auto" w:fill="F0F4F9"/>
-        </w:rPr>
-        <w:br/>
-        <w:t xml:space="preserve">  });</w:t>
-      </w:r>
-      <w:r>
-        <w:rPr>
-          <w:rFonts w:ascii="Google Sans" w:eastAsia="Google Sans" w:hAnsi="Google Sans" w:cs="Google Sans"/>
-          <w:color w:val="1F1F1F"/>
-          <w:shd w:val="clear" w:color="auto" w:fill="F0F4F9"/>
-        </w:rPr>
-        <w:br/>
-      </w:r>
-      <w:r>
-        <w:rPr>
-          <w:rFonts w:ascii="Google Sans" w:eastAsia="Google Sans" w:hAnsi="Google Sans" w:cs="Google Sans"/>
-          <w:color w:val="1F1F1F"/>
-          <w:shd w:val="clear" w:color="auto" w:fill="F0F4F9"/>
-        </w:rPr>
-        <w:br/>
-        <w:t xml:space="preserve">  </w:t>
-      </w:r>
-      <w:r>
-        <w:rPr>
-          <w:rFonts w:ascii="Google Sans" w:eastAsia="Google Sans" w:hAnsi="Google Sans" w:cs="Google Sans"/>
-          <w:color w:val="5F6368"/>
-          <w:sz w:val="20"/>
-          <w:szCs w:val="20"/>
-          <w:shd w:val="clear" w:color="auto" w:fill="F0F4F9"/>
-        </w:rPr>
-        <w:t>// Emit event to trigger Stock Reservation</w:t>
-      </w:r>
-      <w:r>
-        <w:rPr>
-          <w:rFonts w:ascii="Google Sans" w:eastAsia="Google Sans" w:hAnsi="Google Sans" w:cs="Google Sans"/>
-          <w:color w:val="1F1F1F"/>
-          <w:shd w:val="clear" w:color="auto" w:fill="F0F4F9"/>
-        </w:rPr>
-        <w:br/>
-        <w:t xml:space="preserve">  </w:t>
-      </w:r>
-      <w:r>
-        <w:rPr>
-          <w:rFonts w:ascii="Google Sans" w:eastAsia="Google Sans" w:hAnsi="Google Sans" w:cs="Google Sans"/>
-          <w:color w:val="8430CE"/>
-          <w:sz w:val="20"/>
-          <w:szCs w:val="20"/>
-          <w:shd w:val="clear" w:color="auto" w:fill="F0F4F9"/>
-        </w:rPr>
-        <w:t>await</w:t>
-      </w:r>
-      <w:r>
-        <w:rPr>
-          <w:rFonts w:ascii="Google Sans" w:eastAsia="Google Sans" w:hAnsi="Google Sans" w:cs="Google Sans"/>
-          <w:color w:val="1F1F1F"/>
-          <w:shd w:val="clear" w:color="auto" w:fill="F0F4F9"/>
-        </w:rPr>
-        <w:t xml:space="preserve"> </w:t>
-      </w:r>
-      <w:proofErr w:type="spellStart"/>
-      <w:r>
-        <w:rPr>
-          <w:rFonts w:ascii="Google Sans" w:eastAsia="Google Sans" w:hAnsi="Google Sans" w:cs="Google Sans"/>
-          <w:color w:val="1F1F1F"/>
-          <w:shd w:val="clear" w:color="auto" w:fill="F0F4F9"/>
-        </w:rPr>
-        <w:t>broker.publish</w:t>
-      </w:r>
-      <w:proofErr w:type="spellEnd"/>
-      <w:r>
-        <w:rPr>
-          <w:rFonts w:ascii="Google Sans" w:eastAsia="Google Sans" w:hAnsi="Google Sans" w:cs="Google Sans"/>
-          <w:color w:val="1F1F1F"/>
-          <w:shd w:val="clear" w:color="auto" w:fill="F0F4F9"/>
-        </w:rPr>
-        <w:t>(</w:t>
-      </w:r>
-      <w:r>
-        <w:rPr>
-          <w:rFonts w:ascii="Google Sans" w:eastAsia="Google Sans" w:hAnsi="Google Sans" w:cs="Google Sans"/>
-          <w:color w:val="188038"/>
-          <w:sz w:val="20"/>
-          <w:szCs w:val="20"/>
-          <w:shd w:val="clear" w:color="auto" w:fill="F0F4F9"/>
-        </w:rPr>
-        <w:t>'ORDER_PLACED'</w:t>
-      </w:r>
-      <w:r>
-        <w:rPr>
-          <w:rFonts w:ascii="Google Sans" w:eastAsia="Google Sans" w:hAnsi="Google Sans" w:cs="Google Sans"/>
-          <w:color w:val="1F1F1F"/>
-          <w:shd w:val="clear" w:color="auto" w:fill="F0F4F9"/>
-        </w:rPr>
-        <w:t>, {</w:t>
-      </w:r>
-      <w:r>
-        <w:rPr>
-          <w:rFonts w:ascii="Google Sans" w:eastAsia="Google Sans" w:hAnsi="Google Sans" w:cs="Google Sans"/>
-          <w:color w:val="1F1F1F"/>
-          <w:shd w:val="clear" w:color="auto" w:fill="F0F4F9"/>
-        </w:rPr>
-        <w:br/>
-        <w:t xml:space="preserve">    </w:t>
-      </w:r>
-      <w:proofErr w:type="spellStart"/>
-      <w:r>
-        <w:rPr>
-          <w:rFonts w:ascii="Google Sans" w:eastAsia="Google Sans" w:hAnsi="Google Sans" w:cs="Google Sans"/>
-          <w:color w:val="B55908"/>
-          <w:sz w:val="20"/>
-          <w:szCs w:val="20"/>
-          <w:shd w:val="clear" w:color="auto" w:fill="F0F4F9"/>
-        </w:rPr>
-        <w:t>orderId</w:t>
-      </w:r>
-      <w:proofErr w:type="spellEnd"/>
-      <w:r>
-        <w:rPr>
-          <w:rFonts w:ascii="Google Sans" w:eastAsia="Google Sans" w:hAnsi="Google Sans" w:cs="Google Sans"/>
-          <w:color w:val="1F1F1F"/>
-          <w:shd w:val="clear" w:color="auto" w:fill="F0F4F9"/>
-        </w:rPr>
-        <w:t xml:space="preserve">: </w:t>
-      </w:r>
-      <w:proofErr w:type="spellStart"/>
-      <w:r>
-        <w:rPr>
-          <w:rFonts w:ascii="Google Sans" w:eastAsia="Google Sans" w:hAnsi="Google Sans" w:cs="Google Sans"/>
-          <w:color w:val="1F1F1F"/>
-          <w:shd w:val="clear" w:color="auto" w:fill="F0F4F9"/>
-        </w:rPr>
-        <w:t>newOrder</w:t>
-      </w:r>
-      <w:proofErr w:type="spellEnd"/>
-      <w:r>
-        <w:rPr>
-          <w:rFonts w:ascii="Google Sans" w:eastAsia="Google Sans" w:hAnsi="Google Sans" w:cs="Google Sans"/>
-          <w:color w:val="1F1F1F"/>
-          <w:shd w:val="clear" w:color="auto" w:fill="F0F4F9"/>
-        </w:rPr>
-        <w:t>._id,</w:t>
-      </w:r>
-      <w:r>
-        <w:rPr>
-          <w:rFonts w:ascii="Google Sans" w:eastAsia="Google Sans" w:hAnsi="Google Sans" w:cs="Google Sans"/>
-          <w:color w:val="1F1F1F"/>
-          <w:shd w:val="clear" w:color="auto" w:fill="F0F4F9"/>
-        </w:rPr>
-        <w:br/>
-        <w:t xml:space="preserve">    </w:t>
-      </w:r>
-      <w:proofErr w:type="spellStart"/>
-      <w:r>
-        <w:rPr>
-          <w:rFonts w:ascii="Google Sans" w:eastAsia="Google Sans" w:hAnsi="Google Sans" w:cs="Google Sans"/>
-          <w:color w:val="B55908"/>
-          <w:sz w:val="20"/>
-          <w:szCs w:val="20"/>
-          <w:shd w:val="clear" w:color="auto" w:fill="F0F4F9"/>
-        </w:rPr>
-        <w:t>articleId</w:t>
-      </w:r>
-      <w:proofErr w:type="spellEnd"/>
-      <w:r>
-        <w:rPr>
-          <w:rFonts w:ascii="Google Sans" w:eastAsia="Google Sans" w:hAnsi="Google Sans" w:cs="Google Sans"/>
-          <w:color w:val="1F1F1F"/>
-          <w:shd w:val="clear" w:color="auto" w:fill="F0F4F9"/>
-        </w:rPr>
-        <w:t xml:space="preserve">: </w:t>
-      </w:r>
-      <w:proofErr w:type="spellStart"/>
-      <w:r>
-        <w:rPr>
-          <w:rFonts w:ascii="Google Sans" w:eastAsia="Google Sans" w:hAnsi="Google Sans" w:cs="Google Sans"/>
-          <w:color w:val="1F1F1F"/>
-          <w:shd w:val="clear" w:color="auto" w:fill="F0F4F9"/>
-        </w:rPr>
-        <w:t>newOrder.articleId</w:t>
-      </w:r>
-      <w:proofErr w:type="spellEnd"/>
-      <w:r>
-        <w:rPr>
-          <w:rFonts w:ascii="Google Sans" w:eastAsia="Google Sans" w:hAnsi="Google Sans" w:cs="Google Sans"/>
-          <w:color w:val="1F1F1F"/>
-          <w:shd w:val="clear" w:color="auto" w:fill="F0F4F9"/>
-        </w:rPr>
-        <w:t>,</w:t>
-      </w:r>
-      <w:r>
-        <w:rPr>
-          <w:rFonts w:ascii="Google Sans" w:eastAsia="Google Sans" w:hAnsi="Google Sans" w:cs="Google Sans"/>
-          <w:color w:val="1F1F1F"/>
-          <w:shd w:val="clear" w:color="auto" w:fill="F0F4F9"/>
-        </w:rPr>
-        <w:br/>
-        <w:t xml:space="preserve">    </w:t>
-      </w:r>
-      <w:r>
-        <w:rPr>
-          <w:rFonts w:ascii="Google Sans" w:eastAsia="Google Sans" w:hAnsi="Google Sans" w:cs="Google Sans"/>
-          <w:color w:val="B55908"/>
-          <w:sz w:val="20"/>
-          <w:szCs w:val="20"/>
-          <w:shd w:val="clear" w:color="auto" w:fill="F0F4F9"/>
-        </w:rPr>
-        <w:t>quantity</w:t>
-      </w:r>
-      <w:r>
-        <w:rPr>
-          <w:rFonts w:ascii="Google Sans" w:eastAsia="Google Sans" w:hAnsi="Google Sans" w:cs="Google Sans"/>
-          <w:color w:val="1F1F1F"/>
-          <w:shd w:val="clear" w:color="auto" w:fill="F0F4F9"/>
-        </w:rPr>
-        <w:t xml:space="preserve">: </w:t>
-      </w:r>
-      <w:proofErr w:type="spellStart"/>
-      <w:r>
-        <w:rPr>
-          <w:rFonts w:ascii="Google Sans" w:eastAsia="Google Sans" w:hAnsi="Google Sans" w:cs="Google Sans"/>
-          <w:color w:val="1F1F1F"/>
-          <w:shd w:val="clear" w:color="auto" w:fill="F0F4F9"/>
-        </w:rPr>
-        <w:t>newOrder.quantity</w:t>
-      </w:r>
-      <w:proofErr w:type="spellEnd"/>
-      <w:r>
-        <w:rPr>
-          <w:rFonts w:ascii="Google Sans" w:eastAsia="Google Sans" w:hAnsi="Google Sans" w:cs="Google Sans"/>
-          <w:color w:val="1F1F1F"/>
-          <w:shd w:val="clear" w:color="auto" w:fill="F0F4F9"/>
-        </w:rPr>
-        <w:t>,</w:t>
-      </w:r>
-      <w:r>
-        <w:rPr>
-          <w:rFonts w:ascii="Google Sans" w:eastAsia="Google Sans" w:hAnsi="Google Sans" w:cs="Google Sans"/>
-          <w:color w:val="1F1F1F"/>
-          <w:shd w:val="clear" w:color="auto" w:fill="F0F4F9"/>
-        </w:rPr>
-        <w:br/>
-        <w:t xml:space="preserve">    </w:t>
-      </w:r>
-      <w:proofErr w:type="spellStart"/>
-      <w:r>
-        <w:rPr>
-          <w:rFonts w:ascii="Google Sans" w:eastAsia="Google Sans" w:hAnsi="Google Sans" w:cs="Google Sans"/>
-          <w:color w:val="B55908"/>
-          <w:sz w:val="20"/>
-          <w:szCs w:val="20"/>
-          <w:shd w:val="clear" w:color="auto" w:fill="F0F4F9"/>
-        </w:rPr>
-        <w:t>tenantId</w:t>
-      </w:r>
-      <w:proofErr w:type="spellEnd"/>
-      <w:r>
-        <w:rPr>
-          <w:rFonts w:ascii="Google Sans" w:eastAsia="Google Sans" w:hAnsi="Google Sans" w:cs="Google Sans"/>
-          <w:color w:val="1F1F1F"/>
-          <w:shd w:val="clear" w:color="auto" w:fill="F0F4F9"/>
-        </w:rPr>
-        <w:t xml:space="preserve">: </w:t>
-      </w:r>
-      <w:proofErr w:type="spellStart"/>
-      <w:r>
-        <w:rPr>
-          <w:rFonts w:ascii="Google Sans" w:eastAsia="Google Sans" w:hAnsi="Google Sans" w:cs="Google Sans"/>
-          <w:color w:val="1F1F1F"/>
-          <w:shd w:val="clear" w:color="auto" w:fill="F0F4F9"/>
-        </w:rPr>
-        <w:t>newOrder.tenantId</w:t>
-      </w:r>
-      <w:proofErr w:type="spellEnd"/>
-      <w:r>
-        <w:rPr>
-          <w:rFonts w:ascii="Google Sans" w:eastAsia="Google Sans" w:hAnsi="Google Sans" w:cs="Google Sans"/>
-          <w:color w:val="1F1F1F"/>
-          <w:shd w:val="clear" w:color="auto" w:fill="F0F4F9"/>
-        </w:rPr>
-        <w:br/>
-        <w:t xml:space="preserve">  });</w:t>
-      </w:r>
-      <w:r>
-        <w:rPr>
-          <w:rFonts w:ascii="Google Sans" w:eastAsia="Google Sans" w:hAnsi="Google Sans" w:cs="Google Sans"/>
-          <w:color w:val="1F1F1F"/>
-          <w:shd w:val="clear" w:color="auto" w:fill="F0F4F9"/>
-        </w:rPr>
-        <w:br/>
-      </w:r>
-      <w:r>
-        <w:rPr>
-          <w:rFonts w:ascii="Google Sans" w:eastAsia="Google Sans" w:hAnsi="Google Sans" w:cs="Google Sans"/>
-          <w:color w:val="1F1F1F"/>
-          <w:shd w:val="clear" w:color="auto" w:fill="F0F4F9"/>
-        </w:rPr>
-        <w:br/>
-        <w:t xml:space="preserve">  </w:t>
-      </w:r>
-      <w:r>
-        <w:rPr>
-          <w:rFonts w:ascii="Google Sans" w:eastAsia="Google Sans" w:hAnsi="Google Sans" w:cs="Google Sans"/>
-          <w:color w:val="8430CE"/>
-          <w:sz w:val="20"/>
-          <w:szCs w:val="20"/>
-          <w:shd w:val="clear" w:color="auto" w:fill="F0F4F9"/>
-        </w:rPr>
         <w:t>return</w:t>
       </w:r>
       <w:r>
@@ -2132,25 +1720,7 @@
           <w:color w:val="1F1F1F"/>
           <w:shd w:val="clear" w:color="auto" w:fill="F0F4F9"/>
         </w:rPr>
-        <w:t xml:space="preserve"> </w:t>
-      </w:r>
-      <w:proofErr w:type="spellStart"/>
-      <w:r>
-        <w:rPr>
-          <w:rFonts w:ascii="Google Sans" w:eastAsia="Google Sans" w:hAnsi="Google Sans" w:cs="Google Sans"/>
-          <w:color w:val="1F1F1F"/>
-          <w:shd w:val="clear" w:color="auto" w:fill="F0F4F9"/>
-        </w:rPr>
-        <w:t>newOrder</w:t>
-      </w:r>
-      <w:proofErr w:type="spellEnd"/>
-      <w:r>
-        <w:rPr>
-          <w:rFonts w:ascii="Google Sans" w:eastAsia="Google Sans" w:hAnsi="Google Sans" w:cs="Google Sans"/>
-          <w:color w:val="1F1F1F"/>
-          <w:shd w:val="clear" w:color="auto" w:fill="F0F4F9"/>
-        </w:rPr>
-        <w:t>;</w:t>
+        <w:t xml:space="preserve"> newOrder;</w:t>
       </w:r>
       <w:r>
         <w:rPr>
@@ -2207,23 +1777,7 @@
           <w:rFonts w:ascii="Google Sans" w:eastAsia="Google Sans" w:hAnsi="Google Sans" w:cs="Google Sans"/>
           <w:color w:val="1F1F1F"/>
         </w:rPr>
-        <w:t xml:space="preserve">This service listens for orders and handles material </w:t>
-      </w:r>
-      <w:proofErr w:type="spellStart"/>
-      <w:r>
-        <w:rPr>
-          <w:rFonts w:ascii="Google Sans" w:eastAsia="Google Sans" w:hAnsi="Google Sans" w:cs="Google Sans"/>
-          <w:color w:val="1F1F1F"/>
-        </w:rPr>
-        <w:t>inwarding</w:t>
-      </w:r>
-      <w:proofErr w:type="spellEnd"/>
-      <w:r>
-        <w:rPr>
-          <w:rFonts w:ascii="Google Sans" w:eastAsia="Google Sans" w:hAnsi="Google Sans" w:cs="Google Sans"/>
-          <w:color w:val="1F1F1F"/>
-        </w:rPr>
-        <w:t xml:space="preserve"> and QC. Note how it captures "Actual vs. Standard" variance for items like GSM.</w:t>
+        <w:t>This service listens for orders and handles material inwarding and QC.</w:t>
       </w:r>
     </w:p>
     <w:p>
@@ -2281,7 +1835,6 @@
           <w:color w:val="444746"/>
           <w:shd w:val="clear" w:color="auto" w:fill="F0F4F9"/>
         </w:rPr>
-        <w:lastRenderedPageBreak/>
         <w:t>JavaScript</w:t>
       </w:r>
     </w:p>
@@ -2353,7 +1906,6 @@
         </w:rPr>
         <w:br/>
       </w:r>
-      <w:proofErr w:type="spellStart"/>
       <w:r>
         <w:rPr>
           <w:rFonts w:ascii="Google Sans" w:eastAsia="Google Sans" w:hAnsi="Google Sans" w:cs="Google Sans"/>
@@ -2364,7 +1916,6 @@
         </w:rPr>
         <w:t>const</w:t>
       </w:r>
-      <w:proofErr w:type="spellEnd"/>
       <w:r>
         <w:rPr>
           <w:rFonts w:ascii="Google Sans" w:eastAsia="Google Sans" w:hAnsi="Google Sans" w:cs="Google Sans"/>
@@ -2399,9 +1950,51 @@
           <w:szCs w:val="20"/>
           <w:shd w:val="clear" w:color="auto" w:fill="F0F4F9"/>
         </w:rPr>
-        <w:t>'../libs/</w:t>
-      </w:r>
-      <w:proofErr w:type="spellStart"/>
+        <w:t>'../libs/MessageBroker'</w:t>
+      </w:r>
+      <w:r>
+        <w:rPr>
+          <w:rFonts w:ascii="Google Sans" w:eastAsia="Google Sans" w:hAnsi="Google Sans" w:cs="Google Sans"/>
+          <w:color w:val="1F1F1F"/>
+          <w:shd w:val="clear" w:color="auto" w:fill="F0F4F9"/>
+        </w:rPr>
+        <w:t>);</w:t>
+      </w:r>
+      <w:r>
+        <w:rPr>
+          <w:rFonts w:ascii="Google Sans" w:eastAsia="Google Sans" w:hAnsi="Google Sans" w:cs="Google Sans"/>
+          <w:color w:val="1F1F1F"/>
+          <w:shd w:val="clear" w:color="auto" w:fill="F0F4F9"/>
+        </w:rPr>
+        <w:br/>
+      </w:r>
+      <w:r>
+        <w:rPr>
+          <w:rFonts w:ascii="Google Sans" w:eastAsia="Google Sans" w:hAnsi="Google Sans" w:cs="Google Sans"/>
+          <w:color w:val="1F1F1F"/>
+          <w:shd w:val="clear" w:color="auto" w:fill="F0F4F9"/>
+        </w:rPr>
+        <w:br/>
+      </w:r>
+      <w:r>
+        <w:rPr>
+          <w:rFonts w:ascii="Google Sans" w:eastAsia="Google Sans" w:hAnsi="Google Sans" w:cs="Google Sans"/>
+          <w:color w:val="5F6368"/>
+          <w:sz w:val="20"/>
+          <w:szCs w:val="20"/>
+          <w:shd w:val="clear" w:color="auto" w:fill="F0F4F9"/>
+        </w:rPr>
+        <w:t>// Listen for Order Placed</w:t>
+      </w:r>
+      <w:r>
+        <w:rPr>
+          <w:rFonts w:ascii="Google Sans" w:eastAsia="Google Sans" w:hAnsi="Google Sans" w:cs="Google Sans"/>
+          <w:color w:val="1F1F1F"/>
+          <w:shd w:val="clear" w:color="auto" w:fill="F0F4F9"/>
+        </w:rPr>
+        <w:br/>
+        <w:t>broker.subscribe(</w:t>
+      </w:r>
       <w:r>
         <w:rPr>
           <w:rFonts w:ascii="Google Sans" w:eastAsia="Google Sans" w:hAnsi="Google Sans" w:cs="Google Sans"/>
@@ -2410,9 +2003,61 @@
           <w:szCs w:val="20"/>
           <w:shd w:val="clear" w:color="auto" w:fill="F0F4F9"/>
         </w:rPr>
-        <w:t>MessageBroker</w:t>
-      </w:r>
-      <w:proofErr w:type="spellEnd"/>
+        <w:t>'ORDER_PLACED'</w:t>
+      </w:r>
+      <w:r>
+        <w:rPr>
+          <w:rFonts w:ascii="Google Sans" w:eastAsia="Google Sans" w:hAnsi="Google Sans" w:cs="Google Sans"/>
+          <w:color w:val="1F1F1F"/>
+          <w:shd w:val="clear" w:color="auto" w:fill="F0F4F9"/>
+        </w:rPr>
+        <w:t xml:space="preserve">, </w:t>
+      </w:r>
+      <w:r>
+        <w:rPr>
+          <w:rFonts w:ascii="Google Sans" w:eastAsia="Google Sans" w:hAnsi="Google Sans" w:cs="Google Sans"/>
+          <w:color w:val="8430CE"/>
+          <w:sz w:val="20"/>
+          <w:szCs w:val="20"/>
+          <w:shd w:val="clear" w:color="auto" w:fill="F0F4F9"/>
+        </w:rPr>
+        <w:t>async</w:t>
+      </w:r>
+      <w:r>
+        <w:rPr>
+          <w:rFonts w:ascii="Google Sans" w:eastAsia="Google Sans" w:hAnsi="Google Sans" w:cs="Google Sans"/>
+          <w:color w:val="1F1F1F"/>
+          <w:shd w:val="clear" w:color="auto" w:fill="F0F4F9"/>
+        </w:rPr>
+        <w:t xml:space="preserve"> (data) =&gt; {</w:t>
+      </w:r>
+      <w:r>
+        <w:rPr>
+          <w:rFonts w:ascii="Google Sans" w:eastAsia="Google Sans" w:hAnsi="Google Sans" w:cs="Google Sans"/>
+          <w:color w:val="1F1F1F"/>
+          <w:shd w:val="clear" w:color="auto" w:fill="F0F4F9"/>
+        </w:rPr>
+        <w:br/>
+        <w:t xml:space="preserve">  </w:t>
+      </w:r>
+      <w:r>
+        <w:rPr>
+          <w:rFonts w:ascii="Google Sans" w:eastAsia="Google Sans" w:hAnsi="Google Sans" w:cs="Google Sans"/>
+          <w:color w:val="1967D2"/>
+          <w:sz w:val="20"/>
+          <w:szCs w:val="20"/>
+          <w:shd w:val="clear" w:color="auto" w:fill="F0F4F9"/>
+        </w:rPr>
+        <w:t>console</w:t>
+      </w:r>
+      <w:r>
+        <w:rPr>
+          <w:rFonts w:ascii="Google Sans" w:eastAsia="Google Sans" w:hAnsi="Google Sans" w:cs="Google Sans"/>
+          <w:color w:val="1F1F1F"/>
+          <w:shd w:val="clear" w:color="auto" w:fill="F0F4F9"/>
+        </w:rPr>
+        <w:t>.log(</w:t>
+      </w:r>
       <w:r>
         <w:rPr>
           <w:rFonts w:ascii="Google Sans" w:eastAsia="Google Sans" w:hAnsi="Google Sans" w:cs="Google Sans"/>
@@ -2421,7 +2066,27 @@
           <w:szCs w:val="20"/>
           <w:shd w:val="clear" w:color="auto" w:fill="F0F4F9"/>
         </w:rPr>
-        <w:t>'</w:t>
+        <w:t xml:space="preserve">`[Inventory] Checking stock for Article: </w:t>
+      </w:r>
+      <w:r>
+        <w:rPr>
+          <w:rFonts w:ascii="Google Sans" w:eastAsia="Google Sans" w:hAnsi="Google Sans" w:cs="Google Sans"/>
+          <w:color w:val="1F1F1F"/>
+          <w:sz w:val="20"/>
+          <w:szCs w:val="20"/>
+          <w:shd w:val="clear" w:color="auto" w:fill="F0F4F9"/>
+        </w:rPr>
+        <w:t>${data.articleId}</w:t>
+      </w:r>
+      <w:r>
+        <w:rPr>
+          <w:rFonts w:ascii="Google Sans" w:eastAsia="Google Sans" w:hAnsi="Google Sans" w:cs="Google Sans"/>
+          <w:color w:val="188038"/>
+          <w:sz w:val="20"/>
+          <w:szCs w:val="20"/>
+          <w:shd w:val="clear" w:color="auto" w:fill="F0F4F9"/>
+        </w:rPr>
+        <w:t>`</w:t>
       </w:r>
       <w:r>
         <w:rPr>
@@ -2438,14 +2103,7 @@
           <w:shd w:val="clear" w:color="auto" w:fill="F0F4F9"/>
         </w:rPr>
         <w:br/>
-      </w:r>
-      <w:r>
-        <w:rPr>
-          <w:rFonts w:ascii="Google Sans" w:eastAsia="Google Sans" w:hAnsi="Google Sans" w:cs="Google Sans"/>
-          <w:color w:val="1F1F1F"/>
-          <w:shd w:val="clear" w:color="auto" w:fill="F0F4F9"/>
-        </w:rPr>
-        <w:br/>
+        <w:t xml:space="preserve">  </w:t>
       </w:r>
       <w:r>
         <w:rPr>
@@ -2455,33 +2113,169 @@
           <w:szCs w:val="20"/>
           <w:shd w:val="clear" w:color="auto" w:fill="F0F4F9"/>
         </w:rPr>
-        <w:t>// Listen for Order Placed</w:t>
-      </w:r>
-      <w:r>
-        <w:rPr>
-          <w:rFonts w:ascii="Google Sans" w:eastAsia="Google Sans" w:hAnsi="Google Sans" w:cs="Google Sans"/>
-          <w:color w:val="1F1F1F"/>
-          <w:shd w:val="clear" w:color="auto" w:fill="F0F4F9"/>
-        </w:rPr>
-        <w:br/>
-      </w:r>
-      <w:proofErr w:type="spellStart"/>
-      <w:r>
-        <w:rPr>
-          <w:rFonts w:ascii="Google Sans" w:eastAsia="Google Sans" w:hAnsi="Google Sans" w:cs="Google Sans"/>
-          <w:color w:val="1F1F1F"/>
-          <w:shd w:val="clear" w:color="auto" w:fill="F0F4F9"/>
-        </w:rPr>
-        <w:t>broker.subscribe</w:t>
-      </w:r>
-      <w:proofErr w:type="spellEnd"/>
-      <w:r>
-        <w:rPr>
-          <w:rFonts w:ascii="Google Sans" w:eastAsia="Google Sans" w:hAnsi="Google Sans" w:cs="Google Sans"/>
-          <w:color w:val="1F1F1F"/>
-          <w:shd w:val="clear" w:color="auto" w:fill="F0F4F9"/>
-        </w:rPr>
-        <w:t>(</w:t>
+        <w:t>// Logic to move stock from 'Free' to 'Reserved'</w:t>
+      </w:r>
+      <w:r>
+        <w:rPr>
+          <w:rFonts w:ascii="Google Sans" w:eastAsia="Google Sans" w:hAnsi="Google Sans" w:cs="Google Sans"/>
+          <w:color w:val="1F1F1F"/>
+          <w:shd w:val="clear" w:color="auto" w:fill="F0F4F9"/>
+        </w:rPr>
+        <w:br/>
+        <w:t xml:space="preserve">  </w:t>
+      </w:r>
+      <w:r>
+        <w:rPr>
+          <w:rFonts w:ascii="Google Sans" w:eastAsia="Google Sans" w:hAnsi="Google Sans" w:cs="Google Sans"/>
+          <w:color w:val="5F6368"/>
+          <w:sz w:val="20"/>
+          <w:szCs w:val="20"/>
+          <w:shd w:val="clear" w:color="auto" w:fill="F0F4F9"/>
+        </w:rPr>
+        <w:t>// Update state to 'RESERVED'</w:t>
+      </w:r>
+      <w:r>
+        <w:rPr>
+          <w:rFonts w:ascii="Google Sans" w:eastAsia="Google Sans" w:hAnsi="Google Sans" w:cs="Google Sans"/>
+          <w:color w:val="1F1F1F"/>
+          <w:shd w:val="clear" w:color="auto" w:fill="F0F4F9"/>
+        </w:rPr>
+        <w:br/>
+        <w:t>});</w:t>
+      </w:r>
+      <w:r>
+        <w:rPr>
+          <w:rFonts w:ascii="Google Sans" w:eastAsia="Google Sans" w:hAnsi="Google Sans" w:cs="Google Sans"/>
+          <w:color w:val="1F1F1F"/>
+          <w:shd w:val="clear" w:color="auto" w:fill="F0F4F9"/>
+        </w:rPr>
+        <w:br/>
+      </w:r>
+      <w:r>
+        <w:rPr>
+          <w:rFonts w:ascii="Google Sans" w:eastAsia="Google Sans" w:hAnsi="Google Sans" w:cs="Google Sans"/>
+          <w:color w:val="1F1F1F"/>
+          <w:shd w:val="clear" w:color="auto" w:fill="F0F4F9"/>
+        </w:rPr>
+        <w:br/>
+      </w:r>
+      <w:r>
+        <w:rPr>
+          <w:rFonts w:ascii="Google Sans" w:eastAsia="Google Sans" w:hAnsi="Google Sans" w:cs="Google Sans"/>
+          <w:color w:val="5F6368"/>
+          <w:sz w:val="20"/>
+          <w:szCs w:val="20"/>
+          <w:shd w:val="clear" w:color="auto" w:fill="F0F4F9"/>
+        </w:rPr>
+        <w:t>// Logic for QC Approval</w:t>
+      </w:r>
+      <w:r>
+        <w:rPr>
+          <w:rFonts w:ascii="Google Sans" w:eastAsia="Google Sans" w:hAnsi="Google Sans" w:cs="Google Sans"/>
+          <w:color w:val="1F1F1F"/>
+          <w:shd w:val="clear" w:color="auto" w:fill="F0F4F9"/>
+        </w:rPr>
+        <w:br/>
+      </w:r>
+      <w:r>
+        <w:rPr>
+          <w:rFonts w:ascii="Google Sans" w:eastAsia="Google Sans" w:hAnsi="Google Sans" w:cs="Google Sans"/>
+          <w:color w:val="8430CE"/>
+          <w:sz w:val="20"/>
+          <w:szCs w:val="20"/>
+          <w:shd w:val="clear" w:color="auto" w:fill="F0F4F9"/>
+        </w:rPr>
+        <w:t>const</w:t>
+      </w:r>
+      <w:r>
+        <w:rPr>
+          <w:rFonts w:ascii="Google Sans" w:eastAsia="Google Sans" w:hAnsi="Google Sans" w:cs="Google Sans"/>
+          <w:color w:val="1F1F1F"/>
+          <w:shd w:val="clear" w:color="auto" w:fill="F0F4F9"/>
+        </w:rPr>
+        <w:t xml:space="preserve"> approveQC = </w:t>
+      </w:r>
+      <w:r>
+        <w:rPr>
+          <w:rFonts w:ascii="Google Sans" w:eastAsia="Google Sans" w:hAnsi="Google Sans" w:cs="Google Sans"/>
+          <w:color w:val="8430CE"/>
+          <w:sz w:val="20"/>
+          <w:szCs w:val="20"/>
+          <w:shd w:val="clear" w:color="auto" w:fill="F0F4F9"/>
+        </w:rPr>
+        <w:t>async</w:t>
+      </w:r>
+      <w:r>
+        <w:rPr>
+          <w:rFonts w:ascii="Google Sans" w:eastAsia="Google Sans" w:hAnsi="Google Sans" w:cs="Google Sans"/>
+          <w:color w:val="1F1F1F"/>
+          <w:shd w:val="clear" w:color="auto" w:fill="F0F4F9"/>
+        </w:rPr>
+        <w:t xml:space="preserve"> (inwardId, qcResults) =&gt; {</w:t>
+      </w:r>
+      <w:r>
+        <w:rPr>
+          <w:rFonts w:ascii="Google Sans" w:eastAsia="Google Sans" w:hAnsi="Google Sans" w:cs="Google Sans"/>
+          <w:color w:val="1F1F1F"/>
+          <w:shd w:val="clear" w:color="auto" w:fill="F0F4F9"/>
+        </w:rPr>
+        <w:br/>
+        <w:t xml:space="preserve">  </w:t>
+      </w:r>
+      <w:r>
+        <w:rPr>
+          <w:rFonts w:ascii="Google Sans" w:eastAsia="Google Sans" w:hAnsi="Google Sans" w:cs="Google Sans"/>
+          <w:color w:val="5F6368"/>
+          <w:sz w:val="20"/>
+          <w:szCs w:val="20"/>
+          <w:shd w:val="clear" w:color="auto" w:fill="F0F4F9"/>
+        </w:rPr>
+        <w:t>// Capture GSM/Width variance</w:t>
+      </w:r>
+      <w:r>
+        <w:rPr>
+          <w:rFonts w:ascii="Google Sans" w:eastAsia="Google Sans" w:hAnsi="Google Sans" w:cs="Google Sans"/>
+          <w:color w:val="1F1F1F"/>
+          <w:shd w:val="clear" w:color="auto" w:fill="F0F4F9"/>
+        </w:rPr>
+        <w:br/>
+        <w:t xml:space="preserve">  </w:t>
+      </w:r>
+      <w:r>
+        <w:rPr>
+          <w:rFonts w:ascii="Google Sans" w:eastAsia="Google Sans" w:hAnsi="Google Sans" w:cs="Google Sans"/>
+          <w:color w:val="8430CE"/>
+          <w:sz w:val="20"/>
+          <w:szCs w:val="20"/>
+          <w:shd w:val="clear" w:color="auto" w:fill="F0F4F9"/>
+        </w:rPr>
+        <w:t>const</w:t>
+      </w:r>
+      <w:r>
+        <w:rPr>
+          <w:rFonts w:ascii="Google Sans" w:eastAsia="Google Sans" w:hAnsi="Google Sans" w:cs="Google Sans"/>
+          <w:color w:val="1F1F1F"/>
+          <w:shd w:val="clear" w:color="auto" w:fill="F0F4F9"/>
+        </w:rPr>
+        <w:t xml:space="preserve"> rollData = { inwardId, </w:t>
+      </w:r>
+      <w:r>
+        <w:rPr>
+          <w:rFonts w:ascii="Google Sans" w:eastAsia="Google Sans" w:hAnsi="Google Sans" w:cs="Google Sans"/>
+          <w:color w:val="B55908"/>
+          <w:sz w:val="20"/>
+          <w:szCs w:val="20"/>
+          <w:shd w:val="clear" w:color="auto" w:fill="F0F4F9"/>
+        </w:rPr>
+        <w:t>status</w:t>
+      </w:r>
+      <w:r>
+        <w:rPr>
+          <w:rFonts w:ascii="Google Sans" w:eastAsia="Google Sans" w:hAnsi="Google Sans" w:cs="Google Sans"/>
+          <w:color w:val="1F1F1F"/>
+          <w:shd w:val="clear" w:color="auto" w:fill="F0F4F9"/>
+        </w:rPr>
+        <w:t xml:space="preserve">: </w:t>
       </w:r>
       <w:r>
         <w:rPr>
@@ -2491,15 +2285,52 @@
           <w:szCs w:val="20"/>
           <w:shd w:val="clear" w:color="auto" w:fill="F0F4F9"/>
         </w:rPr>
-        <w:t>'ORDER_PLACED'</w:t>
-      </w:r>
-      <w:r>
-        <w:rPr>
-          <w:rFonts w:ascii="Google Sans" w:eastAsia="Google Sans" w:hAnsi="Google Sans" w:cs="Google Sans"/>
-          <w:color w:val="1F1F1F"/>
-          <w:shd w:val="clear" w:color="auto" w:fill="F0F4F9"/>
-        </w:rPr>
-        <w:t xml:space="preserve">, </w:t>
+        <w:t>'PASSED'</w:t>
+      </w:r>
+      <w:r>
+        <w:rPr>
+          <w:rFonts w:ascii="Google Sans" w:eastAsia="Google Sans" w:hAnsi="Google Sans" w:cs="Google Sans"/>
+          <w:color w:val="1F1F1F"/>
+          <w:shd w:val="clear" w:color="auto" w:fill="F0F4F9"/>
+        </w:rPr>
+        <w:t>, ...qcResults };</w:t>
+      </w:r>
+      <w:r>
+        <w:rPr>
+          <w:rFonts w:ascii="Google Sans" w:eastAsia="Google Sans" w:hAnsi="Google Sans" w:cs="Google Sans"/>
+          <w:color w:val="1F1F1F"/>
+          <w:shd w:val="clear" w:color="auto" w:fill="F0F4F9"/>
+        </w:rPr>
+        <w:br/>
+        <w:t xml:space="preserve">  </w:t>
+      </w:r>
+      <w:r>
+        <w:rPr>
+          <w:rFonts w:ascii="Google Sans" w:eastAsia="Google Sans" w:hAnsi="Google Sans" w:cs="Google Sans"/>
+          <w:color w:val="1F1F1F"/>
+          <w:shd w:val="clear" w:color="auto" w:fill="F0F4F9"/>
+        </w:rPr>
+        <w:br/>
+        <w:t xml:space="preserve">  </w:t>
+      </w:r>
+      <w:r>
+        <w:rPr>
+          <w:rFonts w:ascii="Google Sans" w:eastAsia="Google Sans" w:hAnsi="Google Sans" w:cs="Google Sans"/>
+          <w:color w:val="5F6368"/>
+          <w:sz w:val="20"/>
+          <w:szCs w:val="20"/>
+          <w:shd w:val="clear" w:color="auto" w:fill="F0F4F9"/>
+        </w:rPr>
+        <w:t>// Publish event to trigger Billing and Dispatch readiness</w:t>
+      </w:r>
+      <w:r>
+        <w:rPr>
+          <w:rFonts w:ascii="Google Sans" w:eastAsia="Google Sans" w:hAnsi="Google Sans" w:cs="Google Sans"/>
+          <w:color w:val="1F1F1F"/>
+          <w:shd w:val="clear" w:color="auto" w:fill="F0F4F9"/>
+        </w:rPr>
+        <w:br/>
+        <w:t xml:space="preserve">  </w:t>
       </w:r>
       <w:r>
         <w:rPr>
@@ -2509,42 +2340,15 @@
           <w:szCs w:val="20"/>
           <w:shd w:val="clear" w:color="auto" w:fill="F0F4F9"/>
         </w:rPr>
-        <w:t>async</w:t>
-      </w:r>
-      <w:r>
-        <w:rPr>
-          <w:rFonts w:ascii="Google Sans" w:eastAsia="Google Sans" w:hAnsi="Google Sans" w:cs="Google Sans"/>
-          <w:color w:val="1F1F1F"/>
-          <w:shd w:val="clear" w:color="auto" w:fill="F0F4F9"/>
-        </w:rPr>
-        <w:t xml:space="preserve"> (data) =&gt; {</w:t>
-      </w:r>
-      <w:r>
-        <w:rPr>
-          <w:rFonts w:ascii="Google Sans" w:eastAsia="Google Sans" w:hAnsi="Google Sans" w:cs="Google Sans"/>
-          <w:color w:val="1F1F1F"/>
-          <w:shd w:val="clear" w:color="auto" w:fill="F0F4F9"/>
-        </w:rPr>
-        <w:br/>
-        <w:t xml:space="preserve">  </w:t>
-      </w:r>
-      <w:r>
-        <w:rPr>
-          <w:rFonts w:ascii="Google Sans" w:eastAsia="Google Sans" w:hAnsi="Google Sans" w:cs="Google Sans"/>
-          <w:color w:val="1967D2"/>
-          <w:sz w:val="20"/>
-          <w:szCs w:val="20"/>
-          <w:shd w:val="clear" w:color="auto" w:fill="F0F4F9"/>
-        </w:rPr>
-        <w:t>console</w:t>
-      </w:r>
-      <w:r>
-        <w:rPr>
-          <w:rFonts w:ascii="Google Sans" w:eastAsia="Google Sans" w:hAnsi="Google Sans" w:cs="Google Sans"/>
-          <w:color w:val="1F1F1F"/>
-          <w:shd w:val="clear" w:color="auto" w:fill="F0F4F9"/>
-        </w:rPr>
-        <w:t>.log(</w:t>
+        <w:t>await</w:t>
+      </w:r>
+      <w:r>
+        <w:rPr>
+          <w:rFonts w:ascii="Google Sans" w:eastAsia="Google Sans" w:hAnsi="Google Sans" w:cs="Google Sans"/>
+          <w:color w:val="1F1F1F"/>
+          <w:shd w:val="clear" w:color="auto" w:fill="F0F4F9"/>
+        </w:rPr>
+        <w:t xml:space="preserve"> broker.publish(</w:t>
       </w:r>
       <w:r>
         <w:rPr>
@@ -2554,39 +2358,69 @@
           <w:szCs w:val="20"/>
           <w:shd w:val="clear" w:color="auto" w:fill="F0F4F9"/>
         </w:rPr>
-        <w:t xml:space="preserve">`[Inventory] Checking stock for Article: </w:t>
-      </w:r>
-      <w:r>
-        <w:rPr>
-          <w:rFonts w:ascii="Google Sans" w:eastAsia="Google Sans" w:hAnsi="Google Sans" w:cs="Google Sans"/>
-          <w:color w:val="1F1F1F"/>
-          <w:sz w:val="20"/>
-          <w:szCs w:val="20"/>
-          <w:shd w:val="clear" w:color="auto" w:fill="F0F4F9"/>
-        </w:rPr>
-        <w:t>${</w:t>
-      </w:r>
-      <w:proofErr w:type="spellStart"/>
-      <w:r>
-        <w:rPr>
-          <w:rFonts w:ascii="Google Sans" w:eastAsia="Google Sans" w:hAnsi="Google Sans" w:cs="Google Sans"/>
-          <w:color w:val="1F1F1F"/>
-          <w:sz w:val="20"/>
-          <w:szCs w:val="20"/>
-          <w:shd w:val="clear" w:color="auto" w:fill="F0F4F9"/>
-        </w:rPr>
-        <w:t>data.articleId</w:t>
-      </w:r>
-      <w:proofErr w:type="spellEnd"/>
-      <w:r>
-        <w:rPr>
-          <w:rFonts w:ascii="Google Sans" w:eastAsia="Google Sans" w:hAnsi="Google Sans" w:cs="Google Sans"/>
-          <w:color w:val="1F1F1F"/>
-          <w:sz w:val="20"/>
-          <w:szCs w:val="20"/>
-          <w:shd w:val="clear" w:color="auto" w:fill="F0F4F9"/>
-        </w:rPr>
-        <w:t>}</w:t>
+        <w:t>'QC_PASSED'</w:t>
+      </w:r>
+      <w:r>
+        <w:rPr>
+          <w:rFonts w:ascii="Google Sans" w:eastAsia="Google Sans" w:hAnsi="Google Sans" w:cs="Google Sans"/>
+          <w:color w:val="1F1F1F"/>
+          <w:shd w:val="clear" w:color="auto" w:fill="F0F4F9"/>
+        </w:rPr>
+        <w:t>, {</w:t>
+      </w:r>
+      <w:r>
+        <w:rPr>
+          <w:rFonts w:ascii="Google Sans" w:eastAsia="Google Sans" w:hAnsi="Google Sans" w:cs="Google Sans"/>
+          <w:color w:val="1F1F1F"/>
+          <w:shd w:val="clear" w:color="auto" w:fill="F0F4F9"/>
+        </w:rPr>
+        <w:br/>
+        <w:t xml:space="preserve">    </w:t>
+      </w:r>
+      <w:r>
+        <w:rPr>
+          <w:rFonts w:ascii="Google Sans" w:eastAsia="Google Sans" w:hAnsi="Google Sans" w:cs="Google Sans"/>
+          <w:color w:val="B55908"/>
+          <w:sz w:val="20"/>
+          <w:szCs w:val="20"/>
+          <w:shd w:val="clear" w:color="auto" w:fill="F0F4F9"/>
+        </w:rPr>
+        <w:t>rollId</w:t>
+      </w:r>
+      <w:r>
+        <w:rPr>
+          <w:rFonts w:ascii="Google Sans" w:eastAsia="Google Sans" w:hAnsi="Google Sans" w:cs="Google Sans"/>
+          <w:color w:val="1F1F1F"/>
+          <w:shd w:val="clear" w:color="auto" w:fill="F0F4F9"/>
+        </w:rPr>
+        <w:t>: inwardId,</w:t>
+      </w:r>
+      <w:r>
+        <w:rPr>
+          <w:rFonts w:ascii="Google Sans" w:eastAsia="Google Sans" w:hAnsi="Google Sans" w:cs="Google Sans"/>
+          <w:color w:val="1F1F1F"/>
+          <w:shd w:val="clear" w:color="auto" w:fill="F0F4F9"/>
+        </w:rPr>
+        <w:br/>
+        <w:t xml:space="preserve">    </w:t>
+      </w:r>
+      <w:r>
+        <w:rPr>
+          <w:rFonts w:ascii="Google Sans" w:eastAsia="Google Sans" w:hAnsi="Google Sans" w:cs="Google Sans"/>
+          <w:color w:val="B55908"/>
+          <w:sz w:val="20"/>
+          <w:szCs w:val="20"/>
+          <w:shd w:val="clear" w:color="auto" w:fill="F0F4F9"/>
+        </w:rPr>
+        <w:t>qcStatus</w:t>
+      </w:r>
+      <w:r>
+        <w:rPr>
+          <w:rFonts w:ascii="Google Sans" w:eastAsia="Google Sans" w:hAnsi="Google Sans" w:cs="Google Sans"/>
+          <w:color w:val="1F1F1F"/>
+          <w:shd w:val="clear" w:color="auto" w:fill="F0F4F9"/>
+        </w:rPr>
+        <w:t xml:space="preserve">: </w:t>
       </w:r>
       <w:r>
         <w:rPr>
@@ -2596,272 +2430,24 @@
           <w:szCs w:val="20"/>
           <w:shd w:val="clear" w:color="auto" w:fill="F0F4F9"/>
         </w:rPr>
-        <w:t>`</w:t>
-      </w:r>
-      <w:r>
-        <w:rPr>
-          <w:rFonts w:ascii="Google Sans" w:eastAsia="Google Sans" w:hAnsi="Google Sans" w:cs="Google Sans"/>
-          <w:color w:val="1F1F1F"/>
-          <w:shd w:val="clear" w:color="auto" w:fill="F0F4F9"/>
-        </w:rPr>
-        <w:t>);</w:t>
-      </w:r>
-      <w:r>
-        <w:rPr>
-          <w:rFonts w:ascii="Google Sans" w:eastAsia="Google Sans" w:hAnsi="Google Sans" w:cs="Google Sans"/>
-          <w:color w:val="1F1F1F"/>
-          <w:shd w:val="clear" w:color="auto" w:fill="F0F4F9"/>
-        </w:rPr>
-        <w:br/>
-        <w:t xml:space="preserve">  </w:t>
-      </w:r>
-      <w:r>
-        <w:rPr>
-          <w:rFonts w:ascii="Google Sans" w:eastAsia="Google Sans" w:hAnsi="Google Sans" w:cs="Google Sans"/>
-          <w:color w:val="5F6368"/>
-          <w:sz w:val="20"/>
-          <w:szCs w:val="20"/>
-          <w:shd w:val="clear" w:color="auto" w:fill="F0F4F9"/>
-        </w:rPr>
-        <w:t>// Logic to move stock from 'Free' to 'Reserved'</w:t>
-      </w:r>
-      <w:r>
-        <w:rPr>
-          <w:rFonts w:ascii="Google Sans" w:eastAsia="Google Sans" w:hAnsi="Google Sans" w:cs="Google Sans"/>
-          <w:color w:val="1F1F1F"/>
-          <w:shd w:val="clear" w:color="auto" w:fill="F0F4F9"/>
-        </w:rPr>
-        <w:br/>
-        <w:t xml:space="preserve">  </w:t>
-      </w:r>
-      <w:r>
-        <w:rPr>
-          <w:rFonts w:ascii="Google Sans" w:eastAsia="Google Sans" w:hAnsi="Google Sans" w:cs="Google Sans"/>
-          <w:color w:val="5F6368"/>
-          <w:sz w:val="20"/>
-          <w:szCs w:val="20"/>
-          <w:shd w:val="clear" w:color="auto" w:fill="F0F4F9"/>
-        </w:rPr>
-        <w:t>// Update state to 'RESERVED'</w:t>
-      </w:r>
-      <w:r>
-        <w:rPr>
-          <w:rFonts w:ascii="Google Sans" w:eastAsia="Google Sans" w:hAnsi="Google Sans" w:cs="Google Sans"/>
-          <w:color w:val="1F1F1F"/>
-          <w:shd w:val="clear" w:color="auto" w:fill="F0F4F9"/>
-        </w:rPr>
-        <w:br/>
-        <w:t>});</w:t>
-      </w:r>
-      <w:r>
-        <w:rPr>
-          <w:rFonts w:ascii="Google Sans" w:eastAsia="Google Sans" w:hAnsi="Google Sans" w:cs="Google Sans"/>
-          <w:color w:val="1F1F1F"/>
-          <w:shd w:val="clear" w:color="auto" w:fill="F0F4F9"/>
-        </w:rPr>
-        <w:br/>
-      </w:r>
-      <w:r>
-        <w:rPr>
-          <w:rFonts w:ascii="Google Sans" w:eastAsia="Google Sans" w:hAnsi="Google Sans" w:cs="Google Sans"/>
-          <w:color w:val="1F1F1F"/>
-          <w:shd w:val="clear" w:color="auto" w:fill="F0F4F9"/>
-        </w:rPr>
-        <w:br/>
-      </w:r>
-      <w:r>
-        <w:rPr>
-          <w:rFonts w:ascii="Google Sans" w:eastAsia="Google Sans" w:hAnsi="Google Sans" w:cs="Google Sans"/>
-          <w:color w:val="5F6368"/>
-          <w:sz w:val="20"/>
-          <w:szCs w:val="20"/>
-          <w:shd w:val="clear" w:color="auto" w:fill="F0F4F9"/>
-        </w:rPr>
-        <w:t>// Logic for QC Approval</w:t>
-      </w:r>
-      <w:r>
-        <w:rPr>
-          <w:rFonts w:ascii="Google Sans" w:eastAsia="Google Sans" w:hAnsi="Google Sans" w:cs="Google Sans"/>
-          <w:color w:val="1F1F1F"/>
-          <w:shd w:val="clear" w:color="auto" w:fill="F0F4F9"/>
-        </w:rPr>
-        <w:br/>
-      </w:r>
-      <w:proofErr w:type="spellStart"/>
-      <w:r>
-        <w:rPr>
-          <w:rFonts w:ascii="Google Sans" w:eastAsia="Google Sans" w:hAnsi="Google Sans" w:cs="Google Sans"/>
-          <w:color w:val="8430CE"/>
-          <w:sz w:val="20"/>
-          <w:szCs w:val="20"/>
-          <w:shd w:val="clear" w:color="auto" w:fill="F0F4F9"/>
-        </w:rPr>
-        <w:t>const</w:t>
-      </w:r>
-      <w:proofErr w:type="spellEnd"/>
-      <w:r>
-        <w:rPr>
-          <w:rFonts w:ascii="Google Sans" w:eastAsia="Google Sans" w:hAnsi="Google Sans" w:cs="Google Sans"/>
-          <w:color w:val="1F1F1F"/>
-          <w:shd w:val="clear" w:color="auto" w:fill="F0F4F9"/>
-        </w:rPr>
-        <w:t xml:space="preserve"> </w:t>
-      </w:r>
-      <w:proofErr w:type="spellStart"/>
-      <w:r>
-        <w:rPr>
-          <w:rFonts w:ascii="Google Sans" w:eastAsia="Google Sans" w:hAnsi="Google Sans" w:cs="Google Sans"/>
-          <w:color w:val="1F1F1F"/>
-          <w:shd w:val="clear" w:color="auto" w:fill="F0F4F9"/>
-        </w:rPr>
-        <w:t>approveQC</w:t>
-      </w:r>
-      <w:proofErr w:type="spellEnd"/>
-      <w:r>
-        <w:rPr>
-          <w:rFonts w:ascii="Google Sans" w:eastAsia="Google Sans" w:hAnsi="Google Sans" w:cs="Google Sans"/>
-          <w:color w:val="1F1F1F"/>
-          <w:shd w:val="clear" w:color="auto" w:fill="F0F4F9"/>
-        </w:rPr>
-        <w:t xml:space="preserve"> = </w:t>
-      </w:r>
-      <w:r>
-        <w:rPr>
-          <w:rFonts w:ascii="Google Sans" w:eastAsia="Google Sans" w:hAnsi="Google Sans" w:cs="Google Sans"/>
-          <w:color w:val="8430CE"/>
-          <w:sz w:val="20"/>
-          <w:szCs w:val="20"/>
-          <w:shd w:val="clear" w:color="auto" w:fill="F0F4F9"/>
-        </w:rPr>
-        <w:t>async</w:t>
-      </w:r>
-      <w:r>
-        <w:rPr>
-          <w:rFonts w:ascii="Google Sans" w:eastAsia="Google Sans" w:hAnsi="Google Sans" w:cs="Google Sans"/>
-          <w:color w:val="1F1F1F"/>
-          <w:shd w:val="clear" w:color="auto" w:fill="F0F4F9"/>
-        </w:rPr>
-        <w:t xml:space="preserve"> (</w:t>
-      </w:r>
-      <w:proofErr w:type="spellStart"/>
-      <w:r>
-        <w:rPr>
-          <w:rFonts w:ascii="Google Sans" w:eastAsia="Google Sans" w:hAnsi="Google Sans" w:cs="Google Sans"/>
-          <w:color w:val="1F1F1F"/>
-          <w:shd w:val="clear" w:color="auto" w:fill="F0F4F9"/>
-        </w:rPr>
-        <w:t>inwardId</w:t>
-      </w:r>
-      <w:proofErr w:type="spellEnd"/>
-      <w:r>
-        <w:rPr>
-          <w:rFonts w:ascii="Google Sans" w:eastAsia="Google Sans" w:hAnsi="Google Sans" w:cs="Google Sans"/>
-          <w:color w:val="1F1F1F"/>
-          <w:shd w:val="clear" w:color="auto" w:fill="F0F4F9"/>
-        </w:rPr>
-        <w:t xml:space="preserve">, </w:t>
-      </w:r>
-      <w:proofErr w:type="spellStart"/>
-      <w:r>
-        <w:rPr>
-          <w:rFonts w:ascii="Google Sans" w:eastAsia="Google Sans" w:hAnsi="Google Sans" w:cs="Google Sans"/>
-          <w:color w:val="1F1F1F"/>
-          <w:shd w:val="clear" w:color="auto" w:fill="F0F4F9"/>
-        </w:rPr>
-        <w:t>qcResults</w:t>
-      </w:r>
-      <w:proofErr w:type="spellEnd"/>
-      <w:r>
-        <w:rPr>
-          <w:rFonts w:ascii="Google Sans" w:eastAsia="Google Sans" w:hAnsi="Google Sans" w:cs="Google Sans"/>
-          <w:color w:val="1F1F1F"/>
-          <w:shd w:val="clear" w:color="auto" w:fill="F0F4F9"/>
-        </w:rPr>
-        <w:t>) =&gt; {</w:t>
-      </w:r>
-      <w:r>
-        <w:rPr>
-          <w:rFonts w:ascii="Google Sans" w:eastAsia="Google Sans" w:hAnsi="Google Sans" w:cs="Google Sans"/>
-          <w:color w:val="1F1F1F"/>
-          <w:shd w:val="clear" w:color="auto" w:fill="F0F4F9"/>
-        </w:rPr>
-        <w:br/>
-        <w:t xml:space="preserve">  </w:t>
-      </w:r>
-      <w:r>
-        <w:rPr>
-          <w:rFonts w:ascii="Google Sans" w:eastAsia="Google Sans" w:hAnsi="Google Sans" w:cs="Google Sans"/>
-          <w:color w:val="5F6368"/>
-          <w:sz w:val="20"/>
-          <w:szCs w:val="20"/>
-          <w:shd w:val="clear" w:color="auto" w:fill="F0F4F9"/>
-        </w:rPr>
-        <w:t>// Capture GSM/Width variance</w:t>
-      </w:r>
-      <w:r>
-        <w:rPr>
-          <w:rFonts w:ascii="Google Sans" w:eastAsia="Google Sans" w:hAnsi="Google Sans" w:cs="Google Sans"/>
-          <w:color w:val="1F1F1F"/>
-          <w:shd w:val="clear" w:color="auto" w:fill="F0F4F9"/>
-        </w:rPr>
-        <w:br/>
-        <w:t xml:space="preserve">  </w:t>
-      </w:r>
-      <w:proofErr w:type="spellStart"/>
-      <w:r>
-        <w:rPr>
-          <w:rFonts w:ascii="Google Sans" w:eastAsia="Google Sans" w:hAnsi="Google Sans" w:cs="Google Sans"/>
-          <w:color w:val="8430CE"/>
-          <w:sz w:val="20"/>
-          <w:szCs w:val="20"/>
-          <w:shd w:val="clear" w:color="auto" w:fill="F0F4F9"/>
-        </w:rPr>
-        <w:t>const</w:t>
-      </w:r>
-      <w:proofErr w:type="spellEnd"/>
-      <w:r>
-        <w:rPr>
-          <w:rFonts w:ascii="Google Sans" w:eastAsia="Google Sans" w:hAnsi="Google Sans" w:cs="Google Sans"/>
-          <w:color w:val="1F1F1F"/>
-          <w:shd w:val="clear" w:color="auto" w:fill="F0F4F9"/>
-        </w:rPr>
-        <w:t xml:space="preserve"> </w:t>
-      </w:r>
-      <w:proofErr w:type="spellStart"/>
-      <w:r>
-        <w:rPr>
-          <w:rFonts w:ascii="Google Sans" w:eastAsia="Google Sans" w:hAnsi="Google Sans" w:cs="Google Sans"/>
-          <w:color w:val="1F1F1F"/>
-          <w:shd w:val="clear" w:color="auto" w:fill="F0F4F9"/>
-        </w:rPr>
-        <w:t>rollData</w:t>
-      </w:r>
-      <w:proofErr w:type="spellEnd"/>
-      <w:r>
-        <w:rPr>
-          <w:rFonts w:ascii="Google Sans" w:eastAsia="Google Sans" w:hAnsi="Google Sans" w:cs="Google Sans"/>
-          <w:color w:val="1F1F1F"/>
-          <w:shd w:val="clear" w:color="auto" w:fill="F0F4F9"/>
-        </w:rPr>
-        <w:t xml:space="preserve"> = { </w:t>
-      </w:r>
-      <w:proofErr w:type="spellStart"/>
-      <w:r>
-        <w:rPr>
-          <w:rFonts w:ascii="Google Sans" w:eastAsia="Google Sans" w:hAnsi="Google Sans" w:cs="Google Sans"/>
-          <w:color w:val="1F1F1F"/>
-          <w:shd w:val="clear" w:color="auto" w:fill="F0F4F9"/>
-        </w:rPr>
-        <w:t>inwardId</w:t>
-      </w:r>
-      <w:proofErr w:type="spellEnd"/>
-      <w:r>
-        <w:rPr>
-          <w:rFonts w:ascii="Google Sans" w:eastAsia="Google Sans" w:hAnsi="Google Sans" w:cs="Google Sans"/>
-          <w:color w:val="1F1F1F"/>
-          <w:shd w:val="clear" w:color="auto" w:fill="F0F4F9"/>
-        </w:rPr>
-        <w:t xml:space="preserve">, </w:t>
+        <w:t>'APPROVED'</w:t>
+      </w:r>
+      <w:r>
+        <w:rPr>
+          <w:rFonts w:ascii="Google Sans" w:eastAsia="Google Sans" w:hAnsi="Google Sans" w:cs="Google Sans"/>
+          <w:color w:val="1F1F1F"/>
+          <w:shd w:val="clear" w:color="auto" w:fill="F0F4F9"/>
+        </w:rPr>
+        <w:t>,</w:t>
+      </w:r>
+      <w:r>
+        <w:rPr>
+          <w:rFonts w:ascii="Google Sans" w:eastAsia="Google Sans" w:hAnsi="Google Sans" w:cs="Google Sans"/>
+          <w:color w:val="1F1F1F"/>
+          <w:shd w:val="clear" w:color="auto" w:fill="F0F4F9"/>
+        </w:rPr>
+        <w:br/>
+        <w:t xml:space="preserve">    </w:t>
       </w:r>
       <w:r>
         <w:rPr>
@@ -2871,276 +2457,16 @@
           <w:szCs w:val="20"/>
           <w:shd w:val="clear" w:color="auto" w:fill="F0F4F9"/>
         </w:rPr>
-        <w:t>status</w:t>
-      </w:r>
-      <w:r>
-        <w:rPr>
-          <w:rFonts w:ascii="Google Sans" w:eastAsia="Google Sans" w:hAnsi="Google Sans" w:cs="Google Sans"/>
-          <w:color w:val="1F1F1F"/>
-          <w:shd w:val="clear" w:color="auto" w:fill="F0F4F9"/>
-        </w:rPr>
-        <w:t xml:space="preserve">: </w:t>
-      </w:r>
-      <w:r>
-        <w:rPr>
-          <w:rFonts w:ascii="Google Sans" w:eastAsia="Google Sans" w:hAnsi="Google Sans" w:cs="Google Sans"/>
-          <w:color w:val="188038"/>
-          <w:sz w:val="20"/>
-          <w:szCs w:val="20"/>
-          <w:shd w:val="clear" w:color="auto" w:fill="F0F4F9"/>
-        </w:rPr>
-        <w:t>'PASSED'</w:t>
-      </w:r>
-      <w:r>
-        <w:rPr>
-          <w:rFonts w:ascii="Google Sans" w:eastAsia="Google Sans" w:hAnsi="Google Sans" w:cs="Google Sans"/>
-          <w:color w:val="1F1F1F"/>
-          <w:shd w:val="clear" w:color="auto" w:fill="F0F4F9"/>
-        </w:rPr>
-        <w:t>, ...</w:t>
-      </w:r>
-      <w:proofErr w:type="spellStart"/>
-      <w:r>
-        <w:rPr>
-          <w:rFonts w:ascii="Google Sans" w:eastAsia="Google Sans" w:hAnsi="Google Sans" w:cs="Google Sans"/>
-          <w:color w:val="1F1F1F"/>
-          <w:shd w:val="clear" w:color="auto" w:fill="F0F4F9"/>
-        </w:rPr>
-        <w:t>qcResults</w:t>
-      </w:r>
-      <w:proofErr w:type="spellEnd"/>
-      <w:r>
-        <w:rPr>
-          <w:rFonts w:ascii="Google Sans" w:eastAsia="Google Sans" w:hAnsi="Google Sans" w:cs="Google Sans"/>
-          <w:color w:val="1F1F1F"/>
-          <w:shd w:val="clear" w:color="auto" w:fill="F0F4F9"/>
-        </w:rPr>
-        <w:t xml:space="preserve"> };</w:t>
-      </w:r>
-      <w:r>
-        <w:rPr>
-          <w:rFonts w:ascii="Google Sans" w:eastAsia="Google Sans" w:hAnsi="Google Sans" w:cs="Google Sans"/>
-          <w:color w:val="1F1F1F"/>
-          <w:shd w:val="clear" w:color="auto" w:fill="F0F4F9"/>
-        </w:rPr>
-        <w:br/>
-        <w:t xml:space="preserve">  </w:t>
-      </w:r>
-      <w:r>
-        <w:rPr>
-          <w:rFonts w:ascii="Google Sans" w:eastAsia="Google Sans" w:hAnsi="Google Sans" w:cs="Google Sans"/>
-          <w:color w:val="1F1F1F"/>
-          <w:shd w:val="clear" w:color="auto" w:fill="F0F4F9"/>
-        </w:rPr>
-        <w:br/>
-        <w:t xml:space="preserve">  </w:t>
-      </w:r>
-      <w:r>
-        <w:rPr>
-          <w:rFonts w:ascii="Google Sans" w:eastAsia="Google Sans" w:hAnsi="Google Sans" w:cs="Google Sans"/>
-          <w:color w:val="5F6368"/>
-          <w:sz w:val="20"/>
-          <w:szCs w:val="20"/>
-          <w:shd w:val="clear" w:color="auto" w:fill="F0F4F9"/>
-        </w:rPr>
-        <w:t>// Publish event to trigger Billing and Dispatch readiness</w:t>
-      </w:r>
-      <w:r>
-        <w:rPr>
-          <w:rFonts w:ascii="Google Sans" w:eastAsia="Google Sans" w:hAnsi="Google Sans" w:cs="Google Sans"/>
-          <w:color w:val="1F1F1F"/>
-          <w:shd w:val="clear" w:color="auto" w:fill="F0F4F9"/>
-        </w:rPr>
-        <w:br/>
-        <w:t xml:space="preserve">  </w:t>
-      </w:r>
-      <w:r>
-        <w:rPr>
-          <w:rFonts w:ascii="Google Sans" w:eastAsia="Google Sans" w:hAnsi="Google Sans" w:cs="Google Sans"/>
-          <w:color w:val="8430CE"/>
-          <w:sz w:val="20"/>
-          <w:szCs w:val="20"/>
-          <w:shd w:val="clear" w:color="auto" w:fill="F0F4F9"/>
-        </w:rPr>
-        <w:t>await</w:t>
-      </w:r>
-      <w:r>
-        <w:rPr>
-          <w:rFonts w:ascii="Google Sans" w:eastAsia="Google Sans" w:hAnsi="Google Sans" w:cs="Google Sans"/>
-          <w:color w:val="1F1F1F"/>
-          <w:shd w:val="clear" w:color="auto" w:fill="F0F4F9"/>
-        </w:rPr>
-        <w:t xml:space="preserve"> </w:t>
-      </w:r>
-      <w:proofErr w:type="spellStart"/>
-      <w:r>
-        <w:rPr>
-          <w:rFonts w:ascii="Google Sans" w:eastAsia="Google Sans" w:hAnsi="Google Sans" w:cs="Google Sans"/>
-          <w:color w:val="1F1F1F"/>
-          <w:shd w:val="clear" w:color="auto" w:fill="F0F4F9"/>
-        </w:rPr>
-        <w:t>broker.publish</w:t>
-      </w:r>
-      <w:proofErr w:type="spellEnd"/>
-      <w:r>
-        <w:rPr>
-          <w:rFonts w:ascii="Google Sans" w:eastAsia="Google Sans" w:hAnsi="Google Sans" w:cs="Google Sans"/>
-          <w:color w:val="1F1F1F"/>
-          <w:shd w:val="clear" w:color="auto" w:fill="F0F4F9"/>
-        </w:rPr>
-        <w:t>(</w:t>
-      </w:r>
-      <w:r>
-        <w:rPr>
-          <w:rFonts w:ascii="Google Sans" w:eastAsia="Google Sans" w:hAnsi="Google Sans" w:cs="Google Sans"/>
-          <w:color w:val="188038"/>
-          <w:sz w:val="20"/>
-          <w:szCs w:val="20"/>
-          <w:shd w:val="clear" w:color="auto" w:fill="F0F4F9"/>
-        </w:rPr>
-        <w:t>'QC_PASSED'</w:t>
-      </w:r>
-      <w:r>
-        <w:rPr>
-          <w:rFonts w:ascii="Google Sans" w:eastAsia="Google Sans" w:hAnsi="Google Sans" w:cs="Google Sans"/>
-          <w:color w:val="1F1F1F"/>
-          <w:shd w:val="clear" w:color="auto" w:fill="F0F4F9"/>
-        </w:rPr>
-        <w:t>, {</w:t>
-      </w:r>
-      <w:r>
-        <w:rPr>
-          <w:rFonts w:ascii="Google Sans" w:eastAsia="Google Sans" w:hAnsi="Google Sans" w:cs="Google Sans"/>
-          <w:color w:val="1F1F1F"/>
-          <w:shd w:val="clear" w:color="auto" w:fill="F0F4F9"/>
-        </w:rPr>
-        <w:br/>
-        <w:t xml:space="preserve">    </w:t>
-      </w:r>
-      <w:proofErr w:type="spellStart"/>
-      <w:r>
-        <w:rPr>
-          <w:rFonts w:ascii="Google Sans" w:eastAsia="Google Sans" w:hAnsi="Google Sans" w:cs="Google Sans"/>
-          <w:color w:val="B55908"/>
-          <w:sz w:val="20"/>
-          <w:szCs w:val="20"/>
-          <w:shd w:val="clear" w:color="auto" w:fill="F0F4F9"/>
-        </w:rPr>
-        <w:t>rollId</w:t>
-      </w:r>
-      <w:proofErr w:type="spellEnd"/>
-      <w:r>
-        <w:rPr>
-          <w:rFonts w:ascii="Google Sans" w:eastAsia="Google Sans" w:hAnsi="Google Sans" w:cs="Google Sans"/>
-          <w:color w:val="1F1F1F"/>
-          <w:shd w:val="clear" w:color="auto" w:fill="F0F4F9"/>
-        </w:rPr>
-        <w:t xml:space="preserve">: </w:t>
-      </w:r>
-      <w:proofErr w:type="spellStart"/>
-      <w:r>
-        <w:rPr>
-          <w:rFonts w:ascii="Google Sans" w:eastAsia="Google Sans" w:hAnsi="Google Sans" w:cs="Google Sans"/>
-          <w:color w:val="1F1F1F"/>
-          <w:shd w:val="clear" w:color="auto" w:fill="F0F4F9"/>
-        </w:rPr>
-        <w:t>inwardId</w:t>
-      </w:r>
-      <w:proofErr w:type="spellEnd"/>
-      <w:r>
-        <w:rPr>
-          <w:rFonts w:ascii="Google Sans" w:eastAsia="Google Sans" w:hAnsi="Google Sans" w:cs="Google Sans"/>
-          <w:color w:val="1F1F1F"/>
-          <w:shd w:val="clear" w:color="auto" w:fill="F0F4F9"/>
-        </w:rPr>
-        <w:t>,</w:t>
-      </w:r>
-      <w:r>
-        <w:rPr>
-          <w:rFonts w:ascii="Google Sans" w:eastAsia="Google Sans" w:hAnsi="Google Sans" w:cs="Google Sans"/>
-          <w:color w:val="1F1F1F"/>
-          <w:shd w:val="clear" w:color="auto" w:fill="F0F4F9"/>
-        </w:rPr>
-        <w:br/>
-        <w:t xml:space="preserve">    </w:t>
-      </w:r>
-      <w:proofErr w:type="spellStart"/>
-      <w:r>
-        <w:rPr>
-          <w:rFonts w:ascii="Google Sans" w:eastAsia="Google Sans" w:hAnsi="Google Sans" w:cs="Google Sans"/>
-          <w:color w:val="B55908"/>
-          <w:sz w:val="20"/>
-          <w:szCs w:val="20"/>
-          <w:shd w:val="clear" w:color="auto" w:fill="F0F4F9"/>
-        </w:rPr>
-        <w:t>qcStatus</w:t>
-      </w:r>
-      <w:proofErr w:type="spellEnd"/>
-      <w:r>
-        <w:rPr>
-          <w:rFonts w:ascii="Google Sans" w:eastAsia="Google Sans" w:hAnsi="Google Sans" w:cs="Google Sans"/>
-          <w:color w:val="1F1F1F"/>
-          <w:shd w:val="clear" w:color="auto" w:fill="F0F4F9"/>
-        </w:rPr>
-        <w:t xml:space="preserve">: </w:t>
-      </w:r>
-      <w:r>
-        <w:rPr>
-          <w:rFonts w:ascii="Google Sans" w:eastAsia="Google Sans" w:hAnsi="Google Sans" w:cs="Google Sans"/>
-          <w:color w:val="188038"/>
-          <w:sz w:val="20"/>
-          <w:szCs w:val="20"/>
-          <w:shd w:val="clear" w:color="auto" w:fill="F0F4F9"/>
-        </w:rPr>
-        <w:t>'APPROVED'</w:t>
-      </w:r>
-      <w:r>
-        <w:rPr>
-          <w:rFonts w:ascii="Google Sans" w:eastAsia="Google Sans" w:hAnsi="Google Sans" w:cs="Google Sans"/>
-          <w:color w:val="1F1F1F"/>
-          <w:shd w:val="clear" w:color="auto" w:fill="F0F4F9"/>
-        </w:rPr>
-        <w:t>,</w:t>
-      </w:r>
-      <w:r>
-        <w:rPr>
-          <w:rFonts w:ascii="Google Sans" w:eastAsia="Google Sans" w:hAnsi="Google Sans" w:cs="Google Sans"/>
-          <w:color w:val="1F1F1F"/>
-          <w:shd w:val="clear" w:color="auto" w:fill="F0F4F9"/>
-        </w:rPr>
-        <w:br/>
-        <w:t xml:space="preserve">    </w:t>
-      </w:r>
-      <w:proofErr w:type="spellStart"/>
-      <w:r>
-        <w:rPr>
-          <w:rFonts w:ascii="Google Sans" w:eastAsia="Google Sans" w:hAnsi="Google Sans" w:cs="Google Sans"/>
-          <w:color w:val="B55908"/>
-          <w:sz w:val="20"/>
-          <w:szCs w:val="20"/>
-          <w:shd w:val="clear" w:color="auto" w:fill="F0F4F9"/>
-        </w:rPr>
         <w:t>finalLength</w:t>
       </w:r>
-      <w:proofErr w:type="spellEnd"/>
-      <w:r>
-        <w:rPr>
-          <w:rFonts w:ascii="Google Sans" w:eastAsia="Google Sans" w:hAnsi="Google Sans" w:cs="Google Sans"/>
-          <w:color w:val="1F1F1F"/>
-          <w:shd w:val="clear" w:color="auto" w:fill="F0F4F9"/>
-        </w:rPr>
-        <w:t xml:space="preserve">: </w:t>
-      </w:r>
-      <w:proofErr w:type="spellStart"/>
-      <w:r>
-        <w:rPr>
-          <w:rFonts w:ascii="Google Sans" w:eastAsia="Google Sans" w:hAnsi="Google Sans" w:cs="Google Sans"/>
-          <w:color w:val="1F1F1F"/>
-          <w:shd w:val="clear" w:color="auto" w:fill="F0F4F9"/>
-        </w:rPr>
-        <w:t>qcResults.actualLength</w:t>
-      </w:r>
-      <w:proofErr w:type="spellEnd"/>
+      <w:r>
+        <w:rPr>
+          <w:rFonts w:ascii="Google Sans" w:eastAsia="Google Sans" w:hAnsi="Google Sans" w:cs="Google Sans"/>
+          <w:color w:val="1F1F1F"/>
+          <w:shd w:val="clear" w:color="auto" w:fill="F0F4F9"/>
+        </w:rPr>
+        <w:t>: qcResults.actualLength</w:t>
+      </w:r>
       <w:r>
         <w:rPr>
           <w:rFonts w:ascii="Google Sans" w:eastAsia="Google Sans" w:hAnsi="Google Sans" w:cs="Google Sans"/>
@@ -3334,7 +2660,6 @@
         </w:rPr>
         <w:br/>
       </w:r>
-      <w:proofErr w:type="spellStart"/>
       <w:r>
         <w:rPr>
           <w:rFonts w:ascii="Google Sans" w:eastAsia="Google Sans" w:hAnsi="Google Sans" w:cs="Google Sans"/>
@@ -3345,7 +2670,6 @@
         </w:rPr>
         <w:t>const</w:t>
       </w:r>
-      <w:proofErr w:type="spellEnd"/>
       <w:r>
         <w:rPr>
           <w:rFonts w:ascii="Google Sans" w:eastAsia="Google Sans" w:hAnsi="Google Sans" w:cs="Google Sans"/>
@@ -3380,9 +2704,33 @@
           <w:szCs w:val="20"/>
           <w:shd w:val="clear" w:color="auto" w:fill="F0F4F9"/>
         </w:rPr>
-        <w:t>'../libs/</w:t>
-      </w:r>
-      <w:proofErr w:type="spellStart"/>
+        <w:t>'../libs/MessageBroker'</w:t>
+      </w:r>
+      <w:r>
+        <w:rPr>
+          <w:rFonts w:ascii="Google Sans" w:eastAsia="Google Sans" w:hAnsi="Google Sans" w:cs="Google Sans"/>
+          <w:color w:val="1F1F1F"/>
+          <w:shd w:val="clear" w:color="auto" w:fill="F0F4F9"/>
+        </w:rPr>
+        <w:t>);</w:t>
+      </w:r>
+      <w:r>
+        <w:rPr>
+          <w:rFonts w:ascii="Google Sans" w:eastAsia="Google Sans" w:hAnsi="Google Sans" w:cs="Google Sans"/>
+          <w:color w:val="1F1F1F"/>
+          <w:shd w:val="clear" w:color="auto" w:fill="F0F4F9"/>
+        </w:rPr>
+        <w:br/>
+      </w:r>
+      <w:r>
+        <w:rPr>
+          <w:rFonts w:ascii="Google Sans" w:eastAsia="Google Sans" w:hAnsi="Google Sans" w:cs="Google Sans"/>
+          <w:color w:val="1F1F1F"/>
+          <w:shd w:val="clear" w:color="auto" w:fill="F0F4F9"/>
+        </w:rPr>
+        <w:br/>
+        <w:t>broker.subscribe(</w:t>
+      </w:r>
       <w:r>
         <w:rPr>
           <w:rFonts w:ascii="Google Sans" w:eastAsia="Google Sans" w:hAnsi="Google Sans" w:cs="Google Sans"/>
@@ -3391,9 +2739,61 @@
           <w:szCs w:val="20"/>
           <w:shd w:val="clear" w:color="auto" w:fill="F0F4F9"/>
         </w:rPr>
-        <w:t>MessageBroker</w:t>
-      </w:r>
-      <w:proofErr w:type="spellEnd"/>
+        <w:t>'QC_PASSED'</w:t>
+      </w:r>
+      <w:r>
+        <w:rPr>
+          <w:rFonts w:ascii="Google Sans" w:eastAsia="Google Sans" w:hAnsi="Google Sans" w:cs="Google Sans"/>
+          <w:color w:val="1F1F1F"/>
+          <w:shd w:val="clear" w:color="auto" w:fill="F0F4F9"/>
+        </w:rPr>
+        <w:t xml:space="preserve">, </w:t>
+      </w:r>
+      <w:r>
+        <w:rPr>
+          <w:rFonts w:ascii="Google Sans" w:eastAsia="Google Sans" w:hAnsi="Google Sans" w:cs="Google Sans"/>
+          <w:color w:val="8430CE"/>
+          <w:sz w:val="20"/>
+          <w:szCs w:val="20"/>
+          <w:shd w:val="clear" w:color="auto" w:fill="F0F4F9"/>
+        </w:rPr>
+        <w:t>async</w:t>
+      </w:r>
+      <w:r>
+        <w:rPr>
+          <w:rFonts w:ascii="Google Sans" w:eastAsia="Google Sans" w:hAnsi="Google Sans" w:cs="Google Sans"/>
+          <w:color w:val="1F1F1F"/>
+          <w:shd w:val="clear" w:color="auto" w:fill="F0F4F9"/>
+        </w:rPr>
+        <w:t xml:space="preserve"> (data) =&gt; {</w:t>
+      </w:r>
+      <w:r>
+        <w:rPr>
+          <w:rFonts w:ascii="Google Sans" w:eastAsia="Google Sans" w:hAnsi="Google Sans" w:cs="Google Sans"/>
+          <w:color w:val="1F1F1F"/>
+          <w:shd w:val="clear" w:color="auto" w:fill="F0F4F9"/>
+        </w:rPr>
+        <w:br/>
+        <w:t xml:space="preserve">  </w:t>
+      </w:r>
+      <w:r>
+        <w:rPr>
+          <w:rFonts w:ascii="Google Sans" w:eastAsia="Google Sans" w:hAnsi="Google Sans" w:cs="Google Sans"/>
+          <w:color w:val="1967D2"/>
+          <w:sz w:val="20"/>
+          <w:szCs w:val="20"/>
+          <w:shd w:val="clear" w:color="auto" w:fill="F0F4F9"/>
+        </w:rPr>
+        <w:t>console</w:t>
+      </w:r>
+      <w:r>
+        <w:rPr>
+          <w:rFonts w:ascii="Google Sans" w:eastAsia="Google Sans" w:hAnsi="Google Sans" w:cs="Google Sans"/>
+          <w:color w:val="1F1F1F"/>
+          <w:shd w:val="clear" w:color="auto" w:fill="F0F4F9"/>
+        </w:rPr>
+        <w:t>.log(</w:t>
+      </w:r>
       <w:r>
         <w:rPr>
           <w:rFonts w:ascii="Google Sans" w:eastAsia="Google Sans" w:hAnsi="Google Sans" w:cs="Google Sans"/>
@@ -3402,7 +2802,7 @@
           <w:szCs w:val="20"/>
           <w:shd w:val="clear" w:color="auto" w:fill="F0F4F9"/>
         </w:rPr>
-        <w:t>'</w:t>
+        <w:t>`[Billing] Generating invoice for approved rolls...`</w:t>
       </w:r>
       <w:r>
         <w:rPr>
@@ -3419,129 +2819,6 @@
           <w:shd w:val="clear" w:color="auto" w:fill="F0F4F9"/>
         </w:rPr>
         <w:br/>
-      </w:r>
-      <w:r>
-        <w:rPr>
-          <w:rFonts w:ascii="Google Sans" w:eastAsia="Google Sans" w:hAnsi="Google Sans" w:cs="Google Sans"/>
-          <w:color w:val="1F1F1F"/>
-          <w:shd w:val="clear" w:color="auto" w:fill="F0F4F9"/>
-        </w:rPr>
-        <w:br/>
-      </w:r>
-      <w:proofErr w:type="spellStart"/>
-      <w:r>
-        <w:rPr>
-          <w:rFonts w:ascii="Google Sans" w:eastAsia="Google Sans" w:hAnsi="Google Sans" w:cs="Google Sans"/>
-          <w:color w:val="1F1F1F"/>
-          <w:shd w:val="clear" w:color="auto" w:fill="F0F4F9"/>
-        </w:rPr>
-        <w:t>broker.subscribe</w:t>
-      </w:r>
-      <w:proofErr w:type="spellEnd"/>
-      <w:r>
-        <w:rPr>
-          <w:rFonts w:ascii="Google Sans" w:eastAsia="Google Sans" w:hAnsi="Google Sans" w:cs="Google Sans"/>
-          <w:color w:val="1F1F1F"/>
-          <w:shd w:val="clear" w:color="auto" w:fill="F0F4F9"/>
-        </w:rPr>
-        <w:t>(</w:t>
-      </w:r>
-      <w:r>
-        <w:rPr>
-          <w:rFonts w:ascii="Google Sans" w:eastAsia="Google Sans" w:hAnsi="Google Sans" w:cs="Google Sans"/>
-          <w:color w:val="188038"/>
-          <w:sz w:val="20"/>
-          <w:szCs w:val="20"/>
-          <w:shd w:val="clear" w:color="auto" w:fill="F0F4F9"/>
-        </w:rPr>
-        <w:t>'QC_PASSED'</w:t>
-      </w:r>
-      <w:r>
-        <w:rPr>
-          <w:rFonts w:ascii="Google Sans" w:eastAsia="Google Sans" w:hAnsi="Google Sans" w:cs="Google Sans"/>
-          <w:color w:val="1F1F1F"/>
-          <w:shd w:val="clear" w:color="auto" w:fill="F0F4F9"/>
-        </w:rPr>
-        <w:t xml:space="preserve">, </w:t>
-      </w:r>
-      <w:r>
-        <w:rPr>
-          <w:rFonts w:ascii="Google Sans" w:eastAsia="Google Sans" w:hAnsi="Google Sans" w:cs="Google Sans"/>
-          <w:color w:val="8430CE"/>
-          <w:sz w:val="20"/>
-          <w:szCs w:val="20"/>
-          <w:shd w:val="clear" w:color="auto" w:fill="F0F4F9"/>
-        </w:rPr>
-        <w:t>async</w:t>
-      </w:r>
-      <w:r>
-        <w:rPr>
-          <w:rFonts w:ascii="Google Sans" w:eastAsia="Google Sans" w:hAnsi="Google Sans" w:cs="Google Sans"/>
-          <w:color w:val="1F1F1F"/>
-          <w:shd w:val="clear" w:color="auto" w:fill="F0F4F9"/>
-        </w:rPr>
-        <w:t xml:space="preserve"> (data) =&gt; {</w:t>
-      </w:r>
-      <w:r>
-        <w:rPr>
-          <w:rFonts w:ascii="Google Sans" w:eastAsia="Google Sans" w:hAnsi="Google Sans" w:cs="Google Sans"/>
-          <w:color w:val="1F1F1F"/>
-          <w:shd w:val="clear" w:color="auto" w:fill="F0F4F9"/>
-        </w:rPr>
-        <w:br/>
-        <w:t xml:space="preserve">  </w:t>
-      </w:r>
-      <w:r>
-        <w:rPr>
-          <w:rFonts w:ascii="Google Sans" w:eastAsia="Google Sans" w:hAnsi="Google Sans" w:cs="Google Sans"/>
-          <w:color w:val="1967D2"/>
-          <w:sz w:val="20"/>
-          <w:szCs w:val="20"/>
-          <w:shd w:val="clear" w:color="auto" w:fill="F0F4F9"/>
-        </w:rPr>
-        <w:t>console</w:t>
-      </w:r>
-      <w:r>
-        <w:rPr>
-          <w:rFonts w:ascii="Google Sans" w:eastAsia="Google Sans" w:hAnsi="Google Sans" w:cs="Google Sans"/>
-          <w:color w:val="1F1F1F"/>
-          <w:shd w:val="clear" w:color="auto" w:fill="F0F4F9"/>
-        </w:rPr>
-        <w:t>.log(</w:t>
-      </w:r>
-      <w:r>
-        <w:rPr>
-          <w:rFonts w:ascii="Google Sans" w:eastAsia="Google Sans" w:hAnsi="Google Sans" w:cs="Google Sans"/>
-          <w:color w:val="188038"/>
-          <w:sz w:val="20"/>
-          <w:szCs w:val="20"/>
-          <w:shd w:val="clear" w:color="auto" w:fill="F0F4F9"/>
-        </w:rPr>
-        <w:t>`[Billing] Generating invoice for approved rolls...`</w:t>
-      </w:r>
-      <w:r>
-        <w:rPr>
-          <w:rFonts w:ascii="Google Sans" w:eastAsia="Google Sans" w:hAnsi="Google Sans" w:cs="Google Sans"/>
-          <w:color w:val="1F1F1F"/>
-          <w:shd w:val="clear" w:color="auto" w:fill="F0F4F9"/>
-        </w:rPr>
-        <w:t>);</w:t>
-      </w:r>
-      <w:r>
-        <w:rPr>
-          <w:rFonts w:ascii="Google Sans" w:eastAsia="Google Sans" w:hAnsi="Google Sans" w:cs="Google Sans"/>
-          <w:color w:val="1F1F1F"/>
-          <w:shd w:val="clear" w:color="auto" w:fill="F0F4F9"/>
-        </w:rPr>
-        <w:br/>
-      </w:r>
-      <w:r>
-        <w:rPr>
-          <w:rFonts w:ascii="Google Sans" w:eastAsia="Google Sans" w:hAnsi="Google Sans" w:cs="Google Sans"/>
-          <w:color w:val="1F1F1F"/>
-          <w:shd w:val="clear" w:color="auto" w:fill="F0F4F9"/>
-        </w:rPr>
-        <w:lastRenderedPageBreak/>
         <w:t xml:space="preserve">  </w:t>
       </w:r>
       <w:r>
@@ -3697,17 +2974,8 @@
           <w:rFonts w:ascii="Google Sans" w:eastAsia="Google Sans" w:hAnsi="Google Sans" w:cs="Google Sans"/>
           <w:color w:val="1F1F1F"/>
         </w:rPr>
-        <w:t xml:space="preserve"> </w:t>
-      </w:r>
-      <w:proofErr w:type="spellStart"/>
-      <w:r>
-        <w:rPr>
-          <w:rFonts w:ascii="Google Sans" w:eastAsia="Google Sans" w:hAnsi="Google Sans" w:cs="Google Sans"/>
-          <w:color w:val="1F1F1F"/>
-        </w:rPr>
-        <w:t>SalesService</w:t>
-      </w:r>
-      <w:proofErr w:type="spellEnd"/>
+        <w:t xml:space="preserve"> SalesService</w:t>
+      </w:r>
     </w:p>
     <w:p>
       <w:pPr>
@@ -3818,17 +3086,8 @@
           <w:rFonts w:ascii="Google Sans" w:eastAsia="Google Sans" w:hAnsi="Google Sans" w:cs="Google Sans"/>
           <w:color w:val="1F1F1F"/>
         </w:rPr>
-        <w:t xml:space="preserve"> </w:t>
-      </w:r>
-      <w:proofErr w:type="spellStart"/>
-      <w:r>
-        <w:rPr>
-          <w:rFonts w:ascii="Google Sans" w:eastAsia="Google Sans" w:hAnsi="Google Sans" w:cs="Google Sans"/>
-          <w:color w:val="1F1F1F"/>
-        </w:rPr>
-        <w:t>InventorySvc</w:t>
-      </w:r>
-      <w:proofErr w:type="spellEnd"/>
+        <w:t xml:space="preserve"> InventorySvc</w:t>
+      </w:r>
     </w:p>
     <w:p>
       <w:pPr>
@@ -3891,32 +3150,7 @@
           <w:rFonts w:ascii="Google Sans" w:eastAsia="Google Sans" w:hAnsi="Google Sans" w:cs="Google Sans"/>
           <w:color w:val="1F1F1F"/>
         </w:rPr>
-        <w:t xml:space="preserve"> </w:t>
-      </w:r>
-      <w:proofErr w:type="spellStart"/>
-      <w:proofErr w:type="gramStart"/>
-      <w:r>
-        <w:rPr>
-          <w:rFonts w:ascii="Google Sans" w:eastAsia="Google Sans" w:hAnsi="Google Sans" w:cs="Google Sans"/>
-          <w:color w:val="1F1F1F"/>
-        </w:rPr>
-        <w:t>approveQC</w:t>
-      </w:r>
-      <w:proofErr w:type="spellEnd"/>
-      <w:r>
-        <w:rPr>
-          <w:rFonts w:ascii="Google Sans" w:eastAsia="Google Sans" w:hAnsi="Google Sans" w:cs="Google Sans"/>
-          <w:color w:val="1F1F1F"/>
-        </w:rPr>
-        <w:t>(</w:t>
-      </w:r>
-      <w:proofErr w:type="gramEnd"/>
-      <w:r>
-        <w:rPr>
-          <w:rFonts w:ascii="Google Sans" w:eastAsia="Google Sans" w:hAnsi="Google Sans" w:cs="Google Sans"/>
-          <w:color w:val="1F1F1F"/>
-        </w:rPr>
-        <w:t>)</w:t>
+        <w:t xml:space="preserve"> approveQC()</w:t>
       </w:r>
     </w:p>
     <w:p>
@@ -4028,17 +3262,8 @@
           <w:rFonts w:ascii="Google Sans" w:eastAsia="Google Sans" w:hAnsi="Google Sans" w:cs="Google Sans"/>
           <w:color w:val="1F1F1F"/>
         </w:rPr>
-        <w:t xml:space="preserve"> </w:t>
-      </w:r>
-      <w:proofErr w:type="spellStart"/>
-      <w:r>
-        <w:rPr>
-          <w:rFonts w:ascii="Google Sans" w:eastAsia="Google Sans" w:hAnsi="Google Sans" w:cs="Google Sans"/>
-          <w:color w:val="1F1F1F"/>
-        </w:rPr>
-        <w:t>DispatchSvc</w:t>
-      </w:r>
-      <w:proofErr w:type="spellEnd"/>
+        <w:t xml:space="preserve"> DispatchSvc</w:t>
+      </w:r>
     </w:p>
     <w:p>
       <w:pPr>
@@ -4117,17 +3342,8 @@
           <w:rFonts w:ascii="Google Sans" w:eastAsia="Google Sans" w:hAnsi="Google Sans" w:cs="Google Sans"/>
           <w:color w:val="1F1F1F"/>
         </w:rPr>
-        <w:t xml:space="preserve"> </w:t>
-      </w:r>
-      <w:proofErr w:type="spellStart"/>
-      <w:r>
-        <w:rPr>
-          <w:rFonts w:ascii="Google Sans" w:eastAsia="Google Sans" w:hAnsi="Google Sans" w:cs="Google Sans"/>
-          <w:color w:val="1F1F1F"/>
-        </w:rPr>
-        <w:t>BillingSvc</w:t>
-      </w:r>
-      <w:proofErr w:type="spellEnd"/>
+        <w:t xml:space="preserve"> BillingSvc</w:t>
+      </w:r>
     </w:p>
     <w:p>
       <w:pPr>
@@ -4171,23 +3387,7 @@
           <w:rFonts w:ascii="Google Sans" w:eastAsia="Google Sans" w:hAnsi="Google Sans" w:cs="Google Sans"/>
           <w:color w:val="1F1F1F"/>
         </w:rPr>
-        <w:t xml:space="preserve">Because we use a metadata or </w:t>
-      </w:r>
-      <w:proofErr w:type="spellStart"/>
-      <w:r>
-        <w:rPr>
-          <w:rFonts w:ascii="Google Sans" w:eastAsia="Google Sans" w:hAnsi="Google Sans" w:cs="Google Sans"/>
-          <w:color w:val="1F1F1F"/>
-        </w:rPr>
-        <w:t>dynamicAttributes</w:t>
-      </w:r>
-      <w:proofErr w:type="spellEnd"/>
-      <w:r>
-        <w:rPr>
-          <w:rFonts w:ascii="Google Sans" w:eastAsia="Google Sans" w:hAnsi="Google Sans" w:cs="Google Sans"/>
-          <w:color w:val="1F1F1F"/>
-        </w:rPr>
-        <w:t xml:space="preserve"> field in MongoDB, switching to a Solar domain requires zero database migrations:</w:t>
+        <w:t>Because we use a metadata or dynamicAttributes field in MongoDB, switching to a Solar domain requires zero database migrations:</w:t>
       </w:r>
     </w:p>
     <w:p>
@@ -4219,33 +3419,8 @@
           <w:rFonts w:ascii="Google Sans" w:eastAsia="Google Sans" w:hAnsi="Google Sans" w:cs="Google Sans"/>
           <w:color w:val="1F1F1F"/>
         </w:rPr>
-        <w:t xml:space="preserve"> attributes: </w:t>
-      </w:r>
-      <w:proofErr w:type="gramStart"/>
-      <w:r>
-        <w:rPr>
-          <w:rFonts w:ascii="Google Sans" w:eastAsia="Google Sans" w:hAnsi="Google Sans" w:cs="Google Sans"/>
-          <w:color w:val="1F1F1F"/>
-        </w:rPr>
-        <w:t>{ "</w:t>
-      </w:r>
-      <w:proofErr w:type="gramEnd"/>
-      <w:r>
-        <w:rPr>
-          <w:rFonts w:ascii="Google Sans" w:eastAsia="Google Sans" w:hAnsi="Google Sans" w:cs="Google Sans"/>
-          <w:color w:val="1F1F1F"/>
-        </w:rPr>
-        <w:t>GSM": 180, "Composition": "Cotton</w:t>
-      </w:r>
-      <w:proofErr w:type="gramStart"/>
-      <w:r>
-        <w:rPr>
-          <w:rFonts w:ascii="Google Sans" w:eastAsia="Google Sans" w:hAnsi="Google Sans" w:cs="Google Sans"/>
-          <w:color w:val="1F1F1F"/>
-        </w:rPr>
-        <w:t>" }</w:t>
-      </w:r>
-      <w:proofErr w:type="gramEnd"/>
+        <w:t xml:space="preserve"> attributes: { "GSM": 180, "Composition": "Cotton" }</w:t>
+      </w:r>
       <w:r>
         <w:rPr>
           <w:color w:val="000000"/>
@@ -4282,49 +3457,8 @@
           <w:rFonts w:ascii="Google Sans" w:eastAsia="Google Sans" w:hAnsi="Google Sans" w:cs="Google Sans"/>
           <w:color w:val="1F1F1F"/>
         </w:rPr>
-        <w:t xml:space="preserve"> attributes: </w:t>
-      </w:r>
-      <w:proofErr w:type="gramStart"/>
-      <w:r>
-        <w:rPr>
-          <w:rFonts w:ascii="Google Sans" w:eastAsia="Google Sans" w:hAnsi="Google Sans" w:cs="Google Sans"/>
-          <w:color w:val="1F1F1F"/>
-        </w:rPr>
-        <w:t>{ "</w:t>
-      </w:r>
-      <w:proofErr w:type="gramEnd"/>
-      <w:r>
-        <w:rPr>
-          <w:rFonts w:ascii="Google Sans" w:eastAsia="Google Sans" w:hAnsi="Google Sans" w:cs="Google Sans"/>
-          <w:color w:val="1F1F1F"/>
-        </w:rPr>
-        <w:t>Wattage": "400W", "</w:t>
-      </w:r>
-      <w:proofErr w:type="spellStart"/>
-      <w:r>
-        <w:rPr>
-          <w:rFonts w:ascii="Google Sans" w:eastAsia="Google Sans" w:hAnsi="Google Sans" w:cs="Google Sans"/>
-          <w:color w:val="1F1F1F"/>
-        </w:rPr>
-        <w:t>CellType</w:t>
-      </w:r>
-      <w:proofErr w:type="spellEnd"/>
-      <w:r>
-        <w:rPr>
-          <w:rFonts w:ascii="Google Sans" w:eastAsia="Google Sans" w:hAnsi="Google Sans" w:cs="Google Sans"/>
-          <w:color w:val="1F1F1F"/>
-        </w:rPr>
-        <w:t>": "Monocrystalline</w:t>
-      </w:r>
-      <w:proofErr w:type="gramStart"/>
-      <w:r>
-        <w:rPr>
-          <w:rFonts w:ascii="Google Sans" w:eastAsia="Google Sans" w:hAnsi="Google Sans" w:cs="Google Sans"/>
-          <w:color w:val="1F1F1F"/>
-        </w:rPr>
-        <w:t>" }</w:t>
-      </w:r>
-      <w:proofErr w:type="gramEnd"/>
+        <w:t xml:space="preserve"> attributes: { "Wattage": "400W", "CellType": "Monocrystalline" }</w:t>
+      </w:r>
     </w:p>
     <w:p>
       <w:pPr>
@@ -4477,6 +3611,7 @@
           <w:rFonts w:ascii="Google Sans" w:eastAsia="Google Sans" w:hAnsi="Google Sans" w:cs="Google Sans"/>
           <w:color w:val="1F1F1F"/>
         </w:rPr>
+        <w:lastRenderedPageBreak/>
         <w:t>In this model, each service not only listens for success events but also listens for Compensating Events (the "undo" commands) to ensure data consistency across your MongoDB instances.</w:t>
       </w:r>
     </w:p>
@@ -4657,7 +3792,7 @@
           <w:color w:val="1F1F1F"/>
         </w:rPr>
         <w:pict w14:anchorId="40970EA0">
-          <v:rect id="_x0000_i1088" style="width:468pt;height:1pt" o:hralign="center" o:hrstd="t" o:hr="t" fillcolor="#a0a0a0" stroked="f"/>
+          <v:rect id="_x0000_i1028" style="width:468pt;height:1pt" o:hralign="center" o:hrstd="t" o:hr="t" fillcolor="#a0a0a0" stroked="f"/>
         </w:pict>
       </w:r>
     </w:p>
@@ -4771,8 +3906,8 @@
           <w:shd w:val="clear" w:color="auto" w:fill="F0F4F9"/>
         </w:rPr>
         <w:br/>
-      </w:r>
-      <w:proofErr w:type="spellStart"/>
+        <w:t>const Order = require('./models/Order');</w:t>
+      </w:r>
       <w:r>
         <w:rPr>
           <w:rFonts w:ascii="Google Sans" w:eastAsia="Google Sans" w:hAnsi="Google Sans" w:cs="Google Sans"/>
@@ -4781,9 +3916,9 @@
           <w:szCs w:val="20"/>
           <w:shd w:val="clear" w:color="auto" w:fill="F0F4F9"/>
         </w:rPr>
-        <w:t>const</w:t>
-      </w:r>
-      <w:proofErr w:type="spellEnd"/>
+        <w:br/>
+        <w:t>const broker = require('../libs/MessageBroker');</w:t>
+      </w:r>
       <w:r>
         <w:rPr>
           <w:rFonts w:ascii="Google Sans" w:eastAsia="Google Sans" w:hAnsi="Google Sans" w:cs="Google Sans"/>
@@ -4792,7 +3927,7 @@
           <w:szCs w:val="20"/>
           <w:shd w:val="clear" w:color="auto" w:fill="F0F4F9"/>
         </w:rPr>
-        <w:t xml:space="preserve"> Order = require('./models/Order');</w:t>
+        <w:br/>
       </w:r>
       <w:r>
         <w:rPr>
@@ -4803,8 +3938,8 @@
           <w:shd w:val="clear" w:color="auto" w:fill="F0F4F9"/>
         </w:rPr>
         <w:br/>
-      </w:r>
-      <w:proofErr w:type="spellStart"/>
+        <w:t>// ... (existing createSalesOrder logic)</w:t>
+      </w:r>
       <w:r>
         <w:rPr>
           <w:rFonts w:ascii="Google Sans" w:eastAsia="Google Sans" w:hAnsi="Google Sans" w:cs="Google Sans"/>
@@ -4813,9 +3948,8 @@
           <w:szCs w:val="20"/>
           <w:shd w:val="clear" w:color="auto" w:fill="F0F4F9"/>
         </w:rPr>
-        <w:t>const</w:t>
-      </w:r>
-      <w:proofErr w:type="spellEnd"/>
+        <w:br/>
+      </w:r>
       <w:r>
         <w:rPr>
           <w:rFonts w:ascii="Google Sans" w:eastAsia="Google Sans" w:hAnsi="Google Sans" w:cs="Google Sans"/>
@@ -4824,9 +3958,9 @@
           <w:szCs w:val="20"/>
           <w:shd w:val="clear" w:color="auto" w:fill="F0F4F9"/>
         </w:rPr>
-        <w:t xml:space="preserve"> broker = require('../libs/</w:t>
-      </w:r>
-      <w:proofErr w:type="spellStart"/>
+        <w:br/>
+        <w:t>// NEW: Listen for failures in downstream services</w:t>
+      </w:r>
       <w:r>
         <w:rPr>
           <w:rFonts w:ascii="Google Sans" w:eastAsia="Google Sans" w:hAnsi="Google Sans" w:cs="Google Sans"/>
@@ -4835,9 +3969,9 @@
           <w:szCs w:val="20"/>
           <w:shd w:val="clear" w:color="auto" w:fill="F0F4F9"/>
         </w:rPr>
-        <w:t>MessageBroker</w:t>
-      </w:r>
-      <w:proofErr w:type="spellEnd"/>
+        <w:br/>
+        <w:t>broker.subscribe('ORDER_COMPENSATION_REQUIRED', async (data) =&gt; {</w:t>
+      </w:r>
       <w:r>
         <w:rPr>
           <w:rFonts w:ascii="Google Sans" w:eastAsia="Google Sans" w:hAnsi="Google Sans" w:cs="Google Sans"/>
@@ -4846,7 +3980,8 @@
           <w:szCs w:val="20"/>
           <w:shd w:val="clear" w:color="auto" w:fill="F0F4F9"/>
         </w:rPr>
-        <w:t>');</w:t>
+        <w:br/>
+        <w:t xml:space="preserve">    console.log(`[Sales] Rolling back Order: ${data.orderId}. Reason: ${data.reason}`);</w:t>
       </w:r>
       <w:r>
         <w:rPr>
@@ -4857,6 +3992,7 @@
           <w:shd w:val="clear" w:color="auto" w:fill="F0F4F9"/>
         </w:rPr>
         <w:br/>
+        <w:t xml:space="preserve">    await Order.findByIdAndUpdate(data.orderId, { </w:t>
       </w:r>
       <w:r>
         <w:rPr>
@@ -4867,9 +4003,8 @@
           <w:shd w:val="clear" w:color="auto" w:fill="F0F4F9"/>
         </w:rPr>
         <w:br/>
-        <w:t xml:space="preserve">// ... (existing </w:t>
-      </w:r>
-      <w:proofErr w:type="spellStart"/>
+        <w:t xml:space="preserve">        status: 'CANCELLED_SYSTEM',</w:t>
+      </w:r>
       <w:r>
         <w:rPr>
           <w:rFonts w:ascii="Google Sans" w:eastAsia="Google Sans" w:hAnsi="Google Sans" w:cs="Google Sans"/>
@@ -4878,231 +4013,8 @@
           <w:szCs w:val="20"/>
           <w:shd w:val="clear" w:color="auto" w:fill="F0F4F9"/>
         </w:rPr>
-        <w:t>createSalesOrder</w:t>
-      </w:r>
-      <w:proofErr w:type="spellEnd"/>
-      <w:r>
-        <w:rPr>
-          <w:rFonts w:ascii="Google Sans" w:eastAsia="Google Sans" w:hAnsi="Google Sans" w:cs="Google Sans"/>
-          <w:color w:val="5F6368"/>
-          <w:sz w:val="20"/>
-          <w:szCs w:val="20"/>
-          <w:shd w:val="clear" w:color="auto" w:fill="F0F4F9"/>
-        </w:rPr>
-        <w:t xml:space="preserve"> logic)</w:t>
-      </w:r>
-      <w:r>
-        <w:rPr>
-          <w:rFonts w:ascii="Google Sans" w:eastAsia="Google Sans" w:hAnsi="Google Sans" w:cs="Google Sans"/>
-          <w:color w:val="5F6368"/>
-          <w:sz w:val="20"/>
-          <w:szCs w:val="20"/>
-          <w:shd w:val="clear" w:color="auto" w:fill="F0F4F9"/>
-        </w:rPr>
-        <w:br/>
-      </w:r>
-      <w:r>
-        <w:rPr>
-          <w:rFonts w:ascii="Google Sans" w:eastAsia="Google Sans" w:hAnsi="Google Sans" w:cs="Google Sans"/>
-          <w:color w:val="5F6368"/>
-          <w:sz w:val="20"/>
-          <w:szCs w:val="20"/>
-          <w:shd w:val="clear" w:color="auto" w:fill="F0F4F9"/>
-        </w:rPr>
-        <w:br/>
-        <w:t>// NEW: Listen for failures in downstream services</w:t>
-      </w:r>
-      <w:r>
-        <w:rPr>
-          <w:rFonts w:ascii="Google Sans" w:eastAsia="Google Sans" w:hAnsi="Google Sans" w:cs="Google Sans"/>
-          <w:color w:val="5F6368"/>
-          <w:sz w:val="20"/>
-          <w:szCs w:val="20"/>
-          <w:shd w:val="clear" w:color="auto" w:fill="F0F4F9"/>
-        </w:rPr>
-        <w:br/>
-      </w:r>
-      <w:proofErr w:type="spellStart"/>
-      <w:r>
-        <w:rPr>
-          <w:rFonts w:ascii="Google Sans" w:eastAsia="Google Sans" w:hAnsi="Google Sans" w:cs="Google Sans"/>
-          <w:color w:val="5F6368"/>
-          <w:sz w:val="20"/>
-          <w:szCs w:val="20"/>
-          <w:shd w:val="clear" w:color="auto" w:fill="F0F4F9"/>
-        </w:rPr>
-        <w:t>broker.subscribe</w:t>
-      </w:r>
-      <w:proofErr w:type="spellEnd"/>
-      <w:r>
-        <w:rPr>
-          <w:rFonts w:ascii="Google Sans" w:eastAsia="Google Sans" w:hAnsi="Google Sans" w:cs="Google Sans"/>
-          <w:color w:val="5F6368"/>
-          <w:sz w:val="20"/>
-          <w:szCs w:val="20"/>
-          <w:shd w:val="clear" w:color="auto" w:fill="F0F4F9"/>
-        </w:rPr>
-        <w:t>('ORDER_COMPENSATION_REQUIRED', async (data) =&gt; {</w:t>
-      </w:r>
-      <w:r>
-        <w:rPr>
-          <w:rFonts w:ascii="Google Sans" w:eastAsia="Google Sans" w:hAnsi="Google Sans" w:cs="Google Sans"/>
-          <w:color w:val="5F6368"/>
-          <w:sz w:val="20"/>
-          <w:szCs w:val="20"/>
-          <w:shd w:val="clear" w:color="auto" w:fill="F0F4F9"/>
-        </w:rPr>
-        <w:br/>
-        <w:t xml:space="preserve">    console.log(`[Sales] Rolling back Order: ${</w:t>
-      </w:r>
-      <w:proofErr w:type="spellStart"/>
-      <w:r>
-        <w:rPr>
-          <w:rFonts w:ascii="Google Sans" w:eastAsia="Google Sans" w:hAnsi="Google Sans" w:cs="Google Sans"/>
-          <w:color w:val="5F6368"/>
-          <w:sz w:val="20"/>
-          <w:szCs w:val="20"/>
-          <w:shd w:val="clear" w:color="auto" w:fill="F0F4F9"/>
-        </w:rPr>
-        <w:t>data.orderId</w:t>
-      </w:r>
-      <w:proofErr w:type="spellEnd"/>
-      <w:r>
-        <w:rPr>
-          <w:rFonts w:ascii="Google Sans" w:eastAsia="Google Sans" w:hAnsi="Google Sans" w:cs="Google Sans"/>
-          <w:color w:val="5F6368"/>
-          <w:sz w:val="20"/>
-          <w:szCs w:val="20"/>
-          <w:shd w:val="clear" w:color="auto" w:fill="F0F4F9"/>
-        </w:rPr>
-        <w:t>}. Reason: ${</w:t>
-      </w:r>
-      <w:proofErr w:type="spellStart"/>
-      <w:proofErr w:type="gramStart"/>
-      <w:r>
-        <w:rPr>
-          <w:rFonts w:ascii="Google Sans" w:eastAsia="Google Sans" w:hAnsi="Google Sans" w:cs="Google Sans"/>
-          <w:color w:val="5F6368"/>
-          <w:sz w:val="20"/>
-          <w:szCs w:val="20"/>
-          <w:shd w:val="clear" w:color="auto" w:fill="F0F4F9"/>
-        </w:rPr>
-        <w:t>data.reason</w:t>
-      </w:r>
-      <w:proofErr w:type="spellEnd"/>
-      <w:proofErr w:type="gramEnd"/>
-      <w:r>
-        <w:rPr>
-          <w:rFonts w:ascii="Google Sans" w:eastAsia="Google Sans" w:hAnsi="Google Sans" w:cs="Google Sans"/>
-          <w:color w:val="5F6368"/>
-          <w:sz w:val="20"/>
-          <w:szCs w:val="20"/>
-          <w:shd w:val="clear" w:color="auto" w:fill="F0F4F9"/>
-        </w:rPr>
-        <w:t>}`);</w:t>
-      </w:r>
-      <w:r>
-        <w:rPr>
-          <w:rFonts w:ascii="Google Sans" w:eastAsia="Google Sans" w:hAnsi="Google Sans" w:cs="Google Sans"/>
-          <w:color w:val="5F6368"/>
-          <w:sz w:val="20"/>
-          <w:szCs w:val="20"/>
-          <w:shd w:val="clear" w:color="auto" w:fill="F0F4F9"/>
-        </w:rPr>
-        <w:br/>
-        <w:t xml:space="preserve">    await </w:t>
-      </w:r>
-      <w:proofErr w:type="spellStart"/>
-      <w:r>
-        <w:rPr>
-          <w:rFonts w:ascii="Google Sans" w:eastAsia="Google Sans" w:hAnsi="Google Sans" w:cs="Google Sans"/>
-          <w:color w:val="5F6368"/>
-          <w:sz w:val="20"/>
-          <w:szCs w:val="20"/>
-          <w:shd w:val="clear" w:color="auto" w:fill="F0F4F9"/>
-        </w:rPr>
-        <w:t>Order.findByIdAndUpdate</w:t>
-      </w:r>
-      <w:proofErr w:type="spellEnd"/>
-      <w:r>
-        <w:rPr>
-          <w:rFonts w:ascii="Google Sans" w:eastAsia="Google Sans" w:hAnsi="Google Sans" w:cs="Google Sans"/>
-          <w:color w:val="5F6368"/>
-          <w:sz w:val="20"/>
-          <w:szCs w:val="20"/>
-          <w:shd w:val="clear" w:color="auto" w:fill="F0F4F9"/>
-        </w:rPr>
-        <w:t>(</w:t>
-      </w:r>
-      <w:proofErr w:type="spellStart"/>
-      <w:proofErr w:type="gramStart"/>
-      <w:r>
-        <w:rPr>
-          <w:rFonts w:ascii="Google Sans" w:eastAsia="Google Sans" w:hAnsi="Google Sans" w:cs="Google Sans"/>
-          <w:color w:val="5F6368"/>
-          <w:sz w:val="20"/>
-          <w:szCs w:val="20"/>
-          <w:shd w:val="clear" w:color="auto" w:fill="F0F4F9"/>
-        </w:rPr>
-        <w:t>data.orderId</w:t>
-      </w:r>
-      <w:proofErr w:type="spellEnd"/>
-      <w:proofErr w:type="gramEnd"/>
-      <w:r>
-        <w:rPr>
-          <w:rFonts w:ascii="Google Sans" w:eastAsia="Google Sans" w:hAnsi="Google Sans" w:cs="Google Sans"/>
-          <w:color w:val="5F6368"/>
-          <w:sz w:val="20"/>
-          <w:szCs w:val="20"/>
-          <w:shd w:val="clear" w:color="auto" w:fill="F0F4F9"/>
-        </w:rPr>
-        <w:t xml:space="preserve">, { </w:t>
-      </w:r>
-      <w:r>
-        <w:rPr>
-          <w:rFonts w:ascii="Google Sans" w:eastAsia="Google Sans" w:hAnsi="Google Sans" w:cs="Google Sans"/>
-          <w:color w:val="5F6368"/>
-          <w:sz w:val="20"/>
-          <w:szCs w:val="20"/>
-          <w:shd w:val="clear" w:color="auto" w:fill="F0F4F9"/>
-        </w:rPr>
-        <w:br/>
-        <w:t xml:space="preserve">        status: 'CANCELLED_SYSTEM',</w:t>
-      </w:r>
-      <w:r>
-        <w:rPr>
-          <w:rFonts w:ascii="Google Sans" w:eastAsia="Google Sans" w:hAnsi="Google Sans" w:cs="Google Sans"/>
-          <w:color w:val="5F6368"/>
-          <w:sz w:val="20"/>
-          <w:szCs w:val="20"/>
-          <w:shd w:val="clear" w:color="auto" w:fill="F0F4F9"/>
-        </w:rPr>
-        <w:br/>
-        <w:t xml:space="preserve">        reason: </w:t>
-      </w:r>
-      <w:proofErr w:type="spellStart"/>
-      <w:proofErr w:type="gramStart"/>
-      <w:r>
-        <w:rPr>
-          <w:rFonts w:ascii="Google Sans" w:eastAsia="Google Sans" w:hAnsi="Google Sans" w:cs="Google Sans"/>
-          <w:color w:val="5F6368"/>
-          <w:sz w:val="20"/>
-          <w:szCs w:val="20"/>
-          <w:shd w:val="clear" w:color="auto" w:fill="F0F4F9"/>
-        </w:rPr>
-        <w:t>data.reason</w:t>
-      </w:r>
-      <w:proofErr w:type="spellEnd"/>
-      <w:proofErr w:type="gramEnd"/>
-      <w:r>
-        <w:rPr>
-          <w:rFonts w:ascii="Google Sans" w:eastAsia="Google Sans" w:hAnsi="Google Sans" w:cs="Google Sans"/>
-          <w:color w:val="5F6368"/>
-          <w:sz w:val="20"/>
-          <w:szCs w:val="20"/>
-          <w:shd w:val="clear" w:color="auto" w:fill="F0F4F9"/>
-        </w:rPr>
-        <w:t xml:space="preserve"> </w:t>
+        <w:br/>
+        <w:t xml:space="preserve">        reason: data.reason </w:t>
       </w:r>
       <w:r>
         <w:rPr>
@@ -5184,7 +4096,6 @@
           <w:rFonts w:ascii="Google Sans" w:eastAsia="Google Sans" w:hAnsi="Google Sans" w:cs="Google Sans"/>
           <w:color w:val="1F1F1F"/>
         </w:rPr>
-        <w:lastRenderedPageBreak/>
         <w:t>This service now checks if stock is available. If it isn't, it triggers the Saga's rollback. It also listens for QC_FAILED to release fabric rolls.</w:t>
       </w:r>
     </w:p>
@@ -5230,6 +4141,7 @@
           <w:szCs w:val="20"/>
           <w:shd w:val="clear" w:color="auto" w:fill="F0F4F9"/>
         </w:rPr>
+        <w:lastRenderedPageBreak/>
         <w:t>JavaScript</w:t>
       </w:r>
     </w:p>
@@ -5270,8 +4182,8 @@
           <w:shd w:val="clear" w:color="auto" w:fill="F0F4F9"/>
         </w:rPr>
         <w:br/>
-      </w:r>
-      <w:proofErr w:type="spellStart"/>
+        <w:t>const broker = require('../libs/MessageBroker');</w:t>
+      </w:r>
       <w:r>
         <w:rPr>
           <w:rFonts w:ascii="Google Sans" w:eastAsia="Google Sans" w:hAnsi="Google Sans" w:cs="Google Sans"/>
@@ -5280,9 +4192,8 @@
           <w:szCs w:val="20"/>
           <w:shd w:val="clear" w:color="auto" w:fill="F0F4F9"/>
         </w:rPr>
-        <w:t>const</w:t>
-      </w:r>
-      <w:proofErr w:type="spellEnd"/>
+        <w:br/>
+      </w:r>
       <w:r>
         <w:rPr>
           <w:rFonts w:ascii="Google Sans" w:eastAsia="Google Sans" w:hAnsi="Google Sans" w:cs="Google Sans"/>
@@ -5291,9 +4202,9 @@
           <w:szCs w:val="20"/>
           <w:shd w:val="clear" w:color="auto" w:fill="F0F4F9"/>
         </w:rPr>
-        <w:t xml:space="preserve"> broker = require('../libs/</w:t>
-      </w:r>
-      <w:proofErr w:type="spellStart"/>
+        <w:br/>
+        <w:t>broker.subscribe('ORDER_PLACED', async (data) =&gt; {</w:t>
+      </w:r>
       <w:r>
         <w:rPr>
           <w:rFonts w:ascii="Google Sans" w:eastAsia="Google Sans" w:hAnsi="Google Sans" w:cs="Google Sans"/>
@@ -5302,9 +4213,9 @@
           <w:szCs w:val="20"/>
           <w:shd w:val="clear" w:color="auto" w:fill="F0F4F9"/>
         </w:rPr>
-        <w:t>MessageBroker</w:t>
-      </w:r>
-      <w:proofErr w:type="spellEnd"/>
+        <w:br/>
+        <w:t xml:space="preserve">    // Logic to check stock availability</w:t>
+      </w:r>
       <w:r>
         <w:rPr>
           <w:rFonts w:ascii="Google Sans" w:eastAsia="Google Sans" w:hAnsi="Google Sans" w:cs="Google Sans"/>
@@ -5313,7 +4224,8 @@
           <w:szCs w:val="20"/>
           <w:shd w:val="clear" w:color="auto" w:fill="F0F4F9"/>
         </w:rPr>
-        <w:t>');</w:t>
+        <w:br/>
+        <w:t xml:space="preserve">    const isStockAvailable = await checkStock(data.articleId, data.quantity); </w:t>
       </w:r>
       <w:r>
         <w:rPr>
@@ -5334,8 +4246,8 @@
           <w:shd w:val="clear" w:color="auto" w:fill="F0F4F9"/>
         </w:rPr>
         <w:br/>
-      </w:r>
-      <w:proofErr w:type="spellStart"/>
+        <w:t xml:space="preserve">    if (isStockAvailable) {</w:t>
+      </w:r>
       <w:r>
         <w:rPr>
           <w:rFonts w:ascii="Google Sans" w:eastAsia="Google Sans" w:hAnsi="Google Sans" w:cs="Google Sans"/>
@@ -5344,9 +4256,9 @@
           <w:szCs w:val="20"/>
           <w:shd w:val="clear" w:color="auto" w:fill="F0F4F9"/>
         </w:rPr>
-        <w:t>broker.subscribe</w:t>
-      </w:r>
-      <w:proofErr w:type="spellEnd"/>
+        <w:br/>
+        <w:t xml:space="preserve">        console.log(`[Inventory] Stock Reserved for: ${data.orderId}`);</w:t>
+      </w:r>
       <w:r>
         <w:rPr>
           <w:rFonts w:ascii="Google Sans" w:eastAsia="Google Sans" w:hAnsi="Google Sans" w:cs="Google Sans"/>
@@ -5355,7 +4267,8 @@
           <w:szCs w:val="20"/>
           <w:shd w:val="clear" w:color="auto" w:fill="F0F4F9"/>
         </w:rPr>
-        <w:t>('ORDER_PLACED', async (data) =&gt; {</w:t>
+        <w:br/>
+        <w:t xml:space="preserve">        await broker.publish('STOCK_RESERVED', { orderId: data.orderId });</w:t>
       </w:r>
       <w:r>
         <w:rPr>
@@ -5366,7 +4279,7 @@
           <w:shd w:val="clear" w:color="auto" w:fill="F0F4F9"/>
         </w:rPr>
         <w:br/>
-        <w:t xml:space="preserve">    // Logic to check stock availability</w:t>
+        <w:t xml:space="preserve">    } else {</w:t>
       </w:r>
       <w:r>
         <w:rPr>
@@ -5377,9 +4290,8 @@
           <w:shd w:val="clear" w:color="auto" w:fill="F0F4F9"/>
         </w:rPr>
         <w:br/>
-        <w:t xml:space="preserve">    </w:t>
-      </w:r>
-      <w:proofErr w:type="spellStart"/>
+        <w:t xml:space="preserve">        // Trigger Compensation</w:t>
+      </w:r>
       <w:r>
         <w:rPr>
           <w:rFonts w:ascii="Google Sans" w:eastAsia="Google Sans" w:hAnsi="Google Sans" w:cs="Google Sans"/>
@@ -5388,9 +4300,9 @@
           <w:szCs w:val="20"/>
           <w:shd w:val="clear" w:color="auto" w:fill="F0F4F9"/>
         </w:rPr>
-        <w:t>const</w:t>
-      </w:r>
-      <w:proofErr w:type="spellEnd"/>
+        <w:br/>
+        <w:t xml:space="preserve">        await broker.publish('ORDER_COMPENSATION_REQUIRED', { </w:t>
+      </w:r>
       <w:r>
         <w:rPr>
           <w:rFonts w:ascii="Google Sans" w:eastAsia="Google Sans" w:hAnsi="Google Sans" w:cs="Google Sans"/>
@@ -5399,9 +4311,9 @@
           <w:szCs w:val="20"/>
           <w:shd w:val="clear" w:color="auto" w:fill="F0F4F9"/>
         </w:rPr>
-        <w:t xml:space="preserve"> </w:t>
-      </w:r>
-      <w:proofErr w:type="spellStart"/>
+        <w:br/>
+        <w:t xml:space="preserve">            orderId: data.orderId, </w:t>
+      </w:r>
       <w:r>
         <w:rPr>
           <w:rFonts w:ascii="Google Sans" w:eastAsia="Google Sans" w:hAnsi="Google Sans" w:cs="Google Sans"/>
@@ -5410,9 +4322,9 @@
           <w:szCs w:val="20"/>
           <w:shd w:val="clear" w:color="auto" w:fill="F0F4F9"/>
         </w:rPr>
-        <w:t>isStockAvailable</w:t>
-      </w:r>
-      <w:proofErr w:type="spellEnd"/>
+        <w:br/>
+        <w:t xml:space="preserve">            reason: 'INSUFFICIENT_STOCK' </w:t>
+      </w:r>
       <w:r>
         <w:rPr>
           <w:rFonts w:ascii="Google Sans" w:eastAsia="Google Sans" w:hAnsi="Google Sans" w:cs="Google Sans"/>
@@ -5421,9 +4333,9 @@
           <w:szCs w:val="20"/>
           <w:shd w:val="clear" w:color="auto" w:fill="F0F4F9"/>
         </w:rPr>
-        <w:t xml:space="preserve"> = await </w:t>
-      </w:r>
-      <w:proofErr w:type="spellStart"/>
+        <w:br/>
+        <w:t xml:space="preserve">        });</w:t>
+      </w:r>
       <w:r>
         <w:rPr>
           <w:rFonts w:ascii="Google Sans" w:eastAsia="Google Sans" w:hAnsi="Google Sans" w:cs="Google Sans"/>
@@ -5432,9 +4344,9 @@
           <w:szCs w:val="20"/>
           <w:shd w:val="clear" w:color="auto" w:fill="F0F4F9"/>
         </w:rPr>
-        <w:t>checkStock</w:t>
-      </w:r>
-      <w:proofErr w:type="spellEnd"/>
+        <w:br/>
+        <w:t xml:space="preserve">    }</w:t>
+      </w:r>
       <w:r>
         <w:rPr>
           <w:rFonts w:ascii="Google Sans" w:eastAsia="Google Sans" w:hAnsi="Google Sans" w:cs="Google Sans"/>
@@ -5443,9 +4355,9 @@
           <w:szCs w:val="20"/>
           <w:shd w:val="clear" w:color="auto" w:fill="F0F4F9"/>
         </w:rPr>
-        <w:t>(</w:t>
-      </w:r>
-      <w:proofErr w:type="spellStart"/>
+        <w:br/>
+        <w:t>});</w:t>
+      </w:r>
       <w:r>
         <w:rPr>
           <w:rFonts w:ascii="Google Sans" w:eastAsia="Google Sans" w:hAnsi="Google Sans" w:cs="Google Sans"/>
@@ -5454,9 +4366,8 @@
           <w:szCs w:val="20"/>
           <w:shd w:val="clear" w:color="auto" w:fill="F0F4F9"/>
         </w:rPr>
-        <w:t>data.articleId</w:t>
-      </w:r>
-      <w:proofErr w:type="spellEnd"/>
+        <w:br/>
+      </w:r>
       <w:r>
         <w:rPr>
           <w:rFonts w:ascii="Google Sans" w:eastAsia="Google Sans" w:hAnsi="Google Sans" w:cs="Google Sans"/>
@@ -5465,9 +4376,9 @@
           <w:szCs w:val="20"/>
           <w:shd w:val="clear" w:color="auto" w:fill="F0F4F9"/>
         </w:rPr>
-        <w:t xml:space="preserve">, </w:t>
-      </w:r>
-      <w:proofErr w:type="spellStart"/>
+        <w:br/>
+        <w:t>// NEW: Listen for QC failures to release reserved stock</w:t>
+      </w:r>
       <w:r>
         <w:rPr>
           <w:rFonts w:ascii="Google Sans" w:eastAsia="Google Sans" w:hAnsi="Google Sans" w:cs="Google Sans"/>
@@ -5476,9 +4387,9 @@
           <w:szCs w:val="20"/>
           <w:shd w:val="clear" w:color="auto" w:fill="F0F4F9"/>
         </w:rPr>
-        <w:t>data.quantity</w:t>
-      </w:r>
-      <w:proofErr w:type="spellEnd"/>
+        <w:br/>
+        <w:t>broker.subscribe('QC_FAILED', async (data) =&gt; {</w:t>
+      </w:r>
       <w:r>
         <w:rPr>
           <w:rFonts w:ascii="Google Sans" w:eastAsia="Google Sans" w:hAnsi="Google Sans" w:cs="Google Sans"/>
@@ -5487,400 +4398,8 @@
           <w:szCs w:val="20"/>
           <w:shd w:val="clear" w:color="auto" w:fill="F0F4F9"/>
         </w:rPr>
-        <w:t xml:space="preserve">); </w:t>
-      </w:r>
-      <w:r>
-        <w:rPr>
-          <w:rFonts w:ascii="Google Sans" w:eastAsia="Google Sans" w:hAnsi="Google Sans" w:cs="Google Sans"/>
-          <w:color w:val="5F6368"/>
-          <w:sz w:val="20"/>
-          <w:szCs w:val="20"/>
-          <w:shd w:val="clear" w:color="auto" w:fill="F0F4F9"/>
-        </w:rPr>
-        <w:br/>
-      </w:r>
-      <w:r>
-        <w:rPr>
-          <w:rFonts w:ascii="Google Sans" w:eastAsia="Google Sans" w:hAnsi="Google Sans" w:cs="Google Sans"/>
-          <w:color w:val="5F6368"/>
-          <w:sz w:val="20"/>
-          <w:szCs w:val="20"/>
-          <w:shd w:val="clear" w:color="auto" w:fill="F0F4F9"/>
-        </w:rPr>
-        <w:br/>
-        <w:t xml:space="preserve">    if (</w:t>
-      </w:r>
-      <w:proofErr w:type="spellStart"/>
-      <w:r>
-        <w:rPr>
-          <w:rFonts w:ascii="Google Sans" w:eastAsia="Google Sans" w:hAnsi="Google Sans" w:cs="Google Sans"/>
-          <w:color w:val="5F6368"/>
-          <w:sz w:val="20"/>
-          <w:szCs w:val="20"/>
-          <w:shd w:val="clear" w:color="auto" w:fill="F0F4F9"/>
-        </w:rPr>
-        <w:t>isStockAvailable</w:t>
-      </w:r>
-      <w:proofErr w:type="spellEnd"/>
-      <w:r>
-        <w:rPr>
-          <w:rFonts w:ascii="Google Sans" w:eastAsia="Google Sans" w:hAnsi="Google Sans" w:cs="Google Sans"/>
-          <w:color w:val="5F6368"/>
-          <w:sz w:val="20"/>
-          <w:szCs w:val="20"/>
-          <w:shd w:val="clear" w:color="auto" w:fill="F0F4F9"/>
-        </w:rPr>
-        <w:t>) {</w:t>
-      </w:r>
-      <w:r>
-        <w:rPr>
-          <w:rFonts w:ascii="Google Sans" w:eastAsia="Google Sans" w:hAnsi="Google Sans" w:cs="Google Sans"/>
-          <w:color w:val="5F6368"/>
-          <w:sz w:val="20"/>
-          <w:szCs w:val="20"/>
-          <w:shd w:val="clear" w:color="auto" w:fill="F0F4F9"/>
-        </w:rPr>
-        <w:br/>
-        <w:t xml:space="preserve">        console.log(`[Inventory] Stock Reserved for: ${</w:t>
-      </w:r>
-      <w:proofErr w:type="spellStart"/>
-      <w:r>
-        <w:rPr>
-          <w:rFonts w:ascii="Google Sans" w:eastAsia="Google Sans" w:hAnsi="Google Sans" w:cs="Google Sans"/>
-          <w:color w:val="5F6368"/>
-          <w:sz w:val="20"/>
-          <w:szCs w:val="20"/>
-          <w:shd w:val="clear" w:color="auto" w:fill="F0F4F9"/>
-        </w:rPr>
-        <w:t>data.orderId</w:t>
-      </w:r>
-      <w:proofErr w:type="spellEnd"/>
-      <w:r>
-        <w:rPr>
-          <w:rFonts w:ascii="Google Sans" w:eastAsia="Google Sans" w:hAnsi="Google Sans" w:cs="Google Sans"/>
-          <w:color w:val="5F6368"/>
-          <w:sz w:val="20"/>
-          <w:szCs w:val="20"/>
-          <w:shd w:val="clear" w:color="auto" w:fill="F0F4F9"/>
-        </w:rPr>
-        <w:t>}`);</w:t>
-      </w:r>
-      <w:r>
-        <w:rPr>
-          <w:rFonts w:ascii="Google Sans" w:eastAsia="Google Sans" w:hAnsi="Google Sans" w:cs="Google Sans"/>
-          <w:color w:val="5F6368"/>
-          <w:sz w:val="20"/>
-          <w:szCs w:val="20"/>
-          <w:shd w:val="clear" w:color="auto" w:fill="F0F4F9"/>
-        </w:rPr>
-        <w:br/>
-        <w:t xml:space="preserve">        await </w:t>
-      </w:r>
-      <w:proofErr w:type="spellStart"/>
-      <w:r>
-        <w:rPr>
-          <w:rFonts w:ascii="Google Sans" w:eastAsia="Google Sans" w:hAnsi="Google Sans" w:cs="Google Sans"/>
-          <w:color w:val="5F6368"/>
-          <w:sz w:val="20"/>
-          <w:szCs w:val="20"/>
-          <w:shd w:val="clear" w:color="auto" w:fill="F0F4F9"/>
-        </w:rPr>
-        <w:t>broker.publish</w:t>
-      </w:r>
-      <w:proofErr w:type="spellEnd"/>
-      <w:r>
-        <w:rPr>
-          <w:rFonts w:ascii="Google Sans" w:eastAsia="Google Sans" w:hAnsi="Google Sans" w:cs="Google Sans"/>
-          <w:color w:val="5F6368"/>
-          <w:sz w:val="20"/>
-          <w:szCs w:val="20"/>
-          <w:shd w:val="clear" w:color="auto" w:fill="F0F4F9"/>
-        </w:rPr>
-        <w:t xml:space="preserve">('STOCK_RESERVED', { </w:t>
-      </w:r>
-      <w:proofErr w:type="spellStart"/>
-      <w:r>
-        <w:rPr>
-          <w:rFonts w:ascii="Google Sans" w:eastAsia="Google Sans" w:hAnsi="Google Sans" w:cs="Google Sans"/>
-          <w:color w:val="5F6368"/>
-          <w:sz w:val="20"/>
-          <w:szCs w:val="20"/>
-          <w:shd w:val="clear" w:color="auto" w:fill="F0F4F9"/>
-        </w:rPr>
-        <w:t>orderId</w:t>
-      </w:r>
-      <w:proofErr w:type="spellEnd"/>
-      <w:r>
-        <w:rPr>
-          <w:rFonts w:ascii="Google Sans" w:eastAsia="Google Sans" w:hAnsi="Google Sans" w:cs="Google Sans"/>
-          <w:color w:val="5F6368"/>
-          <w:sz w:val="20"/>
-          <w:szCs w:val="20"/>
-          <w:shd w:val="clear" w:color="auto" w:fill="F0F4F9"/>
-        </w:rPr>
-        <w:t xml:space="preserve">: </w:t>
-      </w:r>
-      <w:proofErr w:type="spellStart"/>
-      <w:r>
-        <w:rPr>
-          <w:rFonts w:ascii="Google Sans" w:eastAsia="Google Sans" w:hAnsi="Google Sans" w:cs="Google Sans"/>
-          <w:color w:val="5F6368"/>
-          <w:sz w:val="20"/>
-          <w:szCs w:val="20"/>
-          <w:shd w:val="clear" w:color="auto" w:fill="F0F4F9"/>
-        </w:rPr>
-        <w:t>data.orderId</w:t>
-      </w:r>
-      <w:proofErr w:type="spellEnd"/>
-      <w:r>
-        <w:rPr>
-          <w:rFonts w:ascii="Google Sans" w:eastAsia="Google Sans" w:hAnsi="Google Sans" w:cs="Google Sans"/>
-          <w:color w:val="5F6368"/>
-          <w:sz w:val="20"/>
-          <w:szCs w:val="20"/>
-          <w:shd w:val="clear" w:color="auto" w:fill="F0F4F9"/>
-        </w:rPr>
-        <w:t xml:space="preserve"> });</w:t>
-      </w:r>
-      <w:r>
-        <w:rPr>
-          <w:rFonts w:ascii="Google Sans" w:eastAsia="Google Sans" w:hAnsi="Google Sans" w:cs="Google Sans"/>
-          <w:color w:val="5F6368"/>
-          <w:sz w:val="20"/>
-          <w:szCs w:val="20"/>
-          <w:shd w:val="clear" w:color="auto" w:fill="F0F4F9"/>
-        </w:rPr>
-        <w:br/>
-        <w:t xml:space="preserve">    } else {</w:t>
-      </w:r>
-      <w:r>
-        <w:rPr>
-          <w:rFonts w:ascii="Google Sans" w:eastAsia="Google Sans" w:hAnsi="Google Sans" w:cs="Google Sans"/>
-          <w:color w:val="5F6368"/>
-          <w:sz w:val="20"/>
-          <w:szCs w:val="20"/>
-          <w:shd w:val="clear" w:color="auto" w:fill="F0F4F9"/>
-        </w:rPr>
-        <w:br/>
-        <w:t xml:space="preserve">        // Trigger Compensation</w:t>
-      </w:r>
-      <w:r>
-        <w:rPr>
-          <w:rFonts w:ascii="Google Sans" w:eastAsia="Google Sans" w:hAnsi="Google Sans" w:cs="Google Sans"/>
-          <w:color w:val="5F6368"/>
-          <w:sz w:val="20"/>
-          <w:szCs w:val="20"/>
-          <w:shd w:val="clear" w:color="auto" w:fill="F0F4F9"/>
-        </w:rPr>
-        <w:br/>
-        <w:t xml:space="preserve">        await </w:t>
-      </w:r>
-      <w:proofErr w:type="spellStart"/>
-      <w:r>
-        <w:rPr>
-          <w:rFonts w:ascii="Google Sans" w:eastAsia="Google Sans" w:hAnsi="Google Sans" w:cs="Google Sans"/>
-          <w:color w:val="5F6368"/>
-          <w:sz w:val="20"/>
-          <w:szCs w:val="20"/>
-          <w:shd w:val="clear" w:color="auto" w:fill="F0F4F9"/>
-        </w:rPr>
-        <w:t>broker.publish</w:t>
-      </w:r>
-      <w:proofErr w:type="spellEnd"/>
-      <w:r>
-        <w:rPr>
-          <w:rFonts w:ascii="Google Sans" w:eastAsia="Google Sans" w:hAnsi="Google Sans" w:cs="Google Sans"/>
-          <w:color w:val="5F6368"/>
-          <w:sz w:val="20"/>
-          <w:szCs w:val="20"/>
-          <w:shd w:val="clear" w:color="auto" w:fill="F0F4F9"/>
-        </w:rPr>
-        <w:t xml:space="preserve">('ORDER_COMPENSATION_REQUIRED', { </w:t>
-      </w:r>
-      <w:r>
-        <w:rPr>
-          <w:rFonts w:ascii="Google Sans" w:eastAsia="Google Sans" w:hAnsi="Google Sans" w:cs="Google Sans"/>
-          <w:color w:val="5F6368"/>
-          <w:sz w:val="20"/>
-          <w:szCs w:val="20"/>
-          <w:shd w:val="clear" w:color="auto" w:fill="F0F4F9"/>
-        </w:rPr>
-        <w:br/>
-        <w:t xml:space="preserve">            </w:t>
-      </w:r>
-      <w:proofErr w:type="spellStart"/>
-      <w:r>
-        <w:rPr>
-          <w:rFonts w:ascii="Google Sans" w:eastAsia="Google Sans" w:hAnsi="Google Sans" w:cs="Google Sans"/>
-          <w:color w:val="5F6368"/>
-          <w:sz w:val="20"/>
-          <w:szCs w:val="20"/>
-          <w:shd w:val="clear" w:color="auto" w:fill="F0F4F9"/>
-        </w:rPr>
-        <w:t>orderId</w:t>
-      </w:r>
-      <w:proofErr w:type="spellEnd"/>
-      <w:r>
-        <w:rPr>
-          <w:rFonts w:ascii="Google Sans" w:eastAsia="Google Sans" w:hAnsi="Google Sans" w:cs="Google Sans"/>
-          <w:color w:val="5F6368"/>
-          <w:sz w:val="20"/>
-          <w:szCs w:val="20"/>
-          <w:shd w:val="clear" w:color="auto" w:fill="F0F4F9"/>
-        </w:rPr>
-        <w:t xml:space="preserve">: </w:t>
-      </w:r>
-      <w:proofErr w:type="spellStart"/>
-      <w:r>
-        <w:rPr>
-          <w:rFonts w:ascii="Google Sans" w:eastAsia="Google Sans" w:hAnsi="Google Sans" w:cs="Google Sans"/>
-          <w:color w:val="5F6368"/>
-          <w:sz w:val="20"/>
-          <w:szCs w:val="20"/>
-          <w:shd w:val="clear" w:color="auto" w:fill="F0F4F9"/>
-        </w:rPr>
-        <w:t>data.orderId</w:t>
-      </w:r>
-      <w:proofErr w:type="spellEnd"/>
-      <w:r>
-        <w:rPr>
-          <w:rFonts w:ascii="Google Sans" w:eastAsia="Google Sans" w:hAnsi="Google Sans" w:cs="Google Sans"/>
-          <w:color w:val="5F6368"/>
-          <w:sz w:val="20"/>
-          <w:szCs w:val="20"/>
-          <w:shd w:val="clear" w:color="auto" w:fill="F0F4F9"/>
-        </w:rPr>
-        <w:t xml:space="preserve">, </w:t>
-      </w:r>
-      <w:r>
-        <w:rPr>
-          <w:rFonts w:ascii="Google Sans" w:eastAsia="Google Sans" w:hAnsi="Google Sans" w:cs="Google Sans"/>
-          <w:color w:val="5F6368"/>
-          <w:sz w:val="20"/>
-          <w:szCs w:val="20"/>
-          <w:shd w:val="clear" w:color="auto" w:fill="F0F4F9"/>
-        </w:rPr>
-        <w:br/>
-        <w:t xml:space="preserve">            reason: 'INSUFFICIENT_STOCK' </w:t>
-      </w:r>
-      <w:r>
-        <w:rPr>
-          <w:rFonts w:ascii="Google Sans" w:eastAsia="Google Sans" w:hAnsi="Google Sans" w:cs="Google Sans"/>
-          <w:color w:val="5F6368"/>
-          <w:sz w:val="20"/>
-          <w:szCs w:val="20"/>
-          <w:shd w:val="clear" w:color="auto" w:fill="F0F4F9"/>
-        </w:rPr>
-        <w:br/>
-        <w:t xml:space="preserve">        });</w:t>
-      </w:r>
-      <w:r>
-        <w:rPr>
-          <w:rFonts w:ascii="Google Sans" w:eastAsia="Google Sans" w:hAnsi="Google Sans" w:cs="Google Sans"/>
-          <w:color w:val="5F6368"/>
-          <w:sz w:val="20"/>
-          <w:szCs w:val="20"/>
-          <w:shd w:val="clear" w:color="auto" w:fill="F0F4F9"/>
-        </w:rPr>
-        <w:br/>
-        <w:t xml:space="preserve">    }</w:t>
-      </w:r>
-      <w:r>
-        <w:rPr>
-          <w:rFonts w:ascii="Google Sans" w:eastAsia="Google Sans" w:hAnsi="Google Sans" w:cs="Google Sans"/>
-          <w:color w:val="5F6368"/>
-          <w:sz w:val="20"/>
-          <w:szCs w:val="20"/>
-          <w:shd w:val="clear" w:color="auto" w:fill="F0F4F9"/>
-        </w:rPr>
-        <w:br/>
-        <w:t>});</w:t>
-      </w:r>
-      <w:r>
-        <w:rPr>
-          <w:rFonts w:ascii="Google Sans" w:eastAsia="Google Sans" w:hAnsi="Google Sans" w:cs="Google Sans"/>
-          <w:color w:val="5F6368"/>
-          <w:sz w:val="20"/>
-          <w:szCs w:val="20"/>
-          <w:shd w:val="clear" w:color="auto" w:fill="F0F4F9"/>
-        </w:rPr>
-        <w:br/>
-      </w:r>
-      <w:r>
-        <w:rPr>
-          <w:rFonts w:ascii="Google Sans" w:eastAsia="Google Sans" w:hAnsi="Google Sans" w:cs="Google Sans"/>
-          <w:color w:val="5F6368"/>
-          <w:sz w:val="20"/>
-          <w:szCs w:val="20"/>
-          <w:shd w:val="clear" w:color="auto" w:fill="F0F4F9"/>
-        </w:rPr>
-        <w:br/>
-        <w:t>// NEW: Listen for QC failures to release reserved stock</w:t>
-      </w:r>
-      <w:r>
-        <w:rPr>
-          <w:rFonts w:ascii="Google Sans" w:eastAsia="Google Sans" w:hAnsi="Google Sans" w:cs="Google Sans"/>
-          <w:color w:val="5F6368"/>
-          <w:sz w:val="20"/>
-          <w:szCs w:val="20"/>
-          <w:shd w:val="clear" w:color="auto" w:fill="F0F4F9"/>
-        </w:rPr>
-        <w:br/>
-      </w:r>
-      <w:proofErr w:type="spellStart"/>
-      <w:r>
-        <w:rPr>
-          <w:rFonts w:ascii="Google Sans" w:eastAsia="Google Sans" w:hAnsi="Google Sans" w:cs="Google Sans"/>
-          <w:color w:val="5F6368"/>
-          <w:sz w:val="20"/>
-          <w:szCs w:val="20"/>
-          <w:shd w:val="clear" w:color="auto" w:fill="F0F4F9"/>
-        </w:rPr>
-        <w:t>broker.subscribe</w:t>
-      </w:r>
-      <w:proofErr w:type="spellEnd"/>
-      <w:r>
-        <w:rPr>
-          <w:rFonts w:ascii="Google Sans" w:eastAsia="Google Sans" w:hAnsi="Google Sans" w:cs="Google Sans"/>
-          <w:color w:val="5F6368"/>
-          <w:sz w:val="20"/>
-          <w:szCs w:val="20"/>
-          <w:shd w:val="clear" w:color="auto" w:fill="F0F4F9"/>
-        </w:rPr>
-        <w:t>('QC_FAILED', async (data) =&gt; {</w:t>
-      </w:r>
-      <w:r>
-        <w:rPr>
-          <w:rFonts w:ascii="Google Sans" w:eastAsia="Google Sans" w:hAnsi="Google Sans" w:cs="Google Sans"/>
-          <w:color w:val="5F6368"/>
-          <w:sz w:val="20"/>
-          <w:szCs w:val="20"/>
-          <w:shd w:val="clear" w:color="auto" w:fill="F0F4F9"/>
-        </w:rPr>
-        <w:br/>
-        <w:t xml:space="preserve">    console.log(`[Inventory] Releasing stock for Order: ${</w:t>
-      </w:r>
-      <w:proofErr w:type="spellStart"/>
-      <w:r>
-        <w:rPr>
-          <w:rFonts w:ascii="Google Sans" w:eastAsia="Google Sans" w:hAnsi="Google Sans" w:cs="Google Sans"/>
-          <w:color w:val="5F6368"/>
-          <w:sz w:val="20"/>
-          <w:szCs w:val="20"/>
-          <w:shd w:val="clear" w:color="auto" w:fill="F0F4F9"/>
-        </w:rPr>
-        <w:t>data.orderId</w:t>
-      </w:r>
-      <w:proofErr w:type="spellEnd"/>
-      <w:r>
-        <w:rPr>
-          <w:rFonts w:ascii="Google Sans" w:eastAsia="Google Sans" w:hAnsi="Google Sans" w:cs="Google Sans"/>
-          <w:color w:val="5F6368"/>
-          <w:sz w:val="20"/>
-          <w:szCs w:val="20"/>
-          <w:shd w:val="clear" w:color="auto" w:fill="F0F4F9"/>
-        </w:rPr>
-        <w:t>}`);</w:t>
+        <w:br/>
+        <w:t xml:space="preserve">    console.log(`[Inventory] Releasing stock for Order: ${data.orderId}`);</w:t>
       </w:r>
       <w:r>
         <w:rPr>
@@ -5962,15 +4481,7 @@
           <w:rFonts w:ascii="Google Sans" w:eastAsia="Google Sans" w:hAnsi="Google Sans" w:cs="Google Sans"/>
           <w:color w:val="1F1F1F"/>
         </w:rPr>
-        <w:t>"Failed QC</w:t>
-      </w:r>
-      <w:proofErr w:type="gramStart"/>
-      <w:r>
-        <w:rPr>
-          <w:rFonts w:ascii="Google Sans" w:eastAsia="Google Sans" w:hAnsi="Google Sans" w:cs="Google Sans"/>
-          <w:color w:val="1F1F1F"/>
-        </w:rPr>
-        <w:t>"</w:t>
+        <w:t>"Failed QC"</w:t>
       </w:r>
       <w:r>
         <w:rPr>
@@ -5984,15 +4495,7 @@
           <w:rFonts w:ascii="Google Sans" w:eastAsia="Google Sans" w:hAnsi="Google Sans" w:cs="Google Sans"/>
           <w:color w:val="1F1F1F"/>
         </w:rPr>
-        <w:t>.</w:t>
-      </w:r>
-      <w:proofErr w:type="gramEnd"/>
-      <w:r>
-        <w:rPr>
-          <w:rFonts w:ascii="Google Sans" w:eastAsia="Google Sans" w:hAnsi="Google Sans" w:cs="Google Sans"/>
-          <w:color w:val="1F1F1F"/>
-        </w:rPr>
-        <w:t xml:space="preserve"> The Saga must handle this by notifying Inventory to unlock the material.</w:t>
+        <w:t>. The Saga must handle this by notifying Inventory to unlock the material.</w:t>
       </w:r>
     </w:p>
     <w:p>
@@ -6061,8 +4564,8 @@
           <w:shd w:val="clear" w:color="auto" w:fill="F0F4F9"/>
         </w:rPr>
         <w:br/>
-      </w:r>
-      <w:proofErr w:type="spellStart"/>
+        <w:t>const failQC = async (orderId, reason) =&gt; {</w:t>
+      </w:r>
       <w:r>
         <w:rPr>
           <w:rFonts w:ascii="Google Sans" w:eastAsia="Google Sans" w:hAnsi="Google Sans" w:cs="Google Sans"/>
@@ -6071,9 +4574,9 @@
           <w:szCs w:val="20"/>
           <w:shd w:val="clear" w:color="auto" w:fill="F0F4F9"/>
         </w:rPr>
-        <w:t>const</w:t>
-      </w:r>
-      <w:proofErr w:type="spellEnd"/>
+        <w:br/>
+        <w:t xml:space="preserve">    console.log(`[QC] Failed for Order: ${orderId}`);</w:t>
+      </w:r>
       <w:r>
         <w:rPr>
           <w:rFonts w:ascii="Google Sans" w:eastAsia="Google Sans" w:hAnsi="Google Sans" w:cs="Google Sans"/>
@@ -6082,9 +4585,9 @@
           <w:szCs w:val="20"/>
           <w:shd w:val="clear" w:color="auto" w:fill="F0F4F9"/>
         </w:rPr>
-        <w:t xml:space="preserve"> </w:t>
-      </w:r>
-      <w:proofErr w:type="spellStart"/>
+        <w:br/>
+        <w:t xml:space="preserve">    </w:t>
+      </w:r>
       <w:r>
         <w:rPr>
           <w:rFonts w:ascii="Google Sans" w:eastAsia="Google Sans" w:hAnsi="Google Sans" w:cs="Google Sans"/>
@@ -6093,9 +4596,9 @@
           <w:szCs w:val="20"/>
           <w:shd w:val="clear" w:color="auto" w:fill="F0F4F9"/>
         </w:rPr>
-        <w:t>failQC</w:t>
-      </w:r>
-      <w:proofErr w:type="spellEnd"/>
+        <w:br/>
+        <w:t xml:space="preserve">    // Publish failure to trigger Inventory release and Sales cancellation</w:t>
+      </w:r>
       <w:r>
         <w:rPr>
           <w:rFonts w:ascii="Google Sans" w:eastAsia="Google Sans" w:hAnsi="Google Sans" w:cs="Google Sans"/>
@@ -6104,9 +4607,9 @@
           <w:szCs w:val="20"/>
           <w:shd w:val="clear" w:color="auto" w:fill="F0F4F9"/>
         </w:rPr>
-        <w:t xml:space="preserve"> = async (</w:t>
-      </w:r>
-      <w:proofErr w:type="spellStart"/>
+        <w:br/>
+        <w:t xml:space="preserve">    await broker.publish('QC_FAILED', { orderId, reason });</w:t>
+      </w:r>
       <w:r>
         <w:rPr>
           <w:rFonts w:ascii="Google Sans" w:eastAsia="Google Sans" w:hAnsi="Google Sans" w:cs="Google Sans"/>
@@ -6115,193 +4618,8 @@
           <w:szCs w:val="20"/>
           <w:shd w:val="clear" w:color="auto" w:fill="F0F4F9"/>
         </w:rPr>
-        <w:t>orderId</w:t>
-      </w:r>
-      <w:proofErr w:type="spellEnd"/>
-      <w:r>
-        <w:rPr>
-          <w:rFonts w:ascii="Google Sans" w:eastAsia="Google Sans" w:hAnsi="Google Sans" w:cs="Google Sans"/>
-          <w:color w:val="5F6368"/>
-          <w:sz w:val="20"/>
-          <w:szCs w:val="20"/>
-          <w:shd w:val="clear" w:color="auto" w:fill="F0F4F9"/>
-        </w:rPr>
-        <w:t>, reason) =&gt; {</w:t>
-      </w:r>
-      <w:r>
-        <w:rPr>
-          <w:rFonts w:ascii="Google Sans" w:eastAsia="Google Sans" w:hAnsi="Google Sans" w:cs="Google Sans"/>
-          <w:color w:val="5F6368"/>
-          <w:sz w:val="20"/>
-          <w:szCs w:val="20"/>
-          <w:shd w:val="clear" w:color="auto" w:fill="F0F4F9"/>
-        </w:rPr>
-        <w:br/>
-        <w:t xml:space="preserve">    console.log(`[QC] Failed for Order: ${</w:t>
-      </w:r>
-      <w:proofErr w:type="spellStart"/>
-      <w:r>
-        <w:rPr>
-          <w:rFonts w:ascii="Google Sans" w:eastAsia="Google Sans" w:hAnsi="Google Sans" w:cs="Google Sans"/>
-          <w:color w:val="5F6368"/>
-          <w:sz w:val="20"/>
-          <w:szCs w:val="20"/>
-          <w:shd w:val="clear" w:color="auto" w:fill="F0F4F9"/>
-        </w:rPr>
-        <w:t>orderId</w:t>
-      </w:r>
-      <w:proofErr w:type="spellEnd"/>
-      <w:r>
-        <w:rPr>
-          <w:rFonts w:ascii="Google Sans" w:eastAsia="Google Sans" w:hAnsi="Google Sans" w:cs="Google Sans"/>
-          <w:color w:val="5F6368"/>
-          <w:sz w:val="20"/>
-          <w:szCs w:val="20"/>
-          <w:shd w:val="clear" w:color="auto" w:fill="F0F4F9"/>
-        </w:rPr>
-        <w:t>}`);</w:t>
-      </w:r>
-      <w:r>
-        <w:rPr>
-          <w:rFonts w:ascii="Google Sans" w:eastAsia="Google Sans" w:hAnsi="Google Sans" w:cs="Google Sans"/>
-          <w:color w:val="5F6368"/>
-          <w:sz w:val="20"/>
-          <w:szCs w:val="20"/>
-          <w:shd w:val="clear" w:color="auto" w:fill="F0F4F9"/>
-        </w:rPr>
-        <w:br/>
-        <w:t xml:space="preserve">    </w:t>
-      </w:r>
-      <w:r>
-        <w:rPr>
-          <w:rFonts w:ascii="Google Sans" w:eastAsia="Google Sans" w:hAnsi="Google Sans" w:cs="Google Sans"/>
-          <w:color w:val="5F6368"/>
-          <w:sz w:val="20"/>
-          <w:szCs w:val="20"/>
-          <w:shd w:val="clear" w:color="auto" w:fill="F0F4F9"/>
-        </w:rPr>
-        <w:br/>
-        <w:t xml:space="preserve">    // Publish failure to trigger Inventory release and Sales cancellation</w:t>
-      </w:r>
-      <w:r>
-        <w:rPr>
-          <w:rFonts w:ascii="Google Sans" w:eastAsia="Google Sans" w:hAnsi="Google Sans" w:cs="Google Sans"/>
-          <w:color w:val="5F6368"/>
-          <w:sz w:val="20"/>
-          <w:szCs w:val="20"/>
-          <w:shd w:val="clear" w:color="auto" w:fill="F0F4F9"/>
-        </w:rPr>
-        <w:br/>
-        <w:t xml:space="preserve">    await </w:t>
-      </w:r>
-      <w:proofErr w:type="spellStart"/>
-      <w:r>
-        <w:rPr>
-          <w:rFonts w:ascii="Google Sans" w:eastAsia="Google Sans" w:hAnsi="Google Sans" w:cs="Google Sans"/>
-          <w:color w:val="5F6368"/>
-          <w:sz w:val="20"/>
-          <w:szCs w:val="20"/>
-          <w:shd w:val="clear" w:color="auto" w:fill="F0F4F9"/>
-        </w:rPr>
-        <w:t>broker.publish</w:t>
-      </w:r>
-      <w:proofErr w:type="spellEnd"/>
-      <w:r>
-        <w:rPr>
-          <w:rFonts w:ascii="Google Sans" w:eastAsia="Google Sans" w:hAnsi="Google Sans" w:cs="Google Sans"/>
-          <w:color w:val="5F6368"/>
-          <w:sz w:val="20"/>
-          <w:szCs w:val="20"/>
-          <w:shd w:val="clear" w:color="auto" w:fill="F0F4F9"/>
-        </w:rPr>
-        <w:t xml:space="preserve">('QC_FAILED', { </w:t>
-      </w:r>
-      <w:proofErr w:type="spellStart"/>
-      <w:r>
-        <w:rPr>
-          <w:rFonts w:ascii="Google Sans" w:eastAsia="Google Sans" w:hAnsi="Google Sans" w:cs="Google Sans"/>
-          <w:color w:val="5F6368"/>
-          <w:sz w:val="20"/>
-          <w:szCs w:val="20"/>
-          <w:shd w:val="clear" w:color="auto" w:fill="F0F4F9"/>
-        </w:rPr>
-        <w:t>orderId</w:t>
-      </w:r>
-      <w:proofErr w:type="spellEnd"/>
-      <w:r>
-        <w:rPr>
-          <w:rFonts w:ascii="Google Sans" w:eastAsia="Google Sans" w:hAnsi="Google Sans" w:cs="Google Sans"/>
-          <w:color w:val="5F6368"/>
-          <w:sz w:val="20"/>
-          <w:szCs w:val="20"/>
-          <w:shd w:val="clear" w:color="auto" w:fill="F0F4F9"/>
-        </w:rPr>
-        <w:t>, reason });</w:t>
-      </w:r>
-      <w:r>
-        <w:rPr>
-          <w:rFonts w:ascii="Google Sans" w:eastAsia="Google Sans" w:hAnsi="Google Sans" w:cs="Google Sans"/>
-          <w:color w:val="5F6368"/>
-          <w:sz w:val="20"/>
-          <w:szCs w:val="20"/>
-          <w:shd w:val="clear" w:color="auto" w:fill="F0F4F9"/>
-        </w:rPr>
-        <w:br/>
-      </w:r>
-      <w:r>
-        <w:rPr>
-          <w:rFonts w:ascii="Google Sans" w:eastAsia="Google Sans" w:hAnsi="Google Sans" w:cs="Google Sans"/>
-          <w:color w:val="5F6368"/>
-          <w:sz w:val="20"/>
-          <w:szCs w:val="20"/>
-          <w:shd w:val="clear" w:color="auto" w:fill="F0F4F9"/>
-        </w:rPr>
-        <w:lastRenderedPageBreak/>
-        <w:t xml:space="preserve">    await </w:t>
-      </w:r>
-      <w:proofErr w:type="spellStart"/>
-      <w:r>
-        <w:rPr>
-          <w:rFonts w:ascii="Google Sans" w:eastAsia="Google Sans" w:hAnsi="Google Sans" w:cs="Google Sans"/>
-          <w:color w:val="5F6368"/>
-          <w:sz w:val="20"/>
-          <w:szCs w:val="20"/>
-          <w:shd w:val="clear" w:color="auto" w:fill="F0F4F9"/>
-        </w:rPr>
-        <w:t>broker.publish</w:t>
-      </w:r>
-      <w:proofErr w:type="spellEnd"/>
-      <w:r>
-        <w:rPr>
-          <w:rFonts w:ascii="Google Sans" w:eastAsia="Google Sans" w:hAnsi="Google Sans" w:cs="Google Sans"/>
-          <w:color w:val="5F6368"/>
-          <w:sz w:val="20"/>
-          <w:szCs w:val="20"/>
-          <w:shd w:val="clear" w:color="auto" w:fill="F0F4F9"/>
-        </w:rPr>
-        <w:t xml:space="preserve">('ORDER_COMPENSATION_REQUIRED', { </w:t>
-      </w:r>
-      <w:proofErr w:type="spellStart"/>
-      <w:r>
-        <w:rPr>
-          <w:rFonts w:ascii="Google Sans" w:eastAsia="Google Sans" w:hAnsi="Google Sans" w:cs="Google Sans"/>
-          <w:color w:val="5F6368"/>
-          <w:sz w:val="20"/>
-          <w:szCs w:val="20"/>
-          <w:shd w:val="clear" w:color="auto" w:fill="F0F4F9"/>
-        </w:rPr>
-        <w:t>orderId</w:t>
-      </w:r>
-      <w:proofErr w:type="spellEnd"/>
-      <w:r>
-        <w:rPr>
-          <w:rFonts w:ascii="Google Sans" w:eastAsia="Google Sans" w:hAnsi="Google Sans" w:cs="Google Sans"/>
-          <w:color w:val="5F6368"/>
-          <w:sz w:val="20"/>
-          <w:szCs w:val="20"/>
-          <w:shd w:val="clear" w:color="auto" w:fill="F0F4F9"/>
-        </w:rPr>
-        <w:t>, reason });</w:t>
+        <w:br/>
+        <w:t xml:space="preserve">    await broker.publish('ORDER_COMPENSATION_REQUIRED', { orderId, reason });</w:t>
       </w:r>
       <w:r>
         <w:rPr>
@@ -6350,7 +4668,7 @@
           <w:color w:val="1F1F1F"/>
         </w:rPr>
         <w:pict w14:anchorId="7E18FA12">
-          <v:rect id="_x0000_i1089" style="width:468pt;height:1pt" o:hralign="center" o:hrstd="t" o:hr="t" fillcolor="#a0a0a0" stroked="f"/>
+          <v:rect id="_x0000_i1029" style="width:468pt;height:1pt" o:hralign="center" o:hrstd="t" o:hr="t" fillcolor="#a0a0a0" stroked="f"/>
         </w:pict>
       </w:r>
     </w:p>
@@ -6378,6 +4696,7 @@
           <w:bCs/>
           <w:color w:val="1F1F1F"/>
         </w:rPr>
+        <w:lastRenderedPageBreak/>
         <w:t>3. The New Failure Workflow</w:t>
       </w:r>
     </w:p>
@@ -6401,7 +4720,7 @@
           <w:rFonts w:ascii="Google Sans" w:eastAsia="Google Sans" w:hAnsi="Google Sans" w:cs="Google Sans"/>
           <w:color w:val="1F1F1F"/>
         </w:rPr>
-        <w:t>If we apply this to your "Textile to Solar" shift, the logic remains resilient:</w:t>
+        <w:t>If we apply this to "Textile to Solar" shift, the logic remains resilient:</w:t>
       </w:r>
     </w:p>
     <w:p>
@@ -6660,23 +4979,7 @@
           <w:rFonts w:ascii="Google Sans" w:eastAsia="Google Sans" w:hAnsi="Google Sans" w:cs="Google Sans"/>
           <w:color w:val="1F1F1F"/>
         </w:rPr>
-        <w:t xml:space="preserve"> the inventory failed (GSM variance in textiles or </w:t>
-      </w:r>
-      <w:proofErr w:type="spellStart"/>
-      <w:r>
-        <w:rPr>
-          <w:rFonts w:ascii="Google Sans" w:eastAsia="Google Sans" w:hAnsi="Google Sans" w:cs="Google Sans"/>
-          <w:color w:val="1F1F1F"/>
-        </w:rPr>
-        <w:t>CellType</w:t>
-      </w:r>
-      <w:proofErr w:type="spellEnd"/>
-      <w:r>
-        <w:rPr>
-          <w:rFonts w:ascii="Google Sans" w:eastAsia="Google Sans" w:hAnsi="Google Sans" w:cs="Google Sans"/>
-          <w:color w:val="1F1F1F"/>
-        </w:rPr>
-        <w:t xml:space="preserve"> mismatch in solar); it only needs to know it must roll back.</w:t>
+        <w:t xml:space="preserve"> the inventory failed (GSM variance in textiles or CellType mismatch in solar); it only needs to know it must roll back.</w:t>
       </w:r>
     </w:p>
     <w:p>
@@ -9019,15 +7322,6 @@
   </w:num>
   <w:num w:numId="8" w16cid:durableId="1772237155">
     <w:abstractNumId w:val="9"/>
-    <w:lvlOverride w:ilvl="0"/>
-    <w:lvlOverride w:ilvl="1"/>
-    <w:lvlOverride w:ilvl="2"/>
-    <w:lvlOverride w:ilvl="3"/>
-    <w:lvlOverride w:ilvl="4"/>
-    <w:lvlOverride w:ilvl="5"/>
-    <w:lvlOverride w:ilvl="6"/>
-    <w:lvlOverride w:ilvl="7"/>
-    <w:lvlOverride w:ilvl="8"/>
   </w:num>
   <w:num w:numId="9" w16cid:durableId="391657227">
     <w:abstractNumId w:val="2"/>
@@ -9045,15 +7339,6 @@
   </w:num>
   <w:num w:numId="10" w16cid:durableId="1696811221">
     <w:abstractNumId w:val="5"/>
-    <w:lvlOverride w:ilvl="0"/>
-    <w:lvlOverride w:ilvl="1"/>
-    <w:lvlOverride w:ilvl="2"/>
-    <w:lvlOverride w:ilvl="3"/>
-    <w:lvlOverride w:ilvl="4"/>
-    <w:lvlOverride w:ilvl="5"/>
-    <w:lvlOverride w:ilvl="6"/>
-    <w:lvlOverride w:ilvl="7"/>
-    <w:lvlOverride w:ilvl="8"/>
   </w:num>
 </w:numbering>
 </file>
@@ -9611,6 +7896,7 @@
   <w:style w:type="character" w:default="1" w:styleId="DefaultParagraphFont">
     <w:name w:val="Default Paragraph Font"/>
     <w:uiPriority w:val="1"/>
+    <w:semiHidden/>
     <w:unhideWhenUsed/>
   </w:style>
   <w:style w:type="table" w:default="1" w:styleId="TableNormal">
